--- a/internal_doc/03.开发设计/Java连接池/Story_Java连接池.docx
+++ b/internal_doc/03.开发设计/Java连接池/Story_Java连接池.docx
@@ -704,10 +704,10 @@
         </w:tblPrChange>
       </w:tblPr>
       <w:tblGrid>
-        <w:gridCol w:w="2062"/>
-        <w:gridCol w:w="2405"/>
-        <w:gridCol w:w="2915"/>
-        <w:gridCol w:w="783"/>
+        <w:gridCol w:w="2058"/>
+        <w:gridCol w:w="2566"/>
+        <w:gridCol w:w="2763"/>
+        <w:gridCol w:w="778"/>
         <w:tblGridChange w:id="1">
           <w:tblGrid>
             <w:gridCol w:w="2062"/>
@@ -854,6 +854,7 @@
             <w:pPr>
               <w:ind w:left="0"/>
             </w:pPr>
+            <w:commentRangeStart w:id="11"/>
             <w:r>
               <w:t>initConnectionNum</w:t>
             </w:r>
@@ -862,7 +863,7 @@
         <w:tc>
           <w:tcPr>
             <w:tcW w:w="2405" w:type="dxa"/>
-            <w:tcPrChange w:id="11" w:author="tanzhaobo" w:date="2016-03-08T16:31:00Z">
+            <w:tcPrChange w:id="12" w:author="tanzhaobo" w:date="2016-03-08T16:31:00Z">
               <w:tcPr>
                 <w:tcW w:w="1494" w:type="dxa"/>
               </w:tcPr>
@@ -872,10 +873,10 @@
             <w:pPr>
               <w:ind w:left="0"/>
               <w:rPr>
-                <w:ins w:id="12" w:author="tanzhaobo" w:date="2016-03-08T15:29:00Z"/>
-              </w:rPr>
-            </w:pPr>
-            <w:ins w:id="13" w:author="tanzhaobo" w:date="2016-03-08T15:30:00Z">
+                <w:ins w:id="13" w:author="tanzhaobo" w:date="2016-03-08T15:29:00Z"/>
+              </w:rPr>
+            </w:pPr>
+            <w:ins w:id="14" w:author="tanzhaobo" w:date="2016-03-08T15:30:00Z">
               <w:r>
                 <w:rPr>
                   <w:rFonts w:hint="eastAsia"/>
@@ -888,7 +889,7 @@
         <w:tc>
           <w:tcPr>
             <w:tcW w:w="2915" w:type="dxa"/>
-            <w:tcPrChange w:id="14" w:author="tanzhaobo" w:date="2016-03-08T16:31:00Z">
+            <w:tcPrChange w:id="15" w:author="tanzhaobo" w:date="2016-03-08T16:31:00Z">
               <w:tcPr>
                 <w:tcW w:w="3775" w:type="dxa"/>
               </w:tcPr>
@@ -909,7 +910,7 @@
         <w:tc>
           <w:tcPr>
             <w:tcW w:w="783" w:type="dxa"/>
-            <w:tcPrChange w:id="15" w:author="tanzhaobo" w:date="2016-03-08T16:31:00Z">
+            <w:tcPrChange w:id="16" w:author="tanzhaobo" w:date="2016-03-08T16:31:00Z">
               <w:tcPr>
                 <w:tcW w:w="811" w:type="dxa"/>
               </w:tcPr>
@@ -925,6 +926,13 @@
               </w:rPr>
               <w:t>10</w:t>
             </w:r>
+            <w:commentRangeEnd w:id="11"/>
+            <w:r>
+              <w:rPr>
+                <w:rStyle w:val="CommentReference"/>
+              </w:rPr>
+              <w:commentReference w:id="11"/>
+            </w:r>
           </w:p>
         </w:tc>
       </w:tr>
@@ -932,7 +940,7 @@
         <w:tc>
           <w:tcPr>
             <w:tcW w:w="2062" w:type="dxa"/>
-            <w:tcPrChange w:id="16" w:author="tanzhaobo" w:date="2016-03-08T16:31:00Z">
+            <w:tcPrChange w:id="17" w:author="tanzhaobo" w:date="2016-03-08T16:31:00Z">
               <w:tcPr>
                 <w:tcW w:w="2085" w:type="dxa"/>
               </w:tcPr>
@@ -950,7 +958,7 @@
         <w:tc>
           <w:tcPr>
             <w:tcW w:w="2405" w:type="dxa"/>
-            <w:tcPrChange w:id="17" w:author="tanzhaobo" w:date="2016-03-08T16:31:00Z">
+            <w:tcPrChange w:id="18" w:author="tanzhaobo" w:date="2016-03-08T16:31:00Z">
               <w:tcPr>
                 <w:tcW w:w="1494" w:type="dxa"/>
               </w:tcPr>
@@ -960,7 +968,7 @@
             <w:pPr>
               <w:ind w:left="0"/>
               <w:rPr>
-                <w:ins w:id="18" w:author="tanzhaobo" w:date="2016-03-08T15:29:00Z"/>
+                <w:ins w:id="19" w:author="tanzhaobo" w:date="2016-03-08T15:29:00Z"/>
               </w:rPr>
             </w:pPr>
           </w:p>
@@ -968,7 +976,7 @@
         <w:tc>
           <w:tcPr>
             <w:tcW w:w="2915" w:type="dxa"/>
-            <w:tcPrChange w:id="19" w:author="tanzhaobo" w:date="2016-03-08T16:31:00Z">
+            <w:tcPrChange w:id="20" w:author="tanzhaobo" w:date="2016-03-08T16:31:00Z">
               <w:tcPr>
                 <w:tcW w:w="3775" w:type="dxa"/>
               </w:tcPr>
@@ -989,7 +997,7 @@
         <w:tc>
           <w:tcPr>
             <w:tcW w:w="783" w:type="dxa"/>
-            <w:tcPrChange w:id="20" w:author="tanzhaobo" w:date="2016-03-08T16:31:00Z">
+            <w:tcPrChange w:id="21" w:author="tanzhaobo" w:date="2016-03-08T16:31:00Z">
               <w:tcPr>
                 <w:tcW w:w="811" w:type="dxa"/>
               </w:tcPr>
@@ -1012,7 +1020,7 @@
         <w:tc>
           <w:tcPr>
             <w:tcW w:w="2062" w:type="dxa"/>
-            <w:tcPrChange w:id="21" w:author="tanzhaobo" w:date="2016-03-08T16:31:00Z">
+            <w:tcPrChange w:id="22" w:author="tanzhaobo" w:date="2016-03-08T16:31:00Z">
               <w:tcPr>
                 <w:tcW w:w="2085" w:type="dxa"/>
               </w:tcPr>
@@ -1030,7 +1038,7 @@
         <w:tc>
           <w:tcPr>
             <w:tcW w:w="2405" w:type="dxa"/>
-            <w:tcPrChange w:id="22" w:author="tanzhaobo" w:date="2016-03-08T16:31:00Z">
+            <w:tcPrChange w:id="23" w:author="tanzhaobo" w:date="2016-03-08T16:31:00Z">
               <w:tcPr>
                 <w:tcW w:w="1494" w:type="dxa"/>
               </w:tcPr>
@@ -1040,10 +1048,10 @@
             <w:pPr>
               <w:ind w:left="0"/>
               <w:rPr>
-                <w:ins w:id="23" w:author="tanzhaobo" w:date="2016-03-08T15:29:00Z"/>
-              </w:rPr>
-            </w:pPr>
-            <w:ins w:id="24" w:author="tanzhaobo" w:date="2016-03-08T15:30:00Z">
+                <w:ins w:id="24" w:author="tanzhaobo" w:date="2016-03-08T15:29:00Z"/>
+              </w:rPr>
+            </w:pPr>
+            <w:ins w:id="25" w:author="tanzhaobo" w:date="2016-03-08T15:30:00Z">
               <w:r>
                 <w:rPr>
                   <w:rFonts w:hint="eastAsia"/>
@@ -1056,7 +1064,7 @@
         <w:tc>
           <w:tcPr>
             <w:tcW w:w="2915" w:type="dxa"/>
-            <w:tcPrChange w:id="25" w:author="tanzhaobo" w:date="2016-03-08T16:31:00Z">
+            <w:tcPrChange w:id="26" w:author="tanzhaobo" w:date="2016-03-08T16:31:00Z">
               <w:tcPr>
                 <w:tcW w:w="3775" w:type="dxa"/>
               </w:tcPr>
@@ -1077,7 +1085,7 @@
         <w:tc>
           <w:tcPr>
             <w:tcW w:w="783" w:type="dxa"/>
-            <w:tcPrChange w:id="26" w:author="tanzhaobo" w:date="2016-03-08T16:31:00Z">
+            <w:tcPrChange w:id="27" w:author="tanzhaobo" w:date="2016-03-08T16:31:00Z">
               <w:tcPr>
                 <w:tcW w:w="811" w:type="dxa"/>
               </w:tcPr>
@@ -1100,7 +1108,7 @@
         <w:tc>
           <w:tcPr>
             <w:tcW w:w="2062" w:type="dxa"/>
-            <w:tcPrChange w:id="27" w:author="tanzhaobo" w:date="2016-03-08T16:31:00Z">
+            <w:tcPrChange w:id="28" w:author="tanzhaobo" w:date="2016-03-08T16:31:00Z">
               <w:tcPr>
                 <w:tcW w:w="2085" w:type="dxa"/>
               </w:tcPr>
@@ -1118,7 +1126,7 @@
         <w:tc>
           <w:tcPr>
             <w:tcW w:w="2405" w:type="dxa"/>
-            <w:tcPrChange w:id="28" w:author="tanzhaobo" w:date="2016-03-08T16:31:00Z">
+            <w:tcPrChange w:id="29" w:author="tanzhaobo" w:date="2016-03-08T16:31:00Z">
               <w:tcPr>
                 <w:tcW w:w="1494" w:type="dxa"/>
               </w:tcPr>
@@ -1128,10 +1136,10 @@
             <w:pPr>
               <w:ind w:left="0"/>
               <w:rPr>
-                <w:ins w:id="29" w:author="tanzhaobo" w:date="2016-03-08T15:29:00Z"/>
-              </w:rPr>
-            </w:pPr>
-            <w:ins w:id="30" w:author="tanzhaobo" w:date="2016-03-08T15:31:00Z">
+                <w:ins w:id="30" w:author="tanzhaobo" w:date="2016-03-08T15:29:00Z"/>
+              </w:rPr>
+            </w:pPr>
+            <w:ins w:id="31" w:author="tanzhaobo" w:date="2016-03-08T15:31:00Z">
               <w:r>
                 <w:rPr>
                   <w:rFonts w:hint="eastAsia"/>
@@ -1144,7 +1152,7 @@
         <w:tc>
           <w:tcPr>
             <w:tcW w:w="2915" w:type="dxa"/>
-            <w:tcPrChange w:id="31" w:author="tanzhaobo" w:date="2016-03-08T16:31:00Z">
+            <w:tcPrChange w:id="32" w:author="tanzhaobo" w:date="2016-03-08T16:31:00Z">
               <w:tcPr>
                 <w:tcW w:w="3775" w:type="dxa"/>
               </w:tcPr>
@@ -1172,7 +1180,7 @@
         <w:tc>
           <w:tcPr>
             <w:tcW w:w="783" w:type="dxa"/>
-            <w:tcPrChange w:id="32" w:author="tanzhaobo" w:date="2016-03-08T16:31:00Z">
+            <w:tcPrChange w:id="33" w:author="tanzhaobo" w:date="2016-03-08T16:31:00Z">
               <w:tcPr>
                 <w:tcW w:w="811" w:type="dxa"/>
               </w:tcPr>
@@ -1196,7 +1204,7 @@
         <w:tc>
           <w:tcPr>
             <w:tcW w:w="2062" w:type="dxa"/>
-            <w:tcPrChange w:id="33" w:author="tanzhaobo" w:date="2016-03-08T16:31:00Z">
+            <w:tcPrChange w:id="34" w:author="tanzhaobo" w:date="2016-03-08T16:31:00Z">
               <w:tcPr>
                 <w:tcW w:w="2085" w:type="dxa"/>
               </w:tcPr>
@@ -1206,6 +1214,7 @@
             <w:pPr>
               <w:ind w:left="0"/>
             </w:pPr>
+            <w:commentRangeStart w:id="35"/>
             <w:r>
               <w:lastRenderedPageBreak/>
               <w:t>timeout</w:t>
@@ -1215,7 +1224,7 @@
         <w:tc>
           <w:tcPr>
             <w:tcW w:w="2405" w:type="dxa"/>
-            <w:tcPrChange w:id="34" w:author="tanzhaobo" w:date="2016-03-08T16:31:00Z">
+            <w:tcPrChange w:id="36" w:author="tanzhaobo" w:date="2016-03-08T16:31:00Z">
               <w:tcPr>
                 <w:tcW w:w="1494" w:type="dxa"/>
               </w:tcPr>
@@ -1225,10 +1234,10 @@
             <w:pPr>
               <w:ind w:left="0"/>
               <w:rPr>
-                <w:ins w:id="35" w:author="tanzhaobo" w:date="2016-03-08T15:29:00Z"/>
-              </w:rPr>
-            </w:pPr>
-            <w:ins w:id="36" w:author="tanzhaobo" w:date="2016-03-08T15:37:00Z">
+                <w:ins w:id="37" w:author="tanzhaobo" w:date="2016-03-08T15:29:00Z"/>
+              </w:rPr>
+            </w:pPr>
+            <w:ins w:id="38" w:author="tanzhaobo" w:date="2016-03-08T15:37:00Z">
               <w:r>
                 <w:rPr>
                   <w:rFonts w:hint="eastAsia"/>
@@ -1236,7 +1245,7 @@
                 <w:t>getConnWaitTime</w:t>
               </w:r>
             </w:ins>
-            <w:ins w:id="37" w:author="tanzhaobo" w:date="2016-03-08T15:31:00Z">
+            <w:ins w:id="39" w:author="tanzhaobo" w:date="2016-03-08T15:31:00Z">
               <w:r>
                 <w:rPr>
                   <w:rFonts w:hint="eastAsia"/>
@@ -1255,7 +1264,7 @@
         <w:tc>
           <w:tcPr>
             <w:tcW w:w="2915" w:type="dxa"/>
-            <w:tcPrChange w:id="38" w:author="tanzhaobo" w:date="2016-03-08T16:31:00Z">
+            <w:tcPrChange w:id="40" w:author="tanzhaobo" w:date="2016-03-08T16:31:00Z">
               <w:tcPr>
                 <w:tcW w:w="3775" w:type="dxa"/>
               </w:tcPr>
@@ -1297,7 +1306,7 @@
         <w:tc>
           <w:tcPr>
             <w:tcW w:w="783" w:type="dxa"/>
-            <w:tcPrChange w:id="39" w:author="tanzhaobo" w:date="2016-03-08T16:31:00Z">
+            <w:tcPrChange w:id="41" w:author="tanzhaobo" w:date="2016-03-08T16:31:00Z">
               <w:tcPr>
                 <w:tcW w:w="811" w:type="dxa"/>
               </w:tcPr>
@@ -1319,6 +1328,13 @@
               </w:rPr>
               <w:t>秒</w:t>
             </w:r>
+            <w:commentRangeEnd w:id="35"/>
+            <w:r>
+              <w:rPr>
+                <w:rStyle w:val="CommentReference"/>
+              </w:rPr>
+              <w:commentReference w:id="35"/>
+            </w:r>
           </w:p>
         </w:tc>
       </w:tr>
@@ -1326,7 +1342,7 @@
         <w:tc>
           <w:tcPr>
             <w:tcW w:w="2062" w:type="dxa"/>
-            <w:tcPrChange w:id="40" w:author="tanzhaobo" w:date="2016-03-08T16:31:00Z">
+            <w:tcPrChange w:id="42" w:author="tanzhaobo" w:date="2016-03-08T16:31:00Z">
               <w:tcPr>
                 <w:tcW w:w="2085" w:type="dxa"/>
               </w:tcPr>
@@ -1344,7 +1360,7 @@
         <w:tc>
           <w:tcPr>
             <w:tcW w:w="2405" w:type="dxa"/>
-            <w:tcPrChange w:id="41" w:author="tanzhaobo" w:date="2016-03-08T16:31:00Z">
+            <w:tcPrChange w:id="43" w:author="tanzhaobo" w:date="2016-03-08T16:31:00Z">
               <w:tcPr>
                 <w:tcW w:w="1494" w:type="dxa"/>
               </w:tcPr>
@@ -1354,10 +1370,10 @@
             <w:pPr>
               <w:ind w:left="0"/>
               <w:rPr>
-                <w:ins w:id="42" w:author="tanzhaobo" w:date="2016-03-08T15:29:00Z"/>
-              </w:rPr>
-            </w:pPr>
-            <w:ins w:id="43" w:author="tanzhaobo" w:date="2016-03-08T15:37:00Z">
+                <w:rFonts w:hint="eastAsia"/>
+              </w:rPr>
+            </w:pPr>
+            <w:ins w:id="44" w:author="tanzhaobo" w:date="2016-03-08T15:37:00Z">
               <w:r>
                 <w:rPr>
                   <w:rFonts w:hint="eastAsia"/>
@@ -1365,7 +1381,7 @@
                 <w:t>connAliveTime</w:t>
               </w:r>
             </w:ins>
-            <w:ins w:id="44" w:author="tanzhaobo" w:date="2016-03-08T15:36:00Z">
+            <w:ins w:id="45" w:author="tanzhaobo" w:date="2016-03-08T15:36:00Z">
               <w:r>
                 <w:rPr>
                   <w:rFonts w:hint="eastAsia"/>
@@ -1374,11 +1390,25 @@
               </w:r>
             </w:ins>
           </w:p>
+          <w:p>
+            <w:pPr>
+              <w:ind w:left="0"/>
+              <w:rPr>
+                <w:ins w:id="46" w:author="tanzhaobo" w:date="2016-03-08T15:29:00Z"/>
+              </w:rPr>
+            </w:pPr>
+            <w:r>
+              <w:rPr>
+                <w:rFonts w:hint="eastAsia"/>
+              </w:rPr>
+              <w:t>keepAliveTimeout</w:t>
+            </w:r>
+          </w:p>
         </w:tc>
         <w:tc>
           <w:tcPr>
             <w:tcW w:w="2915" w:type="dxa"/>
-            <w:tcPrChange w:id="45" w:author="tanzhaobo" w:date="2016-03-08T16:31:00Z">
+            <w:tcPrChange w:id="47" w:author="tanzhaobo" w:date="2016-03-08T16:31:00Z">
               <w:tcPr>
                 <w:tcW w:w="3775" w:type="dxa"/>
               </w:tcPr>
@@ -1388,7 +1418,7 @@
             <w:pPr>
               <w:ind w:left="0"/>
             </w:pPr>
-            <w:del w:id="46" w:author="tanzhaobo" w:date="2016-03-08T15:33:00Z">
+            <w:del w:id="48" w:author="tanzhaobo" w:date="2016-03-08T15:33:00Z">
               <w:r>
                 <w:rPr>
                   <w:rFonts w:hint="eastAsia"/>
@@ -1411,7 +1441,7 @@
             <w:r>
               <w:t>abandonTime</w:t>
             </w:r>
-            <w:ins w:id="47" w:author="tanzhaobo" w:date="2016-03-08T15:41:00Z">
+            <w:ins w:id="49" w:author="tanzhaobo" w:date="2016-03-08T15:41:00Z">
               <w:r>
                 <w:rPr>
                   <w:rFonts w:hint="eastAsia"/>
@@ -1419,7 +1449,7 @@
                 <w:t>时间</w:t>
               </w:r>
             </w:ins>
-            <w:ins w:id="48" w:author="tanzhaobo" w:date="2016-03-08T15:56:00Z">
+            <w:ins w:id="50" w:author="tanzhaobo" w:date="2016-03-08T15:56:00Z">
               <w:r>
                 <w:rPr>
                   <w:rFonts w:hint="eastAsia"/>
@@ -1427,7 +1457,7 @@
                 <w:t>，</w:t>
               </w:r>
             </w:ins>
-            <w:del w:id="49" w:author="tanzhaobo" w:date="2016-03-08T15:41:00Z">
+            <w:del w:id="51" w:author="tanzhaobo" w:date="2016-03-08T15:41:00Z">
               <w:r>
                 <w:rPr>
                   <w:rFonts w:hint="eastAsia"/>
@@ -1435,7 +1465,7 @@
                 <w:delText>时</w:delText>
               </w:r>
             </w:del>
-            <w:del w:id="50" w:author="tanzhaobo" w:date="2016-03-08T15:56:00Z">
+            <w:del w:id="52" w:author="tanzhaobo" w:date="2016-03-08T15:56:00Z">
               <w:r>
                 <w:rPr>
                   <w:rFonts w:hint="eastAsia"/>
@@ -1449,7 +1479,7 @@
               </w:rPr>
               <w:t>连接池将关闭并丢弃该连接（包括在池内</w:t>
             </w:r>
-            <w:ins w:id="51" w:author="tanzhaobo" w:date="2016-03-08T15:57:00Z">
+            <w:ins w:id="53" w:author="tanzhaobo" w:date="2016-03-08T15:57:00Z">
               <w:r>
                 <w:rPr>
                   <w:rFonts w:hint="eastAsia"/>
@@ -1463,7 +1493,7 @@
               </w:rPr>
               <w:t>清除及拒绝让此类连接回池）。</w:t>
             </w:r>
-            <w:ins w:id="52" w:author="tanzhaobo" w:date="2016-03-08T15:57:00Z">
+            <w:ins w:id="54" w:author="tanzhaobo" w:date="2016-03-08T15:57:00Z">
               <w:r>
                 <w:rPr>
                   <w:rFonts w:hint="eastAsia"/>
@@ -1495,7 +1525,7 @@
                 <w:t>版本开始，该选项</w:t>
               </w:r>
             </w:ins>
-            <w:ins w:id="53" w:author="tanzhaobo" w:date="2016-03-08T15:58:00Z">
+            <w:ins w:id="55" w:author="tanzhaobo" w:date="2016-03-08T15:58:00Z">
               <w:r>
                 <w:rPr>
                   <w:rFonts w:hint="eastAsia"/>
@@ -1515,7 +1545,7 @@
                 <w:t>秒，表示默认</w:t>
               </w:r>
             </w:ins>
-            <w:ins w:id="54" w:author="tanzhaobo" w:date="2016-03-08T15:59:00Z">
+            <w:ins w:id="56" w:author="tanzhaobo" w:date="2016-03-08T15:59:00Z">
               <w:r>
                 <w:rPr>
                   <w:rFonts w:hint="eastAsia"/>
@@ -1523,7 +1553,7 @@
                 <w:t>情况下不检测连接的存活时间</w:t>
               </w:r>
             </w:ins>
-            <w:ins w:id="55" w:author="tanzhaobo" w:date="2016-03-08T16:01:00Z">
+            <w:ins w:id="57" w:author="tanzhaobo" w:date="2016-03-08T16:01:00Z">
               <w:r>
                 <w:rPr>
                   <w:rFonts w:hint="eastAsia"/>
@@ -1531,7 +1561,7 @@
                 <w:t>。当启用该选项，其</w:t>
               </w:r>
             </w:ins>
-            <w:ins w:id="56" w:author="tanzhaobo" w:date="2016-03-08T16:02:00Z">
+            <w:ins w:id="58" w:author="tanzhaobo" w:date="2016-03-08T16:02:00Z">
               <w:r>
                 <w:rPr>
                   <w:rFonts w:hint="eastAsia"/>
@@ -1553,7 +1583,7 @@
         <w:tc>
           <w:tcPr>
             <w:tcW w:w="783" w:type="dxa"/>
-            <w:tcPrChange w:id="57" w:author="tanzhaobo" w:date="2016-03-08T16:31:00Z">
+            <w:tcPrChange w:id="59" w:author="tanzhaobo" w:date="2016-03-08T16:31:00Z">
               <w:tcPr>
                 <w:tcW w:w="811" w:type="dxa"/>
               </w:tcPr>
@@ -1563,7 +1593,7 @@
             <w:pPr>
               <w:ind w:left="0"/>
             </w:pPr>
-            <w:del w:id="58" w:author="tanzhaobo" w:date="2016-03-08T16:02:00Z">
+            <w:del w:id="60" w:author="tanzhaobo" w:date="2016-03-08T16:02:00Z">
               <w:r>
                 <w:rPr>
                   <w:rFonts w:hint="eastAsia"/>
@@ -1577,7 +1607,7 @@
                 <w:delText>分钟</w:delText>
               </w:r>
             </w:del>
-            <w:ins w:id="59" w:author="tanzhaobo" w:date="2016-03-08T16:02:00Z">
+            <w:ins w:id="61" w:author="tanzhaobo" w:date="2016-03-08T16:02:00Z">
               <w:r>
                 <w:rPr>
                   <w:rFonts w:hint="eastAsia"/>
@@ -1598,7 +1628,7 @@
         <w:tc>
           <w:tcPr>
             <w:tcW w:w="2062" w:type="dxa"/>
-            <w:tcPrChange w:id="60" w:author="tanzhaobo" w:date="2016-03-08T16:31:00Z">
+            <w:tcPrChange w:id="62" w:author="tanzhaobo" w:date="2016-03-08T16:31:00Z">
               <w:tcPr>
                 <w:tcW w:w="2085" w:type="dxa"/>
               </w:tcPr>
@@ -1616,7 +1646,7 @@
         <w:tc>
           <w:tcPr>
             <w:tcW w:w="2405" w:type="dxa"/>
-            <w:tcPrChange w:id="61" w:author="tanzhaobo" w:date="2016-03-08T16:31:00Z">
+            <w:tcPrChange w:id="63" w:author="tanzhaobo" w:date="2016-03-08T16:31:00Z">
               <w:tcPr>
                 <w:tcW w:w="1494" w:type="dxa"/>
               </w:tcPr>
@@ -1626,10 +1656,10 @@
             <w:pPr>
               <w:ind w:left="0"/>
               <w:rPr>
-                <w:ins w:id="62" w:author="tanzhaobo" w:date="2016-03-08T15:29:00Z"/>
-              </w:rPr>
-            </w:pPr>
-            <w:ins w:id="63" w:author="tanzhaobo" w:date="2016-03-08T16:03:00Z">
+                <w:rFonts w:hint="eastAsia"/>
+              </w:rPr>
+            </w:pPr>
+            <w:ins w:id="64" w:author="tanzhaobo" w:date="2016-03-08T16:03:00Z">
               <w:r>
                 <w:rPr>
                   <w:rFonts w:hint="eastAsia"/>
@@ -1640,7 +1670,7 @@
                 <w:t>IdleConn</w:t>
               </w:r>
             </w:ins>
-            <w:ins w:id="64" w:author="tanzhaobo" w:date="2016-03-08T16:04:00Z">
+            <w:ins w:id="65" w:author="tanzhaobo" w:date="2016-03-08T16:04:00Z">
               <w:r>
                 <w:t>Interval</w:t>
               </w:r>
@@ -1649,11 +1679,25 @@
               </w:r>
             </w:ins>
           </w:p>
+          <w:p>
+            <w:pPr>
+              <w:ind w:left="0"/>
+              <w:rPr>
+                <w:ins w:id="66" w:author="tanzhaobo" w:date="2016-03-08T15:29:00Z"/>
+              </w:rPr>
+            </w:pPr>
+            <w:r>
+              <w:rPr>
+                <w:rFonts w:hint="eastAsia"/>
+              </w:rPr>
+              <w:t>checkInterval</w:t>
+            </w:r>
+          </w:p>
         </w:tc>
         <w:tc>
           <w:tcPr>
             <w:tcW w:w="2915" w:type="dxa"/>
-            <w:tcPrChange w:id="65" w:author="tanzhaobo" w:date="2016-03-08T16:31:00Z">
+            <w:tcPrChange w:id="67" w:author="tanzhaobo" w:date="2016-03-08T16:31:00Z">
               <w:tcPr>
                 <w:tcW w:w="3775" w:type="dxa"/>
               </w:tcPr>
@@ -1663,7 +1707,7 @@
             <w:pPr>
               <w:ind w:left="0"/>
             </w:pPr>
-            <w:ins w:id="66" w:author="tanzhaobo" w:date="2016-03-08T16:26:00Z">
+            <w:ins w:id="68" w:author="tanzhaobo" w:date="2016-03-08T16:26:00Z">
               <w:r>
                 <w:rPr>
                   <w:rFonts w:hint="eastAsia"/>
@@ -1677,7 +1721,7 @@
               </w:rPr>
               <w:t>连接池</w:t>
             </w:r>
-            <w:del w:id="67" w:author="tanzhaobo" w:date="2016-03-08T16:24:00Z">
+            <w:del w:id="69" w:author="tanzhaobo" w:date="2016-03-08T16:24:00Z">
               <w:r>
                 <w:rPr>
                   <w:rFonts w:hint="eastAsia"/>
@@ -1685,7 +1729,7 @@
                 <w:delText>内部</w:delText>
               </w:r>
             </w:del>
-            <w:del w:id="68" w:author="tanzhaobo" w:date="2016-03-08T16:04:00Z">
+            <w:del w:id="70" w:author="tanzhaobo" w:date="2016-03-08T16:04:00Z">
               <w:r>
                 <w:rPr>
                   <w:rFonts w:hint="eastAsia"/>
@@ -1693,7 +1737,7 @@
                 <w:delText>有个</w:delText>
               </w:r>
             </w:del>
-            <w:del w:id="69" w:author="tanzhaobo" w:date="2016-03-08T16:24:00Z">
+            <w:del w:id="71" w:author="tanzhaobo" w:date="2016-03-08T16:24:00Z">
               <w:r>
                 <w:rPr>
                   <w:rFonts w:hint="eastAsia"/>
@@ -1707,7 +1751,7 @@
               </w:rPr>
               <w:t>周期性</w:t>
             </w:r>
-            <w:ins w:id="70" w:author="tanzhaobo" w:date="2016-03-08T16:25:00Z">
+            <w:ins w:id="72" w:author="tanzhaobo" w:date="2016-03-08T16:25:00Z">
               <w:r>
                 <w:rPr>
                   <w:rFonts w:hint="eastAsia"/>
@@ -1739,7 +1783,7 @@
               </w:rPr>
               <w:t>参数指定该</w:t>
             </w:r>
-            <w:ins w:id="71" w:author="tanzhaobo" w:date="2016-03-08T16:27:00Z">
+            <w:ins w:id="73" w:author="tanzhaobo" w:date="2016-03-08T16:27:00Z">
               <w:r>
                 <w:rPr>
                   <w:rFonts w:hint="eastAsia"/>
@@ -1747,7 +1791,7 @@
                 <w:t>检测</w:t>
               </w:r>
             </w:ins>
-            <w:del w:id="72" w:author="tanzhaobo" w:date="2016-03-08T16:26:00Z">
+            <w:del w:id="74" w:author="tanzhaobo" w:date="2016-03-08T16:26:00Z">
               <w:r>
                 <w:rPr>
                   <w:rFonts w:hint="eastAsia"/>
@@ -1755,7 +1799,7 @@
                 <w:delText>定时器的</w:delText>
               </w:r>
             </w:del>
-            <w:del w:id="73" w:author="tanzhaobo" w:date="2016-03-08T16:27:00Z">
+            <w:del w:id="75" w:author="tanzhaobo" w:date="2016-03-08T16:27:00Z">
               <w:r>
                 <w:rPr>
                   <w:rFonts w:hint="eastAsia"/>
@@ -1774,7 +1818,7 @@
         <w:tc>
           <w:tcPr>
             <w:tcW w:w="783" w:type="dxa"/>
-            <w:tcPrChange w:id="74" w:author="tanzhaobo" w:date="2016-03-08T16:31:00Z">
+            <w:tcPrChange w:id="76" w:author="tanzhaobo" w:date="2016-03-08T16:31:00Z">
               <w:tcPr>
                 <w:tcW w:w="811" w:type="dxa"/>
               </w:tcPr>
@@ -1803,7 +1847,7 @@
         <w:tc>
           <w:tcPr>
             <w:tcW w:w="2062" w:type="dxa"/>
-            <w:tcPrChange w:id="75" w:author="tanzhaobo" w:date="2016-03-08T16:31:00Z">
+            <w:tcPrChange w:id="77" w:author="tanzhaobo" w:date="2016-03-08T16:31:00Z">
               <w:tcPr>
                 <w:tcW w:w="2085" w:type="dxa"/>
               </w:tcPr>
@@ -1821,7 +1865,7 @@
         <w:tc>
           <w:tcPr>
             <w:tcW w:w="2405" w:type="dxa"/>
-            <w:tcPrChange w:id="76" w:author="tanzhaobo" w:date="2016-03-08T16:31:00Z">
+            <w:tcPrChange w:id="78" w:author="tanzhaobo" w:date="2016-03-08T16:31:00Z">
               <w:tcPr>
                 <w:tcW w:w="1494" w:type="dxa"/>
               </w:tcPr>
@@ -1830,11 +1874,9 @@
           <w:p>
             <w:pPr>
               <w:ind w:left="0"/>
-              <w:rPr>
-                <w:ins w:id="77" w:author="tanzhaobo" w:date="2016-03-08T15:29:00Z"/>
-              </w:rPr>
-            </w:pPr>
-            <w:ins w:id="78" w:author="tanzhaobo" w:date="2016-03-08T16:11:00Z">
+            </w:pPr>
+            <w:commentRangeStart w:id="79"/>
+            <w:ins w:id="80" w:author="tanzhaobo" w:date="2016-03-08T16:11:00Z">
               <w:r>
                 <w:rPr>
                   <w:rFonts w:hint="eastAsia"/>
@@ -1848,12 +1890,19 @@
                 <w:t>???</w:t>
               </w:r>
             </w:ins>
+            <w:commentRangeEnd w:id="79"/>
+            <w:r>
+              <w:rPr>
+                <w:rStyle w:val="CommentReference"/>
+              </w:rPr>
+              <w:commentReference w:id="79"/>
+            </w:r>
           </w:p>
         </w:tc>
         <w:tc>
           <w:tcPr>
             <w:tcW w:w="2915" w:type="dxa"/>
-            <w:tcPrChange w:id="79" w:author="tanzhaobo" w:date="2016-03-08T16:31:00Z">
+            <w:tcPrChange w:id="81" w:author="tanzhaobo" w:date="2016-03-08T16:31:00Z">
               <w:tcPr>
                 <w:tcW w:w="3775" w:type="dxa"/>
               </w:tcPr>
@@ -1863,7 +1912,7 @@
             <w:pPr>
               <w:ind w:left="0"/>
             </w:pPr>
-            <w:del w:id="80" w:author="tanzhaobo" w:date="2016-03-08T16:06:00Z">
+            <w:del w:id="82" w:author="tanzhaobo" w:date="2016-03-08T16:06:00Z">
               <w:r>
                 <w:rPr>
                   <w:rFonts w:hint="eastAsia"/>
@@ -1871,7 +1920,7 @@
                 <w:delText>当用户提供多个地址给连接池时</w:delText>
               </w:r>
             </w:del>
-            <w:ins w:id="81" w:author="tanzhaobo" w:date="2016-03-08T16:06:00Z">
+            <w:ins w:id="83" w:author="tanzhaobo" w:date="2016-03-08T16:06:00Z">
               <w:r>
                 <w:rPr>
                   <w:rFonts w:hint="eastAsia"/>
@@ -1921,7 +1970,7 @@
               </w:rPr>
               <w:t>的地址队列中，并周期性地检测该队列中是否存在已恢复可用的地址，若存在，</w:t>
             </w:r>
-            <w:ins w:id="82" w:author="tanzhaobo" w:date="2016-03-08T16:07:00Z">
+            <w:ins w:id="84" w:author="tanzhaobo" w:date="2016-03-08T16:07:00Z">
               <w:r>
                 <w:rPr>
                   <w:rFonts w:hint="eastAsia"/>
@@ -1929,7 +1978,7 @@
                 <w:t>则</w:t>
               </w:r>
             </w:ins>
-            <w:del w:id="83" w:author="tanzhaobo" w:date="2016-03-08T16:07:00Z">
+            <w:del w:id="85" w:author="tanzhaobo" w:date="2016-03-08T16:07:00Z">
               <w:r>
                 <w:rPr>
                   <w:rFonts w:hint="eastAsia"/>
@@ -1955,7 +2004,7 @@
               </w:rPr>
               <w:t>的地址队列中。</w:t>
             </w:r>
-            <w:ins w:id="84" w:author="tanzhaobo" w:date="2016-03-08T16:28:00Z">
+            <w:ins w:id="86" w:author="tanzhaobo" w:date="2016-03-08T16:28:00Z">
               <w:r>
                 <w:rPr>
                   <w:rFonts w:hint="eastAsia"/>
@@ -1969,7 +2018,7 @@
                 <w:t>参数指定连接池检测并取回已恢复正常的地址的周期。</w:t>
               </w:r>
             </w:ins>
-            <w:del w:id="85" w:author="tanzhaobo" w:date="2016-03-08T16:09:00Z">
+            <w:del w:id="87" w:author="tanzhaobo" w:date="2016-03-08T16:09:00Z">
               <w:r>
                 <w:delText>recaptureConnPeriod</w:delText>
               </w:r>
@@ -1977,13 +2026,19 @@
                 <w:rPr>
                   <w:rFonts w:hint="eastAsia"/>
                 </w:rPr>
-                <w:delText>参数指定连接池检测并取回这些恢复可用的地址的周期。另外，当</w:delText>
+                <w:delText>参数指</w:delText>
               </w:r>
               <w:r>
                 <w:rPr>
                   <w:rFonts w:hint="eastAsia"/>
                 </w:rPr>
                 <w:lastRenderedPageBreak/>
+                <w:delText>定连接池检测并取回这些恢复可用的地址的周期。另外，当</w:delText>
+              </w:r>
+              <w:r>
+                <w:rPr>
+                  <w:rFonts w:hint="eastAsia"/>
+                </w:rPr>
                 <w:delText>normal</w:delText>
               </w:r>
               <w:r>
@@ -2034,7 +2089,7 @@
         <w:tc>
           <w:tcPr>
             <w:tcW w:w="783" w:type="dxa"/>
-            <w:tcPrChange w:id="86" w:author="tanzhaobo" w:date="2016-03-08T16:31:00Z">
+            <w:tcPrChange w:id="88" w:author="tanzhaobo" w:date="2016-03-08T16:31:00Z">
               <w:tcPr>
                 <w:tcW w:w="811" w:type="dxa"/>
               </w:tcPr>
@@ -2064,7 +2119,7 @@
         <w:tc>
           <w:tcPr>
             <w:tcW w:w="2062" w:type="dxa"/>
-            <w:tcPrChange w:id="87" w:author="tanzhaobo" w:date="2016-03-08T16:31:00Z">
+            <w:tcPrChange w:id="89" w:author="tanzhaobo" w:date="2016-03-08T16:31:00Z">
               <w:tcPr>
                 <w:tcW w:w="2085" w:type="dxa"/>
               </w:tcPr>
@@ -2081,7 +2136,7 @@
               <w:lastRenderedPageBreak/>
               <w:t>conn</w:t>
             </w:r>
-            <w:ins w:id="88" w:author="tanzhaobo" w:date="2016-03-08T16:29:00Z">
+            <w:ins w:id="90" w:author="tanzhaobo" w:date="2016-03-08T16:29:00Z">
               <w:r>
                 <w:rPr>
                   <w:rFonts w:hint="eastAsia"/>
@@ -2121,7 +2176,7 @@
         <w:tc>
           <w:tcPr>
             <w:tcW w:w="2405" w:type="dxa"/>
-            <w:tcPrChange w:id="89" w:author="tanzhaobo" w:date="2016-03-08T16:31:00Z">
+            <w:tcPrChange w:id="91" w:author="tanzhaobo" w:date="2016-03-08T16:31:00Z">
               <w:tcPr>
                 <w:tcW w:w="1494" w:type="dxa"/>
               </w:tcPr>
@@ -2131,7 +2186,7 @@
             <w:pPr>
               <w:ind w:left="0"/>
               <w:rPr>
-                <w:ins w:id="90" w:author="tanzhaobo" w:date="2016-03-08T15:29:00Z"/>
+                <w:ins w:id="92" w:author="tanzhaobo" w:date="2016-03-08T15:29:00Z"/>
               </w:rPr>
             </w:pPr>
           </w:p>
@@ -2139,7 +2194,7 @@
         <w:tc>
           <w:tcPr>
             <w:tcW w:w="2915" w:type="dxa"/>
-            <w:tcPrChange w:id="91" w:author="tanzhaobo" w:date="2016-03-08T16:31:00Z">
+            <w:tcPrChange w:id="93" w:author="tanzhaobo" w:date="2016-03-08T16:31:00Z">
               <w:tcPr>
                 <w:tcW w:w="3775" w:type="dxa"/>
               </w:tcPr>
@@ -2160,7 +2215,7 @@
         <w:tc>
           <w:tcPr>
             <w:tcW w:w="783" w:type="dxa"/>
-            <w:tcPrChange w:id="92" w:author="tanzhaobo" w:date="2016-03-08T16:31:00Z">
+            <w:tcPrChange w:id="94" w:author="tanzhaobo" w:date="2016-03-08T16:31:00Z">
               <w:tcPr>
                 <w:tcW w:w="811" w:type="dxa"/>
               </w:tcPr>
@@ -2183,7 +2238,7 @@
         <w:tc>
           <w:tcPr>
             <w:tcW w:w="2062" w:type="dxa"/>
-            <w:tcPrChange w:id="93" w:author="tanzhaobo" w:date="2016-03-08T16:31:00Z">
+            <w:tcPrChange w:id="95" w:author="tanzhaobo" w:date="2016-03-08T16:31:00Z">
               <w:tcPr>
                 <w:tcW w:w="2085" w:type="dxa"/>
               </w:tcPr>
@@ -2225,7 +2280,7 @@
         <w:tc>
           <w:tcPr>
             <w:tcW w:w="2405" w:type="dxa"/>
-            <w:tcPrChange w:id="94" w:author="tanzhaobo" w:date="2016-03-08T16:31:00Z">
+            <w:tcPrChange w:id="96" w:author="tanzhaobo" w:date="2016-03-08T16:31:00Z">
               <w:tcPr>
                 <w:tcW w:w="1494" w:type="dxa"/>
               </w:tcPr>
@@ -2235,15 +2290,21 @@
             <w:pPr>
               <w:ind w:left="0"/>
               <w:rPr>
-                <w:ins w:id="95" w:author="tanzhaobo" w:date="2016-03-08T15:29:00Z"/>
-              </w:rPr>
-            </w:pPr>
+                <w:ins w:id="97" w:author="tanzhaobo" w:date="2016-03-08T15:29:00Z"/>
+              </w:rPr>
+            </w:pPr>
+            <w:r>
+              <w:rPr>
+                <w:rFonts w:hint="eastAsia"/>
+              </w:rPr>
+              <w:t>???</w:t>
+            </w:r>
           </w:p>
         </w:tc>
         <w:tc>
           <w:tcPr>
             <w:tcW w:w="2915" w:type="dxa"/>
-            <w:tcPrChange w:id="96" w:author="tanzhaobo" w:date="2016-03-08T16:31:00Z">
+            <w:tcPrChange w:id="98" w:author="tanzhaobo" w:date="2016-03-08T16:31:00Z">
               <w:tcPr>
                 <w:tcW w:w="3775" w:type="dxa"/>
               </w:tcPr>
@@ -2270,7 +2331,7 @@
         <w:tc>
           <w:tcPr>
             <w:tcW w:w="783" w:type="dxa"/>
-            <w:tcPrChange w:id="97" w:author="tanzhaobo" w:date="2016-03-08T16:31:00Z">
+            <w:tcPrChange w:id="99" w:author="tanzhaobo" w:date="2016-03-08T16:31:00Z">
               <w:tcPr>
                 <w:tcW w:w="811" w:type="dxa"/>
               </w:tcPr>
@@ -2293,7 +2354,7 @@
         <w:tc>
           <w:tcPr>
             <w:tcW w:w="2062" w:type="dxa"/>
-            <w:tcPrChange w:id="98" w:author="tanzhaobo" w:date="2016-03-08T16:31:00Z">
+            <w:tcPrChange w:id="100" w:author="tanzhaobo" w:date="2016-03-08T16:31:00Z">
               <w:tcPr>
                 <w:tcW w:w="2085" w:type="dxa"/>
               </w:tcPr>
@@ -2335,7 +2396,7 @@
         <w:tc>
           <w:tcPr>
             <w:tcW w:w="2405" w:type="dxa"/>
-            <w:tcPrChange w:id="99" w:author="tanzhaobo" w:date="2016-03-08T16:31:00Z">
+            <w:tcPrChange w:id="101" w:author="tanzhaobo" w:date="2016-03-08T16:31:00Z">
               <w:tcPr>
                 <w:tcW w:w="1494" w:type="dxa"/>
               </w:tcPr>
@@ -2345,10 +2406,10 @@
             <w:pPr>
               <w:ind w:left="0"/>
               <w:rPr>
-                <w:ins w:id="100" w:author="tanzhaobo" w:date="2016-03-08T15:29:00Z"/>
-              </w:rPr>
-            </w:pPr>
-            <w:ins w:id="101" w:author="tanzhaobo" w:date="2016-03-08T16:31:00Z">
+                <w:ins w:id="102" w:author="tanzhaobo" w:date="2016-03-08T15:29:00Z"/>
+              </w:rPr>
+            </w:pPr>
+            <w:ins w:id="103" w:author="tanzhaobo" w:date="2016-03-08T16:31:00Z">
               <w:r>
                 <w:rPr>
                   <w:rFonts w:hint="eastAsia"/>
@@ -2367,7 +2428,7 @@
         <w:tc>
           <w:tcPr>
             <w:tcW w:w="2915" w:type="dxa"/>
-            <w:tcPrChange w:id="102" w:author="tanzhaobo" w:date="2016-03-08T16:31:00Z">
+            <w:tcPrChange w:id="104" w:author="tanzhaobo" w:date="2016-03-08T16:31:00Z">
               <w:tcPr>
                 <w:tcW w:w="3775" w:type="dxa"/>
               </w:tcPr>
@@ -2377,7 +2438,7 @@
             <w:pPr>
               <w:ind w:left="0"/>
             </w:pPr>
-            <w:ins w:id="103" w:author="tanzhaobo" w:date="2016-03-08T16:32:00Z">
+            <w:ins w:id="105" w:author="tanzhaobo" w:date="2016-03-08T16:32:00Z">
               <w:r>
                 <w:rPr>
                   <w:rFonts w:hint="eastAsia"/>
@@ -2391,7 +2452,7 @@
                 <w:t>catalog</w:t>
               </w:r>
             </w:ins>
-            <w:ins w:id="104" w:author="tanzhaobo" w:date="2016-03-08T16:34:00Z">
+            <w:ins w:id="106" w:author="tanzhaobo" w:date="2016-03-08T16:34:00Z">
               <w:r>
                 <w:rPr>
                   <w:rFonts w:hint="eastAsia"/>
@@ -2399,7 +2460,7 @@
                 <w:t>同步</w:t>
               </w:r>
             </w:ins>
-            <w:ins w:id="105" w:author="tanzhaobo" w:date="2016-03-08T16:32:00Z">
+            <w:ins w:id="107" w:author="tanzhaobo" w:date="2016-03-08T16:32:00Z">
               <w:r>
                 <w:rPr>
                   <w:rFonts w:hint="eastAsia"/>
@@ -2413,7 +2474,7 @@
                 <w:t>地址列表。</w:t>
               </w:r>
             </w:ins>
-            <w:ins w:id="106" w:author="tanzhaobo" w:date="2016-03-08T16:33:00Z">
+            <w:ins w:id="108" w:author="tanzhaobo" w:date="2016-03-08T16:33:00Z">
               <w:r>
                 <w:rPr>
                   <w:rFonts w:hint="eastAsia"/>
@@ -2421,7 +2482,7 @@
                 <w:t>该参数指定了连接池</w:t>
               </w:r>
             </w:ins>
-            <w:del w:id="107" w:author="tanzhaobo" w:date="2016-03-08T16:33:00Z">
+            <w:del w:id="109" w:author="tanzhaobo" w:date="2016-03-08T16:33:00Z">
               <w:r>
                 <w:rPr>
                   <w:rFonts w:hint="eastAsia"/>
@@ -2441,7 +2502,7 @@
               </w:rPr>
               <w:t>同步</w:t>
             </w:r>
-            <w:del w:id="108" w:author="tanzhaobo" w:date="2016-03-08T16:33:00Z">
+            <w:del w:id="110" w:author="tanzhaobo" w:date="2016-03-08T16:33:00Z">
               <w:r>
                 <w:rPr>
                   <w:rFonts w:hint="eastAsia"/>
@@ -2461,7 +2522,7 @@
               </w:rPr>
               <w:t>地址列表</w:t>
             </w:r>
-            <w:ins w:id="109" w:author="tanzhaobo" w:date="2016-03-08T16:33:00Z">
+            <w:ins w:id="111" w:author="tanzhaobo" w:date="2016-03-08T16:33:00Z">
               <w:r>
                 <w:rPr>
                   <w:rFonts w:hint="eastAsia"/>
@@ -2474,7 +2535,7 @@
         <w:tc>
           <w:tcPr>
             <w:tcW w:w="783" w:type="dxa"/>
-            <w:tcPrChange w:id="110" w:author="tanzhaobo" w:date="2016-03-08T16:31:00Z">
+            <w:tcPrChange w:id="112" w:author="tanzhaobo" w:date="2016-03-08T16:31:00Z">
               <w:tcPr>
                 <w:tcW w:w="811" w:type="dxa"/>
               </w:tcPr>
@@ -2484,7 +2545,7 @@
             <w:pPr>
               <w:ind w:left="0"/>
             </w:pPr>
-            <w:ins w:id="111" w:author="tanzhaobo" w:date="2016-03-07T19:17:00Z">
+            <w:ins w:id="113" w:author="tanzhaobo" w:date="2016-03-07T19:17:00Z">
               <w:r>
                 <w:rPr>
                   <w:rFonts w:hint="eastAsia"/>
@@ -2492,7 +2553,7 @@
                 <w:t>10min</w:t>
               </w:r>
             </w:ins>
-            <w:del w:id="112" w:author="tanzhaobo" w:date="2016-03-07T19:11:00Z">
+            <w:del w:id="114" w:author="tanzhaobo" w:date="2016-03-07T19:11:00Z">
               <w:r>
                 <w:rPr>
                   <w:rFonts w:hint="eastAsia"/>
@@ -2507,7 +2568,7 @@
         <w:tc>
           <w:tcPr>
             <w:tcW w:w="2062" w:type="dxa"/>
-            <w:tcPrChange w:id="113" w:author="tanzhaobo" w:date="2016-03-08T16:31:00Z">
+            <w:tcPrChange w:id="115" w:author="tanzhaobo" w:date="2016-03-08T16:31:00Z">
               <w:tcPr>
                 <w:tcW w:w="2085" w:type="dxa"/>
               </w:tcPr>
@@ -2522,7 +2583,7 @@
         <w:tc>
           <w:tcPr>
             <w:tcW w:w="2405" w:type="dxa"/>
-            <w:tcPrChange w:id="114" w:author="tanzhaobo" w:date="2016-03-08T16:31:00Z">
+            <w:tcPrChange w:id="116" w:author="tanzhaobo" w:date="2016-03-08T16:31:00Z">
               <w:tcPr>
                 <w:tcW w:w="1494" w:type="dxa"/>
               </w:tcPr>
@@ -2532,7 +2593,7 @@
             <w:pPr>
               <w:ind w:left="0"/>
               <w:rPr>
-                <w:ins w:id="115" w:author="tanzhaobo" w:date="2016-03-08T15:29:00Z"/>
+                <w:ins w:id="117" w:author="tanzhaobo" w:date="2016-03-08T15:29:00Z"/>
               </w:rPr>
             </w:pPr>
           </w:p>
@@ -2540,7 +2601,7 @@
         <w:tc>
           <w:tcPr>
             <w:tcW w:w="2915" w:type="dxa"/>
-            <w:tcPrChange w:id="116" w:author="tanzhaobo" w:date="2016-03-08T16:31:00Z">
+            <w:tcPrChange w:id="118" w:author="tanzhaobo" w:date="2016-03-08T16:31:00Z">
               <w:tcPr>
                 <w:tcW w:w="3775" w:type="dxa"/>
               </w:tcPr>
@@ -2555,7 +2616,7 @@
         <w:tc>
           <w:tcPr>
             <w:tcW w:w="783" w:type="dxa"/>
-            <w:tcPrChange w:id="117" w:author="tanzhaobo" w:date="2016-03-08T16:31:00Z">
+            <w:tcPrChange w:id="119" w:author="tanzhaobo" w:date="2016-03-08T16:31:00Z">
               <w:tcPr>
                 <w:tcW w:w="811" w:type="dxa"/>
               </w:tcPr>
@@ -2683,7 +2744,7 @@
                 <w:color w:val="FF0000"/>
               </w:rPr>
             </w:pPr>
-            <w:ins w:id="118" w:author="tanzhaobo" w:date="2016-03-08T16:37:00Z">
+            <w:ins w:id="120" w:author="tanzhaobo" w:date="2016-03-08T16:37:00Z">
               <w:r>
                 <w:rPr>
                   <w:rFonts w:hint="eastAsia"/>
@@ -2692,7 +2753,7 @@
                 <w:t>说明</w:t>
               </w:r>
             </w:ins>
-            <w:del w:id="119" w:author="tanzhaobo" w:date="2016-03-08T16:37:00Z">
+            <w:del w:id="121" w:author="tanzhaobo" w:date="2016-03-08T16:37:00Z">
               <w:r>
                 <w:rPr>
                   <w:rFonts w:hint="eastAsia"/>
@@ -2830,7 +2891,7 @@
               </w:rPr>
               <w:t>:</w:t>
             </w:r>
-            <w:ins w:id="120" w:author="tanzhaobo" w:date="2016-03-08T16:37:00Z">
+            <w:ins w:id="122" w:author="tanzhaobo" w:date="2016-03-08T16:37:00Z">
               <w:r>
                 <w:rPr>
                   <w:rFonts w:hint="eastAsia"/>
@@ -2838,7 +2899,7 @@
                 <w:t>Datasource</w:t>
               </w:r>
             </w:ins>
-            <w:del w:id="121" w:author="tanzhaobo" w:date="2016-03-08T16:37:00Z">
+            <w:del w:id="123" w:author="tanzhaobo" w:date="2016-03-08T16:37:00Z">
               <w:r>
                 <w:delText>Sequoiadb</w:delText>
               </w:r>
@@ -2846,7 +2907,7 @@
             <w:r>
               <w:t>Option</w:t>
             </w:r>
-            <w:ins w:id="122" w:author="tanzhaobo" w:date="2016-03-08T16:37:00Z">
+            <w:ins w:id="124" w:author="tanzhaobo" w:date="2016-03-08T16:37:00Z">
               <w:r>
                 <w:rPr>
                   <w:rFonts w:hint="eastAsia"/>
@@ -3048,7 +3109,7 @@
               </w:rPr>
               <w:t>:</w:t>
             </w:r>
-            <w:ins w:id="123" w:author="tanzhaobo" w:date="2016-03-08T16:37:00Z">
+            <w:ins w:id="125" w:author="tanzhaobo" w:date="2016-03-08T16:37:00Z">
               <w:r>
                 <w:rPr>
                   <w:rFonts w:hint="eastAsia"/>
@@ -3056,15 +3117,19 @@
                 <w:t>Datasource</w:t>
               </w:r>
             </w:ins>
-            <w:del w:id="124" w:author="tanzhaobo" w:date="2016-03-08T16:37:00Z">
+            <w:del w:id="126" w:author="tanzhaobo" w:date="2016-03-08T16:37:00Z">
               <w:r>
-                <w:delText>Sequoiadb</w:delText>
+                <w:delText>Sequ</w:delText>
+              </w:r>
+              <w:r>
+                <w:lastRenderedPageBreak/>
+                <w:delText>oiadb</w:delText>
               </w:r>
             </w:del>
             <w:r>
               <w:t>Option</w:t>
             </w:r>
-            <w:ins w:id="125" w:author="tanzhaobo" w:date="2016-03-08T16:37:00Z">
+            <w:ins w:id="127" w:author="tanzhaobo" w:date="2016-03-08T16:37:00Z">
               <w:r>
                 <w:rPr>
                   <w:rFonts w:hint="eastAsia"/>
@@ -3099,6 +3164,7 @@
               <w:rPr>
                 <w:rFonts w:hint="eastAsia"/>
               </w:rPr>
+              <w:lastRenderedPageBreak/>
               <w:t>无</w:t>
             </w:r>
           </w:p>
@@ -3142,6 +3208,7 @@
               <w:ind w:left="0"/>
             </w:pPr>
             <w:r>
+              <w:lastRenderedPageBreak/>
               <w:t>getIdleConnNum()</w:t>
             </w:r>
           </w:p>
@@ -3180,14 +3247,7 @@
               <w:rPr>
                 <w:rFonts w:hint="eastAsia"/>
               </w:rPr>
-              <w:t>空闲</w:t>
-            </w:r>
-            <w:r>
-              <w:rPr>
-                <w:rFonts w:hint="eastAsia"/>
-              </w:rPr>
-              <w:lastRenderedPageBreak/>
-              <w:t>连接数量</w:t>
+              <w:t>空闲连接数量</w:t>
             </w:r>
           </w:p>
         </w:tc>
@@ -3212,7 +3272,6 @@
               <w:ind w:left="0"/>
             </w:pPr>
             <w:r>
-              <w:lastRenderedPageBreak/>
               <w:t>getUsedConnNum()</w:t>
             </w:r>
           </w:p>
@@ -3645,7 +3704,7 @@
               </w:rPr>
               <w:t>get</w:t>
             </w:r>
-            <w:ins w:id="126" w:author="tanzhaobo" w:date="2016-03-08T16:38:00Z">
+            <w:ins w:id="128" w:author="tanzhaobo" w:date="2016-03-08T16:38:00Z">
               <w:r>
                 <w:rPr>
                   <w:rFonts w:hint="eastAsia"/>
@@ -3712,7 +3771,7 @@
               </w:rPr>
               <w:t>连接池持有的</w:t>
             </w:r>
-            <w:ins w:id="127" w:author="tanzhaobo" w:date="2016-03-08T16:39:00Z">
+            <w:ins w:id="129" w:author="tanzhaobo" w:date="2016-03-08T16:39:00Z">
               <w:r>
                 <w:rPr>
                   <w:rFonts w:hint="eastAsia"/>
@@ -3720,7 +3779,7 @@
                 <w:t>Datasource</w:t>
               </w:r>
             </w:ins>
-            <w:del w:id="128" w:author="tanzhaobo" w:date="2016-03-08T16:39:00Z">
+            <w:del w:id="130" w:author="tanzhaobo" w:date="2016-03-08T16:39:00Z">
               <w:r>
                 <w:rPr>
                   <w:rFonts w:hint="eastAsia"/>
@@ -3734,7 +3793,7 @@
               </w:rPr>
               <w:t>Option</w:t>
             </w:r>
-            <w:ins w:id="129" w:author="tanzhaobo" w:date="2016-03-08T16:39:00Z">
+            <w:ins w:id="131" w:author="tanzhaobo" w:date="2016-03-08T16:39:00Z">
               <w:r>
                 <w:rPr>
                   <w:rFonts w:hint="eastAsia"/>
@@ -3794,7 +3853,7 @@
               </w:rPr>
               <w:t>update</w:t>
             </w:r>
-            <w:ins w:id="130" w:author="tanzhaobo" w:date="2016-03-08T16:39:00Z">
+            <w:ins w:id="132" w:author="tanzhaobo" w:date="2016-03-08T16:39:00Z">
               <w:r>
                 <w:rPr>
                   <w:rFonts w:hint="eastAsia"/>
@@ -3846,7 +3905,7 @@
             <w:pPr>
               <w:ind w:left="0"/>
             </w:pPr>
-            <w:ins w:id="131" w:author="tanzhaobo" w:date="2016-03-08T16:40:00Z">
+            <w:ins w:id="133" w:author="tanzhaobo" w:date="2016-03-08T16:40:00Z">
               <w:r>
                 <w:rPr>
                   <w:rFonts w:hint="eastAsia"/>
@@ -3854,7 +3913,7 @@
                 <w:t>Datasource</w:t>
               </w:r>
             </w:ins>
-            <w:del w:id="132" w:author="tanzhaobo" w:date="2016-03-08T16:40:00Z">
+            <w:del w:id="134" w:author="tanzhaobo" w:date="2016-03-08T16:40:00Z">
               <w:r>
                 <w:rPr>
                   <w:rFonts w:hint="eastAsia"/>
@@ -3862,7 +3921,7 @@
                 <w:delText>Sequoia</w:delText>
               </w:r>
             </w:del>
-            <w:del w:id="133" w:author="tanzhaobo" w:date="2016-03-08T16:39:00Z">
+            <w:del w:id="135" w:author="tanzhaobo" w:date="2016-03-08T16:39:00Z">
               <w:r>
                 <w:rPr>
                   <w:rFonts w:hint="eastAsia"/>
@@ -3876,7 +3935,7 @@
               </w:rPr>
               <w:t>Option</w:t>
             </w:r>
-            <w:ins w:id="134" w:author="tanzhaobo" w:date="2016-03-08T16:39:00Z">
+            <w:ins w:id="136" w:author="tanzhaobo" w:date="2016-03-08T16:39:00Z">
               <w:r>
                 <w:rPr>
                   <w:rFonts w:hint="eastAsia"/>
@@ -3961,10 +4020,10 @@
               </w:numPr>
               <w:ind w:firstLineChars="0"/>
               <w:rPr>
-                <w:del w:id="135" w:author="tanzhaobo" w:date="2016-03-08T16:53:00Z"/>
-              </w:rPr>
-            </w:pPr>
-            <w:del w:id="136" w:author="tanzhaobo" w:date="2016-03-08T16:53:00Z">
+                <w:del w:id="137" w:author="tanzhaobo" w:date="2016-03-08T16:53:00Z"/>
+              </w:rPr>
+            </w:pPr>
+            <w:del w:id="138" w:author="tanzhaobo" w:date="2016-03-08T16:53:00Z">
               <w:r>
                 <w:rPr>
                   <w:rFonts w:hint="eastAsia"/>
@@ -4040,7 +4099,7 @@
               </w:rPr>
               <w:t>的内容，决定是否需</w:t>
             </w:r>
-            <w:ins w:id="137" w:author="tanzhaobo" w:date="2016-03-08T16:54:00Z">
+            <w:ins w:id="139" w:author="tanzhaobo" w:date="2016-03-08T16:54:00Z">
               <w:r>
                 <w:rPr>
                   <w:rFonts w:hint="eastAsia"/>
@@ -4048,7 +4107,7 @@
                 <w:t>更改</w:t>
               </w:r>
             </w:ins>
-            <w:del w:id="138" w:author="tanzhaobo" w:date="2016-03-08T16:54:00Z">
+            <w:del w:id="140" w:author="tanzhaobo" w:date="2016-03-08T16:54:00Z">
               <w:r>
                 <w:rPr>
                   <w:rFonts w:hint="eastAsia"/>
@@ -4062,7 +4121,7 @@
               </w:rPr>
               <w:t>策略的连接</w:t>
             </w:r>
-            <w:ins w:id="139" w:author="tanzhaobo" w:date="2016-03-08T16:54:00Z">
+            <w:ins w:id="141" w:author="tanzhaobo" w:date="2016-03-08T16:54:00Z">
               <w:r>
                 <w:rPr>
                   <w:rFonts w:hint="eastAsia"/>
@@ -4137,7 +4196,14 @@
               <w:rPr>
                 <w:rFonts w:hint="eastAsia"/>
               </w:rPr>
-              <w:t>从连接池中获取连接，但池可用连接到达上限时，该接口将阻塞等待若干时间。当超时时，仍无可以连接，该接口将抛出错误类型为“</w:t>
+              <w:t>从连接池中获取连接，但池可用连接到达上限时，该接口将阻塞等待若干时间。当超时时，仍无可以连接，该接口将抛出错误类型为</w:t>
+            </w:r>
+            <w:r>
+              <w:rPr>
+                <w:rFonts w:hint="eastAsia"/>
+              </w:rPr>
+              <w:lastRenderedPageBreak/>
+              <w:t>“</w:t>
             </w:r>
             <w:r>
               <w:t>SDB_DRIVER_DS_RUNOUT</w:t>
@@ -4153,7 +4219,7 @@
       </w:tr>
       <w:tr>
         <w:trPr>
-          <w:ins w:id="140" w:author="tanzhaobo" w:date="2016-03-08T16:55:00Z"/>
+          <w:ins w:id="142" w:author="tanzhaobo" w:date="2016-03-08T16:55:00Z"/>
         </w:trPr>
         <w:tc>
           <w:tcPr>
@@ -4163,14 +4229,15 @@
             <w:pPr>
               <w:ind w:left="0"/>
               <w:rPr>
-                <w:ins w:id="141" w:author="tanzhaobo" w:date="2016-03-08T16:55:00Z"/>
-              </w:rPr>
-            </w:pPr>
-            <w:ins w:id="142" w:author="tanzhaobo" w:date="2016-03-08T16:55:00Z">
+                <w:ins w:id="143" w:author="tanzhaobo" w:date="2016-03-08T16:55:00Z"/>
+              </w:rPr>
+            </w:pPr>
+            <w:ins w:id="144" w:author="tanzhaobo" w:date="2016-03-08T16:55:00Z">
               <w:r>
                 <w:rPr>
                   <w:rFonts w:hint="eastAsia"/>
                 </w:rPr>
+                <w:lastRenderedPageBreak/>
                 <w:t>releaseConnection()</w:t>
               </w:r>
             </w:ins>
@@ -4184,10 +4251,10 @@
             <w:pPr>
               <w:ind w:left="0"/>
               <w:rPr>
-                <w:ins w:id="143" w:author="tanzhaobo" w:date="2016-03-08T16:55:00Z"/>
-              </w:rPr>
-            </w:pPr>
-            <w:ins w:id="144" w:author="tanzhaobo" w:date="2016-03-08T16:56:00Z">
+                <w:ins w:id="145" w:author="tanzhaobo" w:date="2016-03-08T16:55:00Z"/>
+              </w:rPr>
+            </w:pPr>
+            <w:ins w:id="146" w:author="tanzhaobo" w:date="2016-03-08T16:56:00Z">
               <w:r>
                 <w:rPr>
                   <w:rFonts w:hint="eastAsia"/>
@@ -4211,10 +4278,10 @@
             <w:pPr>
               <w:ind w:left="0"/>
               <w:rPr>
-                <w:ins w:id="145" w:author="tanzhaobo" w:date="2016-03-08T16:55:00Z"/>
-              </w:rPr>
-            </w:pPr>
-            <w:ins w:id="146" w:author="tanzhaobo" w:date="2016-03-08T16:56:00Z">
+                <w:ins w:id="147" w:author="tanzhaobo" w:date="2016-03-08T16:55:00Z"/>
+              </w:rPr>
+            </w:pPr>
+            <w:ins w:id="148" w:author="tanzhaobo" w:date="2016-03-08T16:56:00Z">
               <w:r>
                 <w:rPr>
                   <w:rFonts w:hint="eastAsia"/>
@@ -4232,22 +4299,15 @@
             <w:pPr>
               <w:ind w:left="0"/>
               <w:rPr>
-                <w:ins w:id="147" w:author="tanzhaobo" w:date="2016-03-08T16:55:00Z"/>
-              </w:rPr>
-            </w:pPr>
-            <w:ins w:id="148" w:author="tanzhaobo" w:date="2016-03-08T16:56:00Z">
+                <w:ins w:id="149" w:author="tanzhaobo" w:date="2016-03-08T16:55:00Z"/>
+              </w:rPr>
+            </w:pPr>
+            <w:ins w:id="150" w:author="tanzhaobo" w:date="2016-03-08T16:56:00Z">
               <w:r>
                 <w:rPr>
                   <w:rFonts w:hint="eastAsia"/>
                 </w:rPr>
-                <w:t>把连接放回连接池。若一个连接不属于该连接池，</w:t>
-              </w:r>
-              <w:r>
-                <w:rPr>
-                  <w:rFonts w:hint="eastAsia"/>
-                </w:rPr>
-                <w:lastRenderedPageBreak/>
-                <w:t>连接池直接将其关闭并丢弃。若一个空闲已久的连接回池，连接池也直接将其关闭并丢弃。</w:t>
+                <w:t>把连接放回连接池。若一个连接不属于该连接池，连接池直接将其关闭并丢弃。若一个空闲已久的连接回池，连接池也直接将其关闭并丢弃。</w:t>
               </w:r>
             </w:ins>
           </w:p>
@@ -4263,7 +4323,6 @@
               <w:ind w:left="0"/>
             </w:pPr>
             <w:r>
-              <w:lastRenderedPageBreak/>
               <w:t>close()</w:t>
             </w:r>
           </w:p>
@@ -4314,7 +4373,7 @@
             <w:pPr>
               <w:ind w:left="0"/>
             </w:pPr>
-            <w:ins w:id="149" w:author="tanzhaobo" w:date="2016-03-11T14:34:00Z">
+            <w:ins w:id="151" w:author="tanzhaobo" w:date="2016-03-11T14:34:00Z">
               <w:r>
                 <w:rPr>
                   <w:rFonts w:hint="eastAsia"/>
@@ -4328,7 +4387,7 @@
                 <w:t>releaseConnection</w:t>
               </w:r>
             </w:ins>
-            <w:ins w:id="150" w:author="tanzhaobo" w:date="2016-03-11T14:35:00Z">
+            <w:ins w:id="152" w:author="tanzhaobo" w:date="2016-03-11T14:35:00Z">
               <w:r>
                 <w:rPr>
                   <w:rFonts w:hint="eastAsia"/>
@@ -4336,7 +4395,7 @@
                 <w:t>替代。</w:t>
               </w:r>
             </w:ins>
-            <w:del w:id="151" w:author="tanzhaobo" w:date="2016-03-08T16:56:00Z">
+            <w:del w:id="153" w:author="tanzhaobo" w:date="2016-03-08T16:56:00Z">
               <w:r>
                 <w:rPr>
                   <w:rFonts w:hint="eastAsia"/>
@@ -4344,7 +4403,7 @@
                 <w:delText>把连接放回连接池。若一个连接不属于该连接池，连接池直接将其关闭并丢弃。若一个空闲已久的连接回池，连接池也直接将其关闭并丢弃。</w:delText>
               </w:r>
             </w:del>
-            <w:ins w:id="152" w:author="tanzhaobo" w:date="2016-03-08T16:56:00Z">
+            <w:ins w:id="154" w:author="tanzhaobo" w:date="2016-03-08T16:56:00Z">
               <w:r>
                 <w:rPr>
                   <w:rFonts w:hint="eastAsia"/>
@@ -4514,37 +4573,6 @@
               <w:ind w:left="0"/>
               <w:rPr>
                 <w:color w:val="D9D9D9" w:themeColor="background1" w:themeShade="D9"/>
-                <w:rPrChange w:id="153" w:author="tanzhaobo" w:date="2016-03-11T14:37:00Z">
-                  <w:rPr>
-                    <w:color w:val="FF0000"/>
-                  </w:rPr>
-                </w:rPrChange>
-              </w:rPr>
-            </w:pPr>
-            <w:r>
-              <w:rPr>
-                <w:rFonts w:hint="eastAsia"/>
-                <w:color w:val="D9D9D9" w:themeColor="background1" w:themeShade="D9"/>
-                <w:rPrChange w:id="154" w:author="tanzhaobo" w:date="2016-03-11T14:37:00Z">
-                  <w:rPr>
-                    <w:rFonts w:hint="eastAsia"/>
-                    <w:color w:val="FF0000"/>
-                  </w:rPr>
-                </w:rPrChange>
-              </w:rPr>
-              <w:t>内部接口</w:t>
-            </w:r>
-          </w:p>
-        </w:tc>
-        <w:tc>
-          <w:tcPr>
-            <w:tcW w:w="2268" w:type="dxa"/>
-          </w:tcPr>
-          <w:p>
-            <w:pPr>
-              <w:ind w:left="0"/>
-              <w:rPr>
-                <w:color w:val="D9D9D9" w:themeColor="background1" w:themeShade="D9"/>
                 <w:rPrChange w:id="155" w:author="tanzhaobo" w:date="2016-03-11T14:37:00Z">
                   <w:rPr>
                     <w:color w:val="FF0000"/>
@@ -4563,48 +4591,13 @@
                   </w:rPr>
                 </w:rPrChange>
               </w:rPr>
-              <w:t>参数说明</w:t>
-            </w:r>
-          </w:p>
-        </w:tc>
-        <w:tc>
-          <w:tcPr>
-            <w:tcW w:w="992" w:type="dxa"/>
-          </w:tcPr>
-          <w:p>
-            <w:pPr>
-              <w:ind w:left="0"/>
-              <w:rPr>
-                <w:color w:val="D9D9D9" w:themeColor="background1" w:themeShade="D9"/>
-              </w:rPr>
-            </w:pPr>
-          </w:p>
-        </w:tc>
-        <w:tc>
-          <w:tcPr>
-            <w:tcW w:w="2616" w:type="dxa"/>
-          </w:tcPr>
-          <w:p>
-            <w:pPr>
-              <w:ind w:left="0"/>
-              <w:rPr>
-                <w:color w:val="D9D9D9" w:themeColor="background1" w:themeShade="D9"/>
-              </w:rPr>
-            </w:pPr>
-            <w:r>
-              <w:rPr>
-                <w:rFonts w:hint="eastAsia"/>
-                <w:color w:val="D9D9D9" w:themeColor="background1" w:themeShade="D9"/>
-              </w:rPr>
-              <w:t>功能描述</w:t>
-            </w:r>
-          </w:p>
-        </w:tc>
-      </w:tr>
-      <w:tr>
-        <w:tc>
-          <w:tcPr>
-            <w:tcW w:w="2303" w:type="dxa"/>
+              <w:t>内部接口</w:t>
+            </w:r>
+          </w:p>
+        </w:tc>
+        <w:tc>
+          <w:tcPr>
+            <w:tcW w:w="2268" w:type="dxa"/>
           </w:tcPr>
           <w:p>
             <w:pPr>
@@ -4612,42 +4605,84 @@
               <w:rPr>
                 <w:color w:val="D9D9D9" w:themeColor="background1" w:themeShade="D9"/>
                 <w:rPrChange w:id="157" w:author="tanzhaobo" w:date="2016-03-11T14:37:00Z">
-                  <w:rPr/>
+                  <w:rPr>
+                    <w:color w:val="FF0000"/>
+                  </w:rPr>
                 </w:rPrChange>
               </w:rPr>
             </w:pPr>
             <w:r>
               <w:rPr>
+                <w:rFonts w:hint="eastAsia"/>
                 <w:color w:val="D9D9D9" w:themeColor="background1" w:themeShade="D9"/>
                 <w:rPrChange w:id="158" w:author="tanzhaobo" w:date="2016-03-11T14:37:00Z">
-                  <w:rPr/>
-                </w:rPrChange>
-              </w:rPr>
-              <w:t>cancelTimers()/cancelTimers1()/cancelTimers2()</w:t>
-            </w:r>
-            <w:r>
-              <w:rPr>
-                <w:rFonts w:hint="eastAsia"/>
-                <w:color w:val="D9D9D9" w:themeColor="background1" w:themeShade="D9"/>
-                <w:rPrChange w:id="159" w:author="tanzhaobo" w:date="2016-03-11T14:37:00Z">
                   <w:rPr>
                     <w:rFonts w:hint="eastAsia"/>
                     <w:color w:val="FF0000"/>
                   </w:rPr>
                 </w:rPrChange>
               </w:rPr>
-              <w:t>（</w:t>
-            </w:r>
+              <w:t>参数说明</w:t>
+            </w:r>
+          </w:p>
+        </w:tc>
+        <w:tc>
+          <w:tcPr>
+            <w:tcW w:w="992" w:type="dxa"/>
+          </w:tcPr>
+          <w:p>
+            <w:pPr>
+              <w:ind w:left="0"/>
+              <w:rPr>
+                <w:color w:val="D9D9D9" w:themeColor="background1" w:themeShade="D9"/>
+              </w:rPr>
+            </w:pPr>
+          </w:p>
+        </w:tc>
+        <w:tc>
+          <w:tcPr>
+            <w:tcW w:w="2616" w:type="dxa"/>
+          </w:tcPr>
+          <w:p>
+            <w:pPr>
+              <w:ind w:left="0"/>
+              <w:rPr>
+                <w:color w:val="D9D9D9" w:themeColor="background1" w:themeShade="D9"/>
+              </w:rPr>
+            </w:pPr>
+            <w:r>
+              <w:rPr>
+                <w:rFonts w:hint="eastAsia"/>
+                <w:color w:val="D9D9D9" w:themeColor="background1" w:themeShade="D9"/>
+              </w:rPr>
+              <w:t>功能描述</w:t>
+            </w:r>
+          </w:p>
+        </w:tc>
+      </w:tr>
+      <w:tr>
+        <w:tc>
+          <w:tcPr>
+            <w:tcW w:w="2303" w:type="dxa"/>
+          </w:tcPr>
+          <w:p>
+            <w:pPr>
+              <w:ind w:left="0"/>
+              <w:rPr>
+                <w:color w:val="D9D9D9" w:themeColor="background1" w:themeShade="D9"/>
+                <w:rPrChange w:id="159" w:author="tanzhaobo" w:date="2016-03-11T14:37:00Z">
+                  <w:rPr/>
+                </w:rPrChange>
+              </w:rPr>
+            </w:pPr>
             <w:r>
               <w:rPr>
                 <w:color w:val="D9D9D9" w:themeColor="background1" w:themeShade="D9"/>
                 <w:rPrChange w:id="160" w:author="tanzhaobo" w:date="2016-03-11T14:37:00Z">
-                  <w:rPr>
-                    <w:color w:val="FF0000"/>
-                  </w:rPr>
+                  <w:rPr/>
                 </w:rPrChange>
               </w:rPr>
-              <w:t>1.2.6&amp;2.1</w:t>
+              <w:t>cancelTimers()/cancelTimers1()/cancelTimers2()</w:t>
             </w:r>
             <w:r>
               <w:rPr>
@@ -4660,133 +4695,133 @@
                   </w:rPr>
                 </w:rPrChange>
               </w:rPr>
-              <w:t>新增）</w:t>
-            </w:r>
-          </w:p>
-        </w:tc>
-        <w:tc>
-          <w:tcPr>
-            <w:tcW w:w="2268" w:type="dxa"/>
-          </w:tcPr>
-          <w:p>
-            <w:pPr>
-              <w:ind w:left="0"/>
+              <w:t>（</w:t>
+            </w:r>
+            <w:r>
               <w:rPr>
                 <w:color w:val="D9D9D9" w:themeColor="background1" w:themeShade="D9"/>
                 <w:rPrChange w:id="162" w:author="tanzhaobo" w:date="2016-03-11T14:37:00Z">
-                  <w:rPr/>
-                </w:rPrChange>
-              </w:rPr>
-            </w:pPr>
-            <w:r>
-              <w:rPr>
-                <w:rFonts w:hint="eastAsia"/>
-                <w:color w:val="D9D9D9" w:themeColor="background1" w:themeShade="D9"/>
-                <w:rPrChange w:id="163" w:author="tanzhaobo" w:date="2016-03-11T14:37:00Z">
                   <w:rPr>
-                    <w:rFonts w:hint="eastAsia"/>
+                    <w:color w:val="FF0000"/>
                   </w:rPr>
                 </w:rPrChange>
               </w:rPr>
-              <w:t>无</w:t>
-            </w:r>
-          </w:p>
-        </w:tc>
-        <w:tc>
-          <w:tcPr>
-            <w:tcW w:w="992" w:type="dxa"/>
-          </w:tcPr>
-          <w:p>
-            <w:pPr>
-              <w:ind w:left="0"/>
-              <w:rPr>
-                <w:color w:val="D9D9D9" w:themeColor="background1" w:themeShade="D9"/>
-              </w:rPr>
-            </w:pPr>
-            <w:r>
-              <w:rPr>
-                <w:rFonts w:hint="eastAsia"/>
-                <w:color w:val="D9D9D9" w:themeColor="background1" w:themeShade="D9"/>
-              </w:rPr>
-              <w:t>无</w:t>
-            </w:r>
-          </w:p>
-          <w:p>
-            <w:pPr>
-              <w:rPr>
-                <w:color w:val="D9D9D9" w:themeColor="background1" w:themeShade="D9"/>
-              </w:rPr>
-            </w:pPr>
-          </w:p>
-        </w:tc>
-        <w:tc>
-          <w:tcPr>
-            <w:tcW w:w="2616" w:type="dxa"/>
-          </w:tcPr>
-          <w:p>
-            <w:pPr>
-              <w:ind w:left="0"/>
-              <w:rPr>
-                <w:color w:val="D9D9D9" w:themeColor="background1" w:themeShade="D9"/>
-              </w:rPr>
-            </w:pPr>
-            <w:r>
-              <w:rPr>
-                <w:rFonts w:hint="eastAsia"/>
-                <w:color w:val="D9D9D9" w:themeColor="background1" w:themeShade="D9"/>
-              </w:rPr>
-              <w:t>取消定时器</w:t>
-            </w:r>
-          </w:p>
-        </w:tc>
-      </w:tr>
-      <w:tr>
-        <w:tc>
-          <w:tcPr>
-            <w:tcW w:w="2303" w:type="dxa"/>
-          </w:tcPr>
-          <w:p>
-            <w:pPr>
-              <w:ind w:left="0"/>
-              <w:rPr>
-                <w:color w:val="D9D9D9" w:themeColor="background1" w:themeShade="D9"/>
-                <w:rPrChange w:id="164" w:author="tanzhaobo" w:date="2016-03-11T14:37:00Z">
-                  <w:rPr/>
-                </w:rPrChange>
-              </w:rPr>
-            </w:pPr>
-            <w:r>
-              <w:rPr>
-                <w:color w:val="D9D9D9" w:themeColor="background1" w:themeShade="D9"/>
-                <w:rPrChange w:id="165" w:author="tanzhaobo" w:date="2016-03-11T14:37:00Z">
-                  <w:rPr/>
-                </w:rPrChange>
-              </w:rPr>
-              <w:t>initTimers()/initTimers1()/initTimers2()</w:t>
-            </w:r>
-            <w:r>
-              <w:rPr>
-                <w:rFonts w:hint="eastAsia"/>
-                <w:color w:val="D9D9D9" w:themeColor="background1" w:themeShade="D9"/>
-                <w:rPrChange w:id="166" w:author="tanzhaobo" w:date="2016-03-11T14:37:00Z">
+              <w:t>1.2.6&amp;2.1</w:t>
+            </w:r>
+            <w:r>
+              <w:rPr>
+                <w:rFonts w:hint="eastAsia"/>
+                <w:color w:val="D9D9D9" w:themeColor="background1" w:themeShade="D9"/>
+                <w:rPrChange w:id="163" w:author="tanzhaobo" w:date="2016-03-11T14:37:00Z">
                   <w:rPr>
                     <w:rFonts w:hint="eastAsia"/>
                     <w:color w:val="FF0000"/>
                   </w:rPr>
                 </w:rPrChange>
               </w:rPr>
-              <w:t>（</w:t>
-            </w:r>
-            <w:r>
-              <w:rPr>
-                <w:color w:val="D9D9D9" w:themeColor="background1" w:themeShade="D9"/>
-                <w:rPrChange w:id="167" w:author="tanzhaobo" w:date="2016-03-11T14:37:00Z">
+              <w:t>新增）</w:t>
+            </w:r>
+          </w:p>
+        </w:tc>
+        <w:tc>
+          <w:tcPr>
+            <w:tcW w:w="2268" w:type="dxa"/>
+          </w:tcPr>
+          <w:p>
+            <w:pPr>
+              <w:ind w:left="0"/>
+              <w:rPr>
+                <w:color w:val="D9D9D9" w:themeColor="background1" w:themeShade="D9"/>
+                <w:rPrChange w:id="164" w:author="tanzhaobo" w:date="2016-03-11T14:37:00Z">
+                  <w:rPr/>
+                </w:rPrChange>
+              </w:rPr>
+            </w:pPr>
+            <w:r>
+              <w:rPr>
+                <w:rFonts w:hint="eastAsia"/>
+                <w:color w:val="D9D9D9" w:themeColor="background1" w:themeShade="D9"/>
+                <w:rPrChange w:id="165" w:author="tanzhaobo" w:date="2016-03-11T14:37:00Z">
                   <w:rPr>
-                    <w:color w:val="FF0000"/>
+                    <w:rFonts w:hint="eastAsia"/>
                   </w:rPr>
                 </w:rPrChange>
               </w:rPr>
-              <w:t>1.2.6&amp;2.1</w:t>
+              <w:t>无</w:t>
+            </w:r>
+          </w:p>
+        </w:tc>
+        <w:tc>
+          <w:tcPr>
+            <w:tcW w:w="992" w:type="dxa"/>
+          </w:tcPr>
+          <w:p>
+            <w:pPr>
+              <w:ind w:left="0"/>
+              <w:rPr>
+                <w:color w:val="D9D9D9" w:themeColor="background1" w:themeShade="D9"/>
+              </w:rPr>
+            </w:pPr>
+            <w:r>
+              <w:rPr>
+                <w:rFonts w:hint="eastAsia"/>
+                <w:color w:val="D9D9D9" w:themeColor="background1" w:themeShade="D9"/>
+              </w:rPr>
+              <w:t>无</w:t>
+            </w:r>
+          </w:p>
+          <w:p>
+            <w:pPr>
+              <w:rPr>
+                <w:color w:val="D9D9D9" w:themeColor="background1" w:themeShade="D9"/>
+              </w:rPr>
+            </w:pPr>
+          </w:p>
+        </w:tc>
+        <w:tc>
+          <w:tcPr>
+            <w:tcW w:w="2616" w:type="dxa"/>
+          </w:tcPr>
+          <w:p>
+            <w:pPr>
+              <w:ind w:left="0"/>
+              <w:rPr>
+                <w:color w:val="D9D9D9" w:themeColor="background1" w:themeShade="D9"/>
+              </w:rPr>
+            </w:pPr>
+            <w:r>
+              <w:rPr>
+                <w:rFonts w:hint="eastAsia"/>
+                <w:color w:val="D9D9D9" w:themeColor="background1" w:themeShade="D9"/>
+              </w:rPr>
+              <w:t>取消定时器</w:t>
+            </w:r>
+          </w:p>
+        </w:tc>
+      </w:tr>
+      <w:tr>
+        <w:tc>
+          <w:tcPr>
+            <w:tcW w:w="2303" w:type="dxa"/>
+          </w:tcPr>
+          <w:p>
+            <w:pPr>
+              <w:ind w:left="0"/>
+              <w:rPr>
+                <w:color w:val="D9D9D9" w:themeColor="background1" w:themeShade="D9"/>
+                <w:rPrChange w:id="166" w:author="tanzhaobo" w:date="2016-03-11T14:37:00Z">
+                  <w:rPr/>
+                </w:rPrChange>
+              </w:rPr>
+            </w:pPr>
+            <w:r>
+              <w:rPr>
+                <w:color w:val="D9D9D9" w:themeColor="background1" w:themeShade="D9"/>
+                <w:rPrChange w:id="167" w:author="tanzhaobo" w:date="2016-03-11T14:37:00Z">
+                  <w:rPr/>
+                </w:rPrChange>
+              </w:rPr>
+              <w:t>initTimers()/initTimers1()/initTimers2()</w:t>
             </w:r>
             <w:r>
               <w:rPr>
@@ -4799,126 +4834,126 @@
                   </w:rPr>
                 </w:rPrChange>
               </w:rPr>
-              <w:t>新增）</w:t>
-            </w:r>
-          </w:p>
-        </w:tc>
-        <w:tc>
-          <w:tcPr>
-            <w:tcW w:w="2268" w:type="dxa"/>
-          </w:tcPr>
-          <w:p>
-            <w:pPr>
-              <w:ind w:left="0"/>
+              <w:t>（</w:t>
+            </w:r>
+            <w:r>
               <w:rPr>
                 <w:color w:val="D9D9D9" w:themeColor="background1" w:themeShade="D9"/>
                 <w:rPrChange w:id="169" w:author="tanzhaobo" w:date="2016-03-11T14:37:00Z">
-                  <w:rPr/>
-                </w:rPrChange>
-              </w:rPr>
-            </w:pPr>
-            <w:r>
-              <w:rPr>
-                <w:rFonts w:hint="eastAsia"/>
-                <w:color w:val="D9D9D9" w:themeColor="background1" w:themeShade="D9"/>
-                <w:rPrChange w:id="170" w:author="tanzhaobo" w:date="2016-03-11T14:37:00Z">
                   <w:rPr>
-                    <w:rFonts w:hint="eastAsia"/>
+                    <w:color w:val="FF0000"/>
                   </w:rPr>
                 </w:rPrChange>
               </w:rPr>
-              <w:t>无</w:t>
-            </w:r>
-          </w:p>
-        </w:tc>
-        <w:tc>
-          <w:tcPr>
-            <w:tcW w:w="992" w:type="dxa"/>
-          </w:tcPr>
-          <w:p>
-            <w:pPr>
-              <w:ind w:left="0"/>
-              <w:rPr>
-                <w:color w:val="D9D9D9" w:themeColor="background1" w:themeShade="D9"/>
-              </w:rPr>
-            </w:pPr>
-            <w:r>
-              <w:rPr>
-                <w:rFonts w:hint="eastAsia"/>
-                <w:color w:val="D9D9D9" w:themeColor="background1" w:themeShade="D9"/>
-              </w:rPr>
-              <w:t>无</w:t>
-            </w:r>
-          </w:p>
-        </w:tc>
-        <w:tc>
-          <w:tcPr>
-            <w:tcW w:w="2616" w:type="dxa"/>
-          </w:tcPr>
-          <w:p>
-            <w:pPr>
-              <w:ind w:left="0"/>
-              <w:rPr>
-                <w:color w:val="D9D9D9" w:themeColor="background1" w:themeShade="D9"/>
-              </w:rPr>
-            </w:pPr>
-            <w:r>
-              <w:rPr>
-                <w:rFonts w:hint="eastAsia"/>
-                <w:color w:val="D9D9D9" w:themeColor="background1" w:themeShade="D9"/>
-              </w:rPr>
-              <w:t>启动定时器</w:t>
-            </w:r>
-          </w:p>
-        </w:tc>
-      </w:tr>
-      <w:tr>
-        <w:tc>
-          <w:tcPr>
-            <w:tcW w:w="2303" w:type="dxa"/>
-          </w:tcPr>
-          <w:p>
-            <w:pPr>
-              <w:ind w:left="0"/>
-              <w:rPr>
-                <w:color w:val="D9D9D9" w:themeColor="background1" w:themeShade="D9"/>
-                <w:rPrChange w:id="171" w:author="tanzhaobo" w:date="2016-03-11T14:37:00Z">
-                  <w:rPr/>
-                </w:rPrChange>
-              </w:rPr>
-            </w:pPr>
-            <w:r>
-              <w:rPr>
-                <w:color w:val="D9D9D9" w:themeColor="background1" w:themeShade="D9"/>
-                <w:rPrChange w:id="172" w:author="tanzhaobo" w:date="2016-03-11T14:37:00Z">
-                  <w:rPr/>
-                </w:rPrChange>
-              </w:rPr>
-              <w:t>closeIdleQueueConn()</w:t>
-            </w:r>
-            <w:r>
-              <w:rPr>
-                <w:rFonts w:hint="eastAsia"/>
-                <w:color w:val="D9D9D9" w:themeColor="background1" w:themeShade="D9"/>
-                <w:rPrChange w:id="173" w:author="tanzhaobo" w:date="2016-03-11T14:37:00Z">
+              <w:t>1.2.6&amp;2.1</w:t>
+            </w:r>
+            <w:r>
+              <w:rPr>
+                <w:rFonts w:hint="eastAsia"/>
+                <w:color w:val="D9D9D9" w:themeColor="background1" w:themeShade="D9"/>
+                <w:rPrChange w:id="170" w:author="tanzhaobo" w:date="2016-03-11T14:37:00Z">
                   <w:rPr>
                     <w:rFonts w:hint="eastAsia"/>
                     <w:color w:val="FF0000"/>
                   </w:rPr>
                 </w:rPrChange>
               </w:rPr>
-              <w:t>（</w:t>
-            </w:r>
-            <w:r>
-              <w:rPr>
-                <w:color w:val="D9D9D9" w:themeColor="background1" w:themeShade="D9"/>
-                <w:rPrChange w:id="174" w:author="tanzhaobo" w:date="2016-03-11T14:37:00Z">
+              <w:t>新增）</w:t>
+            </w:r>
+          </w:p>
+        </w:tc>
+        <w:tc>
+          <w:tcPr>
+            <w:tcW w:w="2268" w:type="dxa"/>
+          </w:tcPr>
+          <w:p>
+            <w:pPr>
+              <w:ind w:left="0"/>
+              <w:rPr>
+                <w:color w:val="D9D9D9" w:themeColor="background1" w:themeShade="D9"/>
+                <w:rPrChange w:id="171" w:author="tanzhaobo" w:date="2016-03-11T14:37:00Z">
+                  <w:rPr/>
+                </w:rPrChange>
+              </w:rPr>
+            </w:pPr>
+            <w:r>
+              <w:rPr>
+                <w:rFonts w:hint="eastAsia"/>
+                <w:color w:val="D9D9D9" w:themeColor="background1" w:themeShade="D9"/>
+                <w:rPrChange w:id="172" w:author="tanzhaobo" w:date="2016-03-11T14:37:00Z">
                   <w:rPr>
-                    <w:color w:val="FF0000"/>
+                    <w:rFonts w:hint="eastAsia"/>
                   </w:rPr>
                 </w:rPrChange>
               </w:rPr>
-              <w:t>1.2.6&amp;2.1</w:t>
+              <w:t>无</w:t>
+            </w:r>
+          </w:p>
+        </w:tc>
+        <w:tc>
+          <w:tcPr>
+            <w:tcW w:w="992" w:type="dxa"/>
+          </w:tcPr>
+          <w:p>
+            <w:pPr>
+              <w:ind w:left="0"/>
+              <w:rPr>
+                <w:color w:val="D9D9D9" w:themeColor="background1" w:themeShade="D9"/>
+              </w:rPr>
+            </w:pPr>
+            <w:r>
+              <w:rPr>
+                <w:rFonts w:hint="eastAsia"/>
+                <w:color w:val="D9D9D9" w:themeColor="background1" w:themeShade="D9"/>
+              </w:rPr>
+              <w:t>无</w:t>
+            </w:r>
+          </w:p>
+        </w:tc>
+        <w:tc>
+          <w:tcPr>
+            <w:tcW w:w="2616" w:type="dxa"/>
+          </w:tcPr>
+          <w:p>
+            <w:pPr>
+              <w:ind w:left="0"/>
+              <w:rPr>
+                <w:color w:val="D9D9D9" w:themeColor="background1" w:themeShade="D9"/>
+              </w:rPr>
+            </w:pPr>
+            <w:r>
+              <w:rPr>
+                <w:rFonts w:hint="eastAsia"/>
+                <w:color w:val="D9D9D9" w:themeColor="background1" w:themeShade="D9"/>
+              </w:rPr>
+              <w:t>启动定时器</w:t>
+            </w:r>
+          </w:p>
+        </w:tc>
+      </w:tr>
+      <w:tr>
+        <w:tc>
+          <w:tcPr>
+            <w:tcW w:w="2303" w:type="dxa"/>
+          </w:tcPr>
+          <w:p>
+            <w:pPr>
+              <w:ind w:left="0"/>
+              <w:rPr>
+                <w:color w:val="D9D9D9" w:themeColor="background1" w:themeShade="D9"/>
+                <w:rPrChange w:id="173" w:author="tanzhaobo" w:date="2016-03-11T14:37:00Z">
+                  <w:rPr/>
+                </w:rPrChange>
+              </w:rPr>
+            </w:pPr>
+            <w:r>
+              <w:rPr>
+                <w:color w:val="D9D9D9" w:themeColor="background1" w:themeShade="D9"/>
+                <w:rPrChange w:id="174" w:author="tanzhaobo" w:date="2016-03-11T14:37:00Z">
+                  <w:rPr/>
+                </w:rPrChange>
+              </w:rPr>
+              <w:t>closeIdleQueueConn()</w:t>
             </w:r>
             <w:r>
               <w:rPr>
@@ -4931,126 +4966,126 @@
                   </w:rPr>
                 </w:rPrChange>
               </w:rPr>
-              <w:t>新增）</w:t>
-            </w:r>
-          </w:p>
-        </w:tc>
-        <w:tc>
-          <w:tcPr>
-            <w:tcW w:w="2268" w:type="dxa"/>
-          </w:tcPr>
-          <w:p>
-            <w:pPr>
-              <w:ind w:left="0"/>
+              <w:t>（</w:t>
+            </w:r>
+            <w:r>
               <w:rPr>
                 <w:color w:val="D9D9D9" w:themeColor="background1" w:themeShade="D9"/>
                 <w:rPrChange w:id="176" w:author="tanzhaobo" w:date="2016-03-11T14:37:00Z">
-                  <w:rPr/>
-                </w:rPrChange>
-              </w:rPr>
-            </w:pPr>
-            <w:r>
-              <w:rPr>
-                <w:rFonts w:hint="eastAsia"/>
-                <w:color w:val="D9D9D9" w:themeColor="background1" w:themeShade="D9"/>
-                <w:rPrChange w:id="177" w:author="tanzhaobo" w:date="2016-03-11T14:37:00Z">
                   <w:rPr>
-                    <w:rFonts w:hint="eastAsia"/>
+                    <w:color w:val="FF0000"/>
                   </w:rPr>
                 </w:rPrChange>
               </w:rPr>
-              <w:t>无</w:t>
-            </w:r>
-          </w:p>
-        </w:tc>
-        <w:tc>
-          <w:tcPr>
-            <w:tcW w:w="992" w:type="dxa"/>
-          </w:tcPr>
-          <w:p>
-            <w:pPr>
-              <w:ind w:left="0"/>
-              <w:rPr>
-                <w:color w:val="D9D9D9" w:themeColor="background1" w:themeShade="D9"/>
-              </w:rPr>
-            </w:pPr>
-            <w:r>
-              <w:rPr>
-                <w:rFonts w:hint="eastAsia"/>
-                <w:color w:val="D9D9D9" w:themeColor="background1" w:themeShade="D9"/>
-              </w:rPr>
-              <w:t>无</w:t>
-            </w:r>
-          </w:p>
-        </w:tc>
-        <w:tc>
-          <w:tcPr>
-            <w:tcW w:w="2616" w:type="dxa"/>
-          </w:tcPr>
-          <w:p>
-            <w:pPr>
-              <w:ind w:left="0"/>
-              <w:rPr>
-                <w:color w:val="D9D9D9" w:themeColor="background1" w:themeShade="D9"/>
-              </w:rPr>
-            </w:pPr>
-            <w:r>
-              <w:rPr>
-                <w:rFonts w:hint="eastAsia"/>
-                <w:color w:val="D9D9D9" w:themeColor="background1" w:themeShade="D9"/>
-              </w:rPr>
-              <w:t>关闭空闲队列中所有连接</w:t>
-            </w:r>
-          </w:p>
-        </w:tc>
-      </w:tr>
-      <w:tr>
-        <w:tc>
-          <w:tcPr>
-            <w:tcW w:w="2303" w:type="dxa"/>
-          </w:tcPr>
-          <w:p>
-            <w:pPr>
-              <w:ind w:left="0"/>
-              <w:rPr>
-                <w:color w:val="D9D9D9" w:themeColor="background1" w:themeShade="D9"/>
-                <w:rPrChange w:id="178" w:author="tanzhaobo" w:date="2016-03-11T14:37:00Z">
-                  <w:rPr/>
-                </w:rPrChange>
-              </w:rPr>
-            </w:pPr>
-            <w:r>
-              <w:rPr>
-                <w:color w:val="D9D9D9" w:themeColor="background1" w:themeShade="D9"/>
-                <w:rPrChange w:id="179" w:author="tanzhaobo" w:date="2016-03-11T14:37:00Z">
-                  <w:rPr/>
-                </w:rPrChange>
-              </w:rPr>
-              <w:t>closeBusyQueueConn()</w:t>
-            </w:r>
-            <w:r>
-              <w:rPr>
-                <w:rFonts w:hint="eastAsia"/>
-                <w:color w:val="D9D9D9" w:themeColor="background1" w:themeShade="D9"/>
-                <w:rPrChange w:id="180" w:author="tanzhaobo" w:date="2016-03-11T14:37:00Z">
+              <w:t>1.2.6&amp;2.1</w:t>
+            </w:r>
+            <w:r>
+              <w:rPr>
+                <w:rFonts w:hint="eastAsia"/>
+                <w:color w:val="D9D9D9" w:themeColor="background1" w:themeShade="D9"/>
+                <w:rPrChange w:id="177" w:author="tanzhaobo" w:date="2016-03-11T14:37:00Z">
                   <w:rPr>
                     <w:rFonts w:hint="eastAsia"/>
                     <w:color w:val="FF0000"/>
                   </w:rPr>
                 </w:rPrChange>
               </w:rPr>
-              <w:t>（</w:t>
-            </w:r>
-            <w:r>
-              <w:rPr>
-                <w:color w:val="D9D9D9" w:themeColor="background1" w:themeShade="D9"/>
-                <w:rPrChange w:id="181" w:author="tanzhaobo" w:date="2016-03-11T14:37:00Z">
+              <w:t>新增）</w:t>
+            </w:r>
+          </w:p>
+        </w:tc>
+        <w:tc>
+          <w:tcPr>
+            <w:tcW w:w="2268" w:type="dxa"/>
+          </w:tcPr>
+          <w:p>
+            <w:pPr>
+              <w:ind w:left="0"/>
+              <w:rPr>
+                <w:color w:val="D9D9D9" w:themeColor="background1" w:themeShade="D9"/>
+                <w:rPrChange w:id="178" w:author="tanzhaobo" w:date="2016-03-11T14:37:00Z">
+                  <w:rPr/>
+                </w:rPrChange>
+              </w:rPr>
+            </w:pPr>
+            <w:r>
+              <w:rPr>
+                <w:rFonts w:hint="eastAsia"/>
+                <w:color w:val="D9D9D9" w:themeColor="background1" w:themeShade="D9"/>
+                <w:rPrChange w:id="179" w:author="tanzhaobo" w:date="2016-03-11T14:37:00Z">
                   <w:rPr>
-                    <w:color w:val="FF0000"/>
+                    <w:rFonts w:hint="eastAsia"/>
                   </w:rPr>
                 </w:rPrChange>
               </w:rPr>
-              <w:t>1.2.6&amp;2.1</w:t>
+              <w:t>无</w:t>
+            </w:r>
+          </w:p>
+        </w:tc>
+        <w:tc>
+          <w:tcPr>
+            <w:tcW w:w="992" w:type="dxa"/>
+          </w:tcPr>
+          <w:p>
+            <w:pPr>
+              <w:ind w:left="0"/>
+              <w:rPr>
+                <w:color w:val="D9D9D9" w:themeColor="background1" w:themeShade="D9"/>
+              </w:rPr>
+            </w:pPr>
+            <w:r>
+              <w:rPr>
+                <w:rFonts w:hint="eastAsia"/>
+                <w:color w:val="D9D9D9" w:themeColor="background1" w:themeShade="D9"/>
+              </w:rPr>
+              <w:t>无</w:t>
+            </w:r>
+          </w:p>
+        </w:tc>
+        <w:tc>
+          <w:tcPr>
+            <w:tcW w:w="2616" w:type="dxa"/>
+          </w:tcPr>
+          <w:p>
+            <w:pPr>
+              <w:ind w:left="0"/>
+              <w:rPr>
+                <w:color w:val="D9D9D9" w:themeColor="background1" w:themeShade="D9"/>
+              </w:rPr>
+            </w:pPr>
+            <w:r>
+              <w:rPr>
+                <w:rFonts w:hint="eastAsia"/>
+                <w:color w:val="D9D9D9" w:themeColor="background1" w:themeShade="D9"/>
+              </w:rPr>
+              <w:t>关闭空闲队列中所有连接</w:t>
+            </w:r>
+          </w:p>
+        </w:tc>
+      </w:tr>
+      <w:tr>
+        <w:tc>
+          <w:tcPr>
+            <w:tcW w:w="2303" w:type="dxa"/>
+          </w:tcPr>
+          <w:p>
+            <w:pPr>
+              <w:ind w:left="0"/>
+              <w:rPr>
+                <w:color w:val="D9D9D9" w:themeColor="background1" w:themeShade="D9"/>
+                <w:rPrChange w:id="180" w:author="tanzhaobo" w:date="2016-03-11T14:37:00Z">
+                  <w:rPr/>
+                </w:rPrChange>
+              </w:rPr>
+            </w:pPr>
+            <w:r>
+              <w:rPr>
+                <w:color w:val="D9D9D9" w:themeColor="background1" w:themeShade="D9"/>
+                <w:rPrChange w:id="181" w:author="tanzhaobo" w:date="2016-03-11T14:37:00Z">
+                  <w:rPr/>
+                </w:rPrChange>
+              </w:rPr>
+              <w:t>closeBusyQueueConn()</w:t>
             </w:r>
             <w:r>
               <w:rPr>
@@ -5063,6 +5098,30 @@
                   </w:rPr>
                 </w:rPrChange>
               </w:rPr>
+              <w:t>（</w:t>
+            </w:r>
+            <w:r>
+              <w:rPr>
+                <w:color w:val="D9D9D9" w:themeColor="background1" w:themeShade="D9"/>
+                <w:rPrChange w:id="183" w:author="tanzhaobo" w:date="2016-03-11T14:37:00Z">
+                  <w:rPr>
+                    <w:color w:val="FF0000"/>
+                  </w:rPr>
+                </w:rPrChange>
+              </w:rPr>
+              <w:t>1.2.6&amp;2.1</w:t>
+            </w:r>
+            <w:r>
+              <w:rPr>
+                <w:rFonts w:hint="eastAsia"/>
+                <w:color w:val="D9D9D9" w:themeColor="background1" w:themeShade="D9"/>
+                <w:rPrChange w:id="184" w:author="tanzhaobo" w:date="2016-03-11T14:37:00Z">
+                  <w:rPr>
+                    <w:rFonts w:hint="eastAsia"/>
+                    <w:color w:val="FF0000"/>
+                  </w:rPr>
+                </w:rPrChange>
+              </w:rPr>
               <w:t>新增）</w:t>
             </w:r>
           </w:p>
@@ -5076,7 +5135,7 @@
               <w:ind w:left="0"/>
               <w:rPr>
                 <w:color w:val="D9D9D9" w:themeColor="background1" w:themeShade="D9"/>
-                <w:rPrChange w:id="183" w:author="tanzhaobo" w:date="2016-03-11T14:37:00Z">
+                <w:rPrChange w:id="185" w:author="tanzhaobo" w:date="2016-03-11T14:37:00Z">
                   <w:rPr/>
                 </w:rPrChange>
               </w:rPr>
@@ -5085,7 +5144,7 @@
               <w:rPr>
                 <w:rFonts w:hint="eastAsia"/>
                 <w:color w:val="D9D9D9" w:themeColor="background1" w:themeShade="D9"/>
-                <w:rPrChange w:id="184" w:author="tanzhaobo" w:date="2016-03-11T14:37:00Z">
+                <w:rPrChange w:id="186" w:author="tanzhaobo" w:date="2016-03-11T14:37:00Z">
                   <w:rPr>
                     <w:rFonts w:hint="eastAsia"/>
                   </w:rPr>
@@ -5153,31 +5212,6 @@
               <w:ind w:left="0"/>
               <w:rPr>
                 <w:color w:val="D9D9D9" w:themeColor="background1" w:themeShade="D9"/>
-                <w:rPrChange w:id="185" w:author="tanzhaobo" w:date="2016-03-11T14:37:00Z">
-                  <w:rPr/>
-                </w:rPrChange>
-              </w:rPr>
-            </w:pPr>
-            <w:r>
-              <w:rPr>
-                <w:color w:val="D9D9D9" w:themeColor="background1" w:themeShade="D9"/>
-                <w:rPrChange w:id="186" w:author="tanzhaobo" w:date="2016-03-11T14:37:00Z">
-                  <w:rPr/>
-                </w:rPrChange>
-              </w:rPr>
-              <w:t>init()</w:t>
-            </w:r>
-          </w:p>
-        </w:tc>
-        <w:tc>
-          <w:tcPr>
-            <w:tcW w:w="2268" w:type="dxa"/>
-          </w:tcPr>
-          <w:p>
-            <w:pPr>
-              <w:ind w:left="0"/>
-              <w:rPr>
-                <w:color w:val="D9D9D9" w:themeColor="background1" w:themeShade="D9"/>
                 <w:rPrChange w:id="187" w:author="tanzhaobo" w:date="2016-03-11T14:37:00Z">
                   <w:rPr/>
                 </w:rPrChange>
@@ -5190,20 +5224,24 @@
                   <w:rPr/>
                 </w:rPrChange>
               </w:rPr>
-              <w:t>urls :List&lt;String&gt;</w:t>
-            </w:r>
-            <w:r>
-              <w:rPr>
-                <w:rFonts w:hint="eastAsia"/>
+              <w:t>init()</w:t>
+            </w:r>
+          </w:p>
+        </w:tc>
+        <w:tc>
+          <w:tcPr>
+            <w:tcW w:w="2268" w:type="dxa"/>
+          </w:tcPr>
+          <w:p>
+            <w:pPr>
+              <w:ind w:left="0"/>
+              <w:rPr>
                 <w:color w:val="D9D9D9" w:themeColor="background1" w:themeShade="D9"/>
                 <w:rPrChange w:id="189" w:author="tanzhaobo" w:date="2016-03-11T14:37:00Z">
-                  <w:rPr>
-                    <w:rFonts w:hint="eastAsia"/>
-                  </w:rPr>
+                  <w:rPr/>
                 </w:rPrChange>
               </w:rPr>
-              <w:t>，</w:t>
-            </w:r>
+            </w:pPr>
             <w:r>
               <w:rPr>
                 <w:color w:val="D9D9D9" w:themeColor="background1" w:themeShade="D9"/>
@@ -5211,7 +5249,7 @@
                   <w:rPr/>
                 </w:rPrChange>
               </w:rPr>
-              <w:t>coord</w:t>
+              <w:t>urls :List&lt;String&gt;</w:t>
             </w:r>
             <w:r>
               <w:rPr>
@@ -5223,129 +5261,163 @@
                   </w:rPr>
                 </w:rPrChange>
               </w:rPr>
-              <w:t>地址列表</w:t>
-            </w:r>
-          </w:p>
-          <w:p>
-            <w:pPr>
-              <w:ind w:left="0"/>
+              <w:t>，</w:t>
+            </w:r>
+            <w:r>
               <w:rPr>
                 <w:color w:val="D9D9D9" w:themeColor="background1" w:themeShade="D9"/>
                 <w:rPrChange w:id="192" w:author="tanzhaobo" w:date="2016-03-11T14:37:00Z">
                   <w:rPr/>
                 </w:rPrChange>
               </w:rPr>
-            </w:pPr>
-            <w:r>
-              <w:rPr>
+              <w:t>coord</w:t>
+            </w:r>
+            <w:r>
+              <w:rPr>
+                <w:rFonts w:hint="eastAsia"/>
                 <w:color w:val="D9D9D9" w:themeColor="background1" w:themeShade="D9"/>
                 <w:rPrChange w:id="193" w:author="tanzhaobo" w:date="2016-03-11T14:37:00Z">
-                  <w:rPr/>
-                </w:rPrChange>
-              </w:rPr>
-              <w:t>username:String</w:t>
-            </w:r>
-            <w:r>
-              <w:rPr>
-                <w:rFonts w:hint="eastAsia"/>
-                <w:color w:val="D9D9D9" w:themeColor="background1" w:themeShade="D9"/>
-                <w:rPrChange w:id="194" w:author="tanzhaobo" w:date="2016-03-11T14:37:00Z">
                   <w:rPr>
                     <w:rFonts w:hint="eastAsia"/>
                   </w:rPr>
                 </w:rPrChange>
               </w:rPr>
-              <w:t>，数据库用户</w:t>
-            </w:r>
-          </w:p>
-          <w:p>
-            <w:pPr>
-              <w:ind w:left="0"/>
+              <w:t>地址列表</w:t>
+            </w:r>
+          </w:p>
+          <w:p>
+            <w:pPr>
+              <w:ind w:left="0"/>
+              <w:rPr>
+                <w:color w:val="D9D9D9" w:themeColor="background1" w:themeShade="D9"/>
+                <w:rPrChange w:id="194" w:author="tanzhaobo" w:date="2016-03-11T14:37:00Z">
+                  <w:rPr/>
+                </w:rPrChange>
+              </w:rPr>
+            </w:pPr>
+            <w:r>
               <w:rPr>
                 <w:color w:val="D9D9D9" w:themeColor="background1" w:themeShade="D9"/>
                 <w:rPrChange w:id="195" w:author="tanzhaobo" w:date="2016-03-11T14:37:00Z">
                   <w:rPr/>
                 </w:rPrChange>
               </w:rPr>
-            </w:pPr>
-            <w:r>
-              <w:rPr>
+              <w:t>username:String</w:t>
+            </w:r>
+            <w:r>
+              <w:rPr>
+                <w:rFonts w:hint="eastAsia"/>
                 <w:color w:val="D9D9D9" w:themeColor="background1" w:themeShade="D9"/>
                 <w:rPrChange w:id="196" w:author="tanzhaobo" w:date="2016-03-11T14:37:00Z">
-                  <w:rPr/>
-                </w:rPrChange>
-              </w:rPr>
-              <w:t>password:String</w:t>
-            </w:r>
-            <w:r>
-              <w:rPr>
-                <w:rFonts w:hint="eastAsia"/>
-                <w:color w:val="D9D9D9" w:themeColor="background1" w:themeShade="D9"/>
-                <w:rPrChange w:id="197" w:author="tanzhaobo" w:date="2016-03-11T14:37:00Z">
                   <w:rPr>
                     <w:rFonts w:hint="eastAsia"/>
                   </w:rPr>
                 </w:rPrChange>
               </w:rPr>
-              <w:t>，数据库用户密码</w:t>
-            </w:r>
-          </w:p>
-          <w:p>
-            <w:pPr>
-              <w:ind w:left="0"/>
+              <w:t>，数据库用户</w:t>
+            </w:r>
+          </w:p>
+          <w:p>
+            <w:pPr>
+              <w:ind w:left="0"/>
+              <w:rPr>
+                <w:color w:val="D9D9D9" w:themeColor="background1" w:themeShade="D9"/>
+                <w:rPrChange w:id="197" w:author="tanzhaobo" w:date="2016-03-11T14:37:00Z">
+                  <w:rPr/>
+                </w:rPrChange>
+              </w:rPr>
+            </w:pPr>
+            <w:r>
               <w:rPr>
                 <w:color w:val="D9D9D9" w:themeColor="background1" w:themeShade="D9"/>
                 <w:rPrChange w:id="198" w:author="tanzhaobo" w:date="2016-03-11T14:37:00Z">
                   <w:rPr/>
                 </w:rPrChange>
               </w:rPr>
-            </w:pPr>
-            <w:r>
-              <w:rPr>
+              <w:t>password:String</w:t>
+            </w:r>
+            <w:r>
+              <w:rPr>
+                <w:rFonts w:hint="eastAsia"/>
                 <w:color w:val="D9D9D9" w:themeColor="background1" w:themeShade="D9"/>
                 <w:rPrChange w:id="199" w:author="tanzhaobo" w:date="2016-03-11T14:37:00Z">
-                  <w:rPr/>
-                </w:rPrChange>
-              </w:rPr>
-              <w:t>nwOpt: ConfigOptions</w:t>
-            </w:r>
-            <w:r>
-              <w:rPr>
-                <w:rFonts w:hint="eastAsia"/>
-                <w:color w:val="D9D9D9" w:themeColor="background1" w:themeShade="D9"/>
-                <w:rPrChange w:id="200" w:author="tanzhaobo" w:date="2016-03-11T14:37:00Z">
                   <w:rPr>
                     <w:rFonts w:hint="eastAsia"/>
                   </w:rPr>
                 </w:rPrChange>
               </w:rPr>
-              <w:t>，连接网络设置参数</w:t>
-            </w:r>
-          </w:p>
-          <w:p>
-            <w:pPr>
-              <w:ind w:left="0"/>
+              <w:t>，数据库用户密码</w:t>
+            </w:r>
+          </w:p>
+          <w:p>
+            <w:pPr>
+              <w:ind w:left="0"/>
+              <w:rPr>
+                <w:color w:val="D9D9D9" w:themeColor="background1" w:themeShade="D9"/>
+                <w:rPrChange w:id="200" w:author="tanzhaobo" w:date="2016-03-11T14:37:00Z">
+                  <w:rPr/>
+                </w:rPrChange>
+              </w:rPr>
+            </w:pPr>
+            <w:r>
               <w:rPr>
                 <w:color w:val="D9D9D9" w:themeColor="background1" w:themeShade="D9"/>
                 <w:rPrChange w:id="201" w:author="tanzhaobo" w:date="2016-03-11T14:37:00Z">
                   <w:rPr/>
                 </w:rPrChange>
               </w:rPr>
-            </w:pPr>
-            <w:r>
-              <w:rPr>
+              <w:t>nwOpt: ConfigOptions</w:t>
+            </w:r>
+            <w:r>
+              <w:rPr>
+                <w:rFonts w:hint="eastAsia"/>
                 <w:color w:val="D9D9D9" w:themeColor="background1" w:themeShade="D9"/>
                 <w:rPrChange w:id="202" w:author="tanzhaobo" w:date="2016-03-11T14:37:00Z">
+                  <w:rPr>
+                    <w:rFonts w:hint="eastAsia"/>
+                  </w:rPr>
+                </w:rPrChange>
+              </w:rPr>
+              <w:t>，</w:t>
+            </w:r>
+            <w:r>
+              <w:rPr>
+                <w:rFonts w:hint="eastAsia"/>
+                <w:color w:val="D9D9D9" w:themeColor="background1" w:themeShade="D9"/>
+                <w:rPrChange w:id="203" w:author="tanzhaobo" w:date="2016-03-11T14:37:00Z">
+                  <w:rPr>
+                    <w:rFonts w:hint="eastAsia"/>
+                  </w:rPr>
+                </w:rPrChange>
+              </w:rPr>
+              <w:lastRenderedPageBreak/>
+              <w:t>连接网络设置参数</w:t>
+            </w:r>
+          </w:p>
+          <w:p>
+            <w:pPr>
+              <w:ind w:left="0"/>
+              <w:rPr>
+                <w:color w:val="D9D9D9" w:themeColor="background1" w:themeShade="D9"/>
+                <w:rPrChange w:id="204" w:author="tanzhaobo" w:date="2016-03-11T14:37:00Z">
                   <w:rPr/>
                 </w:rPrChange>
               </w:rPr>
+            </w:pPr>
+            <w:r>
+              <w:rPr>
+                <w:color w:val="D9D9D9" w:themeColor="background1" w:themeShade="D9"/>
+                <w:rPrChange w:id="205" w:author="tanzhaobo" w:date="2016-03-11T14:37:00Z">
+                  <w:rPr/>
+                </w:rPrChange>
+              </w:rPr>
               <w:t>dsOpt: SequoiadbOption</w:t>
             </w:r>
             <w:r>
               <w:rPr>
                 <w:rFonts w:hint="eastAsia"/>
                 <w:color w:val="D9D9D9" w:themeColor="background1" w:themeShade="D9"/>
-                <w:rPrChange w:id="203" w:author="tanzhaobo" w:date="2016-03-11T14:37:00Z">
+                <w:rPrChange w:id="206" w:author="tanzhaobo" w:date="2016-03-11T14:37:00Z">
                   <w:rPr>
                     <w:rFonts w:hint="eastAsia"/>
                   </w:rPr>
@@ -5503,7 +5575,15 @@
                 <w:rFonts w:hint="eastAsia"/>
                 <w:color w:val="D9D9D9" w:themeColor="background1" w:themeShade="D9"/>
               </w:rPr>
-              <w:t>注册进程结束回调函数</w:t>
+              <w:t>注册进程结束回调函</w:t>
+            </w:r>
+            <w:r>
+              <w:rPr>
+                <w:rFonts w:hint="eastAsia"/>
+                <w:color w:val="D9D9D9" w:themeColor="background1" w:themeShade="D9"/>
+              </w:rPr>
+              <w:lastRenderedPageBreak/>
+              <w:t>数</w:t>
             </w:r>
           </w:p>
         </w:tc>
@@ -5518,7 +5598,7 @@
               <w:ind w:left="0"/>
               <w:rPr>
                 <w:color w:val="D9D9D9" w:themeColor="background1" w:themeShade="D9"/>
-                <w:rPrChange w:id="204" w:author="tanzhaobo" w:date="2016-03-11T14:37:00Z">
+                <w:rPrChange w:id="207" w:author="tanzhaobo" w:date="2016-03-11T14:37:00Z">
                   <w:rPr/>
                 </w:rPrChange>
               </w:rPr>
@@ -5526,7 +5606,7 @@
             <w:r>
               <w:rPr>
                 <w:color w:val="D9D9D9" w:themeColor="background1" w:themeShade="D9"/>
-                <w:rPrChange w:id="205" w:author="tanzhaobo" w:date="2016-03-11T14:37:00Z">
+                <w:rPrChange w:id="208" w:author="tanzhaobo" w:date="2016-03-11T14:37:00Z">
                   <w:rPr/>
                 </w:rPrChange>
               </w:rPr>
@@ -5537,7 +5617,7 @@
               <w:rPr>
                 <w:rFonts w:hint="eastAsia"/>
                 <w:color w:val="D9D9D9" w:themeColor="background1" w:themeShade="D9"/>
-                <w:rPrChange w:id="206" w:author="tanzhaobo" w:date="2016-03-11T14:37:00Z">
+                <w:rPrChange w:id="209" w:author="tanzhaobo" w:date="2016-03-11T14:37:00Z">
                   <w:rPr>
                     <w:rFonts w:hint="eastAsia"/>
                     <w:color w:val="FF0000"/>
@@ -5549,7 +5629,7 @@
             <w:r>
               <w:rPr>
                 <w:color w:val="D9D9D9" w:themeColor="background1" w:themeShade="D9"/>
-                <w:rPrChange w:id="207" w:author="tanzhaobo" w:date="2016-03-11T14:37:00Z">
+                <w:rPrChange w:id="210" w:author="tanzhaobo" w:date="2016-03-11T14:37:00Z">
                   <w:rPr>
                     <w:color w:val="FF0000"/>
                   </w:rPr>
@@ -5561,7 +5641,7 @@
               <w:rPr>
                 <w:rFonts w:hint="eastAsia"/>
                 <w:color w:val="D9D9D9" w:themeColor="background1" w:themeShade="D9"/>
-                <w:rPrChange w:id="208" w:author="tanzhaobo" w:date="2016-03-11T14:37:00Z">
+                <w:rPrChange w:id="211" w:author="tanzhaobo" w:date="2016-03-11T14:37:00Z">
                   <w:rPr>
                     <w:rFonts w:hint="eastAsia"/>
                     <w:color w:val="FF0000"/>
@@ -5581,7 +5661,7 @@
               <w:ind w:left="0"/>
               <w:rPr>
                 <w:color w:val="D9D9D9" w:themeColor="background1" w:themeShade="D9"/>
-                <w:rPrChange w:id="209" w:author="tanzhaobo" w:date="2016-03-11T14:37:00Z">
+                <w:rPrChange w:id="212" w:author="tanzhaobo" w:date="2016-03-11T14:37:00Z">
                   <w:rPr/>
                 </w:rPrChange>
               </w:rPr>
@@ -5589,7 +5669,7 @@
             <w:r>
               <w:rPr>
                 <w:color w:val="D9D9D9" w:themeColor="background1" w:themeShade="D9"/>
-                <w:rPrChange w:id="210" w:author="tanzhaobo" w:date="2016-03-11T14:37:00Z">
+                <w:rPrChange w:id="213" w:author="tanzhaobo" w:date="2016-03-11T14:37:00Z">
                   <w:rPr/>
                 </w:rPrChange>
               </w:rPr>
@@ -5599,7 +5679,7 @@
               <w:rPr>
                 <w:rFonts w:hint="eastAsia"/>
                 <w:color w:val="D9D9D9" w:themeColor="background1" w:themeShade="D9"/>
-                <w:rPrChange w:id="211" w:author="tanzhaobo" w:date="2016-03-11T14:37:00Z">
+                <w:rPrChange w:id="214" w:author="tanzhaobo" w:date="2016-03-11T14:37:00Z">
                   <w:rPr>
                     <w:rFonts w:hint="eastAsia"/>
                   </w:rPr>
@@ -5660,7 +5740,7 @@
               <w:ind w:left="0"/>
               <w:rPr>
                 <w:color w:val="D9D9D9" w:themeColor="background1" w:themeShade="D9"/>
-                <w:rPrChange w:id="212" w:author="tanzhaobo" w:date="2016-03-11T14:37:00Z">
+                <w:rPrChange w:id="215" w:author="tanzhaobo" w:date="2016-03-11T14:37:00Z">
                   <w:rPr/>
                 </w:rPrChange>
               </w:rPr>
@@ -5668,7 +5748,7 @@
             <w:r>
               <w:rPr>
                 <w:color w:val="D9D9D9" w:themeColor="background1" w:themeShade="D9"/>
-                <w:rPrChange w:id="213" w:author="tanzhaobo" w:date="2016-03-11T14:37:00Z">
+                <w:rPrChange w:id="216" w:author="tanzhaobo" w:date="2016-03-11T14:37:00Z">
                   <w:rPr/>
                 </w:rPrChange>
               </w:rPr>
@@ -5678,7 +5758,7 @@
               <w:rPr>
                 <w:rFonts w:hint="eastAsia"/>
                 <w:color w:val="D9D9D9" w:themeColor="background1" w:themeShade="D9"/>
-                <w:rPrChange w:id="214" w:author="tanzhaobo" w:date="2016-03-11T14:37:00Z">
+                <w:rPrChange w:id="217" w:author="tanzhaobo" w:date="2016-03-11T14:37:00Z">
                   <w:rPr>
                     <w:rFonts w:hint="eastAsia"/>
                     <w:color w:val="FF0000"/>
@@ -5690,7 +5770,7 @@
             <w:r>
               <w:rPr>
                 <w:color w:val="D9D9D9" w:themeColor="background1" w:themeShade="D9"/>
-                <w:rPrChange w:id="215" w:author="tanzhaobo" w:date="2016-03-11T14:37:00Z">
+                <w:rPrChange w:id="218" w:author="tanzhaobo" w:date="2016-03-11T14:37:00Z">
                   <w:rPr>
                     <w:color w:val="FF0000"/>
                   </w:rPr>
@@ -5702,7 +5782,7 @@
               <w:rPr>
                 <w:rFonts w:hint="eastAsia"/>
                 <w:color w:val="D9D9D9" w:themeColor="background1" w:themeShade="D9"/>
-                <w:rPrChange w:id="216" w:author="tanzhaobo" w:date="2016-03-11T14:37:00Z">
+                <w:rPrChange w:id="219" w:author="tanzhaobo" w:date="2016-03-11T14:37:00Z">
                   <w:rPr>
                     <w:rFonts w:hint="eastAsia"/>
                     <w:color w:val="FF0000"/>
@@ -5722,7 +5802,7 @@
               <w:ind w:left="0"/>
               <w:rPr>
                 <w:color w:val="D9D9D9" w:themeColor="background1" w:themeShade="D9"/>
-                <w:rPrChange w:id="217" w:author="tanzhaobo" w:date="2016-03-11T14:37:00Z">
+                <w:rPrChange w:id="220" w:author="tanzhaobo" w:date="2016-03-11T14:37:00Z">
                   <w:rPr/>
                 </w:rPrChange>
               </w:rPr>
@@ -5730,7 +5810,7 @@
             <w:r>
               <w:rPr>
                 <w:color w:val="D9D9D9" w:themeColor="background1" w:themeShade="D9"/>
-                <w:rPrChange w:id="218" w:author="tanzhaobo" w:date="2016-03-11T14:37:00Z">
+                <w:rPrChange w:id="221" w:author="tanzhaobo" w:date="2016-03-11T14:37:00Z">
                   <w:rPr/>
                 </w:rPrChange>
               </w:rPr>
@@ -5740,7 +5820,7 @@
               <w:rPr>
                 <w:rFonts w:hint="eastAsia"/>
                 <w:color w:val="D9D9D9" w:themeColor="background1" w:themeShade="D9"/>
-                <w:rPrChange w:id="219" w:author="tanzhaobo" w:date="2016-03-11T14:37:00Z">
+                <w:rPrChange w:id="222" w:author="tanzhaobo" w:date="2016-03-11T14:37:00Z">
                   <w:rPr>
                     <w:rFonts w:hint="eastAsia"/>
                   </w:rPr>
@@ -5829,7 +5909,7 @@
               <w:ind w:left="0"/>
               <w:rPr>
                 <w:color w:val="D9D9D9" w:themeColor="background1" w:themeShade="D9"/>
-                <w:rPrChange w:id="220" w:author="tanzhaobo" w:date="2016-03-11T14:37:00Z">
+                <w:rPrChange w:id="223" w:author="tanzhaobo" w:date="2016-03-11T14:37:00Z">
                   <w:rPr/>
                 </w:rPrChange>
               </w:rPr>
@@ -5837,7 +5917,7 @@
             <w:r>
               <w:rPr>
                 <w:color w:val="D9D9D9" w:themeColor="background1" w:themeShade="D9"/>
-                <w:rPrChange w:id="221" w:author="tanzhaobo" w:date="2016-03-11T14:37:00Z">
+                <w:rPrChange w:id="224" w:author="tanzhaobo" w:date="2016-03-11T14:37:00Z">
                   <w:rPr/>
                 </w:rPrChange>
               </w:rPr>
@@ -5847,7 +5927,7 @@
               <w:rPr>
                 <w:rFonts w:hint="eastAsia"/>
                 <w:color w:val="D9D9D9" w:themeColor="background1" w:themeShade="D9"/>
-                <w:rPrChange w:id="222" w:author="tanzhaobo" w:date="2016-03-11T14:37:00Z">
+                <w:rPrChange w:id="225" w:author="tanzhaobo" w:date="2016-03-11T14:37:00Z">
                   <w:rPr>
                     <w:rFonts w:hint="eastAsia"/>
                     <w:color w:val="FF0000"/>
@@ -5859,7 +5939,7 @@
             <w:r>
               <w:rPr>
                 <w:color w:val="D9D9D9" w:themeColor="background1" w:themeShade="D9"/>
-                <w:rPrChange w:id="223" w:author="tanzhaobo" w:date="2016-03-11T14:37:00Z">
+                <w:rPrChange w:id="226" w:author="tanzhaobo" w:date="2016-03-11T14:37:00Z">
                   <w:rPr>
                     <w:color w:val="FF0000"/>
                   </w:rPr>
@@ -5871,7 +5951,7 @@
               <w:rPr>
                 <w:rFonts w:hint="eastAsia"/>
                 <w:color w:val="D9D9D9" w:themeColor="background1" w:themeShade="D9"/>
-                <w:rPrChange w:id="224" w:author="tanzhaobo" w:date="2016-03-11T14:37:00Z">
+                <w:rPrChange w:id="227" w:author="tanzhaobo" w:date="2016-03-11T14:37:00Z">
                   <w:rPr>
                     <w:rFonts w:hint="eastAsia"/>
                     <w:color w:val="FF0000"/>
@@ -5891,7 +5971,7 @@
               <w:ind w:left="0"/>
               <w:rPr>
                 <w:color w:val="D9D9D9" w:themeColor="background1" w:themeShade="D9"/>
-                <w:rPrChange w:id="225" w:author="tanzhaobo" w:date="2016-03-11T14:37:00Z">
+                <w:rPrChange w:id="228" w:author="tanzhaobo" w:date="2016-03-11T14:37:00Z">
                   <w:rPr/>
                 </w:rPrChange>
               </w:rPr>
@@ -5899,7 +5979,7 @@
             <w:r>
               <w:rPr>
                 <w:color w:val="D9D9D9" w:themeColor="background1" w:themeShade="D9"/>
-                <w:rPrChange w:id="226" w:author="tanzhaobo" w:date="2016-03-11T14:37:00Z">
+                <w:rPrChange w:id="229" w:author="tanzhaobo" w:date="2016-03-11T14:37:00Z">
                   <w:rPr>
                     <w:color w:val="0000FF" w:themeColor="hyperlink"/>
                     <w:u w:val="single"/>
@@ -5911,7 +5991,7 @@
             <w:r>
               <w:rPr>
                 <w:color w:val="D9D9D9" w:themeColor="background1" w:themeShade="D9"/>
-                <w:rPrChange w:id="227" w:author="tanzhaobo" w:date="2016-03-11T14:37:00Z">
+                <w:rPrChange w:id="230" w:author="tanzhaobo" w:date="2016-03-11T14:37:00Z">
                   <w:rPr/>
                 </w:rPrChange>
               </w:rPr>
@@ -5920,7 +6000,7 @@
             <w:r>
               <w:rPr>
                 <w:color w:val="D9D9D9" w:themeColor="background1" w:themeShade="D9"/>
-                <w:rPrChange w:id="228" w:author="tanzhaobo" w:date="2016-03-11T14:37:00Z">
+                <w:rPrChange w:id="231" w:author="tanzhaobo" w:date="2016-03-11T14:37:00Z">
                   <w:rPr>
                     <w:color w:val="0000FF" w:themeColor="hyperlink"/>
                     <w:u w:val="single"/>
@@ -5933,7 +6013,7 @@
               <w:rPr>
                 <w:rStyle w:val="Hyperlink"/>
                 <w:color w:val="D9D9D9" w:themeColor="background1" w:themeShade="D9"/>
-                <w:rPrChange w:id="229" w:author="tanzhaobo" w:date="2016-03-11T14:37:00Z">
+                <w:rPrChange w:id="232" w:author="tanzhaobo" w:date="2016-03-11T14:37:00Z">
                   <w:rPr>
                     <w:rStyle w:val="Hyperlink"/>
                   </w:rPr>
@@ -5944,7 +6024,7 @@
             <w:r>
               <w:rPr>
                 <w:color w:val="D9D9D9" w:themeColor="background1" w:themeShade="D9"/>
-                <w:rPrChange w:id="230" w:author="tanzhaobo" w:date="2016-03-11T14:37:00Z">
+                <w:rPrChange w:id="233" w:author="tanzhaobo" w:date="2016-03-11T14:37:00Z">
                   <w:rPr>
                     <w:color w:val="0000FF" w:themeColor="hyperlink"/>
                     <w:u w:val="single"/>
@@ -5957,7 +6037,7 @@
               <w:rPr>
                 <w:rFonts w:hint="eastAsia"/>
                 <w:color w:val="D9D9D9" w:themeColor="background1" w:themeShade="D9"/>
-                <w:rPrChange w:id="231" w:author="tanzhaobo" w:date="2016-03-11T14:37:00Z">
+                <w:rPrChange w:id="234" w:author="tanzhaobo" w:date="2016-03-11T14:37:00Z">
                   <w:rPr>
                     <w:rFonts w:hint="eastAsia"/>
                     <w:color w:val="0000FF" w:themeColor="hyperlink"/>
@@ -6027,7 +6107,7 @@
               <w:ind w:left="0"/>
               <w:rPr>
                 <w:color w:val="D9D9D9" w:themeColor="background1" w:themeShade="D9"/>
-                <w:rPrChange w:id="232" w:author="tanzhaobo" w:date="2016-03-11T14:37:00Z">
+                <w:rPrChange w:id="235" w:author="tanzhaobo" w:date="2016-03-11T14:37:00Z">
                   <w:rPr/>
                 </w:rPrChange>
               </w:rPr>
@@ -6035,7 +6115,7 @@
             <w:r>
               <w:rPr>
                 <w:color w:val="D9D9D9" w:themeColor="background1" w:themeShade="D9"/>
-                <w:rPrChange w:id="233" w:author="tanzhaobo" w:date="2016-03-11T14:37:00Z">
+                <w:rPrChange w:id="236" w:author="tanzhaobo" w:date="2016-03-11T14:37:00Z">
                   <w:rPr>
                     <w:color w:val="0000FF" w:themeColor="hyperlink"/>
                     <w:u w:val="single"/>
@@ -6055,7 +6135,7 @@
               <w:ind w:left="0"/>
               <w:rPr>
                 <w:color w:val="D9D9D9" w:themeColor="background1" w:themeShade="D9"/>
-                <w:rPrChange w:id="234" w:author="tanzhaobo" w:date="2016-03-11T14:37:00Z">
+                <w:rPrChange w:id="237" w:author="tanzhaobo" w:date="2016-03-11T14:37:00Z">
                   <w:rPr/>
                 </w:rPrChange>
               </w:rPr>
@@ -6063,7 +6143,7 @@
             <w:r>
               <w:rPr>
                 <w:color w:val="D9D9D9" w:themeColor="background1" w:themeShade="D9"/>
-                <w:rPrChange w:id="235" w:author="tanzhaobo" w:date="2016-03-11T14:37:00Z">
+                <w:rPrChange w:id="238" w:author="tanzhaobo" w:date="2016-03-11T14:37:00Z">
                   <w:rPr>
                     <w:color w:val="0000FF" w:themeColor="hyperlink"/>
                     <w:u w:val="single"/>
@@ -6076,7 +6156,7 @@
               <w:rPr>
                 <w:rFonts w:hint="eastAsia"/>
                 <w:color w:val="D9D9D9" w:themeColor="background1" w:themeShade="D9"/>
-                <w:rPrChange w:id="236" w:author="tanzhaobo" w:date="2016-03-11T14:37:00Z">
+                <w:rPrChange w:id="239" w:author="tanzhaobo" w:date="2016-03-11T14:37:00Z">
                   <w:rPr>
                     <w:rFonts w:hint="eastAsia"/>
                     <w:color w:val="0000FF" w:themeColor="hyperlink"/>
@@ -6139,7 +6219,7 @@
               <w:ind w:left="0"/>
               <w:rPr>
                 <w:color w:val="D9D9D9" w:themeColor="background1" w:themeShade="D9"/>
-                <w:rPrChange w:id="237" w:author="tanzhaobo" w:date="2016-03-11T14:37:00Z">
+                <w:rPrChange w:id="240" w:author="tanzhaobo" w:date="2016-03-11T14:37:00Z">
                   <w:rPr/>
                 </w:rPrChange>
               </w:rPr>
@@ -6147,7 +6227,7 @@
             <w:r>
               <w:rPr>
                 <w:color w:val="D9D9D9" w:themeColor="background1" w:themeShade="D9"/>
-                <w:rPrChange w:id="238" w:author="tanzhaobo" w:date="2016-03-11T14:37:00Z">
+                <w:rPrChange w:id="241" w:author="tanzhaobo" w:date="2016-03-11T14:37:00Z">
                   <w:rPr>
                     <w:color w:val="0000FF" w:themeColor="hyperlink"/>
                     <w:u w:val="single"/>
@@ -6167,7 +6247,7 @@
               <w:ind w:left="0"/>
               <w:rPr>
                 <w:color w:val="D9D9D9" w:themeColor="background1" w:themeShade="D9"/>
-                <w:rPrChange w:id="239" w:author="tanzhaobo" w:date="2016-03-11T14:37:00Z">
+                <w:rPrChange w:id="242" w:author="tanzhaobo" w:date="2016-03-11T14:37:00Z">
                   <w:rPr/>
                 </w:rPrChange>
               </w:rPr>
@@ -6175,7 +6255,7 @@
             <w:r>
               <w:rPr>
                 <w:color w:val="D9D9D9" w:themeColor="background1" w:themeShade="D9"/>
-                <w:rPrChange w:id="240" w:author="tanzhaobo" w:date="2016-03-11T14:37:00Z">
+                <w:rPrChange w:id="243" w:author="tanzhaobo" w:date="2016-03-11T14:37:00Z">
                   <w:rPr>
                     <w:color w:val="0000FF" w:themeColor="hyperlink"/>
                     <w:u w:val="single"/>
@@ -6188,7 +6268,7 @@
               <w:rPr>
                 <w:rFonts w:hint="eastAsia"/>
                 <w:color w:val="D9D9D9" w:themeColor="background1" w:themeShade="D9"/>
-                <w:rPrChange w:id="241" w:author="tanzhaobo" w:date="2016-03-11T14:37:00Z">
+                <w:rPrChange w:id="244" w:author="tanzhaobo" w:date="2016-03-11T14:37:00Z">
                   <w:rPr>
                     <w:rFonts w:hint="eastAsia"/>
                     <w:color w:val="0000FF" w:themeColor="hyperlink"/>
@@ -6251,7 +6331,7 @@
               <w:ind w:left="0"/>
               <w:rPr>
                 <w:color w:val="D9D9D9" w:themeColor="background1" w:themeShade="D9"/>
-                <w:rPrChange w:id="242" w:author="tanzhaobo" w:date="2016-03-11T14:37:00Z">
+                <w:rPrChange w:id="245" w:author="tanzhaobo" w:date="2016-03-11T14:37:00Z">
                   <w:rPr/>
                 </w:rPrChange>
               </w:rPr>
@@ -6259,7 +6339,7 @@
             <w:r>
               <w:rPr>
                 <w:color w:val="D9D9D9" w:themeColor="background1" w:themeShade="D9"/>
-                <w:rPrChange w:id="243" w:author="tanzhaobo" w:date="2016-03-11T14:37:00Z">
+                <w:rPrChange w:id="246" w:author="tanzhaobo" w:date="2016-03-11T14:37:00Z">
                   <w:rPr>
                     <w:color w:val="0000FF" w:themeColor="hyperlink"/>
                     <w:u w:val="single"/>
@@ -6272,7 +6352,7 @@
               <w:rPr>
                 <w:rFonts w:hint="eastAsia"/>
                 <w:color w:val="D9D9D9" w:themeColor="background1" w:themeShade="D9"/>
-                <w:rPrChange w:id="244" w:author="tanzhaobo" w:date="2016-03-11T14:37:00Z">
+                <w:rPrChange w:id="247" w:author="tanzhaobo" w:date="2016-03-11T14:37:00Z">
                   <w:rPr>
                     <w:rFonts w:hint="eastAsia"/>
                     <w:color w:val="FF0000"/>
@@ -6285,7 +6365,7 @@
             <w:r>
               <w:rPr>
                 <w:color w:val="D9D9D9" w:themeColor="background1" w:themeShade="D9"/>
-                <w:rPrChange w:id="245" w:author="tanzhaobo" w:date="2016-03-11T14:37:00Z">
+                <w:rPrChange w:id="248" w:author="tanzhaobo" w:date="2016-03-11T14:37:00Z">
                   <w:rPr>
                     <w:color w:val="FF0000"/>
                     <w:u w:val="single"/>
@@ -6298,7 +6378,7 @@
               <w:rPr>
                 <w:rFonts w:hint="eastAsia"/>
                 <w:color w:val="D9D9D9" w:themeColor="background1" w:themeShade="D9"/>
-                <w:rPrChange w:id="246" w:author="tanzhaobo" w:date="2016-03-11T14:37:00Z">
+                <w:rPrChange w:id="249" w:author="tanzhaobo" w:date="2016-03-11T14:37:00Z">
                   <w:rPr>
                     <w:rFonts w:hint="eastAsia"/>
                     <w:color w:val="FF0000"/>
@@ -6319,7 +6399,7 @@
               <w:ind w:left="0"/>
               <w:rPr>
                 <w:color w:val="D9D9D9" w:themeColor="background1" w:themeShade="D9"/>
-                <w:rPrChange w:id="247" w:author="tanzhaobo" w:date="2016-03-11T14:37:00Z">
+                <w:rPrChange w:id="250" w:author="tanzhaobo" w:date="2016-03-11T14:37:00Z">
                   <w:rPr/>
                 </w:rPrChange>
               </w:rPr>
@@ -6328,7 +6408,7 @@
               <w:rPr>
                 <w:rFonts w:hint="eastAsia"/>
                 <w:color w:val="D9D9D9" w:themeColor="background1" w:themeShade="D9"/>
-                <w:rPrChange w:id="248" w:author="tanzhaobo" w:date="2016-03-11T14:37:00Z">
+                <w:rPrChange w:id="251" w:author="tanzhaobo" w:date="2016-03-11T14:37:00Z">
                   <w:rPr>
                     <w:rFonts w:hint="eastAsia"/>
                     <w:color w:val="0000FF" w:themeColor="hyperlink"/>
@@ -6391,7 +6471,7 @@
               <w:ind w:left="0"/>
               <w:rPr>
                 <w:color w:val="D9D9D9" w:themeColor="background1" w:themeShade="D9"/>
-                <w:rPrChange w:id="249" w:author="tanzhaobo" w:date="2016-03-11T14:37:00Z">
+                <w:rPrChange w:id="252" w:author="tanzhaobo" w:date="2016-03-11T14:37:00Z">
                   <w:rPr/>
                 </w:rPrChange>
               </w:rPr>
@@ -6399,7 +6479,7 @@
             <w:r>
               <w:rPr>
                 <w:color w:val="D9D9D9" w:themeColor="background1" w:themeShade="D9"/>
-                <w:rPrChange w:id="250" w:author="tanzhaobo" w:date="2016-03-11T14:37:00Z">
+                <w:rPrChange w:id="253" w:author="tanzhaobo" w:date="2016-03-11T14:37:00Z">
                   <w:rPr>
                     <w:color w:val="0000FF" w:themeColor="hyperlink"/>
                     <w:u w:val="single"/>
@@ -6412,7 +6492,7 @@
               <w:rPr>
                 <w:rFonts w:hint="eastAsia"/>
                 <w:color w:val="D9D9D9" w:themeColor="background1" w:themeShade="D9"/>
-                <w:rPrChange w:id="251" w:author="tanzhaobo" w:date="2016-03-11T14:37:00Z">
+                <w:rPrChange w:id="254" w:author="tanzhaobo" w:date="2016-03-11T14:37:00Z">
                   <w:rPr>
                     <w:rFonts w:hint="eastAsia"/>
                     <w:color w:val="FF0000"/>
@@ -6425,7 +6505,7 @@
             <w:r>
               <w:rPr>
                 <w:color w:val="D9D9D9" w:themeColor="background1" w:themeShade="D9"/>
-                <w:rPrChange w:id="252" w:author="tanzhaobo" w:date="2016-03-11T14:37:00Z">
+                <w:rPrChange w:id="255" w:author="tanzhaobo" w:date="2016-03-11T14:37:00Z">
                   <w:rPr>
                     <w:color w:val="FF0000"/>
                     <w:u w:val="single"/>
@@ -6438,7 +6518,7 @@
               <w:rPr>
                 <w:rFonts w:hint="eastAsia"/>
                 <w:color w:val="D9D9D9" w:themeColor="background1" w:themeShade="D9"/>
-                <w:rPrChange w:id="253" w:author="tanzhaobo" w:date="2016-03-11T14:37:00Z">
+                <w:rPrChange w:id="256" w:author="tanzhaobo" w:date="2016-03-11T14:37:00Z">
                   <w:rPr>
                     <w:rFonts w:hint="eastAsia"/>
                     <w:color w:val="FF0000"/>
@@ -6459,7 +6539,7 @@
               <w:ind w:left="0"/>
               <w:rPr>
                 <w:color w:val="D9D9D9" w:themeColor="background1" w:themeShade="D9"/>
-                <w:rPrChange w:id="254" w:author="tanzhaobo" w:date="2016-03-11T14:37:00Z">
+                <w:rPrChange w:id="257" w:author="tanzhaobo" w:date="2016-03-11T14:37:00Z">
                   <w:rPr/>
                 </w:rPrChange>
               </w:rPr>
@@ -6468,7 +6548,7 @@
               <w:rPr>
                 <w:rFonts w:hint="eastAsia"/>
                 <w:color w:val="D9D9D9" w:themeColor="background1" w:themeShade="D9"/>
-                <w:rPrChange w:id="255" w:author="tanzhaobo" w:date="2016-03-11T14:37:00Z">
+                <w:rPrChange w:id="258" w:author="tanzhaobo" w:date="2016-03-11T14:37:00Z">
                   <w:rPr>
                     <w:rFonts w:hint="eastAsia"/>
                     <w:color w:val="0000FF" w:themeColor="hyperlink"/>
@@ -6531,7 +6611,7 @@
               <w:ind w:left="0"/>
               <w:rPr>
                 <w:color w:val="D9D9D9" w:themeColor="background1" w:themeShade="D9"/>
-                <w:rPrChange w:id="256" w:author="tanzhaobo" w:date="2016-03-11T14:37:00Z">
+                <w:rPrChange w:id="259" w:author="tanzhaobo" w:date="2016-03-11T14:37:00Z">
                   <w:rPr/>
                 </w:rPrChange>
               </w:rPr>
@@ -6539,7 +6619,7 @@
             <w:r>
               <w:rPr>
                 <w:color w:val="D9D9D9" w:themeColor="background1" w:themeShade="D9"/>
-                <w:rPrChange w:id="257" w:author="tanzhaobo" w:date="2016-03-11T14:37:00Z">
+                <w:rPrChange w:id="260" w:author="tanzhaobo" w:date="2016-03-11T14:37:00Z">
                   <w:rPr>
                     <w:color w:val="0000FF" w:themeColor="hyperlink"/>
                     <w:u w:val="single"/>
@@ -6552,7 +6632,7 @@
               <w:rPr>
                 <w:rFonts w:hint="eastAsia"/>
                 <w:color w:val="D9D9D9" w:themeColor="background1" w:themeShade="D9"/>
-                <w:rPrChange w:id="258" w:author="tanzhaobo" w:date="2016-03-11T14:37:00Z">
+                <w:rPrChange w:id="261" w:author="tanzhaobo" w:date="2016-03-11T14:37:00Z">
                   <w:rPr>
                     <w:rFonts w:hint="eastAsia"/>
                     <w:color w:val="FF0000"/>
@@ -6565,7 +6645,7 @@
             <w:r>
               <w:rPr>
                 <w:color w:val="D9D9D9" w:themeColor="background1" w:themeShade="D9"/>
-                <w:rPrChange w:id="259" w:author="tanzhaobo" w:date="2016-03-11T14:37:00Z">
+                <w:rPrChange w:id="262" w:author="tanzhaobo" w:date="2016-03-11T14:37:00Z">
                   <w:rPr>
                     <w:color w:val="FF0000"/>
                     <w:u w:val="single"/>
@@ -6578,7 +6658,7 @@
               <w:rPr>
                 <w:rFonts w:hint="eastAsia"/>
                 <w:color w:val="D9D9D9" w:themeColor="background1" w:themeShade="D9"/>
-                <w:rPrChange w:id="260" w:author="tanzhaobo" w:date="2016-03-11T14:37:00Z">
+                <w:rPrChange w:id="263" w:author="tanzhaobo" w:date="2016-03-11T14:37:00Z">
                   <w:rPr>
                     <w:rFonts w:hint="eastAsia"/>
                     <w:color w:val="FF0000"/>
@@ -6599,7 +6679,7 @@
               <w:ind w:left="0"/>
               <w:rPr>
                 <w:color w:val="D9D9D9" w:themeColor="background1" w:themeShade="D9"/>
-                <w:rPrChange w:id="261" w:author="tanzhaobo" w:date="2016-03-11T14:37:00Z">
+                <w:rPrChange w:id="264" w:author="tanzhaobo" w:date="2016-03-11T14:37:00Z">
                   <w:rPr/>
                 </w:rPrChange>
               </w:rPr>
@@ -6608,7 +6688,7 @@
               <w:rPr>
                 <w:rFonts w:hint="eastAsia"/>
                 <w:color w:val="D9D9D9" w:themeColor="background1" w:themeShade="D9"/>
-                <w:rPrChange w:id="262" w:author="tanzhaobo" w:date="2016-03-11T14:37:00Z">
+                <w:rPrChange w:id="265" w:author="tanzhaobo" w:date="2016-03-11T14:37:00Z">
                   <w:rPr>
                     <w:rFonts w:hint="eastAsia"/>
                     <w:color w:val="0000FF" w:themeColor="hyperlink"/>
@@ -6678,7 +6758,7 @@
               <w:ind w:left="0"/>
               <w:rPr>
                 <w:color w:val="D9D9D9" w:themeColor="background1" w:themeShade="D9"/>
-                <w:rPrChange w:id="263" w:author="tanzhaobo" w:date="2016-03-11T14:37:00Z">
+                <w:rPrChange w:id="266" w:author="tanzhaobo" w:date="2016-03-11T14:37:00Z">
                   <w:rPr/>
                 </w:rPrChange>
               </w:rPr>
@@ -6686,7 +6766,7 @@
             <w:r>
               <w:rPr>
                 <w:color w:val="D9D9D9" w:themeColor="background1" w:themeShade="D9"/>
-                <w:rPrChange w:id="264" w:author="tanzhaobo" w:date="2016-03-11T14:37:00Z">
+                <w:rPrChange w:id="267" w:author="tanzhaobo" w:date="2016-03-11T14:37:00Z">
                   <w:rPr>
                     <w:color w:val="0000FF" w:themeColor="hyperlink"/>
                     <w:u w:val="single"/>
@@ -6706,7 +6786,7 @@
               <w:ind w:left="0"/>
               <w:rPr>
                 <w:color w:val="D9D9D9" w:themeColor="background1" w:themeShade="D9"/>
-                <w:rPrChange w:id="265" w:author="tanzhaobo" w:date="2016-03-11T14:37:00Z">
+                <w:rPrChange w:id="268" w:author="tanzhaobo" w:date="2016-03-11T14:37:00Z">
                   <w:rPr/>
                 </w:rPrChange>
               </w:rPr>
@@ -6715,7 +6795,7 @@
               <w:rPr>
                 <w:rFonts w:hint="eastAsia"/>
                 <w:color w:val="D9D9D9" w:themeColor="background1" w:themeShade="D9"/>
-                <w:rPrChange w:id="266" w:author="tanzhaobo" w:date="2016-03-11T14:37:00Z">
+                <w:rPrChange w:id="269" w:author="tanzhaobo" w:date="2016-03-11T14:37:00Z">
                   <w:rPr>
                     <w:rFonts w:hint="eastAsia"/>
                     <w:color w:val="0000FF" w:themeColor="hyperlink"/>
@@ -6784,7 +6864,7 @@
               <w:ind w:left="0"/>
               <w:rPr>
                 <w:color w:val="D9D9D9" w:themeColor="background1" w:themeShade="D9"/>
-                <w:rPrChange w:id="267" w:author="tanzhaobo" w:date="2016-03-11T14:37:00Z">
+                <w:rPrChange w:id="270" w:author="tanzhaobo" w:date="2016-03-11T14:37:00Z">
                   <w:rPr/>
                 </w:rPrChange>
               </w:rPr>
@@ -6792,7 +6872,7 @@
             <w:r>
               <w:rPr>
                 <w:color w:val="D9D9D9" w:themeColor="background1" w:themeShade="D9"/>
-                <w:rPrChange w:id="268" w:author="tanzhaobo" w:date="2016-03-11T14:37:00Z">
+                <w:rPrChange w:id="271" w:author="tanzhaobo" w:date="2016-03-11T14:37:00Z">
                   <w:rPr>
                     <w:color w:val="0000FF" w:themeColor="hyperlink"/>
                     <w:u w:val="single"/>
@@ -6805,7 +6885,7 @@
               <w:rPr>
                 <w:rFonts w:hint="eastAsia"/>
                 <w:color w:val="D9D9D9" w:themeColor="background1" w:themeShade="D9"/>
-                <w:rPrChange w:id="269" w:author="tanzhaobo" w:date="2016-03-11T14:37:00Z">
+                <w:rPrChange w:id="272" w:author="tanzhaobo" w:date="2016-03-11T14:37:00Z">
                   <w:rPr>
                     <w:rFonts w:hint="eastAsia"/>
                     <w:color w:val="FF0000"/>
@@ -6818,7 +6898,7 @@
             <w:r>
               <w:rPr>
                 <w:color w:val="D9D9D9" w:themeColor="background1" w:themeShade="D9"/>
-                <w:rPrChange w:id="270" w:author="tanzhaobo" w:date="2016-03-11T14:37:00Z">
+                <w:rPrChange w:id="273" w:author="tanzhaobo" w:date="2016-03-11T14:37:00Z">
                   <w:rPr>
                     <w:color w:val="FF0000"/>
                     <w:u w:val="single"/>
@@ -6831,7 +6911,7 @@
               <w:rPr>
                 <w:rFonts w:hint="eastAsia"/>
                 <w:color w:val="D9D9D9" w:themeColor="background1" w:themeShade="D9"/>
-                <w:rPrChange w:id="271" w:author="tanzhaobo" w:date="2016-03-11T14:37:00Z">
+                <w:rPrChange w:id="274" w:author="tanzhaobo" w:date="2016-03-11T14:37:00Z">
                   <w:rPr>
                     <w:rFonts w:hint="eastAsia"/>
                     <w:color w:val="FF0000"/>
@@ -6852,7 +6932,7 @@
               <w:ind w:left="0"/>
               <w:rPr>
                 <w:color w:val="D9D9D9" w:themeColor="background1" w:themeShade="D9"/>
-                <w:rPrChange w:id="272" w:author="tanzhaobo" w:date="2016-03-11T14:37:00Z">
+                <w:rPrChange w:id="275" w:author="tanzhaobo" w:date="2016-03-11T14:37:00Z">
                   <w:rPr/>
                 </w:rPrChange>
               </w:rPr>
@@ -6861,7 +6941,7 @@
               <w:rPr>
                 <w:rFonts w:hint="eastAsia"/>
                 <w:color w:val="D9D9D9" w:themeColor="background1" w:themeShade="D9"/>
-                <w:rPrChange w:id="273" w:author="tanzhaobo" w:date="2016-03-11T14:37:00Z">
+                <w:rPrChange w:id="276" w:author="tanzhaobo" w:date="2016-03-11T14:37:00Z">
                   <w:rPr>
                     <w:rFonts w:hint="eastAsia"/>
                     <w:color w:val="0000FF" w:themeColor="hyperlink"/>
@@ -6931,7 +7011,7 @@
               <w:ind w:left="0"/>
               <w:rPr>
                 <w:color w:val="D9D9D9" w:themeColor="background1" w:themeShade="D9"/>
-                <w:rPrChange w:id="274" w:author="tanzhaobo" w:date="2016-03-11T14:37:00Z">
+                <w:rPrChange w:id="277" w:author="tanzhaobo" w:date="2016-03-11T14:37:00Z">
                   <w:rPr/>
                 </w:rPrChange>
               </w:rPr>
@@ -6939,7 +7019,7 @@
             <w:r>
               <w:rPr>
                 <w:color w:val="D9D9D9" w:themeColor="background1" w:themeShade="D9"/>
-                <w:rPrChange w:id="275" w:author="tanzhaobo" w:date="2016-03-11T14:37:00Z">
+                <w:rPrChange w:id="278" w:author="tanzhaobo" w:date="2016-03-11T14:37:00Z">
                   <w:rPr>
                     <w:color w:val="0000FF" w:themeColor="hyperlink"/>
                     <w:u w:val="single"/>
@@ -6959,7 +7039,7 @@
               <w:ind w:left="0"/>
               <w:rPr>
                 <w:color w:val="D9D9D9" w:themeColor="background1" w:themeShade="D9"/>
-                <w:rPrChange w:id="276" w:author="tanzhaobo" w:date="2016-03-11T14:37:00Z">
+                <w:rPrChange w:id="279" w:author="tanzhaobo" w:date="2016-03-11T14:37:00Z">
                   <w:rPr/>
                 </w:rPrChange>
               </w:rPr>
@@ -6968,7 +7048,7 @@
               <w:rPr>
                 <w:rFonts w:hint="eastAsia"/>
                 <w:color w:val="D9D9D9" w:themeColor="background1" w:themeShade="D9"/>
-                <w:rPrChange w:id="277" w:author="tanzhaobo" w:date="2016-03-11T14:37:00Z">
+                <w:rPrChange w:id="280" w:author="tanzhaobo" w:date="2016-03-11T14:37:00Z">
                   <w:rPr>
                     <w:rFonts w:hint="eastAsia"/>
                     <w:color w:val="0000FF" w:themeColor="hyperlink"/>
@@ -7039,7 +7119,7 @@
               <w:outlineLvl w:val="2"/>
               <w:rPr>
                 <w:color w:val="D9D9D9" w:themeColor="background1" w:themeShade="D9"/>
-                <w:rPrChange w:id="278" w:author="tanzhaobo" w:date="2016-03-11T14:37:00Z">
+                <w:rPrChange w:id="281" w:author="tanzhaobo" w:date="2016-03-11T14:37:00Z">
                   <w:rPr>
                     <w:b/>
                     <w:bCs/>
@@ -7068,7 +7148,7 @@
               <w:outlineLvl w:val="2"/>
               <w:rPr>
                 <w:color w:val="D9D9D9" w:themeColor="background1" w:themeShade="D9"/>
-                <w:rPrChange w:id="279" w:author="tanzhaobo" w:date="2016-03-11T14:37:00Z">
+                <w:rPrChange w:id="282" w:author="tanzhaobo" w:date="2016-03-11T14:37:00Z">
                   <w:rPr>
                     <w:b/>
                     <w:bCs/>
@@ -7117,7 +7197,7 @@
               <w:ind w:left="0"/>
               <w:rPr>
                 <w:color w:val="D9D9D9" w:themeColor="background1" w:themeShade="D9"/>
-                <w:rPrChange w:id="280" w:author="tanzhaobo" w:date="2016-03-11T14:37:00Z">
+                <w:rPrChange w:id="283" w:author="tanzhaobo" w:date="2016-03-11T14:37:00Z">
                   <w:rPr>
                     <w:color w:val="FF0000"/>
                   </w:rPr>
@@ -7128,7 +7208,7 @@
               <w:rPr>
                 <w:rFonts w:hint="eastAsia"/>
                 <w:color w:val="D9D9D9" w:themeColor="background1" w:themeShade="D9"/>
-                <w:rPrChange w:id="281" w:author="tanzhaobo" w:date="2016-03-11T14:37:00Z">
+                <w:rPrChange w:id="284" w:author="tanzhaobo" w:date="2016-03-11T14:37:00Z">
                   <w:rPr>
                     <w:rFonts w:hint="eastAsia"/>
                     <w:color w:val="FF0000"/>
@@ -7149,7 +7229,7 @@
               <w:ind w:left="0"/>
               <w:rPr>
                 <w:color w:val="D9D9D9" w:themeColor="background1" w:themeShade="D9"/>
-                <w:rPrChange w:id="282" w:author="tanzhaobo" w:date="2016-03-11T14:37:00Z">
+                <w:rPrChange w:id="285" w:author="tanzhaobo" w:date="2016-03-11T14:37:00Z">
                   <w:rPr>
                     <w:color w:val="FF0000"/>
                   </w:rPr>
@@ -7160,7 +7240,7 @@
               <w:rPr>
                 <w:rFonts w:hint="eastAsia"/>
                 <w:color w:val="D9D9D9" w:themeColor="background1" w:themeShade="D9"/>
-                <w:rPrChange w:id="283" w:author="tanzhaobo" w:date="2016-03-11T14:37:00Z">
+                <w:rPrChange w:id="286" w:author="tanzhaobo" w:date="2016-03-11T14:37:00Z">
                   <w:rPr>
                     <w:rFonts w:hint="eastAsia"/>
                     <w:color w:val="FF0000"/>
@@ -7223,7 +7303,7 @@
               <w:ind w:left="0"/>
               <w:rPr>
                 <w:color w:val="D9D9D9" w:themeColor="background1" w:themeShade="D9"/>
-                <w:rPrChange w:id="284" w:author="tanzhaobo" w:date="2016-03-11T14:37:00Z">
+                <w:rPrChange w:id="287" w:author="tanzhaobo" w:date="2016-03-11T14:37:00Z">
                   <w:rPr/>
                 </w:rPrChange>
               </w:rPr>
@@ -7231,7 +7311,7 @@
             <w:r>
               <w:rPr>
                 <w:color w:val="D9D9D9" w:themeColor="background1" w:themeShade="D9"/>
-                <w:rPrChange w:id="285" w:author="tanzhaobo" w:date="2016-03-11T14:37:00Z">
+                <w:rPrChange w:id="288" w:author="tanzhaobo" w:date="2016-03-11T14:37:00Z">
                   <w:rPr>
                     <w:color w:val="0000FF" w:themeColor="hyperlink"/>
                     <w:u w:val="single"/>
@@ -7251,7 +7331,7 @@
               <w:ind w:left="0"/>
               <w:rPr>
                 <w:color w:val="D9D9D9" w:themeColor="background1" w:themeShade="D9"/>
-                <w:rPrChange w:id="286" w:author="tanzhaobo" w:date="2016-03-11T14:37:00Z">
+                <w:rPrChange w:id="289" w:author="tanzhaobo" w:date="2016-03-11T14:37:00Z">
                   <w:rPr/>
                 </w:rPrChange>
               </w:rPr>
@@ -7260,7 +7340,7 @@
               <w:rPr>
                 <w:rFonts w:hint="eastAsia"/>
                 <w:color w:val="D9D9D9" w:themeColor="background1" w:themeShade="D9"/>
-                <w:rPrChange w:id="287" w:author="tanzhaobo" w:date="2016-03-11T14:37:00Z">
+                <w:rPrChange w:id="290" w:author="tanzhaobo" w:date="2016-03-11T14:37:00Z">
                   <w:rPr>
                     <w:rFonts w:hint="eastAsia"/>
                     <w:color w:val="0000FF" w:themeColor="hyperlink"/>
@@ -7308,7 +7388,15 @@
                 <w:rFonts w:hint="eastAsia"/>
                 <w:color w:val="D9D9D9" w:themeColor="background1" w:themeShade="D9"/>
               </w:rPr>
-              <w:t>清除连接池空闲队列中，空闲闲置过长时间的连接并保证空闲队列连接数不大于</w:t>
+              <w:t>清除连接池空闲队列中，空闲闲置过长时间的连接并保证空闲队列连接数不</w:t>
+            </w:r>
+            <w:r>
+              <w:rPr>
+                <w:rFonts w:hint="eastAsia"/>
+                <w:color w:val="D9D9D9" w:themeColor="background1" w:themeShade="D9"/>
+              </w:rPr>
+              <w:lastRenderedPageBreak/>
+              <w:t>大于</w:t>
             </w:r>
             <w:r>
               <w:rPr>
@@ -7329,7 +7417,7 @@
               <w:ind w:left="0"/>
               <w:rPr>
                 <w:color w:val="D9D9D9" w:themeColor="background1" w:themeShade="D9"/>
-                <w:rPrChange w:id="288" w:author="tanzhaobo" w:date="2016-03-11T14:37:00Z">
+                <w:rPrChange w:id="291" w:author="tanzhaobo" w:date="2016-03-11T14:37:00Z">
                   <w:rPr/>
                 </w:rPrChange>
               </w:rPr>
@@ -7337,13 +7425,14 @@
             <w:r>
               <w:rPr>
                 <w:color w:val="D9D9D9" w:themeColor="background1" w:themeShade="D9"/>
-                <w:rPrChange w:id="289" w:author="tanzhaobo" w:date="2016-03-11T14:37:00Z">
+                <w:rPrChange w:id="292" w:author="tanzhaobo" w:date="2016-03-11T14:37:00Z">
                   <w:rPr>
                     <w:color w:val="0000FF" w:themeColor="hyperlink"/>
                     <w:u w:val="single"/>
                   </w:rPr>
                 </w:rPrChange>
               </w:rPr>
+              <w:lastRenderedPageBreak/>
               <w:t>getBackCoordAddr()</w:t>
             </w:r>
           </w:p>
@@ -7357,7 +7446,7 @@
               <w:ind w:left="0"/>
               <w:rPr>
                 <w:color w:val="D9D9D9" w:themeColor="background1" w:themeShade="D9"/>
-                <w:rPrChange w:id="290" w:author="tanzhaobo" w:date="2016-03-11T14:37:00Z">
+                <w:rPrChange w:id="293" w:author="tanzhaobo" w:date="2016-03-11T14:37:00Z">
                   <w:rPr/>
                 </w:rPrChange>
               </w:rPr>
@@ -7366,7 +7455,7 @@
               <w:rPr>
                 <w:rFonts w:hint="eastAsia"/>
                 <w:color w:val="D9D9D9" w:themeColor="background1" w:themeShade="D9"/>
-                <w:rPrChange w:id="291" w:author="tanzhaobo" w:date="2016-03-11T14:37:00Z">
+                <w:rPrChange w:id="294" w:author="tanzhaobo" w:date="2016-03-11T14:37:00Z">
                   <w:rPr>
                     <w:rFonts w:hint="eastAsia"/>
                     <w:color w:val="0000FF" w:themeColor="hyperlink"/>
@@ -7443,7 +7532,7 @@
               <w:ind w:left="0"/>
               <w:rPr>
                 <w:color w:val="D9D9D9" w:themeColor="background1" w:themeShade="D9"/>
-                <w:rPrChange w:id="292" w:author="tanzhaobo" w:date="2016-03-11T14:37:00Z">
+                <w:rPrChange w:id="295" w:author="tanzhaobo" w:date="2016-03-11T14:37:00Z">
                   <w:rPr/>
                 </w:rPrChange>
               </w:rPr>
@@ -7451,7 +7540,7 @@
             <w:r>
               <w:rPr>
                 <w:color w:val="D9D9D9" w:themeColor="background1" w:themeShade="D9"/>
-                <w:rPrChange w:id="293" w:author="tanzhaobo" w:date="2016-03-11T14:37:00Z">
+                <w:rPrChange w:id="296" w:author="tanzhaobo" w:date="2016-03-11T14:37:00Z">
                   <w:rPr>
                     <w:color w:val="0000FF" w:themeColor="hyperlink"/>
                     <w:u w:val="single"/>
@@ -7471,7 +7560,7 @@
               <w:ind w:left="0"/>
               <w:rPr>
                 <w:color w:val="D9D9D9" w:themeColor="background1" w:themeShade="D9"/>
-                <w:rPrChange w:id="294" w:author="tanzhaobo" w:date="2016-03-11T14:37:00Z">
+                <w:rPrChange w:id="297" w:author="tanzhaobo" w:date="2016-03-11T14:37:00Z">
                   <w:rPr/>
                 </w:rPrChange>
               </w:rPr>
@@ -7480,7 +7569,7 @@
               <w:rPr>
                 <w:rFonts w:hint="eastAsia"/>
                 <w:color w:val="D9D9D9" w:themeColor="background1" w:themeShade="D9"/>
-                <w:rPrChange w:id="295" w:author="tanzhaobo" w:date="2016-03-11T14:37:00Z">
+                <w:rPrChange w:id="298" w:author="tanzhaobo" w:date="2016-03-11T14:37:00Z">
                   <w:rPr>
                     <w:rFonts w:hint="eastAsia"/>
                     <w:color w:val="0000FF" w:themeColor="hyperlink"/>
@@ -7537,121 +7626,6 @@
         <w:tc>
           <w:tcPr>
             <w:tcW w:w="2303" w:type="dxa"/>
-          </w:tcPr>
-          <w:p>
-            <w:pPr>
-              <w:keepNext/>
-              <w:keepLines/>
-              <w:numPr>
-                <w:ilvl w:val="0"/>
-                <w:numId w:val="2"/>
-              </w:numPr>
-              <w:spacing w:before="260" w:after="260" w:line="416" w:lineRule="auto"/>
-              <w:ind w:left="0"/>
-              <w:outlineLvl w:val="2"/>
-              <w:rPr>
-                <w:color w:val="D9D9D9" w:themeColor="background1" w:themeShade="D9"/>
-                <w:rPrChange w:id="296" w:author="tanzhaobo" w:date="2016-03-11T14:37:00Z">
-                  <w:rPr>
-                    <w:b/>
-                    <w:bCs/>
-                    <w:sz w:val="32"/>
-                    <w:szCs w:val="32"/>
-                  </w:rPr>
-                </w:rPrChange>
-              </w:rPr>
-            </w:pPr>
-          </w:p>
-        </w:tc>
-        <w:tc>
-          <w:tcPr>
-            <w:tcW w:w="2268" w:type="dxa"/>
-          </w:tcPr>
-          <w:p>
-            <w:pPr>
-              <w:keepNext/>
-              <w:keepLines/>
-              <w:numPr>
-                <w:ilvl w:val="0"/>
-                <w:numId w:val="2"/>
-              </w:numPr>
-              <w:spacing w:before="260" w:after="260" w:line="416" w:lineRule="auto"/>
-              <w:ind w:left="0"/>
-              <w:outlineLvl w:val="2"/>
-              <w:rPr>
-                <w:color w:val="D9D9D9" w:themeColor="background1" w:themeShade="D9"/>
-                <w:rPrChange w:id="297" w:author="tanzhaobo" w:date="2016-03-11T14:37:00Z">
-                  <w:rPr>
-                    <w:b/>
-                    <w:bCs/>
-                    <w:sz w:val="32"/>
-                    <w:szCs w:val="32"/>
-                  </w:rPr>
-                </w:rPrChange>
-              </w:rPr>
-            </w:pPr>
-          </w:p>
-        </w:tc>
-        <w:tc>
-          <w:tcPr>
-            <w:tcW w:w="992" w:type="dxa"/>
-          </w:tcPr>
-          <w:p>
-            <w:pPr>
-              <w:ind w:left="0"/>
-              <w:rPr>
-                <w:color w:val="D9D9D9" w:themeColor="background1" w:themeShade="D9"/>
-              </w:rPr>
-            </w:pPr>
-          </w:p>
-        </w:tc>
-        <w:tc>
-          <w:tcPr>
-            <w:tcW w:w="2616" w:type="dxa"/>
-          </w:tcPr>
-          <w:p>
-            <w:pPr>
-              <w:ind w:left="0"/>
-              <w:rPr>
-                <w:color w:val="D9D9D9" w:themeColor="background1" w:themeShade="D9"/>
-              </w:rPr>
-            </w:pPr>
-          </w:p>
-        </w:tc>
-      </w:tr>
-      <w:tr>
-        <w:tc>
-          <w:tcPr>
-            <w:tcW w:w="2303" w:type="dxa"/>
-          </w:tcPr>
-          <w:p>
-            <w:pPr>
-              <w:keepNext/>
-              <w:keepLines/>
-              <w:numPr>
-                <w:ilvl w:val="0"/>
-                <w:numId w:val="2"/>
-              </w:numPr>
-              <w:spacing w:before="260" w:after="260" w:line="416" w:lineRule="auto"/>
-              <w:ind w:left="0"/>
-              <w:outlineLvl w:val="2"/>
-              <w:rPr>
-                <w:color w:val="D9D9D9" w:themeColor="background1" w:themeShade="D9"/>
-                <w:rPrChange w:id="298" w:author="tanzhaobo" w:date="2016-03-11T14:37:00Z">
-                  <w:rPr>
-                    <w:b/>
-                    <w:bCs/>
-                    <w:sz w:val="32"/>
-                    <w:szCs w:val="32"/>
-                  </w:rPr>
-                </w:rPrChange>
-              </w:rPr>
-            </w:pPr>
-          </w:p>
-        </w:tc>
-        <w:tc>
-          <w:tcPr>
-            <w:tcW w:w="2268" w:type="dxa"/>
           </w:tcPr>
           <w:p>
             <w:pPr>
@@ -7680,385 +7654,7 @@
         </w:tc>
         <w:tc>
           <w:tcPr>
-            <w:tcW w:w="992" w:type="dxa"/>
-          </w:tcPr>
-          <w:p>
-            <w:pPr>
-              <w:ind w:left="0"/>
-              <w:rPr>
-                <w:color w:val="D9D9D9" w:themeColor="background1" w:themeShade="D9"/>
-              </w:rPr>
-            </w:pPr>
-          </w:p>
-        </w:tc>
-        <w:tc>
-          <w:tcPr>
-            <w:tcW w:w="2616" w:type="dxa"/>
-          </w:tcPr>
-          <w:p>
-            <w:pPr>
-              <w:ind w:left="0"/>
-              <w:rPr>
-                <w:color w:val="D9D9D9" w:themeColor="background1" w:themeShade="D9"/>
-              </w:rPr>
-            </w:pPr>
-          </w:p>
-        </w:tc>
-      </w:tr>
-      <w:tr>
-        <w:tc>
-          <w:tcPr>
-            <w:tcW w:w="2303" w:type="dxa"/>
-          </w:tcPr>
-          <w:p>
-            <w:pPr>
-              <w:ind w:left="0"/>
-              <w:rPr>
-                <w:color w:val="D9D9D9" w:themeColor="background1" w:themeShade="D9"/>
-                <w:rPrChange w:id="300" w:author="tanzhaobo" w:date="2016-03-11T14:37:00Z">
-                  <w:rPr>
-                    <w:color w:val="FF0000"/>
-                  </w:rPr>
-                </w:rPrChange>
-              </w:rPr>
-            </w:pPr>
-            <w:r>
-              <w:rPr>
-                <w:rFonts w:hint="eastAsia"/>
-                <w:color w:val="D9D9D9" w:themeColor="background1" w:themeShade="D9"/>
-                <w:rPrChange w:id="301" w:author="tanzhaobo" w:date="2016-03-11T14:37:00Z">
-                  <w:rPr>
-                    <w:rFonts w:hint="eastAsia"/>
-                    <w:color w:val="FF0000"/>
-                    <w:u w:val="single"/>
-                  </w:rPr>
-                </w:rPrChange>
-              </w:rPr>
-              <w:t>后台线程</w:t>
-            </w:r>
-          </w:p>
-        </w:tc>
-        <w:tc>
-          <w:tcPr>
-            <w:tcW w:w="5876" w:type="dxa"/>
-            <w:gridSpan w:val="3"/>
-          </w:tcPr>
-          <w:p>
-            <w:pPr>
-              <w:ind w:left="0"/>
-              <w:rPr>
-                <w:color w:val="D9D9D9" w:themeColor="background1" w:themeShade="D9"/>
-                <w:rPrChange w:id="302" w:author="tanzhaobo" w:date="2016-03-11T14:37:00Z">
-                  <w:rPr>
-                    <w:color w:val="FF0000"/>
-                  </w:rPr>
-                </w:rPrChange>
-              </w:rPr>
-            </w:pPr>
-            <w:r>
-              <w:rPr>
-                <w:rFonts w:hint="eastAsia"/>
-                <w:color w:val="D9D9D9" w:themeColor="background1" w:themeShade="D9"/>
-                <w:rPrChange w:id="303" w:author="tanzhaobo" w:date="2016-03-11T14:37:00Z">
-                  <w:rPr>
-                    <w:rFonts w:hint="eastAsia"/>
-                    <w:color w:val="FF0000"/>
-                    <w:u w:val="single"/>
-                  </w:rPr>
-                </w:rPrChange>
-              </w:rPr>
-              <w:t>功能描述</w:t>
-            </w:r>
-          </w:p>
-        </w:tc>
-      </w:tr>
-      <w:tr>
-        <w:tc>
-          <w:tcPr>
-            <w:tcW w:w="2303" w:type="dxa"/>
-          </w:tcPr>
-          <w:p>
-            <w:pPr>
-              <w:ind w:left="0"/>
-              <w:rPr>
-                <w:color w:val="D9D9D9" w:themeColor="background1" w:themeShade="D9"/>
-                <w:rPrChange w:id="304" w:author="tanzhaobo" w:date="2016-03-11T14:37:00Z">
-                  <w:rPr/>
-                </w:rPrChange>
-              </w:rPr>
-            </w:pPr>
-            <w:r>
-              <w:rPr>
-                <w:color w:val="D9D9D9" w:themeColor="background1" w:themeShade="D9"/>
-                <w:rPrChange w:id="305" w:author="tanzhaobo" w:date="2016-03-11T14:37:00Z">
-                  <w:rPr>
-                    <w:color w:val="0000FF" w:themeColor="hyperlink"/>
-                    <w:u w:val="single"/>
-                  </w:rPr>
-                </w:rPrChange>
-              </w:rPr>
-              <w:t>CleanConnectionTask</w:t>
-            </w:r>
-          </w:p>
-        </w:tc>
-        <w:tc>
-          <w:tcPr>
-            <w:tcW w:w="5876" w:type="dxa"/>
-            <w:gridSpan w:val="3"/>
-          </w:tcPr>
-          <w:p>
-            <w:pPr>
-              <w:ind w:left="0"/>
-              <w:rPr>
-                <w:color w:val="D9D9D9" w:themeColor="background1" w:themeShade="D9"/>
-                <w:rPrChange w:id="306" w:author="tanzhaobo" w:date="2016-03-11T14:37:00Z">
-                  <w:rPr/>
-                </w:rPrChange>
-              </w:rPr>
-            </w:pPr>
-            <w:r>
-              <w:rPr>
-                <w:rFonts w:hint="eastAsia"/>
-                <w:color w:val="D9D9D9" w:themeColor="background1" w:themeShade="D9"/>
-                <w:rPrChange w:id="307" w:author="tanzhaobo" w:date="2016-03-11T14:37:00Z">
-                  <w:rPr>
-                    <w:rFonts w:hint="eastAsia"/>
-                    <w:color w:val="0000FF" w:themeColor="hyperlink"/>
-                    <w:u w:val="single"/>
-                  </w:rPr>
-                </w:rPrChange>
-              </w:rPr>
-              <w:t>回调</w:t>
-            </w:r>
-            <w:r>
-              <w:rPr>
-                <w:color w:val="D9D9D9" w:themeColor="background1" w:themeShade="D9"/>
-                <w:rPrChange w:id="308" w:author="tanzhaobo" w:date="2016-03-11T14:37:00Z">
-                  <w:rPr>
-                    <w:color w:val="0000FF" w:themeColor="hyperlink"/>
-                    <w:u w:val="single"/>
-                  </w:rPr>
-                </w:rPrChange>
-              </w:rPr>
-              <w:t>SequoiadbDatasource:: cleanAbandonConnection</w:t>
-            </w:r>
-          </w:p>
-        </w:tc>
-      </w:tr>
-      <w:tr>
-        <w:tc>
-          <w:tcPr>
-            <w:tcW w:w="2303" w:type="dxa"/>
-          </w:tcPr>
-          <w:p>
-            <w:pPr>
-              <w:ind w:left="0"/>
-              <w:rPr>
-                <w:color w:val="D9D9D9" w:themeColor="background1" w:themeShade="D9"/>
-                <w:rPrChange w:id="309" w:author="tanzhaobo" w:date="2016-03-11T14:37:00Z">
-                  <w:rPr/>
-                </w:rPrChange>
-              </w:rPr>
-            </w:pPr>
-            <w:r>
-              <w:rPr>
-                <w:color w:val="D9D9D9" w:themeColor="background1" w:themeShade="D9"/>
-                <w:rPrChange w:id="310" w:author="tanzhaobo" w:date="2016-03-11T14:37:00Z">
-                  <w:rPr>
-                    <w:color w:val="0000FF" w:themeColor="hyperlink"/>
-                    <w:u w:val="single"/>
-                  </w:rPr>
-                </w:rPrChange>
-              </w:rPr>
-              <w:t>CreateConnectionTask</w:t>
-            </w:r>
-          </w:p>
-        </w:tc>
-        <w:tc>
-          <w:tcPr>
-            <w:tcW w:w="5876" w:type="dxa"/>
-            <w:gridSpan w:val="3"/>
-          </w:tcPr>
-          <w:p>
-            <w:pPr>
-              <w:tabs>
-                <w:tab w:val="left" w:pos="763"/>
-              </w:tabs>
-              <w:ind w:left="0"/>
-              <w:rPr>
-                <w:color w:val="D9D9D9" w:themeColor="background1" w:themeShade="D9"/>
-                <w:rPrChange w:id="311" w:author="tanzhaobo" w:date="2016-03-11T14:37:00Z">
-                  <w:rPr/>
-                </w:rPrChange>
-              </w:rPr>
-            </w:pPr>
-            <w:r>
-              <w:rPr>
-                <w:rFonts w:hint="eastAsia"/>
-                <w:color w:val="D9D9D9" w:themeColor="background1" w:themeShade="D9"/>
-                <w:rPrChange w:id="312" w:author="tanzhaobo" w:date="2016-03-11T14:37:00Z">
-                  <w:rPr>
-                    <w:rFonts w:hint="eastAsia"/>
-                    <w:color w:val="0000FF" w:themeColor="hyperlink"/>
-                    <w:u w:val="single"/>
-                  </w:rPr>
-                </w:rPrChange>
-              </w:rPr>
-              <w:t>回调</w:t>
-            </w:r>
-            <w:r>
-              <w:rPr>
-                <w:color w:val="D9D9D9" w:themeColor="background1" w:themeShade="D9"/>
-                <w:rPrChange w:id="313" w:author="tanzhaobo" w:date="2016-03-11T14:37:00Z">
-                  <w:rPr>
-                    <w:color w:val="0000FF" w:themeColor="hyperlink"/>
-                    <w:u w:val="single"/>
-                  </w:rPr>
-                </w:rPrChange>
-              </w:rPr>
-              <w:t>SequoiadbDatasource:: increaseConnetions</w:t>
-            </w:r>
-          </w:p>
-        </w:tc>
-      </w:tr>
-      <w:tr>
-        <w:tc>
-          <w:tcPr>
-            <w:tcW w:w="2303" w:type="dxa"/>
-          </w:tcPr>
-          <w:p>
-            <w:pPr>
-              <w:ind w:left="0"/>
-              <w:rPr>
-                <w:color w:val="D9D9D9" w:themeColor="background1" w:themeShade="D9"/>
-                <w:rPrChange w:id="314" w:author="tanzhaobo" w:date="2016-03-11T14:37:00Z">
-                  <w:rPr/>
-                </w:rPrChange>
-              </w:rPr>
-            </w:pPr>
-            <w:r>
-              <w:rPr>
-                <w:color w:val="D9D9D9" w:themeColor="background1" w:themeShade="D9"/>
-                <w:rPrChange w:id="315" w:author="tanzhaobo" w:date="2016-03-11T14:37:00Z">
-                  <w:rPr>
-                    <w:color w:val="0000FF" w:themeColor="hyperlink"/>
-                    <w:u w:val="single"/>
-                  </w:rPr>
-                </w:rPrChange>
-              </w:rPr>
-              <w:t>RecaptureCoordAddrTask</w:t>
-            </w:r>
-          </w:p>
-        </w:tc>
-        <w:tc>
-          <w:tcPr>
-            <w:tcW w:w="5876" w:type="dxa"/>
-            <w:gridSpan w:val="3"/>
-          </w:tcPr>
-          <w:p>
-            <w:pPr>
-              <w:ind w:left="0"/>
-              <w:rPr>
-                <w:color w:val="D9D9D9" w:themeColor="background1" w:themeShade="D9"/>
-                <w:rPrChange w:id="316" w:author="tanzhaobo" w:date="2016-03-11T14:37:00Z">
-                  <w:rPr/>
-                </w:rPrChange>
-              </w:rPr>
-            </w:pPr>
-            <w:r>
-              <w:rPr>
-                <w:rFonts w:hint="eastAsia"/>
-                <w:color w:val="D9D9D9" w:themeColor="background1" w:themeShade="D9"/>
-                <w:rPrChange w:id="317" w:author="tanzhaobo" w:date="2016-03-11T14:37:00Z">
-                  <w:rPr>
-                    <w:rFonts w:hint="eastAsia"/>
-                    <w:color w:val="0000FF" w:themeColor="hyperlink"/>
-                    <w:u w:val="single"/>
-                  </w:rPr>
-                </w:rPrChange>
-              </w:rPr>
-              <w:t>回调</w:t>
-            </w:r>
-            <w:r>
-              <w:rPr>
-                <w:color w:val="D9D9D9" w:themeColor="background1" w:themeShade="D9"/>
-                <w:rPrChange w:id="318" w:author="tanzhaobo" w:date="2016-03-11T14:37:00Z">
-                  <w:rPr>
-                    <w:color w:val="0000FF" w:themeColor="hyperlink"/>
-                    <w:u w:val="single"/>
-                  </w:rPr>
-                </w:rPrChange>
-              </w:rPr>
-              <w:t>SequoiadbDatasource:: getBackCoordAddr</w:t>
-            </w:r>
-          </w:p>
-        </w:tc>
-      </w:tr>
-      <w:tr>
-        <w:tc>
-          <w:tcPr>
-            <w:tcW w:w="2303" w:type="dxa"/>
-          </w:tcPr>
-          <w:p>
-            <w:pPr>
-              <w:ind w:left="0"/>
-              <w:rPr>
-                <w:color w:val="D9D9D9" w:themeColor="background1" w:themeShade="D9"/>
-                <w:rPrChange w:id="319" w:author="tanzhaobo" w:date="2016-03-11T14:37:00Z">
-                  <w:rPr/>
-                </w:rPrChange>
-              </w:rPr>
-            </w:pPr>
-            <w:r>
-              <w:rPr>
-                <w:color w:val="D9D9D9" w:themeColor="background1" w:themeShade="D9"/>
-                <w:rPrChange w:id="320" w:author="tanzhaobo" w:date="2016-03-11T14:37:00Z">
-                  <w:rPr>
-                    <w:color w:val="0000FF" w:themeColor="hyperlink"/>
-                    <w:u w:val="single"/>
-                  </w:rPr>
-                </w:rPrChange>
-              </w:rPr>
-              <w:t>SDBExitThread</w:t>
-            </w:r>
-          </w:p>
-        </w:tc>
-        <w:tc>
-          <w:tcPr>
-            <w:tcW w:w="5876" w:type="dxa"/>
-            <w:gridSpan w:val="3"/>
-          </w:tcPr>
-          <w:p>
-            <w:pPr>
-              <w:ind w:left="0"/>
-              <w:rPr>
-                <w:color w:val="D9D9D9" w:themeColor="background1" w:themeShade="D9"/>
-                <w:rPrChange w:id="321" w:author="tanzhaobo" w:date="2016-03-11T14:37:00Z">
-                  <w:rPr/>
-                </w:rPrChange>
-              </w:rPr>
-            </w:pPr>
-            <w:r>
-              <w:rPr>
-                <w:rFonts w:hint="eastAsia"/>
-                <w:color w:val="D9D9D9" w:themeColor="background1" w:themeShade="D9"/>
-                <w:rPrChange w:id="322" w:author="tanzhaobo" w:date="2016-03-11T14:37:00Z">
-                  <w:rPr>
-                    <w:rFonts w:hint="eastAsia"/>
-                    <w:color w:val="0000FF" w:themeColor="hyperlink"/>
-                    <w:u w:val="single"/>
-                  </w:rPr>
-                </w:rPrChange>
-              </w:rPr>
-              <w:t>当客户进程退出时，主动关闭连接池中所有的连接，防止过多的连接没有正常关闭导致服务端打印一大堆错误。</w:t>
-            </w:r>
-          </w:p>
-        </w:tc>
-      </w:tr>
-      <w:tr>
-        <w:tc>
-          <w:tcPr>
-            <w:tcW w:w="2303" w:type="dxa"/>
+            <w:tcW w:w="2268" w:type="dxa"/>
           </w:tcPr>
           <w:p>
             <w:pPr>
@@ -8073,7 +7669,7 @@
               <w:outlineLvl w:val="2"/>
               <w:rPr>
                 <w:color w:val="D9D9D9" w:themeColor="background1" w:themeShade="D9"/>
-                <w:rPrChange w:id="323" w:author="tanzhaobo" w:date="2016-03-11T14:37:00Z">
+                <w:rPrChange w:id="300" w:author="tanzhaobo" w:date="2016-03-11T14:37:00Z">
                   <w:rPr>
                     <w:b/>
                     <w:bCs/>
@@ -8087,8 +7683,35 @@
         </w:tc>
         <w:tc>
           <w:tcPr>
-            <w:tcW w:w="5876" w:type="dxa"/>
-            <w:gridSpan w:val="3"/>
+            <w:tcW w:w="992" w:type="dxa"/>
+          </w:tcPr>
+          <w:p>
+            <w:pPr>
+              <w:ind w:left="0"/>
+              <w:rPr>
+                <w:color w:val="D9D9D9" w:themeColor="background1" w:themeShade="D9"/>
+              </w:rPr>
+            </w:pPr>
+          </w:p>
+        </w:tc>
+        <w:tc>
+          <w:tcPr>
+            <w:tcW w:w="2616" w:type="dxa"/>
+          </w:tcPr>
+          <w:p>
+            <w:pPr>
+              <w:ind w:left="0"/>
+              <w:rPr>
+                <w:color w:val="D9D9D9" w:themeColor="background1" w:themeShade="D9"/>
+              </w:rPr>
+            </w:pPr>
+          </w:p>
+        </w:tc>
+      </w:tr>
+      <w:tr>
+        <w:tc>
+          <w:tcPr>
+            <w:tcW w:w="2303" w:type="dxa"/>
           </w:tcPr>
           <w:p>
             <w:pPr>
@@ -8103,7 +7726,7 @@
               <w:outlineLvl w:val="2"/>
               <w:rPr>
                 <w:color w:val="D9D9D9" w:themeColor="background1" w:themeShade="D9"/>
-                <w:rPrChange w:id="324" w:author="tanzhaobo" w:date="2016-03-11T14:37:00Z">
+                <w:rPrChange w:id="301" w:author="tanzhaobo" w:date="2016-03-11T14:37:00Z">
                   <w:rPr>
                     <w:b/>
                     <w:bCs/>
@@ -8115,6 +7738,472 @@
             </w:pPr>
           </w:p>
         </w:tc>
+        <w:tc>
+          <w:tcPr>
+            <w:tcW w:w="2268" w:type="dxa"/>
+          </w:tcPr>
+          <w:p>
+            <w:pPr>
+              <w:keepNext/>
+              <w:keepLines/>
+              <w:numPr>
+                <w:ilvl w:val="0"/>
+                <w:numId w:val="2"/>
+              </w:numPr>
+              <w:spacing w:before="260" w:after="260" w:line="416" w:lineRule="auto"/>
+              <w:ind w:left="0"/>
+              <w:outlineLvl w:val="2"/>
+              <w:rPr>
+                <w:color w:val="D9D9D9" w:themeColor="background1" w:themeShade="D9"/>
+                <w:rPrChange w:id="302" w:author="tanzhaobo" w:date="2016-03-11T14:37:00Z">
+                  <w:rPr>
+                    <w:b/>
+                    <w:bCs/>
+                    <w:sz w:val="32"/>
+                    <w:szCs w:val="32"/>
+                  </w:rPr>
+                </w:rPrChange>
+              </w:rPr>
+            </w:pPr>
+          </w:p>
+        </w:tc>
+        <w:tc>
+          <w:tcPr>
+            <w:tcW w:w="992" w:type="dxa"/>
+          </w:tcPr>
+          <w:p>
+            <w:pPr>
+              <w:ind w:left="0"/>
+              <w:rPr>
+                <w:color w:val="D9D9D9" w:themeColor="background1" w:themeShade="D9"/>
+              </w:rPr>
+            </w:pPr>
+          </w:p>
+        </w:tc>
+        <w:tc>
+          <w:tcPr>
+            <w:tcW w:w="2616" w:type="dxa"/>
+          </w:tcPr>
+          <w:p>
+            <w:pPr>
+              <w:ind w:left="0"/>
+              <w:rPr>
+                <w:color w:val="D9D9D9" w:themeColor="background1" w:themeShade="D9"/>
+              </w:rPr>
+            </w:pPr>
+          </w:p>
+        </w:tc>
+      </w:tr>
+      <w:tr>
+        <w:tc>
+          <w:tcPr>
+            <w:tcW w:w="2303" w:type="dxa"/>
+          </w:tcPr>
+          <w:p>
+            <w:pPr>
+              <w:ind w:left="0"/>
+              <w:rPr>
+                <w:color w:val="D9D9D9" w:themeColor="background1" w:themeShade="D9"/>
+                <w:rPrChange w:id="303" w:author="tanzhaobo" w:date="2016-03-11T14:37:00Z">
+                  <w:rPr>
+                    <w:color w:val="FF0000"/>
+                  </w:rPr>
+                </w:rPrChange>
+              </w:rPr>
+            </w:pPr>
+            <w:r>
+              <w:rPr>
+                <w:rFonts w:hint="eastAsia"/>
+                <w:color w:val="D9D9D9" w:themeColor="background1" w:themeShade="D9"/>
+                <w:rPrChange w:id="304" w:author="tanzhaobo" w:date="2016-03-11T14:37:00Z">
+                  <w:rPr>
+                    <w:rFonts w:hint="eastAsia"/>
+                    <w:color w:val="FF0000"/>
+                    <w:u w:val="single"/>
+                  </w:rPr>
+                </w:rPrChange>
+              </w:rPr>
+              <w:t>后台线程</w:t>
+            </w:r>
+          </w:p>
+        </w:tc>
+        <w:tc>
+          <w:tcPr>
+            <w:tcW w:w="5876" w:type="dxa"/>
+            <w:gridSpan w:val="3"/>
+          </w:tcPr>
+          <w:p>
+            <w:pPr>
+              <w:ind w:left="0"/>
+              <w:rPr>
+                <w:color w:val="D9D9D9" w:themeColor="background1" w:themeShade="D9"/>
+                <w:rPrChange w:id="305" w:author="tanzhaobo" w:date="2016-03-11T14:37:00Z">
+                  <w:rPr>
+                    <w:color w:val="FF0000"/>
+                  </w:rPr>
+                </w:rPrChange>
+              </w:rPr>
+            </w:pPr>
+            <w:r>
+              <w:rPr>
+                <w:rFonts w:hint="eastAsia"/>
+                <w:color w:val="D9D9D9" w:themeColor="background1" w:themeShade="D9"/>
+                <w:rPrChange w:id="306" w:author="tanzhaobo" w:date="2016-03-11T14:37:00Z">
+                  <w:rPr>
+                    <w:rFonts w:hint="eastAsia"/>
+                    <w:color w:val="FF0000"/>
+                    <w:u w:val="single"/>
+                  </w:rPr>
+                </w:rPrChange>
+              </w:rPr>
+              <w:t>功能描述</w:t>
+            </w:r>
+          </w:p>
+        </w:tc>
+      </w:tr>
+      <w:tr>
+        <w:tc>
+          <w:tcPr>
+            <w:tcW w:w="2303" w:type="dxa"/>
+          </w:tcPr>
+          <w:p>
+            <w:pPr>
+              <w:ind w:left="0"/>
+              <w:rPr>
+                <w:color w:val="D9D9D9" w:themeColor="background1" w:themeShade="D9"/>
+                <w:rPrChange w:id="307" w:author="tanzhaobo" w:date="2016-03-11T14:37:00Z">
+                  <w:rPr/>
+                </w:rPrChange>
+              </w:rPr>
+            </w:pPr>
+            <w:r>
+              <w:rPr>
+                <w:color w:val="D9D9D9" w:themeColor="background1" w:themeShade="D9"/>
+                <w:rPrChange w:id="308" w:author="tanzhaobo" w:date="2016-03-11T14:37:00Z">
+                  <w:rPr>
+                    <w:color w:val="0000FF" w:themeColor="hyperlink"/>
+                    <w:u w:val="single"/>
+                  </w:rPr>
+                </w:rPrChange>
+              </w:rPr>
+              <w:t>CleanConnectionTask</w:t>
+            </w:r>
+          </w:p>
+        </w:tc>
+        <w:tc>
+          <w:tcPr>
+            <w:tcW w:w="5876" w:type="dxa"/>
+            <w:gridSpan w:val="3"/>
+          </w:tcPr>
+          <w:p>
+            <w:pPr>
+              <w:ind w:left="0"/>
+              <w:rPr>
+                <w:color w:val="D9D9D9" w:themeColor="background1" w:themeShade="D9"/>
+                <w:rPrChange w:id="309" w:author="tanzhaobo" w:date="2016-03-11T14:37:00Z">
+                  <w:rPr/>
+                </w:rPrChange>
+              </w:rPr>
+            </w:pPr>
+            <w:r>
+              <w:rPr>
+                <w:rFonts w:hint="eastAsia"/>
+                <w:color w:val="D9D9D9" w:themeColor="background1" w:themeShade="D9"/>
+                <w:rPrChange w:id="310" w:author="tanzhaobo" w:date="2016-03-11T14:37:00Z">
+                  <w:rPr>
+                    <w:rFonts w:hint="eastAsia"/>
+                    <w:color w:val="0000FF" w:themeColor="hyperlink"/>
+                    <w:u w:val="single"/>
+                  </w:rPr>
+                </w:rPrChange>
+              </w:rPr>
+              <w:t>回调</w:t>
+            </w:r>
+            <w:r>
+              <w:rPr>
+                <w:color w:val="D9D9D9" w:themeColor="background1" w:themeShade="D9"/>
+                <w:rPrChange w:id="311" w:author="tanzhaobo" w:date="2016-03-11T14:37:00Z">
+                  <w:rPr>
+                    <w:color w:val="0000FF" w:themeColor="hyperlink"/>
+                    <w:u w:val="single"/>
+                  </w:rPr>
+                </w:rPrChange>
+              </w:rPr>
+              <w:t>SequoiadbDatasource:: cleanAbandonConnection</w:t>
+            </w:r>
+          </w:p>
+        </w:tc>
+      </w:tr>
+      <w:tr>
+        <w:tc>
+          <w:tcPr>
+            <w:tcW w:w="2303" w:type="dxa"/>
+          </w:tcPr>
+          <w:p>
+            <w:pPr>
+              <w:ind w:left="0"/>
+              <w:rPr>
+                <w:color w:val="D9D9D9" w:themeColor="background1" w:themeShade="D9"/>
+                <w:rPrChange w:id="312" w:author="tanzhaobo" w:date="2016-03-11T14:37:00Z">
+                  <w:rPr/>
+                </w:rPrChange>
+              </w:rPr>
+            </w:pPr>
+            <w:r>
+              <w:rPr>
+                <w:color w:val="D9D9D9" w:themeColor="background1" w:themeShade="D9"/>
+                <w:rPrChange w:id="313" w:author="tanzhaobo" w:date="2016-03-11T14:37:00Z">
+                  <w:rPr>
+                    <w:color w:val="0000FF" w:themeColor="hyperlink"/>
+                    <w:u w:val="single"/>
+                  </w:rPr>
+                </w:rPrChange>
+              </w:rPr>
+              <w:t>CreateConnectionTask</w:t>
+            </w:r>
+          </w:p>
+        </w:tc>
+        <w:tc>
+          <w:tcPr>
+            <w:tcW w:w="5876" w:type="dxa"/>
+            <w:gridSpan w:val="3"/>
+          </w:tcPr>
+          <w:p>
+            <w:pPr>
+              <w:tabs>
+                <w:tab w:val="left" w:pos="763"/>
+              </w:tabs>
+              <w:ind w:left="0"/>
+              <w:rPr>
+                <w:color w:val="D9D9D9" w:themeColor="background1" w:themeShade="D9"/>
+                <w:rPrChange w:id="314" w:author="tanzhaobo" w:date="2016-03-11T14:37:00Z">
+                  <w:rPr/>
+                </w:rPrChange>
+              </w:rPr>
+            </w:pPr>
+            <w:r>
+              <w:rPr>
+                <w:rFonts w:hint="eastAsia"/>
+                <w:color w:val="D9D9D9" w:themeColor="background1" w:themeShade="D9"/>
+                <w:rPrChange w:id="315" w:author="tanzhaobo" w:date="2016-03-11T14:37:00Z">
+                  <w:rPr>
+                    <w:rFonts w:hint="eastAsia"/>
+                    <w:color w:val="0000FF" w:themeColor="hyperlink"/>
+                    <w:u w:val="single"/>
+                  </w:rPr>
+                </w:rPrChange>
+              </w:rPr>
+              <w:t>回调</w:t>
+            </w:r>
+            <w:r>
+              <w:rPr>
+                <w:color w:val="D9D9D9" w:themeColor="background1" w:themeShade="D9"/>
+                <w:rPrChange w:id="316" w:author="tanzhaobo" w:date="2016-03-11T14:37:00Z">
+                  <w:rPr>
+                    <w:color w:val="0000FF" w:themeColor="hyperlink"/>
+                    <w:u w:val="single"/>
+                  </w:rPr>
+                </w:rPrChange>
+              </w:rPr>
+              <w:t>SequoiadbDatasource:: increaseConnetions</w:t>
+            </w:r>
+          </w:p>
+        </w:tc>
+      </w:tr>
+      <w:tr>
+        <w:tc>
+          <w:tcPr>
+            <w:tcW w:w="2303" w:type="dxa"/>
+          </w:tcPr>
+          <w:p>
+            <w:pPr>
+              <w:ind w:left="0"/>
+              <w:rPr>
+                <w:color w:val="D9D9D9" w:themeColor="background1" w:themeShade="D9"/>
+                <w:rPrChange w:id="317" w:author="tanzhaobo" w:date="2016-03-11T14:37:00Z">
+                  <w:rPr/>
+                </w:rPrChange>
+              </w:rPr>
+            </w:pPr>
+            <w:r>
+              <w:rPr>
+                <w:color w:val="D9D9D9" w:themeColor="background1" w:themeShade="D9"/>
+                <w:rPrChange w:id="318" w:author="tanzhaobo" w:date="2016-03-11T14:37:00Z">
+                  <w:rPr>
+                    <w:color w:val="0000FF" w:themeColor="hyperlink"/>
+                    <w:u w:val="single"/>
+                  </w:rPr>
+                </w:rPrChange>
+              </w:rPr>
+              <w:t>RecaptureCoordAddrTask</w:t>
+            </w:r>
+          </w:p>
+        </w:tc>
+        <w:tc>
+          <w:tcPr>
+            <w:tcW w:w="5876" w:type="dxa"/>
+            <w:gridSpan w:val="3"/>
+          </w:tcPr>
+          <w:p>
+            <w:pPr>
+              <w:ind w:left="0"/>
+              <w:rPr>
+                <w:color w:val="D9D9D9" w:themeColor="background1" w:themeShade="D9"/>
+                <w:rPrChange w:id="319" w:author="tanzhaobo" w:date="2016-03-11T14:37:00Z">
+                  <w:rPr/>
+                </w:rPrChange>
+              </w:rPr>
+            </w:pPr>
+            <w:r>
+              <w:rPr>
+                <w:rFonts w:hint="eastAsia"/>
+                <w:color w:val="D9D9D9" w:themeColor="background1" w:themeShade="D9"/>
+                <w:rPrChange w:id="320" w:author="tanzhaobo" w:date="2016-03-11T14:37:00Z">
+                  <w:rPr>
+                    <w:rFonts w:hint="eastAsia"/>
+                    <w:color w:val="0000FF" w:themeColor="hyperlink"/>
+                    <w:u w:val="single"/>
+                  </w:rPr>
+                </w:rPrChange>
+              </w:rPr>
+              <w:t>回调</w:t>
+            </w:r>
+            <w:r>
+              <w:rPr>
+                <w:color w:val="D9D9D9" w:themeColor="background1" w:themeShade="D9"/>
+                <w:rPrChange w:id="321" w:author="tanzhaobo" w:date="2016-03-11T14:37:00Z">
+                  <w:rPr>
+                    <w:color w:val="0000FF" w:themeColor="hyperlink"/>
+                    <w:u w:val="single"/>
+                  </w:rPr>
+                </w:rPrChange>
+              </w:rPr>
+              <w:t>SequoiadbDatasource:: getBackCoordAddr</w:t>
+            </w:r>
+          </w:p>
+        </w:tc>
+      </w:tr>
+      <w:tr>
+        <w:tc>
+          <w:tcPr>
+            <w:tcW w:w="2303" w:type="dxa"/>
+          </w:tcPr>
+          <w:p>
+            <w:pPr>
+              <w:ind w:left="0"/>
+              <w:rPr>
+                <w:color w:val="D9D9D9" w:themeColor="background1" w:themeShade="D9"/>
+                <w:rPrChange w:id="322" w:author="tanzhaobo" w:date="2016-03-11T14:37:00Z">
+                  <w:rPr/>
+                </w:rPrChange>
+              </w:rPr>
+            </w:pPr>
+            <w:r>
+              <w:rPr>
+                <w:color w:val="D9D9D9" w:themeColor="background1" w:themeShade="D9"/>
+                <w:rPrChange w:id="323" w:author="tanzhaobo" w:date="2016-03-11T14:37:00Z">
+                  <w:rPr>
+                    <w:color w:val="0000FF" w:themeColor="hyperlink"/>
+                    <w:u w:val="single"/>
+                  </w:rPr>
+                </w:rPrChange>
+              </w:rPr>
+              <w:t>SDBExitThread</w:t>
+            </w:r>
+          </w:p>
+        </w:tc>
+        <w:tc>
+          <w:tcPr>
+            <w:tcW w:w="5876" w:type="dxa"/>
+            <w:gridSpan w:val="3"/>
+          </w:tcPr>
+          <w:p>
+            <w:pPr>
+              <w:ind w:left="0"/>
+              <w:rPr>
+                <w:color w:val="D9D9D9" w:themeColor="background1" w:themeShade="D9"/>
+                <w:rPrChange w:id="324" w:author="tanzhaobo" w:date="2016-03-11T14:37:00Z">
+                  <w:rPr/>
+                </w:rPrChange>
+              </w:rPr>
+            </w:pPr>
+            <w:r>
+              <w:rPr>
+                <w:rFonts w:hint="eastAsia"/>
+                <w:color w:val="D9D9D9" w:themeColor="background1" w:themeShade="D9"/>
+                <w:rPrChange w:id="325" w:author="tanzhaobo" w:date="2016-03-11T14:37:00Z">
+                  <w:rPr>
+                    <w:rFonts w:hint="eastAsia"/>
+                    <w:color w:val="0000FF" w:themeColor="hyperlink"/>
+                    <w:u w:val="single"/>
+                  </w:rPr>
+                </w:rPrChange>
+              </w:rPr>
+              <w:t>当客户进程退出时，主动关闭连接池中所有的连接，防止过多的连接没有正常关闭导致服务端打印一大堆错误。</w:t>
+            </w:r>
+          </w:p>
+        </w:tc>
+      </w:tr>
+      <w:tr>
+        <w:tc>
+          <w:tcPr>
+            <w:tcW w:w="2303" w:type="dxa"/>
+          </w:tcPr>
+          <w:p>
+            <w:pPr>
+              <w:keepNext/>
+              <w:keepLines/>
+              <w:numPr>
+                <w:ilvl w:val="0"/>
+                <w:numId w:val="2"/>
+              </w:numPr>
+              <w:spacing w:before="260" w:after="260" w:line="416" w:lineRule="auto"/>
+              <w:ind w:left="0"/>
+              <w:outlineLvl w:val="2"/>
+              <w:rPr>
+                <w:color w:val="D9D9D9" w:themeColor="background1" w:themeShade="D9"/>
+                <w:rPrChange w:id="326" w:author="tanzhaobo" w:date="2016-03-11T14:37:00Z">
+                  <w:rPr>
+                    <w:b/>
+                    <w:bCs/>
+                    <w:sz w:val="32"/>
+                    <w:szCs w:val="32"/>
+                  </w:rPr>
+                </w:rPrChange>
+              </w:rPr>
+            </w:pPr>
+          </w:p>
+        </w:tc>
+        <w:tc>
+          <w:tcPr>
+            <w:tcW w:w="5876" w:type="dxa"/>
+            <w:gridSpan w:val="3"/>
+          </w:tcPr>
+          <w:p>
+            <w:pPr>
+              <w:keepNext/>
+              <w:keepLines/>
+              <w:numPr>
+                <w:ilvl w:val="0"/>
+                <w:numId w:val="2"/>
+              </w:numPr>
+              <w:spacing w:before="260" w:after="260" w:line="416" w:lineRule="auto"/>
+              <w:ind w:left="0"/>
+              <w:outlineLvl w:val="2"/>
+              <w:rPr>
+                <w:color w:val="D9D9D9" w:themeColor="background1" w:themeShade="D9"/>
+                <w:rPrChange w:id="327" w:author="tanzhaobo" w:date="2016-03-11T14:37:00Z">
+                  <w:rPr>
+                    <w:b/>
+                    <w:bCs/>
+                    <w:sz w:val="32"/>
+                    <w:szCs w:val="32"/>
+                  </w:rPr>
+                </w:rPrChange>
+              </w:rPr>
+            </w:pPr>
+          </w:p>
+        </w:tc>
       </w:tr>
     </w:tbl>
     <w:p/>
@@ -8330,10 +8419,10 @@
     <w:p>
       <w:pPr>
         <w:rPr>
-          <w:del w:id="325" w:author="tanzhaobo" w:date="2016-03-09T15:26:00Z"/>
+          <w:del w:id="328" w:author="tanzhaobo" w:date="2016-03-09T15:26:00Z"/>
         </w:rPr>
       </w:pPr>
-      <w:del w:id="326" w:author="tanzhaobo" w:date="2016-03-09T15:26:00Z">
+      <w:del w:id="329" w:author="tanzhaobo" w:date="2016-03-09T15:26:00Z">
         <w:r>
           <w:rPr>
             <w:rFonts w:hint="eastAsia"/>
@@ -8388,11 +8477,12 @@
       <w:pPr>
         <w:pStyle w:val="Heading4"/>
       </w:pPr>
-      <w:ins w:id="327" w:author="tanzhaobo" w:date="2016-03-09T15:26:00Z">
+      <w:ins w:id="330" w:author="tanzhaobo" w:date="2016-03-09T15:26:00Z">
         <w:r>
           <w:rPr>
             <w:rFonts w:hint="eastAsia"/>
           </w:rPr>
+          <w:lastRenderedPageBreak/>
           <w:t>2.1</w:t>
         </w:r>
       </w:ins>
@@ -8419,7 +8509,6 @@
         <w:rPr>
           <w:noProof/>
         </w:rPr>
-        <w:lastRenderedPageBreak/>
         <w:drawing>
           <wp:inline distT="0" distB="0" distL="0" distR="0">
             <wp:extent cx="4876191" cy="3380953"/>
@@ -8436,7 +8525,7 @@
                     <pic:cNvPicPr/>
                   </pic:nvPicPr>
                   <pic:blipFill>
-                    <a:blip r:embed="rId8"/>
+                    <a:blip r:embed="rId9"/>
                     <a:stretch>
                       <a:fillRect/>
                     </a:stretch>
@@ -8465,6 +8554,7 @@
         <w:rPr>
           <w:rFonts w:hint="eastAsia"/>
         </w:rPr>
+        <w:lastRenderedPageBreak/>
         <w:t>2.1.1</w:t>
       </w:r>
       <w:r>
@@ -8498,7 +8588,7 @@
                     <pic:cNvPicPr/>
                   </pic:nvPicPr>
                   <pic:blipFill>
-                    <a:blip r:embed="rId9"/>
+                    <a:blip r:embed="rId10"/>
                     <a:stretch>
                       <a:fillRect/>
                     </a:stretch>
@@ -8545,7 +8635,6 @@
               <w:rPr>
                 <w:rFonts w:hint="eastAsia"/>
               </w:rPr>
-              <w:lastRenderedPageBreak/>
               <w:t>流程描述</w:t>
             </w:r>
           </w:p>
@@ -9028,6 +9117,7 @@
               <w:rPr>
                 <w:rFonts w:hint="eastAsia"/>
               </w:rPr>
+              <w:lastRenderedPageBreak/>
               <w:t>注册回调函数</w:t>
             </w:r>
           </w:p>
@@ -9157,7 +9247,7 @@
                     <pic:cNvPicPr/>
                   </pic:nvPicPr>
                   <pic:blipFill>
-                    <a:blip r:embed="rId10"/>
+                    <a:blip r:embed="rId11"/>
                     <a:stretch>
                       <a:fillRect/>
                     </a:stretch>
@@ -9204,7 +9294,6 @@
               <w:rPr>
                 <w:rFonts w:hint="eastAsia"/>
               </w:rPr>
-              <w:lastRenderedPageBreak/>
               <w:t>流程描述</w:t>
             </w:r>
           </w:p>
@@ -9469,6 +9558,7 @@
           <w:rFonts w:hint="eastAsia"/>
           <w:noProof/>
         </w:rPr>
+        <w:lastRenderedPageBreak/>
         <w:drawing>
           <wp:inline distT="0" distB="0" distL="0" distR="0">
             <wp:extent cx="5274310" cy="3286760"/>
@@ -9485,7 +9575,7 @@
                     <pic:cNvPicPr/>
                   </pic:nvPicPr>
                   <pic:blipFill>
-                    <a:blip r:embed="rId11"/>
+                    <a:blip r:embed="rId12"/>
                     <a:stretch>
                       <a:fillRect/>
                     </a:stretch>
@@ -9765,7 +9855,7 @@
                     <pic:cNvPicPr/>
                   </pic:nvPicPr>
                   <pic:blipFill>
-                    <a:blip r:embed="rId12"/>
+                    <a:blip r:embed="rId13"/>
                     <a:stretch>
                       <a:fillRect/>
                     </a:stretch>
@@ -9810,7 +9900,7 @@
                     <pic:cNvPicPr/>
                   </pic:nvPicPr>
                   <pic:blipFill>
-                    <a:blip r:embed="rId13"/>
+                    <a:blip r:embed="rId14"/>
                     <a:stretch>
                       <a:fillRect/>
                     </a:stretch>
@@ -9851,7 +9941,7 @@
                     <pic:cNvPicPr/>
                   </pic:nvPicPr>
                   <pic:blipFill>
-                    <a:blip r:embed="rId14"/>
+                    <a:blip r:embed="rId15"/>
                     <a:stretch>
                       <a:fillRect/>
                     </a:stretch>
@@ -10381,7 +10471,7 @@
                     <pic:cNvPicPr/>
                   </pic:nvPicPr>
                   <pic:blipFill>
-                    <a:blip r:embed="rId15"/>
+                    <a:blip r:embed="rId16"/>
                     <a:stretch>
                       <a:fillRect/>
                     </a:stretch>
@@ -10427,7 +10517,7 @@
                     <pic:cNvPicPr/>
                   </pic:nvPicPr>
                   <pic:blipFill>
-                    <a:blip r:embed="rId16"/>
+                    <a:blip r:embed="rId17"/>
                     <a:stretch>
                       <a:fillRect/>
                     </a:stretch>
@@ -10880,7 +10970,7 @@
                     <pic:cNvPicPr/>
                   </pic:nvPicPr>
                   <pic:blipFill>
-                    <a:blip r:embed="rId17"/>
+                    <a:blip r:embed="rId18"/>
                     <a:stretch>
                       <a:fillRect/>
                     </a:stretch>
@@ -11181,7 +11271,7 @@
                     <pic:cNvPicPr/>
                   </pic:nvPicPr>
                   <pic:blipFill>
-                    <a:blip r:embed="rId18"/>
+                    <a:blip r:embed="rId19"/>
                     <a:stretch>
                       <a:fillRect/>
                     </a:stretch>
@@ -11469,7 +11559,7 @@
                     <pic:cNvPicPr/>
                   </pic:nvPicPr>
                   <pic:blipFill>
-                    <a:blip r:embed="rId19"/>
+                    <a:blip r:embed="rId20"/>
                     <a:stretch>
                       <a:fillRect/>
                     </a:stretch>
@@ -11803,7 +11893,7 @@
                     <pic:cNvPicPr/>
                   </pic:nvPicPr>
                   <pic:blipFill>
-                    <a:blip r:embed="rId20"/>
+                    <a:blip r:embed="rId21"/>
                     <a:stretch>
                       <a:fillRect/>
                     </a:stretch>
@@ -12456,7 +12546,7 @@
                     <pic:cNvPicPr/>
                   </pic:nvPicPr>
                   <pic:blipFill>
-                    <a:blip r:embed="rId21"/>
+                    <a:blip r:embed="rId22"/>
                     <a:stretch>
                       <a:fillRect/>
                     </a:stretch>
@@ -15932,6 +16022,80 @@
     </w:sectPr>
   </w:body>
 </w:document>
+</file>
+
+<file path=word/comments.xml><?xml version="1.0" encoding="utf-8"?>
+<w:comments xmlns:ve="http://schemas.openxmlformats.org/markup-compatibility/2006" xmlns:o="urn:schemas-microsoft-com:office:office" xmlns:r="http://schemas.openxmlformats.org/officeDocument/2006/relationships" xmlns:m="http://schemas.openxmlformats.org/officeDocument/2006/math" xmlns:v="urn:schemas-microsoft-com:vml" xmlns:wp="http://schemas.openxmlformats.org/drawingml/2006/wordprocessingDrawing" xmlns:w10="urn:schemas-microsoft-com:office:word" xmlns:w="http://schemas.openxmlformats.org/wordprocessingml/2006/main" xmlns:wne="http://schemas.microsoft.com/office/word/2006/wordml">
+  <w:comment w:id="11" w:author="xujianhui" w:date="2016-03-11T22:11:00Z" w:initials="x">
+    <w:p>
+      <w:pPr>
+        <w:pStyle w:val="CommentText"/>
+        <w:rPr>
+          <w:rFonts w:hint="eastAsia"/>
+        </w:rPr>
+      </w:pPr>
+      <w:r>
+        <w:rPr>
+          <w:rStyle w:val="CommentReference"/>
+        </w:rPr>
+        <w:annotationRef/>
+      </w:r>
+      <w:r>
+        <w:rPr>
+          <w:rFonts w:hint="eastAsia"/>
+        </w:rPr>
+        <w:t>discard</w:t>
+      </w:r>
+    </w:p>
+  </w:comment>
+  <w:comment w:id="35" w:author="xujianhui" w:date="2016-03-11T22:11:00Z" w:initials="x">
+    <w:p>
+      <w:pPr>
+        <w:pStyle w:val="CommentText"/>
+        <w:rPr>
+          <w:rFonts w:hint="eastAsia"/>
+        </w:rPr>
+      </w:pPr>
+      <w:r>
+        <w:rPr>
+          <w:rStyle w:val="CommentReference"/>
+        </w:rPr>
+        <w:annotationRef/>
+      </w:r>
+      <w:r>
+        <w:rPr>
+          <w:rFonts w:hint="eastAsia"/>
+        </w:rPr>
+        <w:t>可以考虑放在</w:t>
+      </w:r>
+      <w:r>
+        <w:rPr>
+          <w:rFonts w:hint="eastAsia"/>
+        </w:rPr>
+        <w:t xml:space="preserve"> getConn(, timeout)</w:t>
+      </w:r>
+    </w:p>
+  </w:comment>
+  <w:comment w:id="79" w:author="xujianhui" w:date="2016-03-11T22:16:00Z" w:initials="x">
+    <w:p>
+      <w:pPr>
+        <w:pStyle w:val="CommentText"/>
+      </w:pPr>
+      <w:r>
+        <w:rPr>
+          <w:rStyle w:val="CommentReference"/>
+        </w:rPr>
+        <w:annotationRef/>
+      </w:r>
+      <w:r>
+        <w:rPr>
+          <w:rFonts w:hint="eastAsia"/>
+        </w:rPr>
+        <w:t>discard</w:t>
+      </w:r>
+    </w:p>
+  </w:comment>
+</w:comments>
 </file>
 
 <file path=word/endnotes.xml><?xml version="1.0" encoding="utf-8"?>

--- a/internal_doc/03.开发设计/Java连接池/Story_Java连接池.docx
+++ b/internal_doc/03.开发设计/Java连接池/Story_Java连接池.docx
@@ -780,7 +780,6 @@
             <w:pPr>
               <w:ind w:left="0"/>
               <w:rPr>
-                <w:rFonts w:hint="eastAsia"/>
                 <w:color w:val="FF0000"/>
               </w:rPr>
             </w:pPr>
@@ -862,7 +861,6 @@
             <w:pPr>
               <w:ind w:left="0"/>
               <w:rPr>
-                <w:rFonts w:hint="eastAsia"/>
                 <w:color w:val="FF0000"/>
               </w:rPr>
             </w:pPr>
@@ -943,9 +941,6 @@
           <w:p>
             <w:pPr>
               <w:ind w:left="0"/>
-              <w:rPr>
-                <w:rFonts w:hint="eastAsia"/>
-              </w:rPr>
             </w:pPr>
           </w:p>
         </w:tc>
@@ -1004,7 +999,6 @@
             <w:pPr>
               <w:ind w:left="0"/>
               <w:rPr>
-                <w:rFonts w:hint="eastAsia"/>
                 <w:color w:val="FF0000"/>
               </w:rPr>
             </w:pPr>
@@ -1091,7 +1085,6 @@
             <w:pPr>
               <w:ind w:left="0"/>
               <w:rPr>
-                <w:rFonts w:hint="eastAsia"/>
                 <w:color w:val="FF0000"/>
               </w:rPr>
             </w:pPr>
@@ -1229,9 +1222,6 @@
           <w:p>
             <w:pPr>
               <w:ind w:left="0"/>
-              <w:rPr>
-                <w:rFonts w:hint="eastAsia"/>
-              </w:rPr>
             </w:pPr>
             <w:r>
               <w:rPr>
@@ -1335,13 +1325,7 @@
               <w:rPr>
                 <w:rFonts w:hint="eastAsia"/>
               </w:rPr>
-              <w:t>时间，</w:t>
-            </w:r>
-            <w:r>
-              <w:rPr>
-                <w:rFonts w:hint="eastAsia"/>
-              </w:rPr>
-              <w:t>连接池</w:t>
+              <w:t>时间，连接池</w:t>
             </w:r>
             <w:r>
               <w:rPr>
@@ -1353,25 +1337,7 @@
               <w:rPr>
                 <w:rFonts w:hint="eastAsia"/>
               </w:rPr>
-              <w:t>该连接（包括在池内</w:t>
-            </w:r>
-            <w:r>
-              <w:rPr>
-                <w:rFonts w:hint="eastAsia"/>
-              </w:rPr>
-              <w:t>周期性</w:t>
-            </w:r>
-            <w:r>
-              <w:rPr>
-                <w:rFonts w:hint="eastAsia"/>
-              </w:rPr>
-              <w:t>清除及拒绝让此类连接回池）。</w:t>
-            </w:r>
-            <w:r>
-              <w:rPr>
-                <w:rFonts w:hint="eastAsia"/>
-              </w:rPr>
-              <w:t>从</w:t>
+              <w:t>该连接（包括在池内周期性清除及拒绝让此类连接回池）。从</w:t>
             </w:r>
             <w:r>
               <w:rPr>
@@ -1477,7 +1443,6 @@
             <w:pPr>
               <w:ind w:left="0"/>
               <w:rPr>
-                <w:rFonts w:hint="eastAsia"/>
                 <w:color w:val="FF0000"/>
               </w:rPr>
             </w:pPr>
@@ -1543,13 +1508,7 @@
               <w:rPr>
                 <w:rFonts w:hint="eastAsia"/>
               </w:rPr>
-              <w:t>的连接，</w:t>
-            </w:r>
-            <w:r>
-              <w:rPr>
-                <w:rFonts w:hint="eastAsia"/>
-              </w:rPr>
-              <w:t>连接池周期性</w:t>
+              <w:t>的连接，连接池周期性</w:t>
             </w:r>
             <w:r>
               <w:rPr>
@@ -1561,13 +1520,7 @@
               <w:rPr>
                 <w:rFonts w:hint="eastAsia"/>
               </w:rPr>
-              <w:t>检测并</w:t>
-            </w:r>
-            <w:r>
-              <w:rPr>
-                <w:rFonts w:hint="eastAsia"/>
-              </w:rPr>
-              <w:t>清除空闲时间过长的连接及维持可用连接数不多于</w:t>
+              <w:t>检测并清除空闲时间过长的连接及维持可用连接数不多于</w:t>
             </w:r>
             <w:r>
               <w:t>maxId</w:t>
@@ -1600,19 +1553,7 @@
               <w:rPr>
                 <w:rFonts w:hint="eastAsia"/>
               </w:rPr>
-              <w:t>参数指定该</w:t>
-            </w:r>
-            <w:r>
-              <w:rPr>
-                <w:rFonts w:hint="eastAsia"/>
-              </w:rPr>
-              <w:t>检测</w:t>
-            </w:r>
-            <w:r>
-              <w:rPr>
-                <w:rFonts w:hint="eastAsia"/>
-              </w:rPr>
-              <w:t>周期。</w:t>
+              <w:t>参数指定该检测周期。</w:t>
             </w:r>
           </w:p>
         </w:tc>
@@ -1646,7 +1587,6 @@
             <w:pPr>
               <w:ind w:left="0"/>
               <w:rPr>
-                <w:rFonts w:hint="eastAsia"/>
                 <w:color w:val="FF0000"/>
               </w:rPr>
             </w:pPr>
@@ -1758,75 +1698,61 @@
                 <w:rFonts w:hint="eastAsia"/>
                 <w:strike/>
               </w:rPr>
-              <w:t>的地址队列中，并周期性地检测该队列中是否存在已恢复可用的地址，若存在，</w:t>
+              <w:t>的地址队列中，并周期性地检测该队列中是否存在已恢复可用的地址，若存在，则将这些可用的地址取回到</w:t>
             </w:r>
             <w:r>
               <w:rPr>
                 <w:rFonts w:hint="eastAsia"/>
                 <w:strike/>
               </w:rPr>
-              <w:t>则</w:t>
+              <w:t>normal</w:t>
             </w:r>
             <w:r>
               <w:rPr>
                 <w:rFonts w:hint="eastAsia"/>
                 <w:strike/>
               </w:rPr>
-              <w:t>将这些可用的地址取回到</w:t>
+              <w:t>的地址队列中。</w:t>
             </w:r>
             <w:r>
               <w:rPr>
                 <w:rFonts w:hint="eastAsia"/>
                 <w:strike/>
               </w:rPr>
-              <w:t>normal</w:t>
+              <w:t>recaptureConnPeriod</w:t>
             </w:r>
             <w:r>
               <w:rPr>
                 <w:rFonts w:hint="eastAsia"/>
                 <w:strike/>
               </w:rPr>
-              <w:t>的地址队列中。</w:t>
-            </w:r>
-            <w:r>
-              <w:rPr>
-                <w:rFonts w:hint="eastAsia"/>
+              <w:t>参数指定连接池检测并取回已恢复正常的地址的周期。</w:t>
+            </w:r>
+          </w:p>
+        </w:tc>
+        <w:tc>
+          <w:tcPr>
+            <w:tcW w:w="756" w:type="dxa"/>
+          </w:tcPr>
+          <w:p>
+            <w:pPr>
+              <w:ind w:left="0"/>
+              <w:rPr>
                 <w:strike/>
               </w:rPr>
-              <w:t>recaptureConnPeriod</w:t>
-            </w:r>
+            </w:pPr>
             <w:r>
               <w:rPr>
                 <w:rFonts w:hint="eastAsia"/>
                 <w:strike/>
               </w:rPr>
-              <w:t>参数指定连接池检测并取回已恢复正常的地址的周期。</w:t>
-            </w:r>
-          </w:p>
-        </w:tc>
-        <w:tc>
-          <w:tcPr>
-            <w:tcW w:w="756" w:type="dxa"/>
-          </w:tcPr>
-          <w:p>
-            <w:pPr>
-              <w:ind w:left="0"/>
-              <w:rPr>
+              <w:t>30</w:t>
+            </w:r>
+            <w:r>
+              <w:rPr>
+                <w:rFonts w:hint="eastAsia"/>
                 <w:strike/>
               </w:rPr>
-            </w:pPr>
-            <w:r>
-              <w:rPr>
-                <w:rFonts w:hint="eastAsia"/>
-                <w:strike/>
-              </w:rPr>
-              <w:t>30</w:t>
-            </w:r>
-            <w:r>
-              <w:rPr>
-                <w:rFonts w:hint="eastAsia"/>
-                <w:strike/>
-              </w:rPr>
               <w:t>秒</w:t>
             </w:r>
           </w:p>
@@ -1838,9 +1764,6 @@
           <w:p>
             <w:pPr>
               <w:ind w:left="0"/>
-              <w:rPr>
-                <w:rFonts w:hint="eastAsia"/>
-              </w:rPr>
             </w:pPr>
             <w:r>
               <w:rPr>
@@ -1961,19 +1884,7 @@
               <w:rPr>
                 <w:rFonts w:hint="eastAsia"/>
               </w:rPr>
-              <w:t>conn</w:t>
-            </w:r>
-            <w:r>
-              <w:rPr>
-                <w:rFonts w:hint="eastAsia"/>
-              </w:rPr>
-              <w:t>ect</w:t>
-            </w:r>
-            <w:r>
-              <w:rPr>
-                <w:rFonts w:hint="eastAsia"/>
-              </w:rPr>
-              <w:t>Strategy</w:t>
+              <w:t>connectStrategy</w:t>
             </w:r>
             <w:r>
               <w:rPr>
@@ -2037,9 +1948,6 @@
           <w:p>
             <w:pPr>
               <w:ind w:left="0"/>
-              <w:rPr>
-                <w:rFonts w:hint="eastAsia"/>
-              </w:rPr>
             </w:pPr>
           </w:p>
         </w:tc>
@@ -2127,9 +2035,6 @@
           <w:p>
             <w:pPr>
               <w:ind w:left="0"/>
-              <w:rPr>
-                <w:rFonts w:hint="eastAsia"/>
-              </w:rPr>
             </w:pPr>
             <w:r>
               <w:rPr>
@@ -2149,6 +2054,13 @@
                 <w:color w:val="FF0000"/>
               </w:rPr>
               <w:t>？？？</w:t>
+            </w:r>
+            <w:r>
+              <w:rPr>
+                <w:rFonts w:hint="eastAsia"/>
+                <w:color w:val="FF0000"/>
+              </w:rPr>
+              <w:t>validateConnection</w:t>
             </w:r>
             <w:r>
               <w:rPr>
@@ -2233,13 +2145,7 @@
               <w:rPr>
                 <w:rFonts w:hint="eastAsia"/>
               </w:rPr>
-              <w:t>地址列表。该参数指定了连接池</w:t>
-            </w:r>
-            <w:r>
-              <w:rPr>
-                <w:rFonts w:hint="eastAsia"/>
-              </w:rPr>
-              <w:t>同步</w:t>
+              <w:t>地址列表。该参数指定了连接池同步</w:t>
             </w:r>
             <w:r>
               <w:rPr>
@@ -2251,13 +2157,8 @@
               <w:rPr>
                 <w:rFonts w:hint="eastAsia"/>
               </w:rPr>
-              <w:t>地址列表</w:t>
-            </w:r>
-            <w:r>
-              <w:rPr>
-                <w:rFonts w:hint="eastAsia"/>
-              </w:rPr>
-              <w:t>的周期。每次向</w:t>
+              <w:lastRenderedPageBreak/>
+              <w:t>地址列表的周期。每次向</w:t>
             </w:r>
             <w:r>
               <w:rPr>
@@ -2269,7 +2170,6 @@
               <w:rPr>
                 <w:rFonts w:hint="eastAsia"/>
               </w:rPr>
-              <w:lastRenderedPageBreak/>
               <w:t>同步到的</w:t>
             </w:r>
             <w:r>
@@ -2334,9 +2234,6 @@
           <w:p>
             <w:pPr>
               <w:ind w:left="0"/>
-              <w:rPr>
-                <w:rFonts w:hint="eastAsia"/>
-              </w:rPr>
             </w:pPr>
           </w:p>
         </w:tc>
@@ -3305,6 +3202,7 @@
               <w:rPr>
                 <w:rFonts w:hint="eastAsia"/>
               </w:rPr>
+              <w:lastRenderedPageBreak/>
               <w:t>remove</w:t>
             </w:r>
             <w:r>
@@ -3322,7 +3220,6 @@
                 <w:rFonts w:hint="eastAsia"/>
                 <w:color w:val="FF0000"/>
               </w:rPr>
-              <w:lastRenderedPageBreak/>
               <w:t>（</w:t>
             </w:r>
             <w:r>
@@ -3353,7 +3250,6 @@
               <w:rPr>
                 <w:rFonts w:hint="eastAsia"/>
               </w:rPr>
-              <w:lastRenderedPageBreak/>
               <w:t>url:</w:t>
             </w:r>
             <w:r>
@@ -3369,7 +3265,6 @@
               <w:rPr>
                 <w:rFonts w:hint="eastAsia"/>
               </w:rPr>
-              <w:lastRenderedPageBreak/>
               <w:t>coord</w:t>
             </w:r>
             <w:r>
@@ -3392,7 +3287,6 @@
               <w:rPr>
                 <w:rFonts w:hint="eastAsia"/>
               </w:rPr>
-              <w:lastRenderedPageBreak/>
               <w:t>无</w:t>
             </w:r>
           </w:p>
@@ -3409,14 +3303,7 @@
               <w:rPr>
                 <w:rFonts w:hint="eastAsia"/>
               </w:rPr>
-              <w:t>从连接池中删除指定的连</w:t>
-            </w:r>
-            <w:r>
-              <w:rPr>
-                <w:rFonts w:hint="eastAsia"/>
-              </w:rPr>
-              <w:lastRenderedPageBreak/>
-              <w:t>接</w:t>
+              <w:t>从连接池中删除指定的连接</w:t>
             </w:r>
           </w:p>
         </w:tc>
@@ -3434,7 +3321,6 @@
               <w:rPr>
                 <w:rFonts w:hint="eastAsia"/>
               </w:rPr>
-              <w:lastRenderedPageBreak/>
               <w:t>get</w:t>
             </w:r>
             <w:r>
@@ -3906,9 +3792,6 @@
           <w:p>
             <w:pPr>
               <w:ind w:left="0"/>
-              <w:rPr>
-                <w:rFonts w:hint="eastAsia"/>
-              </w:rPr>
             </w:pPr>
             <w:r>
               <w:t>Sequoiadb getConnection()</w:t>
@@ -4031,9 +3914,6 @@
           <w:p>
             <w:pPr>
               <w:ind w:left="0"/>
-              <w:rPr>
-                <w:rFonts w:hint="eastAsia"/>
-              </w:rPr>
             </w:pPr>
             <w:r>
               <w:rPr>
@@ -4313,14 +4193,8 @@
               <w:rPr>
                 <w:rFonts w:hint="eastAsia"/>
               </w:rPr>
-              <w:t>并关闭及丢弃空闲队</w:t>
-            </w:r>
-            <w:r>
-              <w:rPr>
-                <w:rFonts w:hint="eastAsia"/>
-              </w:rPr>
               <w:lastRenderedPageBreak/>
-              <w:t>列及使用队列中所有连接。</w:t>
+              <w:t>并关闭及丢弃空闲队列及使用队列中所有连接。</w:t>
             </w:r>
           </w:p>
         </w:tc>
@@ -5712,6 +5586,7 @@
                 <w:rFonts w:hint="eastAsia"/>
                 <w:color w:val="D9D9D9" w:themeColor="background1" w:themeShade="D9"/>
               </w:rPr>
+              <w:lastRenderedPageBreak/>
               <w:t>（</w:t>
             </w:r>
             <w:r>
@@ -5745,6 +5620,7 @@
                 <w:rFonts w:hint="eastAsia"/>
                 <w:color w:val="D9D9D9" w:themeColor="background1" w:themeShade="D9"/>
               </w:rPr>
+              <w:lastRenderedPageBreak/>
               <w:t>无</w:t>
             </w:r>
           </w:p>
@@ -5785,7 +5661,15 @@
                 <w:rFonts w:hint="eastAsia"/>
                 <w:color w:val="D9D9D9" w:themeColor="background1" w:themeShade="D9"/>
               </w:rPr>
-              <w:t>从正常地址列表中顺序地返回一个地址</w:t>
+              <w:t>从正常地址列表中顺序地</w:t>
+            </w:r>
+            <w:r>
+              <w:rPr>
+                <w:rFonts w:hint="eastAsia"/>
+                <w:color w:val="D9D9D9" w:themeColor="background1" w:themeShade="D9"/>
+              </w:rPr>
+              <w:lastRenderedPageBreak/>
+              <w:t>返回一个地址</w:t>
             </w:r>
           </w:p>
         </w:tc>
@@ -10005,6 +9889,20 @@
             <w:pPr>
               <w:ind w:left="0"/>
             </w:pPr>
+            <w:ins w:id="56" w:author="tanzhaobo" w:date="2016-03-15T16:33:00Z">
+              <w:r>
+                <w:rPr>
+                  <w:rFonts w:hint="eastAsia"/>
+                </w:rPr>
+                <w:t>3.15</w:t>
+              </w:r>
+              <w:r>
+                <w:rPr>
+                  <w:rFonts w:hint="eastAsia"/>
+                </w:rPr>
+                <w:t>放到销毁队列之前，应该先从忙队列剔除（对属于连接池的连接）</w:t>
+              </w:r>
+            </w:ins>
           </w:p>
         </w:tc>
       </w:tr>
@@ -10256,6 +10154,14 @@
               </w:rPr>
               <w:t>连接池选项先临时保存到本地，然后再对这个临时的变量做检测，防止在检测过程，选项被用户修改。</w:t>
             </w:r>
+            <w:ins w:id="57" w:author="tanzhaobo" w:date="2016-03-15T16:42:00Z">
+              <w:r>
+                <w:rPr>
+                  <w:rFonts w:hint="eastAsia"/>
+                </w:rPr>
+                <w:t>（参数检测，放在锁外边）</w:t>
+              </w:r>
+            </w:ins>
           </w:p>
         </w:tc>
       </w:tr>
@@ -10685,14 +10591,13 @@
       </w:pPr>
       <w:r>
         <w:rPr>
-          <w:rFonts w:hint="eastAsia"/>
           <w:noProof/>
         </w:rPr>
         <w:drawing>
           <wp:inline distT="0" distB="0" distL="0" distR="0">
-            <wp:extent cx="5274310" cy="5885180"/>
+            <wp:extent cx="5274310" cy="5756275"/>
             <wp:effectExtent l="19050" t="0" r="2540" b="0"/>
-            <wp:docPr id="16" name="Picture 15" descr="Disable.png"/>
+            <wp:docPr id="4" name="Picture 3" descr="Disable.png"/>
             <wp:cNvGraphicFramePr>
               <a:graphicFrameLocks xmlns:a="http://schemas.openxmlformats.org/drawingml/2006/main" noChangeAspect="1"/>
             </wp:cNvGraphicFramePr>
@@ -10712,7 +10617,7 @@
                   <pic:spPr>
                     <a:xfrm>
                       <a:off x="0" y="0"/>
-                      <a:ext cx="5274310" cy="5885180"/>
+                      <a:ext cx="5274310" cy="5756275"/>
                     </a:xfrm>
                     <a:prstGeom prst="rect">
                       <a:avLst/>
@@ -10831,6 +10736,9 @@
         </w:tc>
       </w:tr>
       <w:tr>
+        <w:trPr>
+          <w:ins w:id="58" w:author="tanzhaobo" w:date="2016-03-15T19:42:00Z"/>
+        </w:trPr>
         <w:tc>
           <w:tcPr>
             <w:tcW w:w="2840" w:type="dxa"/>
@@ -10838,13 +10746,17 @@
           <w:p>
             <w:pPr>
               <w:ind w:left="0"/>
+              <w:rPr>
+                <w:ins w:id="59" w:author="tanzhaobo" w:date="2016-03-15T19:42:00Z"/>
+                <w:rFonts w:hint="eastAsia"/>
+              </w:rPr>
             </w:pPr>
             <w:r>
               <w:rPr>
                 <w:rFonts w:hint="eastAsia"/>
               </w:rPr>
               <w:lastRenderedPageBreak/>
-              <w:t>若连接池已禁用，直接返回</w:t>
+              <w:t>若连接池忙队列不为空，直接报错</w:t>
             </w:r>
           </w:p>
         </w:tc>
@@ -10855,6 +10767,9 @@
           <w:p>
             <w:pPr>
               <w:ind w:left="0"/>
+              <w:rPr>
+                <w:ins w:id="60" w:author="tanzhaobo" w:date="2016-03-15T19:42:00Z"/>
+              </w:rPr>
             </w:pPr>
           </w:p>
         </w:tc>
@@ -10865,7 +10780,34 @@
           <w:p>
             <w:pPr>
               <w:ind w:left="0"/>
-            </w:pPr>
+              <w:rPr>
+                <w:ins w:id="61" w:author="tanzhaobo" w:date="2016-03-15T19:42:00Z"/>
+              </w:rPr>
+            </w:pPr>
+            <w:r>
+              <w:rPr>
+                <w:rFonts w:hint="eastAsia"/>
+              </w:rPr>
+              <w:t>连接池忙队列不为空，若关闭连接池，被取出去的连接将有被悬空的危险。被悬空的连接最后由</w:t>
+            </w:r>
+            <w:r>
+              <w:rPr>
+                <w:rFonts w:hint="eastAsia"/>
+              </w:rPr>
+              <w:t>GC</w:t>
+            </w:r>
+            <w:r>
+              <w:rPr>
+                <w:rFonts w:hint="eastAsia"/>
+              </w:rPr>
+              <w:t>去回收，这个过程连接有可能一直占用资源。</w:t>
+            </w:r>
+            <w:r>
+              <w:rPr>
+                <w:rFonts w:hint="eastAsia"/>
+              </w:rPr>
+              <w:t>此处报错就是为了防止这种情况。</w:t>
+            </w:r>
           </w:p>
         </w:tc>
       </w:tr>
@@ -10882,7 +10824,7 @@
               <w:rPr>
                 <w:rFonts w:hint="eastAsia"/>
               </w:rPr>
-              <w:t>将连接池置为禁用状态</w:t>
+              <w:t>若连接池已禁用，直接返回</w:t>
             </w:r>
           </w:p>
         </w:tc>
@@ -10920,7 +10862,7 @@
               <w:rPr>
                 <w:rFonts w:hint="eastAsia"/>
               </w:rPr>
-              <w:t>关闭定时器</w:t>
+              <w:t>将连接池置为禁用状态</w:t>
             </w:r>
           </w:p>
         </w:tc>
@@ -10958,7 +10900,13 @@
               <w:rPr>
                 <w:rFonts w:hint="eastAsia"/>
               </w:rPr>
-              <w:t>关闭或丢弃队列中的连接</w:t>
+              <w:t>关闭定时器</w:t>
+            </w:r>
+            <w:r>
+              <w:rPr>
+                <w:rFonts w:hint="eastAsia"/>
+              </w:rPr>
+              <w:t>、后台线程</w:t>
             </w:r>
           </w:p>
         </w:tc>
@@ -10980,12 +10928,80 @@
             <w:pPr>
               <w:ind w:left="0"/>
             </w:pPr>
-            <w:r>
-              <w:rPr>
-                <w:rFonts w:hint="eastAsia"/>
-              </w:rPr>
-              <w:t>忙队列的连接只丢弃不关闭。</w:t>
-            </w:r>
+          </w:p>
+        </w:tc>
+      </w:tr>
+      <w:tr>
+        <w:tc>
+          <w:tcPr>
+            <w:tcW w:w="2840" w:type="dxa"/>
+          </w:tcPr>
+          <w:p>
+            <w:pPr>
+              <w:ind w:left="0"/>
+            </w:pPr>
+            <w:r>
+              <w:rPr>
+                <w:rFonts w:hint="eastAsia"/>
+              </w:rPr>
+              <w:t>关闭</w:t>
+            </w:r>
+            <w:r>
+              <w:rPr>
+                <w:rFonts w:hint="eastAsia"/>
+              </w:rPr>
+              <w:t>并</w:t>
+            </w:r>
+            <w:r>
+              <w:rPr>
+                <w:rFonts w:hint="eastAsia"/>
+              </w:rPr>
+              <w:t>丢弃</w:t>
+            </w:r>
+            <w:r>
+              <w:rPr>
+                <w:rFonts w:hint="eastAsia"/>
+              </w:rPr>
+              <w:t>空闲</w:t>
+            </w:r>
+            <w:r>
+              <w:rPr>
+                <w:rFonts w:hint="eastAsia"/>
+              </w:rPr>
+              <w:t>队列</w:t>
+            </w:r>
+            <w:r>
+              <w:rPr>
+                <w:rFonts w:hint="eastAsia"/>
+              </w:rPr>
+              <w:t>、废弃队列</w:t>
+            </w:r>
+            <w:r>
+              <w:rPr>
+                <w:rFonts w:hint="eastAsia"/>
+              </w:rPr>
+              <w:t>中的连接</w:t>
+            </w:r>
+          </w:p>
+        </w:tc>
+        <w:tc>
+          <w:tcPr>
+            <w:tcW w:w="2841" w:type="dxa"/>
+          </w:tcPr>
+          <w:p>
+            <w:pPr>
+              <w:ind w:left="0"/>
+            </w:pPr>
+          </w:p>
+        </w:tc>
+        <w:tc>
+          <w:tcPr>
+            <w:tcW w:w="2841" w:type="dxa"/>
+          </w:tcPr>
+          <w:p>
+            <w:pPr>
+              <w:ind w:left="0"/>
+            </w:pPr>
           </w:p>
         </w:tc>
       </w:tr>
@@ -11085,6 +11101,7 @@
               <w:rPr>
                 <w:rFonts w:hint="eastAsia"/>
               </w:rPr>
+              <w:lastRenderedPageBreak/>
               <w:t>流程描述</w:t>
             </w:r>
           </w:p>
@@ -11304,7 +11321,6 @@
         <w:rPr>
           <w:rFonts w:hint="eastAsia"/>
         </w:rPr>
-        <w:lastRenderedPageBreak/>
         <w:t>2.2</w:t>
       </w:r>
       <w:r>
@@ -12230,6 +12246,14 @@
         </w:rPr>
         <w:t>删除之后，该地址也不会从连接池上被取消。</w:t>
       </w:r>
+      <w:ins w:id="62" w:author="tanzhaobo" w:date="2016-03-15T17:13:00Z">
+        <w:r>
+          <w:rPr>
+            <w:rFonts w:hint="eastAsia"/>
+          </w:rPr>
+          <w:t>（方案略简单）</w:t>
+        </w:r>
+      </w:ins>
     </w:p>
     <w:p>
       <w:pPr>
@@ -12343,7 +12367,6 @@
             <w:pPr>
               <w:ind w:left="0"/>
               <w:rPr>
-                <w:rFonts w:hint="eastAsia"/>
                 <w:b/>
               </w:rPr>
             </w:pPr>
@@ -12387,7 +12410,6 @@
             <w:pPr>
               <w:ind w:left="0"/>
               <w:rPr>
-                <w:rFonts w:hint="eastAsia"/>
                 <w:color w:val="FF0000"/>
               </w:rPr>
             </w:pPr>
@@ -12498,9 +12520,6 @@
           <w:p>
             <w:pPr>
               <w:ind w:left="0"/>
-              <w:rPr>
-                <w:rFonts w:hint="eastAsia"/>
-              </w:rPr>
             </w:pPr>
           </w:p>
         </w:tc>
@@ -12585,9 +12604,6 @@
           <w:p>
             <w:pPr>
               <w:ind w:left="0"/>
-              <w:rPr>
-                <w:rFonts w:hint="eastAsia"/>
-              </w:rPr>
             </w:pPr>
           </w:p>
         </w:tc>
@@ -12666,9 +12682,6 @@
           <w:p>
             <w:pPr>
               <w:ind w:left="0"/>
-              <w:rPr>
-                <w:rFonts w:hint="eastAsia"/>
-              </w:rPr>
             </w:pPr>
           </w:p>
         </w:tc>
@@ -12723,9 +12736,6 @@
           <w:p>
             <w:pPr>
               <w:ind w:left="0"/>
-              <w:rPr>
-                <w:rFonts w:hint="eastAsia"/>
-              </w:rPr>
             </w:pPr>
           </w:p>
         </w:tc>
@@ -12804,9 +12814,6 @@
           <w:p>
             <w:pPr>
               <w:ind w:left="0"/>
-              <w:rPr>
-                <w:rFonts w:hint="eastAsia"/>
-              </w:rPr>
             </w:pPr>
           </w:p>
         </w:tc>
@@ -12891,9 +12898,6 @@
           <w:p>
             <w:pPr>
               <w:ind w:left="0"/>
-              <w:rPr>
-                <w:rFonts w:hint="eastAsia"/>
-              </w:rPr>
             </w:pPr>
           </w:p>
         </w:tc>
@@ -12984,9 +12988,6 @@
           <w:p>
             <w:pPr>
               <w:ind w:left="0"/>
-              <w:rPr>
-                <w:rFonts w:hint="eastAsia"/>
-              </w:rPr>
             </w:pPr>
           </w:p>
         </w:tc>
@@ -13041,9 +13042,6 @@
           <w:p>
             <w:pPr>
               <w:ind w:left="0"/>
-              <w:rPr>
-                <w:rFonts w:hint="eastAsia"/>
-              </w:rPr>
             </w:pPr>
           </w:p>
         </w:tc>
@@ -13122,9 +13120,6 @@
           <w:p>
             <w:pPr>
               <w:ind w:left="0"/>
-              <w:rPr>
-                <w:rFonts w:hint="eastAsia"/>
-              </w:rPr>
             </w:pPr>
           </w:p>
         </w:tc>
@@ -13191,9 +13186,6 @@
           <w:p>
             <w:pPr>
               <w:ind w:left="0"/>
-              <w:rPr>
-                <w:rFonts w:hint="eastAsia"/>
-              </w:rPr>
             </w:pPr>
           </w:p>
         </w:tc>
@@ -13290,9 +13282,6 @@
           <w:p>
             <w:pPr>
               <w:ind w:left="0"/>
-              <w:rPr>
-                <w:rFonts w:hint="eastAsia"/>
-              </w:rPr>
             </w:pPr>
           </w:p>
         </w:tc>
@@ -13347,9 +13336,6 @@
           <w:p>
             <w:pPr>
               <w:ind w:left="0"/>
-              <w:rPr>
-                <w:rFonts w:hint="eastAsia"/>
-              </w:rPr>
             </w:pPr>
           </w:p>
         </w:tc>
@@ -13427,7 +13413,6 @@
             <w:pPr>
               <w:ind w:left="0"/>
               <w:rPr>
-                <w:rFonts w:hint="eastAsia"/>
                 <w:color w:val="FF0000"/>
               </w:rPr>
             </w:pPr>
@@ -13490,9 +13475,6 @@
           <w:p>
             <w:pPr>
               <w:ind w:left="0"/>
-              <w:rPr>
-                <w:rFonts w:hint="eastAsia"/>
-              </w:rPr>
             </w:pPr>
             <w:r>
               <w:rPr>
@@ -13559,9 +13541,6 @@
           <w:p>
             <w:pPr>
               <w:ind w:left="0"/>
-              <w:rPr>
-                <w:rFonts w:hint="eastAsia"/>
-              </w:rPr>
             </w:pPr>
             <w:r>
               <w:rPr>
@@ -13914,7 +13893,6 @@
             <w:pPr>
               <w:ind w:left="0"/>
               <w:rPr>
-                <w:rFonts w:hint="eastAsia"/>
                 <w:color w:val="FF0000"/>
               </w:rPr>
             </w:pPr>
@@ -14007,9 +13985,6 @@
           <w:p>
             <w:pPr>
               <w:ind w:left="0"/>
-              <w:rPr>
-                <w:rFonts w:hint="eastAsia"/>
-              </w:rPr>
             </w:pPr>
             <w:r>
               <w:rPr>
@@ -14140,9 +14115,6 @@
           <w:p>
             <w:pPr>
               <w:ind w:left="0"/>
-              <w:rPr>
-                <w:rFonts w:hint="eastAsia"/>
-              </w:rPr>
             </w:pPr>
             <w:r>
               <w:rPr>
@@ -15462,9 +15434,6 @@
           <w:p>
             <w:pPr>
               <w:ind w:left="0"/>
-              <w:rPr>
-                <w:rFonts w:hint="eastAsia"/>
-              </w:rPr>
             </w:pPr>
             <w:r>
               <w:rPr>
@@ -15513,9 +15482,6 @@
           <w:p>
             <w:pPr>
               <w:ind w:left="0"/>
-              <w:rPr>
-                <w:rFonts w:hint="eastAsia"/>
-              </w:rPr>
             </w:pPr>
             <w:r>
               <w:rPr>
@@ -15534,6 +15500,54 @@
                 <w:rFonts w:hint="eastAsia"/>
               </w:rPr>
               <w:t>地址</w:t>
+            </w:r>
+          </w:p>
+        </w:tc>
+        <w:tc>
+          <w:tcPr>
+            <w:tcW w:w="2376" w:type="dxa"/>
+          </w:tcPr>
+          <w:p>
+            <w:pPr>
+              <w:ind w:left="0"/>
+            </w:pPr>
+          </w:p>
+        </w:tc>
+        <w:tc>
+          <w:tcPr>
+            <w:tcW w:w="1751" w:type="dxa"/>
+          </w:tcPr>
+          <w:p>
+            <w:pPr>
+              <w:ind w:left="0"/>
+            </w:pPr>
+          </w:p>
+        </w:tc>
+      </w:tr>
+      <w:tr>
+        <w:tc>
+          <w:tcPr>
+            <w:tcW w:w="2527" w:type="dxa"/>
+          </w:tcPr>
+          <w:p>
+            <w:pPr>
+              <w:ind w:left="0"/>
+            </w:pPr>
+          </w:p>
+        </w:tc>
+        <w:tc>
+          <w:tcPr>
+            <w:tcW w:w="1511" w:type="dxa"/>
+          </w:tcPr>
+          <w:p>
+            <w:pPr>
+              <w:ind w:left="0"/>
+            </w:pPr>
+            <w:r>
+              <w:rPr>
+                <w:rFonts w:hint="eastAsia"/>
+              </w:rPr>
+              <w:t>兼容性</w:t>
             </w:r>
           </w:p>
         </w:tc>
@@ -15946,6 +15960,425 @@
       </w:tr>
     </w:tbl>
     <w:p/>
+    <w:p>
+      <w:pPr>
+        <w:pStyle w:val="Heading2"/>
+        <w:numPr>
+          <w:ilvl w:val="0"/>
+          <w:numId w:val="0"/>
+        </w:numPr>
+        <w:ind w:left="777" w:hanging="420"/>
+        <w:rPr>
+          <w:rFonts w:hint="eastAsia"/>
+        </w:rPr>
+      </w:pPr>
+      <w:r>
+        <w:rPr>
+          <w:rFonts w:hint="eastAsia"/>
+        </w:rPr>
+        <w:t>九、计划时间</w:t>
+      </w:r>
+    </w:p>
+    <w:tbl>
+      <w:tblPr>
+        <w:tblStyle w:val="TableGrid"/>
+        <w:tblW w:w="0" w:type="auto"/>
+        <w:tblInd w:w="357" w:type="dxa"/>
+        <w:tblLook w:val="04A0"/>
+      </w:tblPr>
+      <w:tblGrid>
+        <w:gridCol w:w="2735"/>
+        <w:gridCol w:w="2715"/>
+      </w:tblGrid>
+      <w:tr>
+        <w:tc>
+          <w:tcPr>
+            <w:tcW w:w="2735" w:type="dxa"/>
+          </w:tcPr>
+          <w:p>
+            <w:pPr>
+              <w:ind w:left="0"/>
+            </w:pPr>
+            <w:r>
+              <w:t>S</w:t>
+            </w:r>
+            <w:r>
+              <w:rPr>
+                <w:rFonts w:hint="eastAsia"/>
+              </w:rPr>
+              <w:t>tory</w:t>
+            </w:r>
+            <w:r>
+              <w:rPr>
+                <w:rFonts w:hint="eastAsia"/>
+              </w:rPr>
+              <w:t>设计</w:t>
+            </w:r>
+          </w:p>
+        </w:tc>
+        <w:tc>
+          <w:tcPr>
+            <w:tcW w:w="2715" w:type="dxa"/>
+          </w:tcPr>
+          <w:p>
+            <w:pPr>
+              <w:ind w:left="0"/>
+            </w:pPr>
+          </w:p>
+        </w:tc>
+      </w:tr>
+      <w:tr>
+        <w:tc>
+          <w:tcPr>
+            <w:tcW w:w="2735" w:type="dxa"/>
+          </w:tcPr>
+          <w:p>
+            <w:pPr>
+              <w:ind w:left="0"/>
+            </w:pPr>
+            <w:r>
+              <w:t>S</w:t>
+            </w:r>
+            <w:r>
+              <w:rPr>
+                <w:rFonts w:hint="eastAsia"/>
+              </w:rPr>
+              <w:t>tory</w:t>
+            </w:r>
+            <w:r>
+              <w:rPr>
+                <w:rFonts w:hint="eastAsia"/>
+              </w:rPr>
+              <w:t>设计研讨会</w:t>
+            </w:r>
+          </w:p>
+        </w:tc>
+        <w:tc>
+          <w:tcPr>
+            <w:tcW w:w="2715" w:type="dxa"/>
+          </w:tcPr>
+          <w:p>
+            <w:pPr>
+              <w:ind w:left="0"/>
+            </w:pPr>
+            <w:r>
+              <w:rPr>
+                <w:rFonts w:hint="eastAsia"/>
+              </w:rPr>
+              <w:t>2015/3/15</w:t>
+            </w:r>
+          </w:p>
+        </w:tc>
+      </w:tr>
+      <w:tr>
+        <w:tc>
+          <w:tcPr>
+            <w:tcW w:w="2735" w:type="dxa"/>
+          </w:tcPr>
+          <w:p>
+            <w:pPr>
+              <w:ind w:left="0"/>
+            </w:pPr>
+            <w:r>
+              <w:t>S</w:t>
+            </w:r>
+            <w:r>
+              <w:rPr>
+                <w:rFonts w:hint="eastAsia"/>
+              </w:rPr>
+              <w:t>tory</w:t>
+            </w:r>
+            <w:r>
+              <w:rPr>
+                <w:rFonts w:hint="eastAsia"/>
+              </w:rPr>
+              <w:t>开发</w:t>
+            </w:r>
+          </w:p>
+        </w:tc>
+        <w:tc>
+          <w:tcPr>
+            <w:tcW w:w="2715" w:type="dxa"/>
+          </w:tcPr>
+          <w:p>
+            <w:pPr>
+              <w:ind w:left="0"/>
+            </w:pPr>
+            <w:r>
+              <w:rPr>
+                <w:rFonts w:hint="eastAsia"/>
+              </w:rPr>
+              <w:t>2015/3/16-2015/3/22</w:t>
+            </w:r>
+            <w:r>
+              <w:rPr>
+                <w:rFonts w:hint="eastAsia"/>
+              </w:rPr>
+              <w:t>(5</w:t>
+            </w:r>
+            <w:r>
+              <w:rPr>
+                <w:rFonts w:hint="eastAsia"/>
+              </w:rPr>
+              <w:t>天</w:t>
+            </w:r>
+            <w:r>
+              <w:rPr>
+                <w:rFonts w:hint="eastAsia"/>
+              </w:rPr>
+              <w:t>)</w:t>
+            </w:r>
+          </w:p>
+        </w:tc>
+      </w:tr>
+      <w:tr>
+        <w:tc>
+          <w:tcPr>
+            <w:tcW w:w="2735" w:type="dxa"/>
+          </w:tcPr>
+          <w:p>
+            <w:pPr>
+              <w:ind w:left="0"/>
+            </w:pPr>
+            <w:r>
+              <w:rPr>
+                <w:rFonts w:hint="eastAsia"/>
+              </w:rPr>
+              <w:t>代码讲解与检视</w:t>
+            </w:r>
+          </w:p>
+        </w:tc>
+        <w:tc>
+          <w:tcPr>
+            <w:tcW w:w="2715" w:type="dxa"/>
+          </w:tcPr>
+          <w:p>
+            <w:pPr>
+              <w:ind w:left="0"/>
+            </w:pPr>
+            <w:r>
+              <w:rPr>
+                <w:rFonts w:hint="eastAsia"/>
+              </w:rPr>
+              <w:t>2015/3/23-2015/3/2</w:t>
+            </w:r>
+            <w:r>
+              <w:rPr>
+                <w:rFonts w:hint="eastAsia"/>
+              </w:rPr>
+              <w:t>4</w:t>
+            </w:r>
+            <w:r>
+              <w:rPr>
+                <w:rFonts w:hint="eastAsia"/>
+              </w:rPr>
+              <w:t>（</w:t>
+            </w:r>
+            <w:r>
+              <w:rPr>
+                <w:rFonts w:hint="eastAsia"/>
+              </w:rPr>
+              <w:t>2</w:t>
+            </w:r>
+            <w:r>
+              <w:rPr>
+                <w:rFonts w:hint="eastAsia"/>
+              </w:rPr>
+              <w:t>天</w:t>
+            </w:r>
+            <w:r>
+              <w:rPr>
+                <w:rFonts w:hint="eastAsia"/>
+              </w:rPr>
+              <w:t>）</w:t>
+            </w:r>
+          </w:p>
+        </w:tc>
+      </w:tr>
+      <w:tr>
+        <w:tc>
+          <w:tcPr>
+            <w:tcW w:w="2735" w:type="dxa"/>
+          </w:tcPr>
+          <w:p>
+            <w:pPr>
+              <w:ind w:left="0"/>
+            </w:pPr>
+            <w:r>
+              <w:t>S</w:t>
+            </w:r>
+            <w:r>
+              <w:rPr>
+                <w:rFonts w:hint="eastAsia"/>
+              </w:rPr>
+              <w:t>tory</w:t>
+            </w:r>
+            <w:r>
+              <w:rPr>
+                <w:rFonts w:hint="eastAsia"/>
+              </w:rPr>
+              <w:t>验收</w:t>
+            </w:r>
+          </w:p>
+        </w:tc>
+        <w:tc>
+          <w:tcPr>
+            <w:tcW w:w="2715" w:type="dxa"/>
+          </w:tcPr>
+          <w:p>
+            <w:pPr>
+              <w:ind w:left="0"/>
+            </w:pPr>
+            <w:r>
+              <w:rPr>
+                <w:rFonts w:hint="eastAsia"/>
+              </w:rPr>
+              <w:t>2015/3/25</w:t>
+            </w:r>
+            <w:r>
+              <w:rPr>
+                <w:rFonts w:hint="eastAsia"/>
+              </w:rPr>
+              <w:t>（</w:t>
+            </w:r>
+            <w:r>
+              <w:rPr>
+                <w:rFonts w:hint="eastAsia"/>
+              </w:rPr>
+              <w:t>1</w:t>
+            </w:r>
+            <w:r>
+              <w:rPr>
+                <w:rFonts w:hint="eastAsia"/>
+              </w:rPr>
+              <w:t>天）</w:t>
+            </w:r>
+          </w:p>
+        </w:tc>
+      </w:tr>
+      <w:tr>
+        <w:tc>
+          <w:tcPr>
+            <w:tcW w:w="2735" w:type="dxa"/>
+          </w:tcPr>
+          <w:p>
+            <w:pPr>
+              <w:ind w:left="0"/>
+            </w:pPr>
+            <w:r>
+              <w:rPr>
+                <w:rFonts w:hint="eastAsia"/>
+              </w:rPr>
+              <w:t>Story</w:t>
+            </w:r>
+            <w:r>
+              <w:rPr>
+                <w:rFonts w:hint="eastAsia"/>
+              </w:rPr>
+              <w:t>关闭</w:t>
+            </w:r>
+          </w:p>
+        </w:tc>
+        <w:tc>
+          <w:tcPr>
+            <w:tcW w:w="2715" w:type="dxa"/>
+          </w:tcPr>
+          <w:p>
+            <w:pPr>
+              <w:ind w:left="0"/>
+            </w:pPr>
+            <w:r>
+              <w:rPr>
+                <w:rFonts w:hint="eastAsia"/>
+              </w:rPr>
+              <w:t>2015/3/2</w:t>
+            </w:r>
+            <w:r>
+              <w:rPr>
+                <w:rFonts w:hint="eastAsia"/>
+              </w:rPr>
+              <w:t>8</w:t>
+            </w:r>
+            <w:r>
+              <w:rPr>
+                <w:rFonts w:hint="eastAsia"/>
+              </w:rPr>
+              <w:t>-2015</w:t>
+            </w:r>
+            <w:r>
+              <w:rPr>
+                <w:rFonts w:hint="eastAsia"/>
+              </w:rPr>
+              <w:t>/3</w:t>
+            </w:r>
+            <w:r>
+              <w:rPr>
+                <w:rFonts w:hint="eastAsia"/>
+              </w:rPr>
+              <w:t>/</w:t>
+            </w:r>
+            <w:r>
+              <w:rPr>
+                <w:rFonts w:hint="eastAsia"/>
+              </w:rPr>
+              <w:t>30</w:t>
+            </w:r>
+            <w:r>
+              <w:rPr>
+                <w:rFonts w:hint="eastAsia"/>
+              </w:rPr>
+              <w:t>（</w:t>
+            </w:r>
+            <w:r>
+              <w:rPr>
+                <w:rFonts w:hint="eastAsia"/>
+              </w:rPr>
+              <w:t>3</w:t>
+            </w:r>
+            <w:r>
+              <w:rPr>
+                <w:rFonts w:hint="eastAsia"/>
+              </w:rPr>
+              <w:t>天</w:t>
+            </w:r>
+            <w:r>
+              <w:rPr>
+                <w:rFonts w:hint="eastAsia"/>
+              </w:rPr>
+              <w:t>）</w:t>
+            </w:r>
+          </w:p>
+        </w:tc>
+      </w:tr>
+      <w:tr>
+        <w:tc>
+          <w:tcPr>
+            <w:tcW w:w="2735" w:type="dxa"/>
+          </w:tcPr>
+          <w:p>
+            <w:pPr>
+              <w:ind w:left="0"/>
+              <w:rPr>
+                <w:rFonts w:hint="eastAsia"/>
+              </w:rPr>
+            </w:pPr>
+          </w:p>
+        </w:tc>
+        <w:tc>
+          <w:tcPr>
+            <w:tcW w:w="2715" w:type="dxa"/>
+          </w:tcPr>
+          <w:p>
+            <w:pPr>
+              <w:ind w:left="0"/>
+              <w:rPr>
+                <w:rFonts w:hint="eastAsia"/>
+              </w:rPr>
+            </w:pPr>
+          </w:p>
+        </w:tc>
+      </w:tr>
+    </w:tbl>
     <w:p/>
     <w:sectPr>
       <w:pgSz w:w="11906" w:h="16838"/>

--- a/internal_doc/03.开发设计/Java连接池/Story_Java连接池.docx
+++ b/internal_doc/03.开发设计/Java连接池/Story_Java连接池.docx
@@ -1884,7 +1884,7 @@
               <w:rPr>
                 <w:rFonts w:hint="eastAsia"/>
               </w:rPr>
-              <w:t>connectStrategy</w:t>
+              <w:t>syncCoordInterval</w:t>
             </w:r>
             <w:r>
               <w:rPr>
@@ -1921,7 +1921,98 @@
               <w:rPr>
                 <w:rFonts w:hint="eastAsia"/>
               </w:rPr>
-              <w:t>获取连接的策略，目前有三种：顺序、随机、本地、均衡</w:t>
+              <w:t>默认情况下，连接池会周期性地向</w:t>
+            </w:r>
+            <w:r>
+              <w:rPr>
+                <w:rFonts w:hint="eastAsia"/>
+              </w:rPr>
+              <w:t>catalog</w:t>
+            </w:r>
+            <w:r>
+              <w:rPr>
+                <w:rFonts w:hint="eastAsia"/>
+              </w:rPr>
+              <w:t>同步</w:t>
+            </w:r>
+            <w:r>
+              <w:rPr>
+                <w:rFonts w:hint="eastAsia"/>
+              </w:rPr>
+              <w:t>coord</w:t>
+            </w:r>
+            <w:r>
+              <w:rPr>
+                <w:rFonts w:hint="eastAsia"/>
+              </w:rPr>
+              <w:t>地址列表。该参数指定了连接池同步</w:t>
+            </w:r>
+            <w:r>
+              <w:rPr>
+                <w:rFonts w:hint="eastAsia"/>
+              </w:rPr>
+              <w:t>coord</w:t>
+            </w:r>
+            <w:r>
+              <w:rPr>
+                <w:rFonts w:hint="eastAsia"/>
+              </w:rPr>
+              <w:t>地址列表的周期。每次向</w:t>
+            </w:r>
+            <w:r>
+              <w:rPr>
+                <w:rFonts w:hint="eastAsia"/>
+              </w:rPr>
+              <w:t>catalog</w:t>
+            </w:r>
+            <w:r>
+              <w:rPr>
+                <w:rFonts w:hint="eastAsia"/>
+              </w:rPr>
+              <w:t>同步到的</w:t>
+            </w:r>
+            <w:r>
+              <w:rPr>
+                <w:rFonts w:hint="eastAsia"/>
+              </w:rPr>
+              <w:t>coord</w:t>
+            </w:r>
+            <w:r>
+              <w:rPr>
+                <w:rFonts w:hint="eastAsia"/>
+              </w:rPr>
+              <w:t>地址都会覆盖连接池本地的地址列表。若用户希望自己指定</w:t>
+            </w:r>
+            <w:r>
+              <w:rPr>
+                <w:rFonts w:hint="eastAsia"/>
+              </w:rPr>
+              <w:t>coord</w:t>
+            </w:r>
+            <w:r>
+              <w:rPr>
+                <w:rFonts w:hint="eastAsia"/>
+              </w:rPr>
+              <w:t>地址，可将此参数设置为</w:t>
+            </w:r>
+            <w:r>
+              <w:rPr>
+                <w:rFonts w:hint="eastAsia"/>
+              </w:rPr>
+              <w:t>0</w:t>
+            </w:r>
+            <w:r>
+              <w:rPr>
+                <w:rFonts w:hint="eastAsia"/>
+              </w:rPr>
+              <w:t>，并手工往连接池</w:t>
+            </w:r>
+            <w:r>
+              <w:rPr>
+                <w:rFonts w:hint="eastAsia"/>
+              </w:rPr>
+              <w:lastRenderedPageBreak/>
+              <w:t>增删地址。</w:t>
             </w:r>
           </w:p>
         </w:tc>
@@ -1937,7 +2028,8 @@
               <w:rPr>
                 <w:rFonts w:hint="eastAsia"/>
               </w:rPr>
-              <w:t>均衡</w:t>
+              <w:lastRenderedPageBreak/>
+              <w:t>10min</w:t>
             </w:r>
           </w:p>
         </w:tc>
@@ -1962,10 +2054,8 @@
               <w:ind w:left="0"/>
             </w:pPr>
             <w:r>
-              <w:rPr>
-                <w:rFonts w:hint="eastAsia"/>
-              </w:rPr>
-              <w:t>forceToCheck</w:t>
+              <w:lastRenderedPageBreak/>
+              <w:t>validateConnection</w:t>
             </w:r>
             <w:r>
               <w:rPr>
@@ -2084,7 +2174,7 @@
               <w:rPr>
                 <w:rFonts w:hint="eastAsia"/>
               </w:rPr>
-              <w:t>syncCoordInterval</w:t>
+              <w:t>connectStrategy</w:t>
             </w:r>
             <w:r>
               <w:rPr>
@@ -2121,92 +2211,7 @@
               <w:rPr>
                 <w:rFonts w:hint="eastAsia"/>
               </w:rPr>
-              <w:t>默认情况下，连接池会周期性地向</w:t>
-            </w:r>
-            <w:r>
-              <w:rPr>
-                <w:rFonts w:hint="eastAsia"/>
-              </w:rPr>
-              <w:t>catalog</w:t>
-            </w:r>
-            <w:r>
-              <w:rPr>
-                <w:rFonts w:hint="eastAsia"/>
-              </w:rPr>
-              <w:t>同步</w:t>
-            </w:r>
-            <w:r>
-              <w:rPr>
-                <w:rFonts w:hint="eastAsia"/>
-              </w:rPr>
-              <w:t>coord</w:t>
-            </w:r>
-            <w:r>
-              <w:rPr>
-                <w:rFonts w:hint="eastAsia"/>
-              </w:rPr>
-              <w:t>地址列表。该参数指定了连接池同步</w:t>
-            </w:r>
-            <w:r>
-              <w:rPr>
-                <w:rFonts w:hint="eastAsia"/>
-              </w:rPr>
-              <w:t>coord</w:t>
-            </w:r>
-            <w:r>
-              <w:rPr>
-                <w:rFonts w:hint="eastAsia"/>
-              </w:rPr>
-              <w:lastRenderedPageBreak/>
-              <w:t>地址列表的周期。每次向</w:t>
-            </w:r>
-            <w:r>
-              <w:rPr>
-                <w:rFonts w:hint="eastAsia"/>
-              </w:rPr>
-              <w:t>catalog</w:t>
-            </w:r>
-            <w:r>
-              <w:rPr>
-                <w:rFonts w:hint="eastAsia"/>
-              </w:rPr>
-              <w:t>同步到的</w:t>
-            </w:r>
-            <w:r>
-              <w:rPr>
-                <w:rFonts w:hint="eastAsia"/>
-              </w:rPr>
-              <w:t>coord</w:t>
-            </w:r>
-            <w:r>
-              <w:rPr>
-                <w:rFonts w:hint="eastAsia"/>
-              </w:rPr>
-              <w:t>地址都会覆盖连接池本地的地址列表。若用户希望自己指定</w:t>
-            </w:r>
-            <w:r>
-              <w:rPr>
-                <w:rFonts w:hint="eastAsia"/>
-              </w:rPr>
-              <w:t>coord</w:t>
-            </w:r>
-            <w:r>
-              <w:rPr>
-                <w:rFonts w:hint="eastAsia"/>
-              </w:rPr>
-              <w:t>地址，可将此参数设置为</w:t>
-            </w:r>
-            <w:r>
-              <w:rPr>
-                <w:rFonts w:hint="eastAsia"/>
-              </w:rPr>
-              <w:t>0</w:t>
-            </w:r>
-            <w:r>
-              <w:rPr>
-                <w:rFonts w:hint="eastAsia"/>
-              </w:rPr>
-              <w:t>，并手工往连接池增删地址。</w:t>
+              <w:t>获取连接的策略，目前有三种：顺序、随机、本地、均衡</w:t>
             </w:r>
           </w:p>
         </w:tc>
@@ -2222,9 +2227,50 @@
               <w:rPr>
                 <w:rFonts w:hint="eastAsia"/>
               </w:rPr>
-              <w:lastRenderedPageBreak/>
-              <w:t>10min</w:t>
-            </w:r>
+              <w:t>均衡</w:t>
+            </w:r>
+          </w:p>
+        </w:tc>
+        <w:tc>
+          <w:tcPr>
+            <w:tcW w:w="2113" w:type="dxa"/>
+          </w:tcPr>
+          <w:p>
+            <w:pPr>
+              <w:ind w:left="0"/>
+            </w:pPr>
+          </w:p>
+        </w:tc>
+      </w:tr>
+      <w:tr>
+        <w:tc>
+          <w:tcPr>
+            <w:tcW w:w="2161" w:type="dxa"/>
+          </w:tcPr>
+          <w:p>
+            <w:pPr>
+              <w:ind w:left="0"/>
+            </w:pPr>
+          </w:p>
+        </w:tc>
+        <w:tc>
+          <w:tcPr>
+            <w:tcW w:w="3116" w:type="dxa"/>
+          </w:tcPr>
+          <w:p>
+            <w:pPr>
+              <w:ind w:left="0"/>
+            </w:pPr>
+          </w:p>
+        </w:tc>
+        <w:tc>
+          <w:tcPr>
+            <w:tcW w:w="756" w:type="dxa"/>
+          </w:tcPr>
+          <w:p>
+            <w:pPr>
+              <w:ind w:left="0"/>
+            </w:pPr>
           </w:p>
         </w:tc>
         <w:tc>
@@ -3103,7 +3149,32 @@
               <w:ind w:left="0"/>
             </w:pPr>
             <w:r>
-              <w:t>addCoord(String url)</w:t>
+              <w:rPr>
+                <w:rFonts w:hint="eastAsia"/>
+              </w:rPr>
+              <w:t>getLocalAddrNum()</w:t>
+            </w:r>
+            <w:r>
+              <w:rPr>
+                <w:rFonts w:hint="eastAsia"/>
+                <w:color w:val="FF0000"/>
+              </w:rPr>
+              <w:lastRenderedPageBreak/>
+              <w:t>（</w:t>
+            </w:r>
+            <w:r>
+              <w:rPr>
+                <w:rFonts w:hint="eastAsia"/>
+                <w:color w:val="FF0000"/>
+              </w:rPr>
+              <w:t>1.2.6&amp;2.1</w:t>
+            </w:r>
+            <w:r>
+              <w:rPr>
+                <w:rFonts w:hint="eastAsia"/>
+                <w:color w:val="FF0000"/>
+              </w:rPr>
+              <w:t>新增）</w:t>
             </w:r>
           </w:p>
         </w:tc>
@@ -3114,45 +3185,16 @@
           <w:p>
             <w:pPr>
               <w:ind w:left="0"/>
-            </w:pPr>
-            <w:r>
-              <w:rPr>
-                <w:rFonts w:hint="eastAsia"/>
-              </w:rPr>
-              <w:t>url</w:t>
-            </w:r>
-            <w:r>
-              <w:rPr>
-                <w:rFonts w:hint="eastAsia"/>
-              </w:rPr>
-              <w:t>:</w:t>
-            </w:r>
-            <w:r>
-              <w:t>String</w:t>
-            </w:r>
-            <w:r>
-              <w:rPr>
-                <w:rFonts w:hint="eastAsia"/>
-              </w:rPr>
-              <w:t>，</w:t>
-            </w:r>
-            <w:r>
-              <w:rPr>
-                <w:rFonts w:hint="eastAsia"/>
-              </w:rPr>
-              <w:t>新添加的</w:t>
-            </w:r>
-            <w:r>
-              <w:rPr>
-                <w:rFonts w:hint="eastAsia"/>
-              </w:rPr>
-              <w:t>coord</w:t>
-            </w:r>
-            <w:r>
-              <w:rPr>
-                <w:rFonts w:hint="eastAsia"/>
-              </w:rPr>
-              <w:t>地址</w:t>
+              <w:rPr>
+                <w:rFonts w:hint="eastAsia"/>
+              </w:rPr>
+            </w:pPr>
+            <w:r>
+              <w:rPr>
+                <w:rFonts w:hint="eastAsia"/>
+              </w:rPr>
+              <w:lastRenderedPageBreak/>
+              <w:t>无</w:t>
             </w:r>
           </w:p>
         </w:tc>
@@ -3163,12 +3205,31 @@
           <w:p>
             <w:pPr>
               <w:ind w:left="0"/>
-            </w:pPr>
-            <w:r>
-              <w:rPr>
-                <w:rFonts w:hint="eastAsia"/>
-              </w:rPr>
-              <w:t>无</w:t>
+              <w:rPr>
+                <w:rFonts w:hint="eastAsia"/>
+              </w:rPr>
+            </w:pPr>
+            <w:r>
+              <w:t>I</w:t>
+            </w:r>
+            <w:r>
+              <w:rPr>
+                <w:rFonts w:hint="eastAsia"/>
+              </w:rPr>
+              <w:t>nt:</w:t>
+            </w:r>
+            <w:r>
+              <w:rPr>
+                <w:rFonts w:hint="eastAsia"/>
+              </w:rPr>
+              <w:t>本地</w:t>
+            </w:r>
+            <w:r>
+              <w:rPr>
+                <w:rFonts w:hint="eastAsia"/>
+              </w:rPr>
+              <w:lastRenderedPageBreak/>
+              <w:t>地址数量</w:t>
             </w:r>
           </w:p>
         </w:tc>
@@ -3180,12 +3241,6 @@
             <w:pPr>
               <w:ind w:left="0"/>
             </w:pPr>
-            <w:r>
-              <w:rPr>
-                <w:rFonts w:hint="eastAsia"/>
-              </w:rPr>
-              <w:t>向连接池添加新的连接</w:t>
-            </w:r>
           </w:p>
         </w:tc>
       </w:tr>
@@ -3199,10 +3254,106 @@
               <w:ind w:left="0"/>
             </w:pPr>
             <w:r>
-              <w:rPr>
-                <w:rFonts w:hint="eastAsia"/>
-              </w:rPr>
               <w:lastRenderedPageBreak/>
+              <w:t>addCoord(String url)</w:t>
+            </w:r>
+          </w:p>
+        </w:tc>
+        <w:tc>
+          <w:tcPr>
+            <w:tcW w:w="2268" w:type="dxa"/>
+          </w:tcPr>
+          <w:p>
+            <w:pPr>
+              <w:ind w:left="0"/>
+            </w:pPr>
+            <w:r>
+              <w:rPr>
+                <w:rFonts w:hint="eastAsia"/>
+              </w:rPr>
+              <w:t>url</w:t>
+            </w:r>
+            <w:r>
+              <w:rPr>
+                <w:rFonts w:hint="eastAsia"/>
+              </w:rPr>
+              <w:t>:</w:t>
+            </w:r>
+            <w:r>
+              <w:t>String</w:t>
+            </w:r>
+            <w:r>
+              <w:rPr>
+                <w:rFonts w:hint="eastAsia"/>
+              </w:rPr>
+              <w:t>，</w:t>
+            </w:r>
+            <w:r>
+              <w:rPr>
+                <w:rFonts w:hint="eastAsia"/>
+              </w:rPr>
+              <w:t>新添加的</w:t>
+            </w:r>
+            <w:r>
+              <w:rPr>
+                <w:rFonts w:hint="eastAsia"/>
+              </w:rPr>
+              <w:t>coord</w:t>
+            </w:r>
+            <w:r>
+              <w:rPr>
+                <w:rFonts w:hint="eastAsia"/>
+              </w:rPr>
+              <w:t>地址</w:t>
+            </w:r>
+          </w:p>
+        </w:tc>
+        <w:tc>
+          <w:tcPr>
+            <w:tcW w:w="992" w:type="dxa"/>
+          </w:tcPr>
+          <w:p>
+            <w:pPr>
+              <w:ind w:left="0"/>
+            </w:pPr>
+            <w:r>
+              <w:rPr>
+                <w:rFonts w:hint="eastAsia"/>
+              </w:rPr>
+              <w:t>无</w:t>
+            </w:r>
+          </w:p>
+        </w:tc>
+        <w:tc>
+          <w:tcPr>
+            <w:tcW w:w="2616" w:type="dxa"/>
+          </w:tcPr>
+          <w:p>
+            <w:pPr>
+              <w:ind w:left="0"/>
+            </w:pPr>
+            <w:r>
+              <w:rPr>
+                <w:rFonts w:hint="eastAsia"/>
+              </w:rPr>
+              <w:t>向连接池添加新的连接</w:t>
+            </w:r>
+          </w:p>
+        </w:tc>
+      </w:tr>
+      <w:tr>
+        <w:tc>
+          <w:tcPr>
+            <w:tcW w:w="2303" w:type="dxa"/>
+          </w:tcPr>
+          <w:p>
+            <w:pPr>
+              <w:ind w:left="0"/>
+            </w:pPr>
+            <w:r>
+              <w:rPr>
+                <w:rFonts w:hint="eastAsia"/>
+              </w:rPr>
               <w:t>remove</w:t>
             </w:r>
             <w:r>
@@ -3304,6 +3455,210 @@
                 <w:rFonts w:hint="eastAsia"/>
               </w:rPr>
               <w:t>从连接池中删除指定的连接</w:t>
+            </w:r>
+          </w:p>
+        </w:tc>
+      </w:tr>
+      <w:tr>
+        <w:tc>
+          <w:tcPr>
+            <w:tcW w:w="2303" w:type="dxa"/>
+          </w:tcPr>
+          <w:p>
+            <w:pPr>
+              <w:ind w:left="0"/>
+              <w:rPr>
+                <w:rFonts w:hint="eastAsia"/>
+              </w:rPr>
+            </w:pPr>
+            <w:r>
+              <w:rPr>
+                <w:rFonts w:hint="eastAsia"/>
+              </w:rPr>
+              <w:t>enableDatasource()</w:t>
+            </w:r>
+            <w:r>
+              <w:rPr>
+                <w:rFonts w:hint="eastAsia"/>
+                <w:color w:val="FF0000"/>
+              </w:rPr>
+              <w:t>（</w:t>
+            </w:r>
+            <w:r>
+              <w:rPr>
+                <w:rFonts w:hint="eastAsia"/>
+                <w:color w:val="FF0000"/>
+              </w:rPr>
+              <w:t>1.2.6&amp;2.1</w:t>
+            </w:r>
+            <w:r>
+              <w:rPr>
+                <w:rFonts w:hint="eastAsia"/>
+                <w:color w:val="FF0000"/>
+              </w:rPr>
+              <w:t>新增）</w:t>
+            </w:r>
+          </w:p>
+        </w:tc>
+        <w:tc>
+          <w:tcPr>
+            <w:tcW w:w="2268" w:type="dxa"/>
+          </w:tcPr>
+          <w:p>
+            <w:pPr>
+              <w:ind w:left="0"/>
+              <w:rPr>
+                <w:rFonts w:hint="eastAsia"/>
+              </w:rPr>
+            </w:pPr>
+            <w:r>
+              <w:rPr>
+                <w:rFonts w:hint="eastAsia"/>
+              </w:rPr>
+              <w:t>无</w:t>
+            </w:r>
+          </w:p>
+        </w:tc>
+        <w:tc>
+          <w:tcPr>
+            <w:tcW w:w="992" w:type="dxa"/>
+          </w:tcPr>
+          <w:p>
+            <w:pPr>
+              <w:ind w:left="0"/>
+              <w:rPr>
+                <w:rFonts w:hint="eastAsia"/>
+              </w:rPr>
+            </w:pPr>
+            <w:r>
+              <w:rPr>
+                <w:rFonts w:hint="eastAsia"/>
+              </w:rPr>
+              <w:t>无</w:t>
+            </w:r>
+          </w:p>
+        </w:tc>
+        <w:tc>
+          <w:tcPr>
+            <w:tcW w:w="2616" w:type="dxa"/>
+          </w:tcPr>
+          <w:p>
+            <w:pPr>
+              <w:ind w:left="0"/>
+              <w:rPr>
+                <w:rFonts w:hint="eastAsia"/>
+              </w:rPr>
+            </w:pPr>
+            <w:r>
+              <w:rPr>
+                <w:rFonts w:hint="eastAsia"/>
+              </w:rPr>
+              <w:t>启用连接池</w:t>
+            </w:r>
+          </w:p>
+        </w:tc>
+      </w:tr>
+      <w:tr>
+        <w:tc>
+          <w:tcPr>
+            <w:tcW w:w="2303" w:type="dxa"/>
+          </w:tcPr>
+          <w:p>
+            <w:pPr>
+              <w:ind w:left="0"/>
+              <w:rPr>
+                <w:rFonts w:hint="eastAsia"/>
+              </w:rPr>
+            </w:pPr>
+            <w:r>
+              <w:rPr>
+                <w:rFonts w:hint="eastAsia"/>
+              </w:rPr>
+              <w:t>dis</w:t>
+            </w:r>
+            <w:r>
+              <w:rPr>
+                <w:rFonts w:hint="eastAsia"/>
+              </w:rPr>
+              <w:t>ableDatasource()</w:t>
+            </w:r>
+            <w:r>
+              <w:rPr>
+                <w:rFonts w:hint="eastAsia"/>
+                <w:color w:val="FF0000"/>
+              </w:rPr>
+              <w:t>（</w:t>
+            </w:r>
+            <w:r>
+              <w:rPr>
+                <w:rFonts w:hint="eastAsia"/>
+                <w:color w:val="FF0000"/>
+              </w:rPr>
+              <w:t>1.2.6&amp;2.1</w:t>
+            </w:r>
+            <w:r>
+              <w:rPr>
+                <w:rFonts w:hint="eastAsia"/>
+                <w:color w:val="FF0000"/>
+              </w:rPr>
+              <w:t>新增）</w:t>
+            </w:r>
+          </w:p>
+        </w:tc>
+        <w:tc>
+          <w:tcPr>
+            <w:tcW w:w="2268" w:type="dxa"/>
+          </w:tcPr>
+          <w:p>
+            <w:pPr>
+              <w:ind w:left="0"/>
+              <w:rPr>
+                <w:rFonts w:hint="eastAsia"/>
+              </w:rPr>
+            </w:pPr>
+            <w:r>
+              <w:rPr>
+                <w:rFonts w:hint="eastAsia"/>
+              </w:rPr>
+              <w:t>无</w:t>
+            </w:r>
+          </w:p>
+        </w:tc>
+        <w:tc>
+          <w:tcPr>
+            <w:tcW w:w="992" w:type="dxa"/>
+          </w:tcPr>
+          <w:p>
+            <w:pPr>
+              <w:ind w:left="0"/>
+              <w:rPr>
+                <w:rFonts w:hint="eastAsia"/>
+              </w:rPr>
+            </w:pPr>
+            <w:r>
+              <w:rPr>
+                <w:rFonts w:hint="eastAsia"/>
+              </w:rPr>
+              <w:t>无</w:t>
+            </w:r>
+          </w:p>
+        </w:tc>
+        <w:tc>
+          <w:tcPr>
+            <w:tcW w:w="2616" w:type="dxa"/>
+          </w:tcPr>
+          <w:p>
+            <w:pPr>
+              <w:ind w:left="0"/>
+              <w:rPr>
+                <w:rFonts w:hint="eastAsia"/>
+              </w:rPr>
+            </w:pPr>
+            <w:r>
+              <w:rPr>
+                <w:rFonts w:hint="eastAsia"/>
+              </w:rPr>
+              <w:t>禁用连接池</w:t>
             </w:r>
           </w:p>
         </w:tc>
@@ -4014,6 +4369,7 @@
               <w:ind w:left="0"/>
             </w:pPr>
             <w:r>
+              <w:lastRenderedPageBreak/>
               <w:t>close()</w:t>
             </w:r>
           </w:p>
@@ -4193,7 +4549,6 @@
               <w:rPr>
                 <w:rFonts w:hint="eastAsia"/>
               </w:rPr>
-              <w:lastRenderedPageBreak/>
               <w:t>并关闭及丢弃空闲队列及使用队列中所有连接。</w:t>
             </w:r>
           </w:p>
@@ -5288,6 +5643,7 @@
               <w:rPr>
                 <w:color w:val="D9D9D9" w:themeColor="background1" w:themeShade="D9"/>
               </w:rPr>
+              <w:lastRenderedPageBreak/>
               <w:t>isLocalAddress()</w:t>
             </w:r>
             <w:r>
@@ -5586,7 +5942,6 @@
                 <w:rFonts w:hint="eastAsia"/>
                 <w:color w:val="D9D9D9" w:themeColor="background1" w:themeShade="D9"/>
               </w:rPr>
-              <w:lastRenderedPageBreak/>
               <w:t>（</w:t>
             </w:r>
             <w:r>
@@ -5620,7 +5975,6 @@
                 <w:rFonts w:hint="eastAsia"/>
                 <w:color w:val="D9D9D9" w:themeColor="background1" w:themeShade="D9"/>
               </w:rPr>
-              <w:lastRenderedPageBreak/>
               <w:t>无</w:t>
             </w:r>
           </w:p>
@@ -5661,15 +6015,7 @@
                 <w:rFonts w:hint="eastAsia"/>
                 <w:color w:val="D9D9D9" w:themeColor="background1" w:themeShade="D9"/>
               </w:rPr>
-              <w:t>从正常地址列表中顺序地</w:t>
-            </w:r>
-            <w:r>
-              <w:rPr>
-                <w:rFonts w:hint="eastAsia"/>
-                <w:color w:val="D9D9D9" w:themeColor="background1" w:themeShade="D9"/>
-              </w:rPr>
-              <w:lastRenderedPageBreak/>
-              <w:t>返回一个地址</w:t>
+              <w:t>从正常地址列表中顺序地返回一个地址</w:t>
             </w:r>
           </w:p>
         </w:tc>
@@ -5690,7 +6036,6 @@
               <w:rPr>
                 <w:color w:val="D9D9D9" w:themeColor="background1" w:themeShade="D9"/>
               </w:rPr>
-              <w:lastRenderedPageBreak/>
               <w:t>getAddrRandom()</w:t>
             </w:r>
             <w:r>
@@ -7150,6 +7495,7 @@
                   </w:rPr>
                 </w:rPrChange>
               </w:rPr>
+              <w:lastRenderedPageBreak/>
               <w:t>RecaptureCoordAddrTask</w:t>
             </w:r>
           </w:p>
@@ -7304,7 +7650,6 @@
         <w:rPr>
           <w:rFonts w:hint="eastAsia"/>
         </w:rPr>
-        <w:lastRenderedPageBreak/>
         <w:t>Story</w:t>
       </w:r>
       <w:r>
@@ -7539,6 +7884,7 @@
         <w:rPr>
           <w:noProof/>
         </w:rPr>
+        <w:lastRenderedPageBreak/>
         <w:drawing>
           <wp:inline distT="0" distB="0" distL="0" distR="0">
             <wp:extent cx="4876191" cy="3380953"/>
@@ -7584,7 +7930,6 @@
         <w:rPr>
           <w:rFonts w:hint="eastAsia"/>
         </w:rPr>
-        <w:lastRenderedPageBreak/>
         <w:t>2.1.1</w:t>
       </w:r>
       <w:r>
@@ -7823,7 +8168,14 @@
               <w:rPr>
                 <w:rFonts w:hint="eastAsia"/>
               </w:rPr>
-              <w:t>，重连次数为</w:t>
+              <w:t>，重连</w:t>
+            </w:r>
+            <w:r>
+              <w:rPr>
+                <w:rFonts w:hint="eastAsia"/>
+              </w:rPr>
+              <w:lastRenderedPageBreak/>
+              <w:t>次数为</w:t>
             </w:r>
             <w:r>
               <w:rPr>
@@ -7853,6 +8205,7 @@
               <w:rPr>
                 <w:rFonts w:hint="eastAsia"/>
               </w:rPr>
+              <w:lastRenderedPageBreak/>
               <w:t>通过</w:t>
             </w:r>
             <w:r>
@@ -8587,7 +8940,6 @@
           <w:rFonts w:hint="eastAsia"/>
           <w:noProof/>
         </w:rPr>
-        <w:lastRenderedPageBreak/>
         <w:drawing>
           <wp:inline distT="0" distB="0" distL="0" distR="0">
             <wp:extent cx="5274310" cy="3286760"/>
@@ -10748,7 +11100,6 @@
               <w:ind w:left="0"/>
               <w:rPr>
                 <w:ins w:id="59" w:author="tanzhaobo" w:date="2016-03-15T19:42:00Z"/>
-                <w:rFonts w:hint="eastAsia"/>
               </w:rPr>
             </w:pPr>
             <w:r>
@@ -11561,67 +11912,157 @@
       </w:r>
     </w:p>
     <w:p>
-      <w:r>
-        <w:rPr>
-          <w:rFonts w:hint="eastAsia"/>
-        </w:rPr>
-        <w:t>连接池定义用户的接口</w:t>
-      </w:r>
-      <w:r>
-        <w:rPr>
-          <w:rFonts w:hint="eastAsia"/>
-        </w:rPr>
-        <w:t>，这些</w:t>
-      </w:r>
-      <w:r>
-        <w:rPr>
-          <w:rFonts w:hint="eastAsia"/>
-        </w:rPr>
-        <w:t>对外</w:t>
-      </w:r>
-      <w:r>
-        <w:rPr>
-          <w:rFonts w:hint="eastAsia"/>
-        </w:rPr>
-        <w:t>接口只实现简单的逻辑，</w:t>
-      </w:r>
-      <w:r>
-        <w:rPr>
-          <w:rFonts w:hint="eastAsia"/>
-        </w:rPr>
-        <w:t>具体实现交由具体的策略对象去实现。</w:t>
-      </w:r>
-      <w:r>
-        <w:rPr>
-          <w:rFonts w:hint="eastAsia"/>
-        </w:rPr>
-        <w:t>当用户更换连接方案时，</w:t>
-      </w:r>
-      <w:r>
-        <w:rPr>
-          <w:rFonts w:hint="eastAsia"/>
-        </w:rPr>
-        <w:t>将原策略对象持有的数据</w:t>
-      </w:r>
-      <w:r>
-        <w:rPr>
-          <w:rFonts w:hint="eastAsia"/>
-        </w:rPr>
-        <w:t>（地址、空闲队列的连接、忙队列的连接）</w:t>
-      </w:r>
-      <w:r>
-        <w:rPr>
-          <w:rFonts w:hint="eastAsia"/>
-        </w:rPr>
-        <w:t>导入到新的策略对象中。</w:t>
-      </w:r>
-      <w:r>
-        <w:rPr>
-          <w:rFonts w:hint="eastAsia"/>
-        </w:rPr>
-        <w:t>并使用新的策略对象替换旧的策略对象。</w:t>
+      <w:pPr>
+        <w:rPr>
+          <w:rFonts w:hint="eastAsia"/>
+        </w:rPr>
+      </w:pPr>
+      <w:r>
+        <w:rPr>
+          <w:rFonts w:hint="eastAsia"/>
+        </w:rPr>
+        <w:t>从</w:t>
+      </w:r>
+      <w:r>
+        <w:rPr>
+          <w:rFonts w:hint="eastAsia"/>
+        </w:rPr>
+        <w:t>1.12.6&amp;2.6</w:t>
+      </w:r>
+      <w:r>
+        <w:rPr>
+          <w:rFonts w:hint="eastAsia"/>
+        </w:rPr>
+        <w:t>开始，</w:t>
+      </w:r>
+      <w:r>
+        <w:rPr>
+          <w:rFonts w:hint="eastAsia"/>
+        </w:rPr>
+        <w:t>连接池</w:t>
+      </w:r>
+      <w:r>
+        <w:rPr>
+          <w:rFonts w:hint="eastAsia"/>
+        </w:rPr>
+        <w:t>建连可选择策略。</w:t>
+      </w:r>
+      <w:r>
+        <w:rPr>
+          <w:rFonts w:hint="eastAsia"/>
+        </w:rPr>
+        <w:t>目前能够提供四种策略</w:t>
+      </w:r>
+      <w:r>
+        <w:rPr>
+          <w:rFonts w:hint="eastAsia"/>
+        </w:rPr>
+        <w:t>：随机（</w:t>
+      </w:r>
+      <w:r>
+        <w:rPr>
+          <w:rFonts w:hint="eastAsia"/>
+        </w:rPr>
+        <w:t>ConnectStrategy.</w:t>
+      </w:r>
+      <w:r>
+        <w:rPr>
+          <w:rFonts w:hint="eastAsia"/>
+        </w:rPr>
+        <w:t>RANDOM</w:t>
+      </w:r>
+      <w:r>
+        <w:rPr>
+          <w:rFonts w:hint="eastAsia"/>
+        </w:rPr>
+        <w:t>）、顺序</w:t>
+      </w:r>
+      <w:r>
+        <w:rPr>
+          <w:rFonts w:hint="eastAsia"/>
+        </w:rPr>
+        <w:t>（</w:t>
+      </w:r>
+      <w:r>
+        <w:rPr>
+          <w:rFonts w:hint="eastAsia"/>
+        </w:rPr>
+        <w:t>ConnectStrategy.SERIAL</w:t>
+      </w:r>
+      <w:r>
+        <w:rPr>
+          <w:rFonts w:hint="eastAsia"/>
+        </w:rPr>
+        <w:t>）</w:t>
+      </w:r>
+      <w:r>
+        <w:rPr>
+          <w:rFonts w:hint="eastAsia"/>
+        </w:rPr>
+        <w:t>、本地</w:t>
+      </w:r>
+      <w:r>
+        <w:rPr>
+          <w:rFonts w:hint="eastAsia"/>
+        </w:rPr>
+        <w:t>（</w:t>
+      </w:r>
+      <w:r>
+        <w:rPr>
+          <w:rFonts w:hint="eastAsia"/>
+        </w:rPr>
+        <w:t>ConnectStrategy.LOCAL</w:t>
+      </w:r>
+      <w:r>
+        <w:rPr>
+          <w:rFonts w:hint="eastAsia"/>
+        </w:rPr>
+        <w:t>、均衡（</w:t>
+      </w:r>
+      <w:r>
+        <w:rPr>
+          <w:rFonts w:hint="eastAsia"/>
+        </w:rPr>
+        <w:t>ConnectStrategy.BALANCE</w:t>
+      </w:r>
+      <w:r>
+        <w:rPr>
+          <w:rFonts w:hint="eastAsia"/>
+        </w:rPr>
+        <w:t>）</w:t>
+      </w:r>
+      <w:r>
+        <w:rPr>
+          <w:rFonts w:hint="eastAsia"/>
+        </w:rPr>
+        <w:t>。</w:t>
+      </w:r>
+      <w:r>
+        <w:rPr>
+          <w:rFonts w:hint="eastAsia"/>
+        </w:rPr>
+        <w:t>默认是均衡策略。</w:t>
+      </w:r>
+      <w:r>
+        <w:rPr>
+          <w:rFonts w:hint="eastAsia"/>
+        </w:rPr>
+        <w:t>连</w:t>
+      </w:r>
+      <w:r>
+        <w:rPr>
+          <w:rFonts w:hint="eastAsia"/>
+        </w:rPr>
+        <w:t>接池获取连接、创建连接、清除多余连接都根据</w:t>
+      </w:r>
+      <w:r>
+        <w:rPr>
+          <w:rFonts w:hint="eastAsia"/>
+        </w:rPr>
+        <w:t>策略对象提供的指示进行。一旦完成操作，连接池需要将执行结果更新到策略对象，方便连接池为下一个操作提供决策。</w:t>
       </w:r>
     </w:p>
+    <w:p/>
     <w:p>
       <w:pPr>
         <w:pStyle w:val="Heading5"/>
@@ -12083,6 +12524,11 @@
       </w:r>
     </w:p>
     <w:p>
+      <w:pPr>
+        <w:rPr>
+          <w:rFonts w:hint="eastAsia"/>
+        </w:rPr>
+      </w:pPr>
       <w:r>
         <w:rPr>
           <w:rFonts w:hint="eastAsia"/>
@@ -12257,6 +12703,1144 @@
     </w:p>
     <w:p>
       <w:pPr>
+        <w:pStyle w:val="Heading5"/>
+        <w:rPr>
+          <w:rFonts w:hint="eastAsia"/>
+        </w:rPr>
+      </w:pPr>
+      <w:r>
+        <w:rPr>
+          <w:rFonts w:hint="eastAsia"/>
+        </w:rPr>
+        <w:t>2.2.5</w:t>
+      </w:r>
+      <w:r>
+        <w:rPr>
+          <w:rFonts w:hint="eastAsia"/>
+        </w:rPr>
+        <w:t>周期</w:t>
+      </w:r>
+      <w:r>
+        <w:rPr>
+          <w:rFonts w:hint="eastAsia"/>
+        </w:rPr>
+        <w:t>检测</w:t>
+      </w:r>
+      <w:r>
+        <w:rPr>
+          <w:rFonts w:hint="eastAsia"/>
+        </w:rPr>
+        <w:t>连接方案</w:t>
+      </w:r>
+    </w:p>
+    <w:p>
+      <w:pPr>
+        <w:rPr>
+          <w:rFonts w:hint="eastAsia"/>
+        </w:rPr>
+      </w:pPr>
+      <w:r>
+        <w:rPr>
+          <w:rFonts w:hint="eastAsia"/>
+        </w:rPr>
+        <w:t>定时器周期性地</w:t>
+      </w:r>
+      <w:r>
+        <w:rPr>
+          <w:rFonts w:hint="eastAsia"/>
+        </w:rPr>
+        <w:t>检测空闲队列连接数是否过多，如果</w:t>
+      </w:r>
+      <w:r>
+        <w:rPr>
+          <w:rFonts w:hint="eastAsia"/>
+        </w:rPr>
+        <w:t>多于</w:t>
+      </w:r>
+      <w:r>
+        <w:rPr>
+          <w:rFonts w:hint="eastAsia"/>
+        </w:rPr>
+        <w:t>maxIdleCount</w:t>
+      </w:r>
+      <w:r>
+        <w:rPr>
+          <w:rFonts w:hint="eastAsia"/>
+        </w:rPr>
+        <w:t>，则将多余部分丢到废</w:t>
+      </w:r>
+      <w:r>
+        <w:rPr>
+          <w:rFonts w:hint="eastAsia"/>
+        </w:rPr>
+        <w:t>弃队列。</w:t>
+      </w:r>
+      <w:r>
+        <w:rPr>
+          <w:rFonts w:hint="eastAsia"/>
+        </w:rPr>
+        <w:t>当连接池连接检测有多余的连接时，它会询问</w:t>
+      </w:r>
+      <w:r>
+        <w:rPr>
+          <w:rFonts w:hint="eastAsia"/>
+        </w:rPr>
+        <w:t>策略</w:t>
+      </w:r>
+      <w:r>
+        <w:rPr>
+          <w:rFonts w:hint="eastAsia"/>
+        </w:rPr>
+        <w:t>对象</w:t>
+      </w:r>
+      <w:r>
+        <w:rPr>
+          <w:rFonts w:hint="eastAsia"/>
+        </w:rPr>
+        <w:t>，究竟要清除那些连接。</w:t>
+      </w:r>
+      <w:r>
+        <w:rPr>
+          <w:rFonts w:hint="eastAsia"/>
+        </w:rPr>
+        <w:t>下表列出了各种策略实现方式</w:t>
+      </w:r>
+      <w:r>
+        <w:rPr>
+          <w:rFonts w:hint="eastAsia"/>
+        </w:rPr>
+        <w:t>。</w:t>
+      </w:r>
+    </w:p>
+    <w:tbl>
+      <w:tblPr>
+        <w:tblStyle w:val="TableGrid"/>
+        <w:tblW w:w="0" w:type="auto"/>
+        <w:tblInd w:w="357" w:type="dxa"/>
+        <w:tblLook w:val="04A0"/>
+      </w:tblPr>
+      <w:tblGrid>
+        <w:gridCol w:w="1169"/>
+        <w:gridCol w:w="6996"/>
+      </w:tblGrid>
+      <w:tr>
+        <w:tc>
+          <w:tcPr>
+            <w:tcW w:w="1169" w:type="dxa"/>
+          </w:tcPr>
+          <w:p>
+            <w:pPr>
+              <w:ind w:left="0"/>
+              <w:jc w:val="center"/>
+              <w:rPr>
+                <w:rFonts w:hint="eastAsia"/>
+              </w:rPr>
+            </w:pPr>
+            <w:r>
+              <w:rPr>
+                <w:rFonts w:hint="eastAsia"/>
+              </w:rPr>
+              <w:t>策略</w:t>
+            </w:r>
+          </w:p>
+        </w:tc>
+        <w:tc>
+          <w:tcPr>
+            <w:tcW w:w="6996" w:type="dxa"/>
+          </w:tcPr>
+          <w:p>
+            <w:pPr>
+              <w:ind w:left="0"/>
+              <w:jc w:val="center"/>
+              <w:rPr>
+                <w:rFonts w:hint="eastAsia"/>
+              </w:rPr>
+            </w:pPr>
+            <w:r>
+              <w:rPr>
+                <w:rFonts w:hint="eastAsia"/>
+              </w:rPr>
+              <w:t>实现方式</w:t>
+            </w:r>
+          </w:p>
+        </w:tc>
+      </w:tr>
+      <w:tr>
+        <w:tc>
+          <w:tcPr>
+            <w:tcW w:w="1169" w:type="dxa"/>
+          </w:tcPr>
+          <w:p>
+            <w:pPr>
+              <w:ind w:left="0"/>
+              <w:jc w:val="center"/>
+              <w:rPr>
+                <w:rFonts w:hint="eastAsia"/>
+              </w:rPr>
+            </w:pPr>
+            <w:r>
+              <w:rPr>
+                <w:rFonts w:hint="eastAsia"/>
+              </w:rPr>
+              <w:t>所有策略</w:t>
+            </w:r>
+          </w:p>
+        </w:tc>
+        <w:tc>
+          <w:tcPr>
+            <w:tcW w:w="6996" w:type="dxa"/>
+          </w:tcPr>
+          <w:p>
+            <w:pPr>
+              <w:ind w:left="0"/>
+              <w:jc w:val="center"/>
+              <w:rPr>
+                <w:rFonts w:hint="eastAsia"/>
+              </w:rPr>
+            </w:pPr>
+            <w:r>
+              <w:rPr>
+                <w:rFonts w:hint="eastAsia"/>
+              </w:rPr>
+              <w:t>鉴于目前所有策略都使用</w:t>
+            </w:r>
+            <w:r>
+              <w:rPr>
+                <w:rFonts w:hint="eastAsia"/>
+              </w:rPr>
+              <w:t>Map&lt;addr,List&lt;</w:t>
+            </w:r>
+            <w:r>
+              <w:rPr>
+                <w:rFonts w:hint="eastAsia"/>
+              </w:rPr>
+              <w:t>ConnItem</w:t>
+            </w:r>
+            <w:r>
+              <w:rPr>
+                <w:rFonts w:hint="eastAsia"/>
+              </w:rPr>
+              <w:t>&gt;&gt;</w:t>
+            </w:r>
+            <w:r>
+              <w:rPr>
+                <w:rFonts w:hint="eastAsia"/>
+              </w:rPr>
+              <w:t>结构存放空闲连接信息。</w:t>
+            </w:r>
+            <w:r>
+              <w:rPr>
+                <w:rFonts w:hint="eastAsia"/>
+              </w:rPr>
+              <w:t>当要删除多余</w:t>
+            </w:r>
+            <w:r>
+              <w:rPr>
+                <w:rFonts w:hint="eastAsia"/>
+              </w:rPr>
+              <w:t>连接时，直接</w:t>
+            </w:r>
+            <w:r>
+              <w:rPr>
+                <w:rFonts w:hint="eastAsia"/>
+              </w:rPr>
+              <w:t>循环删除每个地址的中第一个</w:t>
+            </w:r>
+            <w:r>
+              <w:rPr>
+                <w:rFonts w:hint="eastAsia"/>
+              </w:rPr>
+              <w:t>ConnItem</w:t>
+            </w:r>
+            <w:r>
+              <w:rPr>
+                <w:rFonts w:hint="eastAsia"/>
+              </w:rPr>
+              <w:t>指向的元素。因为这些元素是最旧</w:t>
+            </w:r>
+            <w:r>
+              <w:rPr>
+                <w:rFonts w:hint="eastAsia"/>
+              </w:rPr>
+              <w:t>的。</w:t>
+            </w:r>
+          </w:p>
+        </w:tc>
+      </w:tr>
+      <w:tr>
+        <w:tc>
+          <w:tcPr>
+            <w:tcW w:w="1169" w:type="dxa"/>
+          </w:tcPr>
+          <w:p>
+            <w:pPr>
+              <w:ind w:left="0"/>
+              <w:rPr>
+                <w:rFonts w:hint="eastAsia"/>
+                <w:color w:val="D9D9D9" w:themeColor="background1" w:themeShade="D9"/>
+              </w:rPr>
+            </w:pPr>
+            <w:r>
+              <w:rPr>
+                <w:rFonts w:hint="eastAsia"/>
+                <w:color w:val="D9D9D9" w:themeColor="background1" w:themeShade="D9"/>
+              </w:rPr>
+              <w:t>均衡</w:t>
+            </w:r>
+          </w:p>
+        </w:tc>
+        <w:tc>
+          <w:tcPr>
+            <w:tcW w:w="6996" w:type="dxa"/>
+          </w:tcPr>
+          <w:p>
+            <w:pPr>
+              <w:ind w:left="0"/>
+              <w:rPr>
+                <w:rFonts w:hint="eastAsia"/>
+                <w:color w:val="D9D9D9" w:themeColor="background1" w:themeShade="D9"/>
+              </w:rPr>
+            </w:pPr>
+            <w:r>
+              <w:rPr>
+                <w:rFonts w:hint="eastAsia"/>
+                <w:color w:val="D9D9D9" w:themeColor="background1" w:themeShade="D9"/>
+              </w:rPr>
+              <w:t>均衡</w:t>
+            </w:r>
+            <w:r>
+              <w:rPr>
+                <w:rFonts w:hint="eastAsia"/>
+                <w:color w:val="D9D9D9" w:themeColor="background1" w:themeShade="D9"/>
+              </w:rPr>
+              <w:t>策略对象维持着每个地址的负载情况。</w:t>
+            </w:r>
+            <w:r>
+              <w:rPr>
+                <w:rFonts w:hint="eastAsia"/>
+                <w:color w:val="D9D9D9" w:themeColor="background1" w:themeShade="D9"/>
+              </w:rPr>
+              <w:t>根据这些情况，优先删除负载较重地址的连接。</w:t>
+            </w:r>
+            <w:r>
+              <w:rPr>
+                <w:rFonts w:hint="eastAsia"/>
+                <w:color w:val="D9D9D9" w:themeColor="background1" w:themeShade="D9"/>
+              </w:rPr>
+              <w:t>如：</w:t>
+            </w:r>
+            <w:r>
+              <w:rPr>
+                <w:rFonts w:hint="eastAsia"/>
+                <w:color w:val="D9D9D9" w:themeColor="background1" w:themeShade="D9"/>
+              </w:rPr>
+              <w:t>addr1</w:t>
+            </w:r>
+            <w:r>
+              <w:rPr>
+                <w:rFonts w:hint="eastAsia"/>
+                <w:color w:val="D9D9D9" w:themeColor="background1" w:themeShade="D9"/>
+              </w:rPr>
+              <w:t>已有</w:t>
+            </w:r>
+            <w:r>
+              <w:rPr>
+                <w:rFonts w:hint="eastAsia"/>
+                <w:color w:val="D9D9D9" w:themeColor="background1" w:themeShade="D9"/>
+              </w:rPr>
+              <w:t>50</w:t>
+            </w:r>
+            <w:r>
+              <w:rPr>
+                <w:rFonts w:hint="eastAsia"/>
+                <w:color w:val="D9D9D9" w:themeColor="background1" w:themeShade="D9"/>
+              </w:rPr>
+              <w:t>个</w:t>
+            </w:r>
+            <w:r>
+              <w:rPr>
+                <w:rFonts w:hint="eastAsia"/>
+                <w:color w:val="D9D9D9" w:themeColor="background1" w:themeShade="D9"/>
+              </w:rPr>
+              <w:t>连接，</w:t>
+            </w:r>
+            <w:r>
+              <w:rPr>
+                <w:rFonts w:hint="eastAsia"/>
+                <w:color w:val="D9D9D9" w:themeColor="background1" w:themeShade="D9"/>
+              </w:rPr>
+              <w:t>addr2</w:t>
+            </w:r>
+            <w:r>
+              <w:rPr>
+                <w:rFonts w:hint="eastAsia"/>
+                <w:color w:val="D9D9D9" w:themeColor="background1" w:themeShade="D9"/>
+              </w:rPr>
+              <w:t>已有</w:t>
+            </w:r>
+            <w:r>
+              <w:rPr>
+                <w:rFonts w:hint="eastAsia"/>
+                <w:color w:val="D9D9D9" w:themeColor="background1" w:themeShade="D9"/>
+              </w:rPr>
+              <w:t>6</w:t>
+            </w:r>
+            <w:r>
+              <w:rPr>
+                <w:rFonts w:hint="eastAsia"/>
+                <w:color w:val="D9D9D9" w:themeColor="background1" w:themeShade="D9"/>
+              </w:rPr>
+              <w:t>0</w:t>
+            </w:r>
+            <w:r>
+              <w:rPr>
+                <w:rFonts w:hint="eastAsia"/>
+                <w:color w:val="D9D9D9" w:themeColor="background1" w:themeShade="D9"/>
+              </w:rPr>
+              <w:t>个连接，</w:t>
+            </w:r>
+            <w:r>
+              <w:rPr>
+                <w:rFonts w:hint="eastAsia"/>
+                <w:color w:val="D9D9D9" w:themeColor="background1" w:themeShade="D9"/>
+              </w:rPr>
+              <w:t>addr3</w:t>
+            </w:r>
+            <w:r>
+              <w:rPr>
+                <w:rFonts w:hint="eastAsia"/>
+                <w:color w:val="D9D9D9" w:themeColor="background1" w:themeShade="D9"/>
+              </w:rPr>
+              <w:t>已有</w:t>
+            </w:r>
+            <w:r>
+              <w:rPr>
+                <w:rFonts w:hint="eastAsia"/>
+                <w:color w:val="D9D9D9" w:themeColor="background1" w:themeShade="D9"/>
+              </w:rPr>
+              <w:t>70</w:t>
+            </w:r>
+            <w:r>
+              <w:rPr>
+                <w:rFonts w:hint="eastAsia"/>
+                <w:color w:val="D9D9D9" w:themeColor="background1" w:themeShade="D9"/>
+              </w:rPr>
+              <w:t>个连接。</w:t>
+            </w:r>
+            <w:r>
+              <w:rPr>
+                <w:rFonts w:hint="eastAsia"/>
+                <w:color w:val="D9D9D9" w:themeColor="background1" w:themeShade="D9"/>
+              </w:rPr>
+              <w:t>则</w:t>
+            </w:r>
+            <w:r>
+              <w:rPr>
+                <w:rFonts w:hint="eastAsia"/>
+                <w:color w:val="D9D9D9" w:themeColor="background1" w:themeShade="D9"/>
+              </w:rPr>
+              <w:t>优先从空闲队列中，把</w:t>
+            </w:r>
+            <w:r>
+              <w:rPr>
+                <w:rFonts w:hint="eastAsia"/>
+                <w:color w:val="D9D9D9" w:themeColor="background1" w:themeShade="D9"/>
+              </w:rPr>
+              <w:t>addr3</w:t>
+            </w:r>
+            <w:r>
+              <w:rPr>
+                <w:rFonts w:hint="eastAsia"/>
+                <w:color w:val="D9D9D9" w:themeColor="background1" w:themeShade="D9"/>
+              </w:rPr>
+              <w:t>的空闲连接删除，因为它的地址是最不可能被获取的</w:t>
+            </w:r>
+            <w:r>
+              <w:rPr>
+                <w:rFonts w:hint="eastAsia"/>
+                <w:color w:val="D9D9D9" w:themeColor="background1" w:themeShade="D9"/>
+              </w:rPr>
+              <w:t>。</w:t>
+            </w:r>
+          </w:p>
+        </w:tc>
+      </w:tr>
+      <w:tr>
+        <w:tc>
+          <w:tcPr>
+            <w:tcW w:w="1169" w:type="dxa"/>
+          </w:tcPr>
+          <w:p>
+            <w:pPr>
+              <w:ind w:left="0"/>
+              <w:rPr>
+                <w:rFonts w:hint="eastAsia"/>
+                <w:color w:val="D9D9D9" w:themeColor="background1" w:themeShade="D9"/>
+              </w:rPr>
+            </w:pPr>
+            <w:r>
+              <w:rPr>
+                <w:rFonts w:hint="eastAsia"/>
+                <w:color w:val="D9D9D9" w:themeColor="background1" w:themeShade="D9"/>
+              </w:rPr>
+              <w:t>顺序</w:t>
+            </w:r>
+          </w:p>
+        </w:tc>
+        <w:tc>
+          <w:tcPr>
+            <w:tcW w:w="6996" w:type="dxa"/>
+          </w:tcPr>
+          <w:p>
+            <w:pPr>
+              <w:ind w:left="0"/>
+              <w:rPr>
+                <w:rFonts w:hint="eastAsia"/>
+                <w:color w:val="D9D9D9" w:themeColor="background1" w:themeShade="D9"/>
+              </w:rPr>
+            </w:pPr>
+            <w:r>
+              <w:rPr>
+                <w:rFonts w:hint="eastAsia"/>
+                <w:color w:val="D9D9D9" w:themeColor="background1" w:themeShade="D9"/>
+              </w:rPr>
+              <w:t>删除地址中空闲连接较多的地址的连接。</w:t>
+            </w:r>
+            <w:r>
+              <w:rPr>
+                <w:rFonts w:hint="eastAsia"/>
+                <w:color w:val="D9D9D9" w:themeColor="background1" w:themeShade="D9"/>
+              </w:rPr>
+              <w:t>如：</w:t>
+            </w:r>
+            <w:r>
+              <w:rPr>
+                <w:rFonts w:hint="eastAsia"/>
+                <w:color w:val="D9D9D9" w:themeColor="background1" w:themeShade="D9"/>
+              </w:rPr>
+              <w:t>addr1</w:t>
+            </w:r>
+            <w:r>
+              <w:rPr>
+                <w:rFonts w:hint="eastAsia"/>
+                <w:color w:val="D9D9D9" w:themeColor="background1" w:themeShade="D9"/>
+              </w:rPr>
+              <w:t>有</w:t>
+            </w:r>
+            <w:r>
+              <w:rPr>
+                <w:rFonts w:hint="eastAsia"/>
+                <w:color w:val="D9D9D9" w:themeColor="background1" w:themeShade="D9"/>
+              </w:rPr>
+              <w:t>5</w:t>
+            </w:r>
+            <w:r>
+              <w:rPr>
+                <w:rFonts w:hint="eastAsia"/>
+                <w:color w:val="D9D9D9" w:themeColor="background1" w:themeShade="D9"/>
+              </w:rPr>
+              <w:t>个空闲连接，</w:t>
+            </w:r>
+            <w:r>
+              <w:rPr>
+                <w:rFonts w:hint="eastAsia"/>
+                <w:color w:val="D9D9D9" w:themeColor="background1" w:themeShade="D9"/>
+              </w:rPr>
+              <w:t>addr2</w:t>
+            </w:r>
+            <w:r>
+              <w:rPr>
+                <w:rFonts w:hint="eastAsia"/>
+                <w:color w:val="D9D9D9" w:themeColor="background1" w:themeShade="D9"/>
+              </w:rPr>
+              <w:t>有</w:t>
+            </w:r>
+            <w:r>
+              <w:rPr>
+                <w:rFonts w:hint="eastAsia"/>
+                <w:color w:val="D9D9D9" w:themeColor="background1" w:themeShade="D9"/>
+              </w:rPr>
+              <w:t>6</w:t>
+            </w:r>
+            <w:r>
+              <w:rPr>
+                <w:rFonts w:hint="eastAsia"/>
+                <w:color w:val="D9D9D9" w:themeColor="background1" w:themeShade="D9"/>
+              </w:rPr>
+              <w:t>个空闲连接，</w:t>
+            </w:r>
+            <w:r>
+              <w:rPr>
+                <w:rFonts w:hint="eastAsia"/>
+                <w:color w:val="D9D9D9" w:themeColor="background1" w:themeShade="D9"/>
+              </w:rPr>
+              <w:t>addr3</w:t>
+            </w:r>
+            <w:r>
+              <w:rPr>
+                <w:rFonts w:hint="eastAsia"/>
+                <w:color w:val="D9D9D9" w:themeColor="background1" w:themeShade="D9"/>
+              </w:rPr>
+              <w:t>有</w:t>
+            </w:r>
+            <w:r>
+              <w:rPr>
+                <w:rFonts w:hint="eastAsia"/>
+                <w:color w:val="D9D9D9" w:themeColor="background1" w:themeShade="D9"/>
+              </w:rPr>
+              <w:t>6</w:t>
+            </w:r>
+            <w:r>
+              <w:rPr>
+                <w:rFonts w:hint="eastAsia"/>
+                <w:color w:val="D9D9D9" w:themeColor="background1" w:themeShade="D9"/>
+              </w:rPr>
+              <w:t>个空闲连接，而</w:t>
+            </w:r>
+            <w:r>
+              <w:rPr>
+                <w:rFonts w:hint="eastAsia"/>
+                <w:color w:val="D9D9D9" w:themeColor="background1" w:themeShade="D9"/>
+              </w:rPr>
+              <w:t>maxIdleCount</w:t>
+            </w:r>
+            <w:r>
+              <w:rPr>
+                <w:rFonts w:hint="eastAsia"/>
+                <w:color w:val="D9D9D9" w:themeColor="background1" w:themeShade="D9"/>
+              </w:rPr>
+              <w:t>为</w:t>
+            </w:r>
+            <w:r>
+              <w:rPr>
+                <w:rFonts w:hint="eastAsia"/>
+                <w:color w:val="D9D9D9" w:themeColor="background1" w:themeShade="D9"/>
+              </w:rPr>
+              <w:t>15</w:t>
+            </w:r>
+            <w:r>
+              <w:rPr>
+                <w:rFonts w:hint="eastAsia"/>
+                <w:color w:val="D9D9D9" w:themeColor="background1" w:themeShade="D9"/>
+              </w:rPr>
+              <w:t>，则分别从</w:t>
+            </w:r>
+            <w:r>
+              <w:rPr>
+                <w:rFonts w:hint="eastAsia"/>
+                <w:color w:val="D9D9D9" w:themeColor="background1" w:themeShade="D9"/>
+              </w:rPr>
+              <w:t>addr2</w:t>
+            </w:r>
+            <w:r>
+              <w:rPr>
+                <w:rFonts w:hint="eastAsia"/>
+                <w:color w:val="D9D9D9" w:themeColor="background1" w:themeShade="D9"/>
+              </w:rPr>
+              <w:t>及</w:t>
+            </w:r>
+            <w:r>
+              <w:rPr>
+                <w:rFonts w:hint="eastAsia"/>
+                <w:color w:val="D9D9D9" w:themeColor="background1" w:themeShade="D9"/>
+              </w:rPr>
+              <w:t>addr3</w:t>
+            </w:r>
+            <w:r>
+              <w:rPr>
+                <w:rFonts w:hint="eastAsia"/>
+                <w:color w:val="D9D9D9" w:themeColor="background1" w:themeShade="D9"/>
+              </w:rPr>
+              <w:t>中各删除一个连接。</w:t>
+            </w:r>
+          </w:p>
+        </w:tc>
+      </w:tr>
+      <w:tr>
+        <w:tc>
+          <w:tcPr>
+            <w:tcW w:w="1169" w:type="dxa"/>
+          </w:tcPr>
+          <w:p>
+            <w:pPr>
+              <w:ind w:left="0"/>
+              <w:rPr>
+                <w:rFonts w:hint="eastAsia"/>
+                <w:color w:val="D9D9D9" w:themeColor="background1" w:themeShade="D9"/>
+              </w:rPr>
+            </w:pPr>
+            <w:r>
+              <w:rPr>
+                <w:rFonts w:hint="eastAsia"/>
+                <w:color w:val="D9D9D9" w:themeColor="background1" w:themeShade="D9"/>
+              </w:rPr>
+              <w:t>随机</w:t>
+            </w:r>
+          </w:p>
+        </w:tc>
+        <w:tc>
+          <w:tcPr>
+            <w:tcW w:w="6996" w:type="dxa"/>
+          </w:tcPr>
+          <w:p>
+            <w:pPr>
+              <w:ind w:left="0"/>
+              <w:rPr>
+                <w:rFonts w:hint="eastAsia"/>
+                <w:color w:val="D9D9D9" w:themeColor="background1" w:themeShade="D9"/>
+              </w:rPr>
+            </w:pPr>
+            <w:r>
+              <w:rPr>
+                <w:rFonts w:hint="eastAsia"/>
+                <w:color w:val="D9D9D9" w:themeColor="background1" w:themeShade="D9"/>
+              </w:rPr>
+              <w:t>同顺序的一样</w:t>
+            </w:r>
+          </w:p>
+        </w:tc>
+      </w:tr>
+      <w:tr>
+        <w:tc>
+          <w:tcPr>
+            <w:tcW w:w="1169" w:type="dxa"/>
+          </w:tcPr>
+          <w:p>
+            <w:pPr>
+              <w:ind w:left="0"/>
+              <w:rPr>
+                <w:rFonts w:hint="eastAsia"/>
+                <w:color w:val="D9D9D9" w:themeColor="background1" w:themeShade="D9"/>
+              </w:rPr>
+            </w:pPr>
+            <w:r>
+              <w:rPr>
+                <w:rFonts w:hint="eastAsia"/>
+                <w:color w:val="D9D9D9" w:themeColor="background1" w:themeShade="D9"/>
+              </w:rPr>
+              <w:t>本地</w:t>
+            </w:r>
+          </w:p>
+        </w:tc>
+        <w:tc>
+          <w:tcPr>
+            <w:tcW w:w="6996" w:type="dxa"/>
+          </w:tcPr>
+          <w:p>
+            <w:pPr>
+              <w:ind w:left="0"/>
+              <w:rPr>
+                <w:rFonts w:hint="eastAsia"/>
+                <w:color w:val="D9D9D9" w:themeColor="background1" w:themeShade="D9"/>
+              </w:rPr>
+            </w:pPr>
+            <w:r>
+              <w:rPr>
+                <w:rFonts w:hint="eastAsia"/>
+                <w:color w:val="D9D9D9" w:themeColor="background1" w:themeShade="D9"/>
+              </w:rPr>
+              <w:t>同顺序的一样</w:t>
+            </w:r>
+          </w:p>
+        </w:tc>
+      </w:tr>
+    </w:tbl>
+    <w:p>
+      <w:pPr>
+        <w:rPr>
+          <w:rFonts w:hint="eastAsia"/>
+        </w:rPr>
+      </w:pPr>
+      <w:r>
+        <w:rPr>
+          <w:rFonts w:hint="eastAsia"/>
+        </w:rPr>
+        <w:t>检测完连接数量之后，若需要检测连接</w:t>
+      </w:r>
+      <w:r>
+        <w:rPr>
+          <w:rFonts w:hint="eastAsia"/>
+        </w:rPr>
+        <w:t>keepAliveTimeOut</w:t>
+      </w:r>
+      <w:r>
+        <w:rPr>
+          <w:rFonts w:hint="eastAsia"/>
+        </w:rPr>
+        <w:t>时间，则继续检测</w:t>
+      </w:r>
+      <w:r>
+        <w:rPr>
+          <w:rFonts w:hint="eastAsia"/>
+        </w:rPr>
+        <w:t>。</w:t>
+      </w:r>
+      <w:r>
+        <w:rPr>
+          <w:rFonts w:hint="eastAsia"/>
+        </w:rPr>
+        <w:t>各种策略的实现如下表：</w:t>
+      </w:r>
+    </w:p>
+    <w:tbl>
+      <w:tblPr>
+        <w:tblStyle w:val="TableGrid"/>
+        <w:tblW w:w="0" w:type="auto"/>
+        <w:tblInd w:w="357" w:type="dxa"/>
+        <w:tblLook w:val="04A0"/>
+      </w:tblPr>
+      <w:tblGrid>
+        <w:gridCol w:w="1169"/>
+        <w:gridCol w:w="6996"/>
+      </w:tblGrid>
+      <w:tr>
+        <w:tc>
+          <w:tcPr>
+            <w:tcW w:w="1169" w:type="dxa"/>
+          </w:tcPr>
+          <w:p>
+            <w:pPr>
+              <w:ind w:left="0"/>
+              <w:jc w:val="center"/>
+              <w:rPr>
+                <w:rFonts w:hint="eastAsia"/>
+              </w:rPr>
+            </w:pPr>
+            <w:r>
+              <w:rPr>
+                <w:rFonts w:hint="eastAsia"/>
+              </w:rPr>
+              <w:t>策略</w:t>
+            </w:r>
+          </w:p>
+        </w:tc>
+        <w:tc>
+          <w:tcPr>
+            <w:tcW w:w="6996" w:type="dxa"/>
+          </w:tcPr>
+          <w:p>
+            <w:pPr>
+              <w:ind w:left="0"/>
+              <w:jc w:val="center"/>
+              <w:rPr>
+                <w:rFonts w:hint="eastAsia"/>
+              </w:rPr>
+            </w:pPr>
+            <w:r>
+              <w:rPr>
+                <w:rFonts w:hint="eastAsia"/>
+              </w:rPr>
+              <w:t>实现方式</w:t>
+            </w:r>
+          </w:p>
+        </w:tc>
+      </w:tr>
+      <w:tr>
+        <w:tc>
+          <w:tcPr>
+            <w:tcW w:w="1169" w:type="dxa"/>
+          </w:tcPr>
+          <w:p>
+            <w:pPr>
+              <w:ind w:left="0"/>
+              <w:rPr>
+                <w:rFonts w:hint="eastAsia"/>
+              </w:rPr>
+            </w:pPr>
+            <w:r>
+              <w:rPr>
+                <w:rFonts w:hint="eastAsia"/>
+              </w:rPr>
+              <w:t>所有策略</w:t>
+            </w:r>
+          </w:p>
+        </w:tc>
+        <w:tc>
+          <w:tcPr>
+            <w:tcW w:w="6996" w:type="dxa"/>
+          </w:tcPr>
+          <w:p>
+            <w:pPr>
+              <w:ind w:left="0"/>
+              <w:rPr>
+                <w:rFonts w:hint="eastAsia"/>
+              </w:rPr>
+            </w:pPr>
+            <w:r>
+              <w:rPr>
+                <w:rFonts w:hint="eastAsia"/>
+              </w:rPr>
+              <w:t>目前所有策略</w:t>
+            </w:r>
+            <w:r>
+              <w:rPr>
+                <w:rFonts w:hint="eastAsia"/>
+              </w:rPr>
+              <w:t>在保存连接信息时，采用了</w:t>
+            </w:r>
+            <w:r>
+              <w:rPr>
+                <w:rFonts w:hint="eastAsia"/>
+              </w:rPr>
+              <w:t>Map&lt;</w:t>
+            </w:r>
+            <w:r>
+              <w:rPr>
+                <w:rFonts w:hint="eastAsia"/>
+              </w:rPr>
+              <w:t>addr</w:t>
+            </w:r>
+            <w:r>
+              <w:rPr>
+                <w:rFonts w:hint="eastAsia"/>
+              </w:rPr>
+              <w:t>,List&lt;</w:t>
+            </w:r>
+            <w:r>
+              <w:rPr>
+                <w:rFonts w:hint="eastAsia"/>
+              </w:rPr>
+              <w:t xml:space="preserve"> ConnItem </w:t>
+            </w:r>
+            <w:r>
+              <w:rPr>
+                <w:rFonts w:hint="eastAsia"/>
+              </w:rPr>
+              <w:t>&gt;&gt;</w:t>
+            </w:r>
+            <w:r>
+              <w:rPr>
+                <w:rFonts w:hint="eastAsia"/>
+              </w:rPr>
+              <w:t>的方式保存。在清除连接</w:t>
+            </w:r>
+            <w:r>
+              <w:rPr>
+                <w:rFonts w:hint="eastAsia"/>
+              </w:rPr>
+              <w:t>的时候，若某</w:t>
+            </w:r>
+            <w:r>
+              <w:rPr>
+                <w:rFonts w:hint="eastAsia"/>
+              </w:rPr>
+              <w:t>addr</w:t>
+            </w:r>
+            <w:r>
+              <w:rPr>
+                <w:rFonts w:hint="eastAsia"/>
+              </w:rPr>
+              <w:t>取到的</w:t>
+            </w:r>
+            <w:r>
+              <w:rPr>
+                <w:rFonts w:hint="eastAsia"/>
+              </w:rPr>
+              <w:t>ConnItem</w:t>
+            </w:r>
+            <w:r>
+              <w:rPr>
+                <w:rFonts w:hint="eastAsia"/>
+              </w:rPr>
+              <w:t>所指向的连接没有</w:t>
+            </w:r>
+            <w:r>
+              <w:rPr>
+                <w:rFonts w:hint="eastAsia"/>
+              </w:rPr>
+              <w:t>过期，则停止对该地址的检测，而转向检测下一个地址</w:t>
+            </w:r>
+            <w:r>
+              <w:rPr>
+                <w:rFonts w:hint="eastAsia"/>
+              </w:rPr>
+              <w:t>。</w:t>
+            </w:r>
+          </w:p>
+        </w:tc>
+      </w:tr>
+      <w:tr>
+        <w:tc>
+          <w:tcPr>
+            <w:tcW w:w="1169" w:type="dxa"/>
+          </w:tcPr>
+          <w:p>
+            <w:pPr>
+              <w:ind w:left="0"/>
+              <w:rPr>
+                <w:rFonts w:hint="eastAsia"/>
+                <w:color w:val="D9D9D9" w:themeColor="background1" w:themeShade="D9"/>
+              </w:rPr>
+            </w:pPr>
+            <w:r>
+              <w:rPr>
+                <w:rFonts w:hint="eastAsia"/>
+                <w:color w:val="D9D9D9" w:themeColor="background1" w:themeShade="D9"/>
+              </w:rPr>
+              <w:t>均衡</w:t>
+            </w:r>
+          </w:p>
+        </w:tc>
+        <w:tc>
+          <w:tcPr>
+            <w:tcW w:w="6996" w:type="dxa"/>
+          </w:tcPr>
+          <w:p>
+            <w:pPr>
+              <w:ind w:left="0"/>
+              <w:rPr>
+                <w:rFonts w:hint="eastAsia"/>
+                <w:color w:val="D9D9D9" w:themeColor="background1" w:themeShade="D9"/>
+              </w:rPr>
+            </w:pPr>
+          </w:p>
+        </w:tc>
+      </w:tr>
+      <w:tr>
+        <w:tc>
+          <w:tcPr>
+            <w:tcW w:w="1169" w:type="dxa"/>
+          </w:tcPr>
+          <w:p>
+            <w:pPr>
+              <w:ind w:left="0"/>
+              <w:rPr>
+                <w:rFonts w:hint="eastAsia"/>
+                <w:color w:val="D9D9D9" w:themeColor="background1" w:themeShade="D9"/>
+              </w:rPr>
+            </w:pPr>
+            <w:r>
+              <w:rPr>
+                <w:rFonts w:hint="eastAsia"/>
+                <w:color w:val="D9D9D9" w:themeColor="background1" w:themeShade="D9"/>
+              </w:rPr>
+              <w:t>顺序</w:t>
+            </w:r>
+          </w:p>
+        </w:tc>
+        <w:tc>
+          <w:tcPr>
+            <w:tcW w:w="6996" w:type="dxa"/>
+          </w:tcPr>
+          <w:p>
+            <w:pPr>
+              <w:ind w:left="0"/>
+              <w:rPr>
+                <w:rFonts w:hint="eastAsia"/>
+                <w:color w:val="D9D9D9" w:themeColor="background1" w:themeShade="D9"/>
+              </w:rPr>
+            </w:pPr>
+          </w:p>
+        </w:tc>
+      </w:tr>
+      <w:tr>
+        <w:tc>
+          <w:tcPr>
+            <w:tcW w:w="1169" w:type="dxa"/>
+          </w:tcPr>
+          <w:p>
+            <w:pPr>
+              <w:ind w:left="0"/>
+              <w:rPr>
+                <w:rFonts w:hint="eastAsia"/>
+                <w:color w:val="D9D9D9" w:themeColor="background1" w:themeShade="D9"/>
+              </w:rPr>
+            </w:pPr>
+            <w:r>
+              <w:rPr>
+                <w:rFonts w:hint="eastAsia"/>
+                <w:color w:val="D9D9D9" w:themeColor="background1" w:themeShade="D9"/>
+              </w:rPr>
+              <w:t>随机</w:t>
+            </w:r>
+          </w:p>
+        </w:tc>
+        <w:tc>
+          <w:tcPr>
+            <w:tcW w:w="6996" w:type="dxa"/>
+          </w:tcPr>
+          <w:p>
+            <w:pPr>
+              <w:ind w:left="0"/>
+              <w:rPr>
+                <w:rFonts w:hint="eastAsia"/>
+                <w:color w:val="D9D9D9" w:themeColor="background1" w:themeShade="D9"/>
+              </w:rPr>
+            </w:pPr>
+          </w:p>
+        </w:tc>
+      </w:tr>
+      <w:tr>
+        <w:tc>
+          <w:tcPr>
+            <w:tcW w:w="1169" w:type="dxa"/>
+          </w:tcPr>
+          <w:p>
+            <w:pPr>
+              <w:ind w:left="0"/>
+              <w:rPr>
+                <w:rFonts w:hint="eastAsia"/>
+                <w:color w:val="D9D9D9" w:themeColor="background1" w:themeShade="D9"/>
+              </w:rPr>
+            </w:pPr>
+            <w:r>
+              <w:rPr>
+                <w:rFonts w:hint="eastAsia"/>
+                <w:color w:val="D9D9D9" w:themeColor="background1" w:themeShade="D9"/>
+              </w:rPr>
+              <w:t>本地</w:t>
+            </w:r>
+          </w:p>
+        </w:tc>
+        <w:tc>
+          <w:tcPr>
+            <w:tcW w:w="6996" w:type="dxa"/>
+          </w:tcPr>
+          <w:p>
+            <w:pPr>
+              <w:ind w:left="0"/>
+              <w:rPr>
+                <w:rFonts w:hint="eastAsia"/>
+                <w:color w:val="D9D9D9" w:themeColor="background1" w:themeShade="D9"/>
+              </w:rPr>
+            </w:pPr>
+          </w:p>
+        </w:tc>
+      </w:tr>
+    </w:tbl>
+    <w:p>
+      <w:pPr>
+        <w:ind w:left="0"/>
+        <w:rPr>
+          <w:rFonts w:hint="eastAsia"/>
+        </w:rPr>
+      </w:pPr>
+    </w:p>
+    <w:p>
+      <w:pPr>
+        <w:pStyle w:val="Heading5"/>
+      </w:pPr>
+      <w:r>
+        <w:rPr>
+          <w:rFonts w:hint="eastAsia"/>
+        </w:rPr>
+        <w:t>2.2.6</w:t>
+      </w:r>
+    </w:p>
+    <w:p>
+      <w:pPr>
+        <w:pStyle w:val="Heading5"/>
+      </w:pPr>
+      <w:r>
+        <w:rPr>
+          <w:rFonts w:hint="eastAsia"/>
+        </w:rPr>
+        <w:t>2.2.7</w:t>
+      </w:r>
+    </w:p>
+    <w:p/>
+    <w:p>
+      <w:pPr>
         <w:ind w:left="0"/>
       </w:pPr>
     </w:p>
@@ -12268,6 +13852,7 @@
         <w:rPr>
           <w:rFonts w:hint="eastAsia"/>
         </w:rPr>
+        <w:lastRenderedPageBreak/>
         <w:t>遗留问题</w:t>
       </w:r>
     </w:p>
@@ -13400,7 +14985,6 @@
                 <w:rFonts w:hint="eastAsia"/>
                 <w:color w:val="FF0000"/>
               </w:rPr>
-              <w:lastRenderedPageBreak/>
               <w:t>第二次评审存在问题：</w:t>
             </w:r>
           </w:p>
@@ -13530,7 +15114,14 @@
               <w:rPr>
                 <w:rFonts w:hint="eastAsia"/>
               </w:rPr>
-              <w:t>太过异步操作可能引入过多的潜在风险。另外，线程间切换的花销有可能抵过异步操作换来的快速。</w:t>
+              <w:t>太过异步操作可能引入过多的潜在风险。另外，线程间切换的花销有可能抵</w:t>
+            </w:r>
+            <w:r>
+              <w:rPr>
+                <w:rFonts w:hint="eastAsia"/>
+              </w:rPr>
+              <w:lastRenderedPageBreak/>
+              <w:t>过异步操作换来的快速。</w:t>
             </w:r>
           </w:p>
         </w:tc>
@@ -13546,6 +15137,7 @@
               <w:rPr>
                 <w:rFonts w:hint="eastAsia"/>
               </w:rPr>
+              <w:lastRenderedPageBreak/>
               <w:t>已重新设计</w:t>
             </w:r>
           </w:p>
@@ -13564,6 +15156,7 @@
               <w:rPr>
                 <w:rFonts w:hint="eastAsia"/>
               </w:rPr>
+              <w:lastRenderedPageBreak/>
               <w:t>3</w:t>
             </w:r>
           </w:p>
@@ -14378,6 +15971,36 @@
             <w:pPr>
               <w:ind w:left="0"/>
             </w:pPr>
+            <w:r>
+              <w:rPr>
+                <w:rFonts w:hint="eastAsia"/>
+              </w:rPr>
+              <w:t>在驱动中添加了</w:t>
+            </w:r>
+            <w:r>
+              <w:rPr>
+                <w:rFonts w:hint="eastAsia"/>
+              </w:rPr>
+              <w:t>getID</w:t>
+            </w:r>
+            <w:r>
+              <w:rPr>
+                <w:rFonts w:hint="eastAsia"/>
+              </w:rPr>
+              <w:t>及</w:t>
+            </w:r>
+            <w:r>
+              <w:rPr>
+                <w:rFonts w:hint="eastAsia"/>
+              </w:rPr>
+              <w:t>setID</w:t>
+            </w:r>
+            <w:r>
+              <w:rPr>
+                <w:rFonts w:hint="eastAsia"/>
+              </w:rPr>
+              <w:t>接口</w:t>
+            </w:r>
           </w:p>
         </w:tc>
         <w:tc>
@@ -14388,6 +16011,12 @@
             <w:pPr>
               <w:ind w:left="0"/>
             </w:pPr>
+            <w:r>
+              <w:rPr>
+                <w:rFonts w:hint="eastAsia"/>
+              </w:rPr>
+              <w:t>是否可添加？？</w:t>
+            </w:r>
           </w:p>
         </w:tc>
         <w:tc>
@@ -14411,7 +16040,6 @@
         <w:rPr>
           <w:rFonts w:hint="eastAsia"/>
         </w:rPr>
-        <w:lastRenderedPageBreak/>
         <w:t>验收</w:t>
       </w:r>
       <w:r>
@@ -15582,6 +17210,7 @@
         <w:rPr>
           <w:rFonts w:hint="eastAsia"/>
         </w:rPr>
+        <w:lastRenderedPageBreak/>
         <w:t>Checklist</w:t>
       </w:r>
     </w:p>
@@ -15968,9 +17597,6 @@
           <w:numId w:val="0"/>
         </w:numPr>
         <w:ind w:left="777" w:hanging="420"/>
-        <w:rPr>
-          <w:rFonts w:hint="eastAsia"/>
-        </w:rPr>
       </w:pPr>
       <w:r>
         <w:rPr>
@@ -16358,9 +17984,6 @@
           <w:p>
             <w:pPr>
               <w:ind w:left="0"/>
-              <w:rPr>
-                <w:rFonts w:hint="eastAsia"/>
-              </w:rPr>
             </w:pPr>
           </w:p>
         </w:tc>
@@ -16371,9 +17994,6 @@
           <w:p>
             <w:pPr>
               <w:ind w:left="0"/>
-              <w:rPr>
-                <w:rFonts w:hint="eastAsia"/>
-              </w:rPr>
             </w:pPr>
           </w:p>
         </w:tc>

--- a/internal_doc/03.开发设计/Java连接池/Story_Java连接池.docx
+++ b/internal_doc/03.开发设计/Java连接池/Story_Java连接池.docx
@@ -700,6 +700,7 @@
         <w:gridCol w:w="2161"/>
         <w:gridCol w:w="3116"/>
         <w:gridCol w:w="756"/>
+        <w:gridCol w:w="756"/>
         <w:gridCol w:w="2113"/>
       </w:tblGrid>
       <w:tr>
@@ -760,6 +761,27 @@
             <w:pPr>
               <w:ind w:left="0"/>
               <w:rPr>
+                <w:rFonts w:hint="eastAsia"/>
+                <w:color w:val="FF0000"/>
+              </w:rPr>
+            </w:pPr>
+            <w:r>
+              <w:rPr>
+                <w:rFonts w:hint="eastAsia"/>
+                <w:color w:val="FF0000"/>
+              </w:rPr>
+              <w:t>范围</w:t>
+            </w:r>
+          </w:p>
+        </w:tc>
+        <w:tc>
+          <w:tcPr>
+            <w:tcW w:w="756" w:type="dxa"/>
+          </w:tcPr>
+          <w:p>
+            <w:pPr>
+              <w:ind w:left="0"/>
+              <w:rPr>
                 <w:color w:val="FF0000"/>
               </w:rPr>
             </w:pPr>
@@ -841,6 +863,20 @@
             <w:pPr>
               <w:ind w:left="0"/>
               <w:rPr>
+                <w:rFonts w:hint="eastAsia"/>
+                <w:strike/>
+              </w:rPr>
+            </w:pPr>
+          </w:p>
+        </w:tc>
+        <w:tc>
+          <w:tcPr>
+            <w:tcW w:w="756" w:type="dxa"/>
+          </w:tcPr>
+          <w:p>
+            <w:pPr>
+              <w:ind w:left="0"/>
+              <w:rPr>
                 <w:strike/>
               </w:rPr>
             </w:pPr>
@@ -925,6 +961,37 @@
           <w:p>
             <w:pPr>
               <w:ind w:left="0"/>
+              <w:rPr>
+                <w:rFonts w:hint="eastAsia"/>
+              </w:rPr>
+            </w:pPr>
+            <w:r>
+              <w:rPr>
+                <w:rFonts w:hint="eastAsia"/>
+              </w:rPr>
+              <w:t>&gt;</w:t>
+            </w:r>
+            <w:r>
+              <w:rPr>
+                <w:rFonts w:hint="eastAsia"/>
+              </w:rPr>
+              <w:t>=</w:t>
+            </w:r>
+            <w:r>
+              <w:rPr>
+                <w:rFonts w:hint="eastAsia"/>
+              </w:rPr>
+              <w:t>0</w:t>
+            </w:r>
+          </w:p>
+        </w:tc>
+        <w:tc>
+          <w:tcPr>
+            <w:tcW w:w="756" w:type="dxa"/>
+          </w:tcPr>
+          <w:p>
+            <w:pPr>
+              <w:ind w:left="0"/>
             </w:pPr>
             <w:r>
               <w:rPr>
@@ -982,6 +1049,31 @@
           <w:p>
             <w:pPr>
               <w:ind w:left="0"/>
+              <w:rPr>
+                <w:rFonts w:hint="eastAsia"/>
+              </w:rPr>
+            </w:pPr>
+            <w:r>
+              <w:rPr>
+                <w:rFonts w:hint="eastAsia"/>
+              </w:rPr>
+              <w:t>&gt;</w:t>
+            </w:r>
+            <w:r>
+              <w:rPr>
+                <w:rFonts w:hint="eastAsia"/>
+              </w:rPr>
+              <w:t>=0</w:t>
+            </w:r>
+          </w:p>
+        </w:tc>
+        <w:tc>
+          <w:tcPr>
+            <w:tcW w:w="756" w:type="dxa"/>
+          </w:tcPr>
+          <w:p>
+            <w:pPr>
+              <w:ind w:left="0"/>
             </w:pPr>
             <w:r>
               <w:rPr>
@@ -1068,6 +1160,31 @@
           <w:p>
             <w:pPr>
               <w:ind w:left="0"/>
+              <w:rPr>
+                <w:rFonts w:hint="eastAsia"/>
+              </w:rPr>
+            </w:pPr>
+            <w:r>
+              <w:rPr>
+                <w:rFonts w:hint="eastAsia"/>
+              </w:rPr>
+              <w:t>&gt;</w:t>
+            </w:r>
+            <w:r>
+              <w:rPr>
+                <w:rFonts w:hint="eastAsia"/>
+              </w:rPr>
+              <w:t>=0</w:t>
+            </w:r>
+          </w:p>
+        </w:tc>
+        <w:tc>
+          <w:tcPr>
+            <w:tcW w:w="756" w:type="dxa"/>
+          </w:tcPr>
+          <w:p>
+            <w:pPr>
+              <w:ind w:left="0"/>
             </w:pPr>
             <w:r>
               <w:rPr>
@@ -1108,14 +1225,7 @@
                 <w:color w:val="FF0000"/>
               </w:rPr>
               <w:lastRenderedPageBreak/>
-              <w:t>max</w:t>
-            </w:r>
-            <w:r>
-              <w:rPr>
-                <w:rFonts w:hint="eastAsia"/>
-                <w:color w:val="FF0000"/>
-              </w:rPr>
-              <w:t>ConnectionNum</w:t>
+              <w:t>maxConnectionNum</w:t>
             </w:r>
           </w:p>
         </w:tc>
@@ -1196,14 +1306,28 @@
             <w:pPr>
               <w:ind w:left="0"/>
               <w:rPr>
+                <w:rFonts w:hint="eastAsia"/>
                 <w:strike/>
               </w:rPr>
             </w:pPr>
-            <w:r>
-              <w:rPr>
-                <w:rFonts w:hint="eastAsia"/>
+          </w:p>
+        </w:tc>
+        <w:tc>
+          <w:tcPr>
+            <w:tcW w:w="756" w:type="dxa"/>
+          </w:tcPr>
+          <w:p>
+            <w:pPr>
+              <w:ind w:left="0"/>
+              <w:rPr>
                 <w:strike/>
               </w:rPr>
+            </w:pPr>
+            <w:r>
+              <w:rPr>
+                <w:rFonts w:hint="eastAsia"/>
+                <w:strike/>
+              </w:rPr>
               <w:t>5</w:t>
             </w:r>
             <w:r>
@@ -1242,26 +1366,13 @@
                 <w:rFonts w:hint="eastAsia"/>
                 <w:color w:val="FF0000"/>
               </w:rPr>
-              <w:t>废弃</w:t>
-            </w:r>
-            <w:r>
-              <w:rPr>
-                <w:rFonts w:hint="eastAsia"/>
-                <w:color w:val="FF0000"/>
-              </w:rPr>
-              <w:t>。</w:t>
-            </w:r>
-            <w:r>
-              <w:rPr>
-                <w:rFonts w:hint="eastAsia"/>
-              </w:rPr>
-              <w:t>该功能该</w:t>
-            </w:r>
-            <w:r>
-              <w:rPr>
-                <w:rFonts w:hint="eastAsia"/>
-              </w:rPr>
-              <w:t>由</w:t>
+              <w:t>废弃。</w:t>
+            </w:r>
+            <w:r>
+              <w:rPr>
+                <w:rFonts w:hint="eastAsia"/>
+              </w:rPr>
+              <w:t>该功能该由</w:t>
             </w:r>
             <w:r>
               <w:rPr>
@@ -1273,19 +1384,7 @@
               <w:rPr>
                 <w:rFonts w:hint="eastAsia"/>
               </w:rPr>
-              <w:t>接口</w:t>
-            </w:r>
-            <w:r>
-              <w:rPr>
-                <w:rFonts w:hint="eastAsia"/>
-              </w:rPr>
-              <w:t>实现</w:t>
-            </w:r>
-            <w:r>
-              <w:rPr>
-                <w:rFonts w:hint="eastAsia"/>
-              </w:rPr>
-              <w:t>。</w:t>
+              <w:t>接口实现。</w:t>
             </w:r>
           </w:p>
         </w:tc>
@@ -1325,19 +1424,7 @@
               <w:rPr>
                 <w:rFonts w:hint="eastAsia"/>
               </w:rPr>
-              <w:t>时间，连接池</w:t>
-            </w:r>
-            <w:r>
-              <w:rPr>
-                <w:rFonts w:hint="eastAsia"/>
-              </w:rPr>
-              <w:t>丢弃</w:t>
-            </w:r>
-            <w:r>
-              <w:rPr>
-                <w:rFonts w:hint="eastAsia"/>
-              </w:rPr>
-              <w:t>该连接（包括在池内周期性清除及拒绝让此类连接回池）。从</w:t>
+              <w:t>时间，连接池丢弃该连接（包括在池内周期性清除及拒绝让此类连接回池）。从</w:t>
             </w:r>
             <w:r>
               <w:rPr>
@@ -1388,13 +1475,7 @@
               <w:rPr>
                 <w:rFonts w:hint="eastAsia"/>
               </w:rPr>
-              <w:t>。</w:t>
-            </w:r>
-            <w:r>
-              <w:rPr>
-                <w:rFonts w:hint="eastAsia"/>
-              </w:rPr>
-              <w:t>建议其值至少设置为两倍</w:t>
+              <w:t>。建议其值至少设置为两倍</w:t>
             </w:r>
             <w:r>
               <w:t>check</w:t>
@@ -1410,6 +1491,31 @@
                 <w:rFonts w:hint="eastAsia"/>
               </w:rPr>
               <w:t>的值。</w:t>
+            </w:r>
+          </w:p>
+        </w:tc>
+        <w:tc>
+          <w:tcPr>
+            <w:tcW w:w="756" w:type="dxa"/>
+          </w:tcPr>
+          <w:p>
+            <w:pPr>
+              <w:ind w:left="0"/>
+              <w:rPr>
+                <w:rFonts w:hint="eastAsia"/>
+              </w:rPr>
+            </w:pPr>
+            <w:r>
+              <w:rPr>
+                <w:rFonts w:hint="eastAsia"/>
+              </w:rPr>
+              <w:t>&gt;</w:t>
+            </w:r>
+            <w:r>
+              <w:rPr>
+                <w:rFonts w:hint="eastAsia"/>
+              </w:rPr>
+              <w:t>=0</w:t>
             </w:r>
           </w:p>
         </w:tc>
@@ -1496,31 +1602,7 @@
               <w:rPr>
                 <w:rFonts w:hint="eastAsia"/>
               </w:rPr>
-              <w:t>对</w:t>
-            </w:r>
-            <w:r>
-              <w:rPr>
-                <w:rFonts w:hint="eastAsia"/>
-              </w:rPr>
-              <w:t>连接池中空闲</w:t>
-            </w:r>
-            <w:r>
-              <w:rPr>
-                <w:rFonts w:hint="eastAsia"/>
-              </w:rPr>
-              <w:t>的连接，连接池周期性</w:t>
-            </w:r>
-            <w:r>
-              <w:rPr>
-                <w:rFonts w:hint="eastAsia"/>
-              </w:rPr>
-              <w:t>地</w:t>
-            </w:r>
-            <w:r>
-              <w:rPr>
-                <w:rFonts w:hint="eastAsia"/>
-              </w:rPr>
-              <w:t>检测并清除空闲时间过长的连接及维持可用连接数不多于</w:t>
+              <w:t>对连接池中空闲的连接，连接池周期性地检测并清除空闲时间过长的连接及维持可用连接数不多于</w:t>
             </w:r>
             <w:r>
               <w:t>maxId</w:t>
@@ -1554,6 +1636,76 @@
                 <w:rFonts w:hint="eastAsia"/>
               </w:rPr>
               <w:t>参数指定该检测周期。</w:t>
+            </w:r>
+          </w:p>
+        </w:tc>
+        <w:tc>
+          <w:tcPr>
+            <w:tcW w:w="756" w:type="dxa"/>
+          </w:tcPr>
+          <w:p>
+            <w:pPr>
+              <w:ind w:left="0"/>
+              <w:rPr>
+                <w:rFonts w:hint="eastAsia"/>
+              </w:rPr>
+            </w:pPr>
+            <w:r>
+              <w:rPr>
+                <w:rFonts w:hint="eastAsia"/>
+              </w:rPr>
+              <w:t>&gt;</w:t>
+            </w:r>
+            <w:r>
+              <w:rPr>
+                <w:rFonts w:hint="eastAsia"/>
+              </w:rPr>
+              <w:t>0</w:t>
+            </w:r>
+            <w:r>
+              <w:rPr>
+                <w:rFonts w:hint="eastAsia"/>
+              </w:rPr>
+              <w:t>，且当</w:t>
+            </w:r>
+            <w:r>
+              <w:t>keepAliveTimeout</w:t>
+            </w:r>
+            <w:r>
+              <w:rPr>
+                <w:rFonts w:hint="eastAsia"/>
+              </w:rPr>
+              <w:t>不为</w:t>
+            </w:r>
+            <w:r>
+              <w:rPr>
+                <w:rFonts w:hint="eastAsia"/>
+              </w:rPr>
+              <w:t>0</w:t>
+            </w:r>
+            <w:r>
+              <w:rPr>
+                <w:rFonts w:hint="eastAsia"/>
+              </w:rPr>
+              <w:t>时，</w:t>
+            </w:r>
+            <w:r>
+              <w:t>checkInterval</w:t>
+            </w:r>
+            <w:r>
+              <w:rPr>
+                <w:rFonts w:hint="eastAsia"/>
+              </w:rPr>
+              <w:t>不能大于</w:t>
+            </w:r>
+            <w:r>
+              <w:rPr>
+                <w:rFonts w:hint="eastAsia"/>
+              </w:rPr>
+              <w:t>等于</w:t>
+            </w:r>
+            <w:r>
+              <w:t>keepAliveTimeout</w:t>
             </w:r>
           </w:p>
         </w:tc>
@@ -1649,210 +1801,194 @@
                 <w:rFonts w:hint="eastAsia"/>
                 <w:strike/>
               </w:rPr>
-              <w:t>若连接池</w:t>
+              <w:t>若连接池存在不可用的地址（地址错误，</w:t>
             </w:r>
             <w:r>
               <w:rPr>
                 <w:rFonts w:hint="eastAsia"/>
                 <w:strike/>
               </w:rPr>
-              <w:t>存在不可用的地址（地址错误，</w:t>
+              <w:t>coord</w:t>
             </w:r>
             <w:r>
               <w:rPr>
                 <w:rFonts w:hint="eastAsia"/>
                 <w:strike/>
               </w:rPr>
-              <w:t>coord</w:t>
+              <w:t>节点关闭，</w:t>
             </w:r>
             <w:r>
               <w:rPr>
                 <w:rFonts w:hint="eastAsia"/>
                 <w:strike/>
               </w:rPr>
-              <w:t>节点关闭，</w:t>
+              <w:t>catalog</w:t>
             </w:r>
             <w:r>
               <w:rPr>
                 <w:rFonts w:hint="eastAsia"/>
                 <w:strike/>
               </w:rPr>
-              <w:t>catalog</w:t>
+              <w:t>节点异常等），为了提高建连的速度，连接池会把这些连接失败的地址放到一个</w:t>
             </w:r>
             <w:r>
               <w:rPr>
                 <w:rFonts w:hint="eastAsia"/>
                 <w:strike/>
               </w:rPr>
-              <w:t>节点异常等），为了提高建连的速度，连接池会把这些连接失败的地址放到一个</w:t>
+              <w:t>abnormal</w:t>
             </w:r>
             <w:r>
               <w:rPr>
                 <w:rFonts w:hint="eastAsia"/>
                 <w:strike/>
               </w:rPr>
+              <w:t>的地址队列中，并周期性地检测该队列中是否存在已恢复可用的地址，若存在，则将这些可用的地址取回到</w:t>
+            </w:r>
+            <w:r>
+              <w:rPr>
+                <w:rFonts w:hint="eastAsia"/>
+                <w:strike/>
+              </w:rPr>
+              <w:t>normal</w:t>
+            </w:r>
+            <w:r>
+              <w:rPr>
+                <w:rFonts w:hint="eastAsia"/>
+                <w:strike/>
+              </w:rPr>
+              <w:t>的地址队列中。</w:t>
+            </w:r>
+            <w:r>
+              <w:rPr>
+                <w:rFonts w:hint="eastAsia"/>
+                <w:strike/>
+              </w:rPr>
+              <w:lastRenderedPageBreak/>
+              <w:t>recaptureConnPeriod</w:t>
+            </w:r>
+            <w:r>
+              <w:rPr>
+                <w:rFonts w:hint="eastAsia"/>
+                <w:strike/>
+              </w:rPr>
+              <w:t>参数指定连接池检测并取回已恢复正常的地址的周期。</w:t>
+            </w:r>
+          </w:p>
+        </w:tc>
+        <w:tc>
+          <w:tcPr>
+            <w:tcW w:w="756" w:type="dxa"/>
+          </w:tcPr>
+          <w:p>
+            <w:pPr>
+              <w:ind w:left="0"/>
+              <w:rPr>
+                <w:rFonts w:hint="eastAsia"/>
+                <w:strike/>
+              </w:rPr>
+            </w:pPr>
+          </w:p>
+        </w:tc>
+        <w:tc>
+          <w:tcPr>
+            <w:tcW w:w="756" w:type="dxa"/>
+          </w:tcPr>
+          <w:p>
+            <w:pPr>
+              <w:ind w:left="0"/>
+              <w:rPr>
+                <w:strike/>
+              </w:rPr>
+            </w:pPr>
+            <w:r>
+              <w:rPr>
+                <w:rFonts w:hint="eastAsia"/>
+                <w:strike/>
+              </w:rPr>
+              <w:t>30</w:t>
+            </w:r>
+            <w:r>
+              <w:rPr>
+                <w:rFonts w:hint="eastAsia"/>
+                <w:strike/>
+              </w:rPr>
+              <w:t>秒</w:t>
+            </w:r>
+          </w:p>
+        </w:tc>
+        <w:tc>
+          <w:tcPr>
+            <w:tcW w:w="2113" w:type="dxa"/>
+          </w:tcPr>
+          <w:p>
+            <w:pPr>
+              <w:ind w:left="0"/>
+            </w:pPr>
+            <w:r>
+              <w:rPr>
+                <w:rFonts w:hint="eastAsia"/>
+              </w:rPr>
+              <w:t>于</w:t>
+            </w:r>
+            <w:r>
+              <w:rPr>
+                <w:rFonts w:hint="eastAsia"/>
+              </w:rPr>
+              <w:t>1.12.6&amp;2.1</w:t>
+            </w:r>
+            <w:r>
+              <w:rPr>
+                <w:rFonts w:hint="eastAsia"/>
+              </w:rPr>
+              <w:t>废弃。改由连接池内部的定时器周期性地自动检测。</w:t>
+            </w:r>
+            <w:r>
+              <w:rPr>
+                <w:rFonts w:hint="eastAsia"/>
+              </w:rPr>
+              <w:t>周期为</w:t>
+            </w:r>
+            <w:r>
+              <w:rPr>
+                <w:rFonts w:hint="eastAsia"/>
+              </w:rPr>
+              <w:t>30</w:t>
+            </w:r>
+            <w:r>
+              <w:rPr>
+                <w:rFonts w:hint="eastAsia"/>
+              </w:rPr>
+              <w:t>秒（</w:t>
+            </w:r>
+            <w:r>
+              <w:rPr>
+                <w:rFonts w:hint="eastAsia"/>
+                <w:color w:val="FF0000"/>
+              </w:rPr>
+              <w:t>？？？</w:t>
+            </w:r>
+            <w:r>
+              <w:rPr>
+                <w:rFonts w:hint="eastAsia"/>
+              </w:rPr>
+              <w:t>）</w:t>
+            </w:r>
+            <w:r>
+              <w:rPr>
+                <w:rFonts w:hint="eastAsia"/>
+              </w:rPr>
+              <w:t>。另外，当连接池无可用地址时，也将会遍历</w:t>
+            </w:r>
+            <w:r>
+              <w:rPr>
+                <w:rFonts w:hint="eastAsia"/>
+              </w:rPr>
               <w:t>abnormal</w:t>
             </w:r>
             <w:r>
               <w:rPr>
                 <w:rFonts w:hint="eastAsia"/>
-                <w:strike/>
-              </w:rPr>
-              <w:t>的地址队列中，并周期性地检测该队列中是否存在已恢复可用的地址，若存在，则将这些可用的地址取回到</w:t>
-            </w:r>
-            <w:r>
-              <w:rPr>
-                <w:rFonts w:hint="eastAsia"/>
-                <w:strike/>
-              </w:rPr>
-              <w:t>normal</w:t>
-            </w:r>
-            <w:r>
-              <w:rPr>
-                <w:rFonts w:hint="eastAsia"/>
-                <w:strike/>
-              </w:rPr>
-              <w:t>的地址队列中。</w:t>
-            </w:r>
-            <w:r>
-              <w:rPr>
-                <w:rFonts w:hint="eastAsia"/>
-                <w:strike/>
-              </w:rPr>
-              <w:t>recaptureConnPeriod</w:t>
-            </w:r>
-            <w:r>
-              <w:rPr>
-                <w:rFonts w:hint="eastAsia"/>
-                <w:strike/>
-              </w:rPr>
-              <w:t>参数指定连接池检测并取回已恢复正常的地址的周期。</w:t>
-            </w:r>
-          </w:p>
-        </w:tc>
-        <w:tc>
-          <w:tcPr>
-            <w:tcW w:w="756" w:type="dxa"/>
-          </w:tcPr>
-          <w:p>
-            <w:pPr>
-              <w:ind w:left="0"/>
-              <w:rPr>
-                <w:strike/>
-              </w:rPr>
-            </w:pPr>
-            <w:r>
-              <w:rPr>
-                <w:rFonts w:hint="eastAsia"/>
-                <w:strike/>
-              </w:rPr>
-              <w:t>30</w:t>
-            </w:r>
-            <w:r>
-              <w:rPr>
-                <w:rFonts w:hint="eastAsia"/>
-                <w:strike/>
-              </w:rPr>
-              <w:t>秒</w:t>
-            </w:r>
-          </w:p>
-        </w:tc>
-        <w:tc>
-          <w:tcPr>
-            <w:tcW w:w="2113" w:type="dxa"/>
-          </w:tcPr>
-          <w:p>
-            <w:pPr>
-              <w:ind w:left="0"/>
-            </w:pPr>
-            <w:r>
-              <w:rPr>
-                <w:rFonts w:hint="eastAsia"/>
-              </w:rPr>
-              <w:t>于</w:t>
-            </w:r>
-            <w:r>
-              <w:rPr>
-                <w:rFonts w:hint="eastAsia"/>
-              </w:rPr>
-              <w:t>1.12.6&amp;2.1</w:t>
-            </w:r>
-            <w:r>
-              <w:rPr>
-                <w:rFonts w:hint="eastAsia"/>
-              </w:rPr>
-              <w:t>废弃</w:t>
-            </w:r>
-            <w:r>
-              <w:rPr>
-                <w:rFonts w:hint="eastAsia"/>
-              </w:rPr>
-              <w:t>。</w:t>
-            </w:r>
-            <w:r>
-              <w:rPr>
-                <w:rFonts w:hint="eastAsia"/>
-              </w:rPr>
-              <w:t>改由连接池内部的定时器周期性地自动检测。</w:t>
-            </w:r>
-            <w:r>
-              <w:rPr>
-                <w:rFonts w:hint="eastAsia"/>
-              </w:rPr>
-              <w:t>周期为</w:t>
-            </w:r>
-            <w:r>
-              <w:rPr>
-                <w:rFonts w:hint="eastAsia"/>
-              </w:rPr>
-              <w:t>30</w:t>
-            </w:r>
-            <w:r>
-              <w:rPr>
-                <w:rFonts w:hint="eastAsia"/>
-              </w:rPr>
-              <w:t>秒</w:t>
-            </w:r>
-            <w:r>
-              <w:rPr>
-                <w:rFonts w:hint="eastAsia"/>
-              </w:rPr>
-              <w:t>（</w:t>
-            </w:r>
-            <w:r>
-              <w:rPr>
-                <w:rFonts w:hint="eastAsia"/>
-                <w:color w:val="FF0000"/>
-              </w:rPr>
-              <w:t>？？？</w:t>
-            </w:r>
-            <w:r>
-              <w:rPr>
-                <w:rFonts w:hint="eastAsia"/>
-              </w:rPr>
-              <w:t>）</w:t>
-            </w:r>
-            <w:r>
-              <w:rPr>
-                <w:rFonts w:hint="eastAsia"/>
-              </w:rPr>
-              <w:t>。</w:t>
-            </w:r>
-            <w:r>
-              <w:rPr>
-                <w:rFonts w:hint="eastAsia"/>
-              </w:rPr>
-              <w:t>另外，当连接池无可用地址时，也将会遍历</w:t>
-            </w:r>
-            <w:r>
-              <w:rPr>
-                <w:rFonts w:hint="eastAsia"/>
-              </w:rPr>
-              <w:t>abnormal</w:t>
-            </w:r>
-            <w:r>
-              <w:rPr>
-                <w:rFonts w:hint="eastAsia"/>
               </w:rPr>
               <w:t>地址列表，尝试寻找可用的</w:t>
             </w:r>
@@ -1860,6 +1996,7 @@
               <w:rPr>
                 <w:rFonts w:hint="eastAsia"/>
               </w:rPr>
+              <w:lastRenderedPageBreak/>
               <w:t>coord</w:t>
             </w:r>
             <w:r>
@@ -1884,6 +2021,7 @@
               <w:rPr>
                 <w:rFonts w:hint="eastAsia"/>
               </w:rPr>
+              <w:lastRenderedPageBreak/>
               <w:t>syncCoordInterval</w:t>
             </w:r>
             <w:r>
@@ -2005,14 +2143,7 @@
               <w:rPr>
                 <w:rFonts w:hint="eastAsia"/>
               </w:rPr>
-              <w:t>，并手工往连接池</w:t>
-            </w:r>
-            <w:r>
-              <w:rPr>
-                <w:rFonts w:hint="eastAsia"/>
-              </w:rPr>
-              <w:lastRenderedPageBreak/>
-              <w:t>增删地址。</w:t>
+              <w:t>，并手工往连接池增删地址。</w:t>
             </w:r>
           </w:p>
         </w:tc>
@@ -2023,12 +2154,30 @@
           <w:p>
             <w:pPr>
               <w:ind w:left="0"/>
-            </w:pPr>
-            <w:r>
-              <w:rPr>
-                <w:rFonts w:hint="eastAsia"/>
-              </w:rPr>
-              <w:lastRenderedPageBreak/>
+              <w:rPr>
+                <w:rFonts w:hint="eastAsia"/>
+              </w:rPr>
+            </w:pPr>
+            <w:r>
+              <w:rPr>
+                <w:rFonts w:hint="eastAsia"/>
+              </w:rPr>
+              <w:t>&gt;=0</w:t>
+            </w:r>
+          </w:p>
+        </w:tc>
+        <w:tc>
+          <w:tcPr>
+            <w:tcW w:w="756" w:type="dxa"/>
+          </w:tcPr>
+          <w:p>
+            <w:pPr>
+              <w:ind w:left="0"/>
+            </w:pPr>
+            <w:r>
+              <w:rPr>
+                <w:rFonts w:hint="eastAsia"/>
+              </w:rPr>
               <w:t>10min</w:t>
             </w:r>
           </w:p>
@@ -2054,7 +2203,6 @@
               <w:ind w:left="0"/>
             </w:pPr>
             <w:r>
-              <w:lastRenderedPageBreak/>
               <w:t>validateConnection</w:t>
             </w:r>
             <w:r>
@@ -2109,6 +2257,19 @@
           <w:p>
             <w:pPr>
               <w:ind w:left="0"/>
+              <w:rPr>
+                <w:rFonts w:hint="eastAsia"/>
+              </w:rPr>
+            </w:pPr>
+          </w:p>
+        </w:tc>
+        <w:tc>
+          <w:tcPr>
+            <w:tcW w:w="756" w:type="dxa"/>
+          </w:tcPr>
+          <w:p>
+            <w:pPr>
+              <w:ind w:left="0"/>
             </w:pPr>
             <w:r>
               <w:rPr>
@@ -2130,13 +2291,7 @@
               <w:rPr>
                 <w:rFonts w:hint="eastAsia"/>
               </w:rPr>
-              <w:t>该参数名称仍没有决定</w:t>
-            </w:r>
-            <w:r>
-              <w:rPr>
-                <w:rFonts w:hint="eastAsia"/>
-              </w:rPr>
-              <w:t>（</w:t>
+              <w:t>该参数名称仍没有决定（</w:t>
             </w:r>
             <w:r>
               <w:rPr>
@@ -2222,6 +2377,19 @@
           <w:p>
             <w:pPr>
               <w:ind w:left="0"/>
+              <w:rPr>
+                <w:rFonts w:hint="eastAsia"/>
+              </w:rPr>
+            </w:pPr>
+          </w:p>
+        </w:tc>
+        <w:tc>
+          <w:tcPr>
+            <w:tcW w:w="756" w:type="dxa"/>
+          </w:tcPr>
+          <w:p>
+            <w:pPr>
+              <w:ind w:left="0"/>
             </w:pPr>
             <w:r>
               <w:rPr>
@@ -2275,6 +2443,16 @@
         </w:tc>
         <w:tc>
           <w:tcPr>
+            <w:tcW w:w="756" w:type="dxa"/>
+          </w:tcPr>
+          <w:p>
+            <w:pPr>
+              <w:ind w:left="0"/>
+            </w:pPr>
+          </w:p>
+        </w:tc>
+        <w:tc>
+          <w:tcPr>
             <w:tcW w:w="2113" w:type="dxa"/>
           </w:tcPr>
           <w:p>
@@ -2298,6 +2476,16 @@
         <w:tc>
           <w:tcPr>
             <w:tcW w:w="3116" w:type="dxa"/>
+          </w:tcPr>
+          <w:p>
+            <w:pPr>
+              <w:ind w:left="0"/>
+            </w:pPr>
+          </w:p>
+        </w:tc>
+        <w:tc>
+          <w:tcPr>
+            <w:tcW w:w="756" w:type="dxa"/>
           </w:tcPr>
           <w:p>
             <w:pPr>
@@ -2911,7 +3099,14 @@
               <w:rPr>
                 <w:rFonts w:hint="eastAsia"/>
               </w:rPr>
-              <w:t>空闲连接数量</w:t>
+              <w:t>空闲连接数</w:t>
+            </w:r>
+            <w:r>
+              <w:rPr>
+                <w:rFonts w:hint="eastAsia"/>
+              </w:rPr>
+              <w:lastRenderedPageBreak/>
+              <w:t>量</w:t>
             </w:r>
           </w:p>
         </w:tc>
@@ -2936,6 +3131,7 @@
               <w:ind w:left="0"/>
             </w:pPr>
             <w:r>
+              <w:lastRenderedPageBreak/>
               <w:t>getUsedConnNum()</w:t>
             </w:r>
           </w:p>
@@ -3159,7 +3355,6 @@
                 <w:rFonts w:hint="eastAsia"/>
                 <w:color w:val="FF0000"/>
               </w:rPr>
-              <w:lastRenderedPageBreak/>
               <w:t>（</w:t>
             </w:r>
             <w:r>
@@ -3185,15 +3380,11 @@
           <w:p>
             <w:pPr>
               <w:ind w:left="0"/>
-              <w:rPr>
-                <w:rFonts w:hint="eastAsia"/>
-              </w:rPr>
-            </w:pPr>
-            <w:r>
-              <w:rPr>
-                <w:rFonts w:hint="eastAsia"/>
-              </w:rPr>
-              <w:lastRenderedPageBreak/>
+            </w:pPr>
+            <w:r>
+              <w:rPr>
+                <w:rFonts w:hint="eastAsia"/>
+              </w:rPr>
               <w:t>无</w:t>
             </w:r>
           </w:p>
@@ -3205,9 +3396,6 @@
           <w:p>
             <w:pPr>
               <w:ind w:left="0"/>
-              <w:rPr>
-                <w:rFonts w:hint="eastAsia"/>
-              </w:rPr>
             </w:pPr>
             <w:r>
               <w:t>I</w:t>
@@ -3222,14 +3410,7 @@
               <w:rPr>
                 <w:rFonts w:hint="eastAsia"/>
               </w:rPr>
-              <w:t>本地</w:t>
-            </w:r>
-            <w:r>
-              <w:rPr>
-                <w:rFonts w:hint="eastAsia"/>
-              </w:rPr>
-              <w:lastRenderedPageBreak/>
-              <w:t>地址数量</w:t>
+              <w:t>本地地址数量</w:t>
             </w:r>
           </w:p>
         </w:tc>
@@ -3254,7 +3435,6 @@
               <w:ind w:left="0"/>
             </w:pPr>
             <w:r>
-              <w:lastRenderedPageBreak/>
               <w:t>addCoord(String url)</w:t>
             </w:r>
           </w:p>
@@ -3467,9 +3647,6 @@
           <w:p>
             <w:pPr>
               <w:ind w:left="0"/>
-              <w:rPr>
-                <w:rFonts w:hint="eastAsia"/>
-              </w:rPr>
             </w:pPr>
             <w:r>
               <w:rPr>
@@ -3507,9 +3684,6 @@
           <w:p>
             <w:pPr>
               <w:ind w:left="0"/>
-              <w:rPr>
-                <w:rFonts w:hint="eastAsia"/>
-              </w:rPr>
             </w:pPr>
             <w:r>
               <w:rPr>
@@ -3526,9 +3700,6 @@
           <w:p>
             <w:pPr>
               <w:ind w:left="0"/>
-              <w:rPr>
-                <w:rFonts w:hint="eastAsia"/>
-              </w:rPr>
             </w:pPr>
             <w:r>
               <w:rPr>
@@ -3545,9 +3716,6 @@
           <w:p>
             <w:pPr>
               <w:ind w:left="0"/>
-              <w:rPr>
-                <w:rFonts w:hint="eastAsia"/>
-              </w:rPr>
             </w:pPr>
             <w:r>
               <w:rPr>
@@ -3566,9 +3734,6 @@
           <w:p>
             <w:pPr>
               <w:ind w:left="0"/>
-              <w:rPr>
-                <w:rFonts w:hint="eastAsia"/>
-              </w:rPr>
             </w:pPr>
             <w:r>
               <w:rPr>
@@ -3612,9 +3777,6 @@
           <w:p>
             <w:pPr>
               <w:ind w:left="0"/>
-              <w:rPr>
-                <w:rFonts w:hint="eastAsia"/>
-              </w:rPr>
             </w:pPr>
             <w:r>
               <w:rPr>
@@ -3631,9 +3793,6 @@
           <w:p>
             <w:pPr>
               <w:ind w:left="0"/>
-              <w:rPr>
-                <w:rFonts w:hint="eastAsia"/>
-              </w:rPr>
             </w:pPr>
             <w:r>
               <w:rPr>
@@ -3650,9 +3809,6 @@
           <w:p>
             <w:pPr>
               <w:ind w:left="0"/>
-              <w:rPr>
-                <w:rFonts w:hint="eastAsia"/>
-              </w:rPr>
             </w:pPr>
             <w:r>
               <w:rPr>
@@ -4247,7 +4403,14 @@
               <w:rPr>
                 <w:rFonts w:hint="eastAsia"/>
               </w:rPr>
-              <w:t>从连接池中获取连接，但池可用连接到达上限时，该接口将阻塞等待若干时间。当超时时，仍无可以连接，该接口将抛出错误类型为“</w:t>
+              <w:t>从连接池中获取连接，但池可用连接到达上限时，该接口将阻塞等待若干时</w:t>
+            </w:r>
+            <w:r>
+              <w:rPr>
+                <w:rFonts w:hint="eastAsia"/>
+              </w:rPr>
+              <w:lastRenderedPageBreak/>
+              <w:t>间。当超时时，仍无可以连接，该接口将抛出错误类型为“</w:t>
             </w:r>
             <w:r>
               <w:t>SDB_DRIVER_DS_RUNOUT</w:t>
@@ -4274,6 +4437,7 @@
               <w:rPr>
                 <w:rFonts w:hint="eastAsia"/>
               </w:rPr>
+              <w:lastRenderedPageBreak/>
               <w:t>releaseConnection()</w:t>
             </w:r>
           </w:p>
@@ -4369,7 +4533,6 @@
               <w:ind w:left="0"/>
             </w:pPr>
             <w:r>
-              <w:lastRenderedPageBreak/>
               <w:t>close()</w:t>
             </w:r>
           </w:p>
@@ -5228,7 +5391,15 @@
                 <w:rFonts w:hint="eastAsia"/>
                 <w:color w:val="D9D9D9" w:themeColor="background1" w:themeShade="D9"/>
               </w:rPr>
-              <w:t>，连接池设置参数</w:t>
+              <w:t>，连接</w:t>
+            </w:r>
+            <w:r>
+              <w:rPr>
+                <w:rFonts w:hint="eastAsia"/>
+                <w:color w:val="D9D9D9" w:themeColor="background1" w:themeShade="D9"/>
+              </w:rPr>
+              <w:lastRenderedPageBreak/>
+              <w:t>池设置参数</w:t>
             </w:r>
           </w:p>
         </w:tc>
@@ -5401,6 +5572,7 @@
               <w:rPr>
                 <w:color w:val="D9D9D9" w:themeColor="background1" w:themeShade="D9"/>
               </w:rPr>
+              <w:lastRenderedPageBreak/>
               <w:t>checkDatasourceOptions()</w:t>
             </w:r>
             <w:r>
@@ -5643,7 +5815,6 @@
               <w:rPr>
                 <w:color w:val="D9D9D9" w:themeColor="background1" w:themeShade="D9"/>
               </w:rPr>
-              <w:lastRenderedPageBreak/>
               <w:t>isLocalAddress()</w:t>
             </w:r>
             <w:r>
@@ -7032,6 +7203,7 @@
                   </w:rPr>
                 </w:rPrChange>
               </w:rPr>
+              <w:lastRenderedPageBreak/>
               <w:t>increaseConnetions()</w:t>
             </w:r>
           </w:p>
@@ -7495,7 +7667,6 @@
                   </w:rPr>
                 </w:rPrChange>
               </w:rPr>
-              <w:lastRenderedPageBreak/>
               <w:t>RecaptureCoordAddrTask</w:t>
             </w:r>
           </w:p>
@@ -11912,11 +12083,6 @@
       </w:r>
     </w:p>
     <w:p>
-      <w:pPr>
-        <w:rPr>
-          <w:rFonts w:hint="eastAsia"/>
-        </w:rPr>
-      </w:pPr>
       <w:r>
         <w:rPr>
           <w:rFonts w:hint="eastAsia"/>
@@ -12524,11 +12690,6 @@
       </w:r>
     </w:p>
     <w:p>
-      <w:pPr>
-        <w:rPr>
-          <w:rFonts w:hint="eastAsia"/>
-        </w:rPr>
-      </w:pPr>
       <w:r>
         <w:rPr>
           <w:rFonts w:hint="eastAsia"/>
@@ -12704,9 +12865,6 @@
     <w:p>
       <w:pPr>
         <w:pStyle w:val="Heading5"/>
-        <w:rPr>
-          <w:rFonts w:hint="eastAsia"/>
-        </w:rPr>
       </w:pPr>
       <w:r>
         <w:rPr>
@@ -12734,11 +12892,6 @@
       </w:r>
     </w:p>
     <w:p>
-      <w:pPr>
-        <w:rPr>
-          <w:rFonts w:hint="eastAsia"/>
-        </w:rPr>
-      </w:pPr>
       <w:r>
         <w:rPr>
           <w:rFonts w:hint="eastAsia"/>
@@ -12832,9 +12985,6 @@
             <w:pPr>
               <w:ind w:left="0"/>
               <w:jc w:val="center"/>
-              <w:rPr>
-                <w:rFonts w:hint="eastAsia"/>
-              </w:rPr>
             </w:pPr>
             <w:r>
               <w:rPr>
@@ -12852,9 +13002,6 @@
             <w:pPr>
               <w:ind w:left="0"/>
               <w:jc w:val="center"/>
-              <w:rPr>
-                <w:rFonts w:hint="eastAsia"/>
-              </w:rPr>
             </w:pPr>
             <w:r>
               <w:rPr>
@@ -12874,9 +13021,6 @@
             <w:pPr>
               <w:ind w:left="0"/>
               <w:jc w:val="center"/>
-              <w:rPr>
-                <w:rFonts w:hint="eastAsia"/>
-              </w:rPr>
             </w:pPr>
             <w:r>
               <w:rPr>
@@ -12894,9 +13038,6 @@
             <w:pPr>
               <w:ind w:left="0"/>
               <w:jc w:val="center"/>
-              <w:rPr>
-                <w:rFonts w:hint="eastAsia"/>
-              </w:rPr>
             </w:pPr>
             <w:r>
               <w:rPr>
@@ -12976,7 +13117,6 @@
             <w:pPr>
               <w:ind w:left="0"/>
               <w:rPr>
-                <w:rFonts w:hint="eastAsia"/>
                 <w:color w:val="D9D9D9" w:themeColor="background1" w:themeShade="D9"/>
               </w:rPr>
             </w:pPr>
@@ -12997,7 +13137,6 @@
             <w:pPr>
               <w:ind w:left="0"/>
               <w:rPr>
-                <w:rFonts w:hint="eastAsia"/>
                 <w:color w:val="D9D9D9" w:themeColor="background1" w:themeShade="D9"/>
               </w:rPr>
             </w:pPr>
@@ -13174,7 +13313,6 @@
             <w:pPr>
               <w:ind w:left="0"/>
               <w:rPr>
-                <w:rFonts w:hint="eastAsia"/>
                 <w:color w:val="D9D9D9" w:themeColor="background1" w:themeShade="D9"/>
               </w:rPr>
             </w:pPr>
@@ -13195,7 +13333,6 @@
             <w:pPr>
               <w:ind w:left="0"/>
               <w:rPr>
-                <w:rFonts w:hint="eastAsia"/>
                 <w:color w:val="D9D9D9" w:themeColor="background1" w:themeShade="D9"/>
               </w:rPr>
             </w:pPr>
@@ -13365,7 +13502,6 @@
             <w:pPr>
               <w:ind w:left="0"/>
               <w:rPr>
-                <w:rFonts w:hint="eastAsia"/>
                 <w:color w:val="D9D9D9" w:themeColor="background1" w:themeShade="D9"/>
               </w:rPr>
             </w:pPr>
@@ -13386,7 +13522,6 @@
             <w:pPr>
               <w:ind w:left="0"/>
               <w:rPr>
-                <w:rFonts w:hint="eastAsia"/>
                 <w:color w:val="D9D9D9" w:themeColor="background1" w:themeShade="D9"/>
               </w:rPr>
             </w:pPr>
@@ -13409,7 +13544,6 @@
             <w:pPr>
               <w:ind w:left="0"/>
               <w:rPr>
-                <w:rFonts w:hint="eastAsia"/>
                 <w:color w:val="D9D9D9" w:themeColor="background1" w:themeShade="D9"/>
               </w:rPr>
             </w:pPr>
@@ -13430,7 +13564,6 @@
             <w:pPr>
               <w:ind w:left="0"/>
               <w:rPr>
-                <w:rFonts w:hint="eastAsia"/>
                 <w:color w:val="D9D9D9" w:themeColor="background1" w:themeShade="D9"/>
               </w:rPr>
             </w:pPr>
@@ -13446,11 +13579,6 @@
       </w:tr>
     </w:tbl>
     <w:p>
-      <w:pPr>
-        <w:rPr>
-          <w:rFonts w:hint="eastAsia"/>
-        </w:rPr>
-      </w:pPr>
       <w:r>
         <w:rPr>
           <w:rFonts w:hint="eastAsia"/>
@@ -13502,9 +13630,6 @@
             <w:pPr>
               <w:ind w:left="0"/>
               <w:jc w:val="center"/>
-              <w:rPr>
-                <w:rFonts w:hint="eastAsia"/>
-              </w:rPr>
             </w:pPr>
             <w:r>
               <w:rPr>
@@ -13522,9 +13647,6 @@
             <w:pPr>
               <w:ind w:left="0"/>
               <w:jc w:val="center"/>
-              <w:rPr>
-                <w:rFonts w:hint="eastAsia"/>
-              </w:rPr>
             </w:pPr>
             <w:r>
               <w:rPr>
@@ -13543,9 +13665,6 @@
           <w:p>
             <w:pPr>
               <w:ind w:left="0"/>
-              <w:rPr>
-                <w:rFonts w:hint="eastAsia"/>
-              </w:rPr>
             </w:pPr>
             <w:r>
               <w:rPr>
@@ -13562,9 +13681,6 @@
           <w:p>
             <w:pPr>
               <w:ind w:left="0"/>
-              <w:rPr>
-                <w:rFonts w:hint="eastAsia"/>
-              </w:rPr>
             </w:pPr>
             <w:r>
               <w:rPr>
@@ -13668,7 +13784,6 @@
             <w:pPr>
               <w:ind w:left="0"/>
               <w:rPr>
-                <w:rFonts w:hint="eastAsia"/>
                 <w:color w:val="D9D9D9" w:themeColor="background1" w:themeShade="D9"/>
               </w:rPr>
             </w:pPr>
@@ -13689,7 +13804,6 @@
             <w:pPr>
               <w:ind w:left="0"/>
               <w:rPr>
-                <w:rFonts w:hint="eastAsia"/>
                 <w:color w:val="D9D9D9" w:themeColor="background1" w:themeShade="D9"/>
               </w:rPr>
             </w:pPr>
@@ -13705,7 +13819,6 @@
             <w:pPr>
               <w:ind w:left="0"/>
               <w:rPr>
-                <w:rFonts w:hint="eastAsia"/>
                 <w:color w:val="D9D9D9" w:themeColor="background1" w:themeShade="D9"/>
               </w:rPr>
             </w:pPr>
@@ -13726,7 +13839,6 @@
             <w:pPr>
               <w:ind w:left="0"/>
               <w:rPr>
-                <w:rFonts w:hint="eastAsia"/>
                 <w:color w:val="D9D9D9" w:themeColor="background1" w:themeShade="D9"/>
               </w:rPr>
             </w:pPr>
@@ -13742,7 +13854,6 @@
             <w:pPr>
               <w:ind w:left="0"/>
               <w:rPr>
-                <w:rFonts w:hint="eastAsia"/>
                 <w:color w:val="D9D9D9" w:themeColor="background1" w:themeShade="D9"/>
               </w:rPr>
             </w:pPr>
@@ -13763,7 +13874,6 @@
             <w:pPr>
               <w:ind w:left="0"/>
               <w:rPr>
-                <w:rFonts w:hint="eastAsia"/>
                 <w:color w:val="D9D9D9" w:themeColor="background1" w:themeShade="D9"/>
               </w:rPr>
             </w:pPr>
@@ -13779,7 +13889,6 @@
             <w:pPr>
               <w:ind w:left="0"/>
               <w:rPr>
-                <w:rFonts w:hint="eastAsia"/>
                 <w:color w:val="D9D9D9" w:themeColor="background1" w:themeShade="D9"/>
               </w:rPr>
             </w:pPr>
@@ -13800,7 +13909,6 @@
             <w:pPr>
               <w:ind w:left="0"/>
               <w:rPr>
-                <w:rFonts w:hint="eastAsia"/>
                 <w:color w:val="D9D9D9" w:themeColor="background1" w:themeShade="D9"/>
               </w:rPr>
             </w:pPr>
@@ -13811,9 +13919,6 @@
     <w:p>
       <w:pPr>
         <w:ind w:left="0"/>
-        <w:rPr>
-          <w:rFonts w:hint="eastAsia"/>
-        </w:rPr>
       </w:pPr>
     </w:p>
     <w:p>

--- a/internal_doc/03.开发设计/Java连接池/Story_Java连接池.docx
+++ b/internal_doc/03.开发设计/Java连接池/Story_Java连接池.docx
@@ -722,15 +722,13 @@
               </w:rPr>
               <w:t>选项</w:t>
             </w:r>
-            <w:ins w:id="0" w:author="tanzhaobo" w:date="2016-03-08T15:30:00Z">
-              <w:r>
-                <w:rPr>
-                  <w:rFonts w:hint="eastAsia"/>
-                  <w:color w:val="FF0000"/>
-                </w:rPr>
-                <w:t>名字</w:t>
-              </w:r>
-            </w:ins>
+            <w:r>
+              <w:rPr>
+                <w:rFonts w:hint="eastAsia"/>
+                <w:color w:val="FF0000"/>
+              </w:rPr>
+              <w:t>名字</w:t>
+            </w:r>
           </w:p>
         </w:tc>
         <w:tc>
@@ -761,7 +759,6 @@
             <w:pPr>
               <w:ind w:left="0"/>
               <w:rPr>
-                <w:rFonts w:hint="eastAsia"/>
                 <w:color w:val="FF0000"/>
               </w:rPr>
             </w:pPr>
@@ -863,7 +860,6 @@
             <w:pPr>
               <w:ind w:left="0"/>
               <w:rPr>
-                <w:rFonts w:hint="eastAsia"/>
                 <w:strike/>
               </w:rPr>
             </w:pPr>
@@ -961,9 +957,6 @@
           <w:p>
             <w:pPr>
               <w:ind w:left="0"/>
-              <w:rPr>
-                <w:rFonts w:hint="eastAsia"/>
-              </w:rPr>
             </w:pPr>
             <w:r>
               <w:rPr>
@@ -1049,9 +1042,6 @@
           <w:p>
             <w:pPr>
               <w:ind w:left="0"/>
-              <w:rPr>
-                <w:rFonts w:hint="eastAsia"/>
-              </w:rPr>
             </w:pPr>
             <w:r>
               <w:rPr>
@@ -1160,9 +1150,6 @@
           <w:p>
             <w:pPr>
               <w:ind w:left="0"/>
-              <w:rPr>
-                <w:rFonts w:hint="eastAsia"/>
-              </w:rPr>
             </w:pPr>
             <w:r>
               <w:rPr>
@@ -1306,7 +1293,6 @@
             <w:pPr>
               <w:ind w:left="0"/>
               <w:rPr>
-                <w:rFonts w:hint="eastAsia"/>
                 <w:strike/>
               </w:rPr>
             </w:pPr>
@@ -1501,9 +1487,6 @@
           <w:p>
             <w:pPr>
               <w:ind w:left="0"/>
-              <w:rPr>
-                <w:rFonts w:hint="eastAsia"/>
-              </w:rPr>
             </w:pPr>
             <w:r>
               <w:rPr>
@@ -1646,9 +1629,6 @@
           <w:p>
             <w:pPr>
               <w:ind w:left="0"/>
-              <w:rPr>
-                <w:rFonts w:hint="eastAsia"/>
-              </w:rPr>
             </w:pPr>
             <w:r>
               <w:rPr>
@@ -1884,7 +1864,6 @@
             <w:pPr>
               <w:ind w:left="0"/>
               <w:rPr>
-                <w:rFonts w:hint="eastAsia"/>
                 <w:strike/>
               </w:rPr>
             </w:pPr>
@@ -2154,9 +2133,6 @@
           <w:p>
             <w:pPr>
               <w:ind w:left="0"/>
-              <w:rPr>
-                <w:rFonts w:hint="eastAsia"/>
-              </w:rPr>
             </w:pPr>
             <w:r>
               <w:rPr>
@@ -2257,9 +2233,6 @@
           <w:p>
             <w:pPr>
               <w:ind w:left="0"/>
-              <w:rPr>
-                <w:rFonts w:hint="eastAsia"/>
-              </w:rPr>
             </w:pPr>
           </w:p>
         </w:tc>
@@ -2377,9 +2350,6 @@
           <w:p>
             <w:pPr>
               <w:ind w:left="0"/>
-              <w:rPr>
-                <w:rFonts w:hint="eastAsia"/>
-              </w:rPr>
             </w:pPr>
           </w:p>
         </w:tc>
@@ -2629,15 +2599,13 @@
                 <w:color w:val="FF0000"/>
               </w:rPr>
             </w:pPr>
-            <w:ins w:id="1" w:author="tanzhaobo" w:date="2016-03-08T16:37:00Z">
-              <w:r>
-                <w:rPr>
-                  <w:rFonts w:hint="eastAsia"/>
-                  <w:color w:val="FF0000"/>
-                </w:rPr>
-                <w:t>说明</w:t>
-              </w:r>
-            </w:ins>
+            <w:r>
+              <w:rPr>
+                <w:rFonts w:hint="eastAsia"/>
+                <w:color w:val="FF0000"/>
+              </w:rPr>
+              <w:t>说明</w:t>
+            </w:r>
           </w:p>
         </w:tc>
       </w:tr>
@@ -6302,9 +6270,6 @@
               <w:ind w:left="0"/>
               <w:rPr>
                 <w:color w:val="D9D9D9" w:themeColor="background1" w:themeShade="D9"/>
-                <w:rPrChange w:id="2" w:author="tanzhaobo" w:date="2016-03-11T14:37:00Z">
-                  <w:rPr/>
-                </w:rPrChange>
               </w:rPr>
             </w:pPr>
             <w:r>
@@ -6344,22 +6309,12 @@
               <w:ind w:left="0"/>
               <w:rPr>
                 <w:color w:val="D9D9D9" w:themeColor="background1" w:themeShade="D9"/>
-                <w:rPrChange w:id="3" w:author="tanzhaobo" w:date="2016-03-11T14:37:00Z">
-                  <w:rPr/>
-                </w:rPrChange>
-              </w:rPr>
-            </w:pPr>
-            <w:r>
-              <w:rPr>
-                <w:rFonts w:hint="eastAsia"/>
-                <w:color w:val="D9D9D9" w:themeColor="background1" w:themeShade="D9"/>
-                <w:rPrChange w:id="4" w:author="tanzhaobo" w:date="2016-03-11T14:37:00Z">
-                  <w:rPr>
-                    <w:rFonts w:hint="eastAsia"/>
-                    <w:color w:val="0000FF" w:themeColor="hyperlink"/>
-                    <w:u w:val="single"/>
-                  </w:rPr>
-                </w:rPrChange>
+              </w:rPr>
+            </w:pPr>
+            <w:r>
+              <w:rPr>
+                <w:rFonts w:hint="eastAsia"/>
+                <w:color w:val="D9D9D9" w:themeColor="background1" w:themeShade="D9"/>
               </w:rPr>
               <w:t>无</w:t>
             </w:r>
@@ -6423,20 +6378,11 @@
               <w:ind w:left="0"/>
               <w:rPr>
                 <w:color w:val="D9D9D9" w:themeColor="background1" w:themeShade="D9"/>
-                <w:rPrChange w:id="5" w:author="tanzhaobo" w:date="2016-03-11T14:37:00Z">
-                  <w:rPr/>
-                </w:rPrChange>
-              </w:rPr>
-            </w:pPr>
-            <w:r>
-              <w:rPr>
-                <w:color w:val="D9D9D9" w:themeColor="background1" w:themeShade="D9"/>
-                <w:rPrChange w:id="6" w:author="tanzhaobo" w:date="2016-03-11T14:37:00Z">
-                  <w:rPr>
-                    <w:color w:val="0000FF" w:themeColor="hyperlink"/>
-                    <w:u w:val="single"/>
-                  </w:rPr>
-                </w:rPrChange>
+              </w:rPr>
+            </w:pPr>
+            <w:r>
+              <w:rPr>
+                <w:color w:val="D9D9D9" w:themeColor="background1" w:themeShade="D9"/>
               </w:rPr>
               <w:t>getConnDrt()</w:t>
             </w:r>
@@ -6451,22 +6397,12 @@
               <w:ind w:left="0"/>
               <w:rPr>
                 <w:color w:val="D9D9D9" w:themeColor="background1" w:themeShade="D9"/>
-                <w:rPrChange w:id="7" w:author="tanzhaobo" w:date="2016-03-11T14:37:00Z">
-                  <w:rPr/>
-                </w:rPrChange>
-              </w:rPr>
-            </w:pPr>
-            <w:r>
-              <w:rPr>
-                <w:rFonts w:hint="eastAsia"/>
-                <w:color w:val="D9D9D9" w:themeColor="background1" w:themeShade="D9"/>
-                <w:rPrChange w:id="8" w:author="tanzhaobo" w:date="2016-03-11T14:37:00Z">
-                  <w:rPr>
-                    <w:rFonts w:hint="eastAsia"/>
-                    <w:color w:val="0000FF" w:themeColor="hyperlink"/>
-                    <w:u w:val="single"/>
-                  </w:rPr>
-                </w:rPrChange>
+              </w:rPr>
+            </w:pPr>
+            <w:r>
+              <w:rPr>
+                <w:rFonts w:hint="eastAsia"/>
+                <w:color w:val="D9D9D9" w:themeColor="background1" w:themeShade="D9"/>
               </w:rPr>
               <w:t>无</w:t>
             </w:r>
@@ -6529,20 +6465,11 @@
               <w:ind w:left="0"/>
               <w:rPr>
                 <w:color w:val="D9D9D9" w:themeColor="background1" w:themeShade="D9"/>
-                <w:rPrChange w:id="9" w:author="tanzhaobo" w:date="2016-03-11T14:37:00Z">
-                  <w:rPr/>
-                </w:rPrChange>
-              </w:rPr>
-            </w:pPr>
-            <w:r>
-              <w:rPr>
-                <w:color w:val="D9D9D9" w:themeColor="background1" w:themeShade="D9"/>
-                <w:rPrChange w:id="10" w:author="tanzhaobo" w:date="2016-03-11T14:37:00Z">
-                  <w:rPr>
-                    <w:color w:val="0000FF" w:themeColor="hyperlink"/>
-                    <w:u w:val="single"/>
-                  </w:rPr>
-                </w:rPrChange>
+              </w:rPr>
+            </w:pPr>
+            <w:r>
+              <w:rPr>
+                <w:color w:val="D9D9D9" w:themeColor="background1" w:themeShade="D9"/>
               </w:rPr>
               <w:t>getConnFromAbnormalAddr()</w:t>
             </w:r>
@@ -6550,25 +6477,12 @@
               <w:rPr>
                 <w:rFonts w:hint="eastAsia"/>
                 <w:color w:val="D9D9D9" w:themeColor="background1" w:themeShade="D9"/>
-                <w:rPrChange w:id="11" w:author="tanzhaobo" w:date="2016-03-11T14:37:00Z">
-                  <w:rPr>
-                    <w:rFonts w:hint="eastAsia"/>
-                    <w:color w:val="FF0000"/>
-                    <w:u w:val="single"/>
-                  </w:rPr>
-                </w:rPrChange>
               </w:rPr>
               <w:t>（</w:t>
             </w:r>
             <w:r>
               <w:rPr>
                 <w:color w:val="D9D9D9" w:themeColor="background1" w:themeShade="D9"/>
-                <w:rPrChange w:id="12" w:author="tanzhaobo" w:date="2016-03-11T14:37:00Z">
-                  <w:rPr>
-                    <w:color w:val="FF0000"/>
-                    <w:u w:val="single"/>
-                  </w:rPr>
-                </w:rPrChange>
               </w:rPr>
               <w:t>1.2.6&amp;2.1</w:t>
             </w:r>
@@ -6576,13 +6490,6 @@
               <w:rPr>
                 <w:rFonts w:hint="eastAsia"/>
                 <w:color w:val="D9D9D9" w:themeColor="background1" w:themeShade="D9"/>
-                <w:rPrChange w:id="13" w:author="tanzhaobo" w:date="2016-03-11T14:37:00Z">
-                  <w:rPr>
-                    <w:rFonts w:hint="eastAsia"/>
-                    <w:color w:val="FF0000"/>
-                    <w:u w:val="single"/>
-                  </w:rPr>
-                </w:rPrChange>
               </w:rPr>
               <w:t>新增）</w:t>
             </w:r>
@@ -6597,22 +6504,12 @@
               <w:ind w:left="0"/>
               <w:rPr>
                 <w:color w:val="D9D9D9" w:themeColor="background1" w:themeShade="D9"/>
-                <w:rPrChange w:id="14" w:author="tanzhaobo" w:date="2016-03-11T14:37:00Z">
-                  <w:rPr/>
-                </w:rPrChange>
-              </w:rPr>
-            </w:pPr>
-            <w:r>
-              <w:rPr>
-                <w:rFonts w:hint="eastAsia"/>
-                <w:color w:val="D9D9D9" w:themeColor="background1" w:themeShade="D9"/>
-                <w:rPrChange w:id="15" w:author="tanzhaobo" w:date="2016-03-11T14:37:00Z">
-                  <w:rPr>
-                    <w:rFonts w:hint="eastAsia"/>
-                    <w:color w:val="0000FF" w:themeColor="hyperlink"/>
-                    <w:u w:val="single"/>
-                  </w:rPr>
-                </w:rPrChange>
+              </w:rPr>
+            </w:pPr>
+            <w:r>
+              <w:rPr>
+                <w:rFonts w:hint="eastAsia"/>
+                <w:color w:val="D9D9D9" w:themeColor="background1" w:themeShade="D9"/>
               </w:rPr>
               <w:t>无</w:t>
             </w:r>
@@ -6676,20 +6573,11 @@
               <w:ind w:left="0"/>
               <w:rPr>
                 <w:color w:val="D9D9D9" w:themeColor="background1" w:themeShade="D9"/>
-                <w:rPrChange w:id="16" w:author="tanzhaobo" w:date="2016-03-11T14:37:00Z">
-                  <w:rPr/>
-                </w:rPrChange>
-              </w:rPr>
-            </w:pPr>
-            <w:r>
-              <w:rPr>
-                <w:color w:val="D9D9D9" w:themeColor="background1" w:themeShade="D9"/>
-                <w:rPrChange w:id="17" w:author="tanzhaobo" w:date="2016-03-11T14:37:00Z">
-                  <w:rPr>
-                    <w:color w:val="0000FF" w:themeColor="hyperlink"/>
-                    <w:u w:val="single"/>
-                  </w:rPr>
-                </w:rPrChange>
+              </w:rPr>
+            </w:pPr>
+            <w:r>
+              <w:rPr>
+                <w:color w:val="D9D9D9" w:themeColor="background1" w:themeShade="D9"/>
               </w:rPr>
               <w:t>finalize()</w:t>
             </w:r>
@@ -6704,22 +6592,12 @@
               <w:ind w:left="0"/>
               <w:rPr>
                 <w:color w:val="D9D9D9" w:themeColor="background1" w:themeShade="D9"/>
-                <w:rPrChange w:id="18" w:author="tanzhaobo" w:date="2016-03-11T14:37:00Z">
-                  <w:rPr/>
-                </w:rPrChange>
-              </w:rPr>
-            </w:pPr>
-            <w:r>
-              <w:rPr>
-                <w:rFonts w:hint="eastAsia"/>
-                <w:color w:val="D9D9D9" w:themeColor="background1" w:themeShade="D9"/>
-                <w:rPrChange w:id="19" w:author="tanzhaobo" w:date="2016-03-11T14:37:00Z">
-                  <w:rPr>
-                    <w:rFonts w:hint="eastAsia"/>
-                    <w:color w:val="0000FF" w:themeColor="hyperlink"/>
-                    <w:u w:val="single"/>
-                  </w:rPr>
-                </w:rPrChange>
+              </w:rPr>
+            </w:pPr>
+            <w:r>
+              <w:rPr>
+                <w:rFonts w:hint="eastAsia"/>
+                <w:color w:val="D9D9D9" w:themeColor="background1" w:themeShade="D9"/>
               </w:rPr>
               <w:t>无</w:t>
             </w:r>
@@ -6784,14 +6662,6 @@
               <w:outlineLvl w:val="2"/>
               <w:rPr>
                 <w:color w:val="D9D9D9" w:themeColor="background1" w:themeShade="D9"/>
-                <w:rPrChange w:id="20" w:author="tanzhaobo" w:date="2016-03-11T14:37:00Z">
-                  <w:rPr>
-                    <w:b/>
-                    <w:bCs/>
-                    <w:sz w:val="32"/>
-                    <w:szCs w:val="32"/>
-                  </w:rPr>
-                </w:rPrChange>
               </w:rPr>
             </w:pPr>
           </w:p>
@@ -6813,14 +6683,6 @@
               <w:outlineLvl w:val="2"/>
               <w:rPr>
                 <w:color w:val="D9D9D9" w:themeColor="background1" w:themeShade="D9"/>
-                <w:rPrChange w:id="21" w:author="tanzhaobo" w:date="2016-03-11T14:37:00Z">
-                  <w:rPr>
-                    <w:b/>
-                    <w:bCs/>
-                    <w:sz w:val="32"/>
-                    <w:szCs w:val="32"/>
-                  </w:rPr>
-                </w:rPrChange>
               </w:rPr>
             </w:pPr>
           </w:p>
@@ -6862,24 +6724,12 @@
               <w:ind w:left="0"/>
               <w:rPr>
                 <w:color w:val="D9D9D9" w:themeColor="background1" w:themeShade="D9"/>
-                <w:rPrChange w:id="22" w:author="tanzhaobo" w:date="2016-03-11T14:37:00Z">
-                  <w:rPr>
-                    <w:color w:val="FF0000"/>
-                  </w:rPr>
-                </w:rPrChange>
-              </w:rPr>
-            </w:pPr>
-            <w:r>
-              <w:rPr>
-                <w:rFonts w:hint="eastAsia"/>
-                <w:color w:val="D9D9D9" w:themeColor="background1" w:themeShade="D9"/>
-                <w:rPrChange w:id="23" w:author="tanzhaobo" w:date="2016-03-11T14:37:00Z">
-                  <w:rPr>
-                    <w:rFonts w:hint="eastAsia"/>
-                    <w:color w:val="FF0000"/>
-                    <w:u w:val="single"/>
-                  </w:rPr>
-                </w:rPrChange>
+              </w:rPr>
+            </w:pPr>
+            <w:r>
+              <w:rPr>
+                <w:rFonts w:hint="eastAsia"/>
+                <w:color w:val="D9D9D9" w:themeColor="background1" w:themeShade="D9"/>
               </w:rPr>
               <w:t>回调方法</w:t>
             </w:r>
@@ -6894,24 +6744,12 @@
               <w:ind w:left="0"/>
               <w:rPr>
                 <w:color w:val="D9D9D9" w:themeColor="background1" w:themeShade="D9"/>
-                <w:rPrChange w:id="24" w:author="tanzhaobo" w:date="2016-03-11T14:37:00Z">
-                  <w:rPr>
-                    <w:color w:val="FF0000"/>
-                  </w:rPr>
-                </w:rPrChange>
-              </w:rPr>
-            </w:pPr>
-            <w:r>
-              <w:rPr>
-                <w:rFonts w:hint="eastAsia"/>
-                <w:color w:val="D9D9D9" w:themeColor="background1" w:themeShade="D9"/>
-                <w:rPrChange w:id="25" w:author="tanzhaobo" w:date="2016-03-11T14:37:00Z">
-                  <w:rPr>
-                    <w:rFonts w:hint="eastAsia"/>
-                    <w:color w:val="FF0000"/>
-                    <w:u w:val="single"/>
-                  </w:rPr>
-                </w:rPrChange>
+              </w:rPr>
+            </w:pPr>
+            <w:r>
+              <w:rPr>
+                <w:rFonts w:hint="eastAsia"/>
+                <w:color w:val="D9D9D9" w:themeColor="background1" w:themeShade="D9"/>
               </w:rPr>
               <w:t>参数说明</w:t>
             </w:r>
@@ -6968,20 +6806,11 @@
               <w:ind w:left="0"/>
               <w:rPr>
                 <w:color w:val="D9D9D9" w:themeColor="background1" w:themeShade="D9"/>
-                <w:rPrChange w:id="26" w:author="tanzhaobo" w:date="2016-03-11T14:37:00Z">
-                  <w:rPr/>
-                </w:rPrChange>
-              </w:rPr>
-            </w:pPr>
-            <w:r>
-              <w:rPr>
-                <w:color w:val="D9D9D9" w:themeColor="background1" w:themeShade="D9"/>
-                <w:rPrChange w:id="27" w:author="tanzhaobo" w:date="2016-03-11T14:37:00Z">
-                  <w:rPr>
-                    <w:color w:val="0000FF" w:themeColor="hyperlink"/>
-                    <w:u w:val="single"/>
-                  </w:rPr>
-                </w:rPrChange>
+              </w:rPr>
+            </w:pPr>
+            <w:r>
+              <w:rPr>
+                <w:color w:val="D9D9D9" w:themeColor="background1" w:themeShade="D9"/>
               </w:rPr>
               <w:t>cleanAbandonConnection()</w:t>
             </w:r>
@@ -6996,22 +6825,12 @@
               <w:ind w:left="0"/>
               <w:rPr>
                 <w:color w:val="D9D9D9" w:themeColor="background1" w:themeShade="D9"/>
-                <w:rPrChange w:id="28" w:author="tanzhaobo" w:date="2016-03-11T14:37:00Z">
-                  <w:rPr/>
-                </w:rPrChange>
-              </w:rPr>
-            </w:pPr>
-            <w:r>
-              <w:rPr>
-                <w:rFonts w:hint="eastAsia"/>
-                <w:color w:val="D9D9D9" w:themeColor="background1" w:themeShade="D9"/>
-                <w:rPrChange w:id="29" w:author="tanzhaobo" w:date="2016-03-11T14:37:00Z">
-                  <w:rPr>
-                    <w:rFonts w:hint="eastAsia"/>
-                    <w:color w:val="0000FF" w:themeColor="hyperlink"/>
-                    <w:u w:val="single"/>
-                  </w:rPr>
-                </w:rPrChange>
+              </w:rPr>
+            </w:pPr>
+            <w:r>
+              <w:rPr>
+                <w:rFonts w:hint="eastAsia"/>
+                <w:color w:val="D9D9D9" w:themeColor="background1" w:themeShade="D9"/>
               </w:rPr>
               <w:t>无</w:t>
             </w:r>
@@ -7074,20 +6893,11 @@
               <w:ind w:left="0"/>
               <w:rPr>
                 <w:color w:val="D9D9D9" w:themeColor="background1" w:themeShade="D9"/>
-                <w:rPrChange w:id="30" w:author="tanzhaobo" w:date="2016-03-11T14:37:00Z">
-                  <w:rPr/>
-                </w:rPrChange>
-              </w:rPr>
-            </w:pPr>
-            <w:r>
-              <w:rPr>
-                <w:color w:val="D9D9D9" w:themeColor="background1" w:themeShade="D9"/>
-                <w:rPrChange w:id="31" w:author="tanzhaobo" w:date="2016-03-11T14:37:00Z">
-                  <w:rPr>
-                    <w:color w:val="0000FF" w:themeColor="hyperlink"/>
-                    <w:u w:val="single"/>
-                  </w:rPr>
-                </w:rPrChange>
+              </w:rPr>
+            </w:pPr>
+            <w:r>
+              <w:rPr>
+                <w:color w:val="D9D9D9" w:themeColor="background1" w:themeShade="D9"/>
               </w:rPr>
               <w:t>getBackCoordAddr()</w:t>
             </w:r>
@@ -7102,22 +6912,12 @@
               <w:ind w:left="0"/>
               <w:rPr>
                 <w:color w:val="D9D9D9" w:themeColor="background1" w:themeShade="D9"/>
-                <w:rPrChange w:id="32" w:author="tanzhaobo" w:date="2016-03-11T14:37:00Z">
-                  <w:rPr/>
-                </w:rPrChange>
-              </w:rPr>
-            </w:pPr>
-            <w:r>
-              <w:rPr>
-                <w:rFonts w:hint="eastAsia"/>
-                <w:color w:val="D9D9D9" w:themeColor="background1" w:themeShade="D9"/>
-                <w:rPrChange w:id="33" w:author="tanzhaobo" w:date="2016-03-11T14:37:00Z">
-                  <w:rPr>
-                    <w:rFonts w:hint="eastAsia"/>
-                    <w:color w:val="0000FF" w:themeColor="hyperlink"/>
-                    <w:u w:val="single"/>
-                  </w:rPr>
-                </w:rPrChange>
+              </w:rPr>
+            </w:pPr>
+            <w:r>
+              <w:rPr>
+                <w:rFonts w:hint="eastAsia"/>
+                <w:color w:val="D9D9D9" w:themeColor="background1" w:themeShade="D9"/>
               </w:rPr>
               <w:t>无</w:t>
             </w:r>
@@ -7188,20 +6988,11 @@
               <w:ind w:left="0"/>
               <w:rPr>
                 <w:color w:val="D9D9D9" w:themeColor="background1" w:themeShade="D9"/>
-                <w:rPrChange w:id="34" w:author="tanzhaobo" w:date="2016-03-11T14:37:00Z">
-                  <w:rPr/>
-                </w:rPrChange>
-              </w:rPr>
-            </w:pPr>
-            <w:r>
-              <w:rPr>
-                <w:color w:val="D9D9D9" w:themeColor="background1" w:themeShade="D9"/>
-                <w:rPrChange w:id="35" w:author="tanzhaobo" w:date="2016-03-11T14:37:00Z">
-                  <w:rPr>
-                    <w:color w:val="0000FF" w:themeColor="hyperlink"/>
-                    <w:u w:val="single"/>
-                  </w:rPr>
-                </w:rPrChange>
+              </w:rPr>
+            </w:pPr>
+            <w:r>
+              <w:rPr>
+                <w:color w:val="D9D9D9" w:themeColor="background1" w:themeShade="D9"/>
               </w:rPr>
               <w:lastRenderedPageBreak/>
               <w:t>increaseConnetions()</w:t>
@@ -7217,22 +7008,12 @@
               <w:ind w:left="0"/>
               <w:rPr>
                 <w:color w:val="D9D9D9" w:themeColor="background1" w:themeShade="D9"/>
-                <w:rPrChange w:id="36" w:author="tanzhaobo" w:date="2016-03-11T14:37:00Z">
-                  <w:rPr/>
-                </w:rPrChange>
-              </w:rPr>
-            </w:pPr>
-            <w:r>
-              <w:rPr>
-                <w:rFonts w:hint="eastAsia"/>
-                <w:color w:val="D9D9D9" w:themeColor="background1" w:themeShade="D9"/>
-                <w:rPrChange w:id="37" w:author="tanzhaobo" w:date="2016-03-11T14:37:00Z">
-                  <w:rPr>
-                    <w:rFonts w:hint="eastAsia"/>
-                    <w:color w:val="0000FF" w:themeColor="hyperlink"/>
-                    <w:u w:val="single"/>
-                  </w:rPr>
-                </w:rPrChange>
+              </w:rPr>
+            </w:pPr>
+            <w:r>
+              <w:rPr>
+                <w:rFonts w:hint="eastAsia"/>
+                <w:color w:val="D9D9D9" w:themeColor="background1" w:themeShade="D9"/>
               </w:rPr>
               <w:t>无</w:t>
             </w:r>
@@ -7297,14 +7078,6 @@
               <w:outlineLvl w:val="2"/>
               <w:rPr>
                 <w:color w:val="D9D9D9" w:themeColor="background1" w:themeShade="D9"/>
-                <w:rPrChange w:id="38" w:author="tanzhaobo" w:date="2016-03-11T14:37:00Z">
-                  <w:rPr>
-                    <w:b/>
-                    <w:bCs/>
-                    <w:sz w:val="32"/>
-                    <w:szCs w:val="32"/>
-                  </w:rPr>
-                </w:rPrChange>
               </w:rPr>
             </w:pPr>
           </w:p>
@@ -7326,14 +7099,6 @@
               <w:outlineLvl w:val="2"/>
               <w:rPr>
                 <w:color w:val="D9D9D9" w:themeColor="background1" w:themeShade="D9"/>
-                <w:rPrChange w:id="39" w:author="tanzhaobo" w:date="2016-03-11T14:37:00Z">
-                  <w:rPr>
-                    <w:b/>
-                    <w:bCs/>
-                    <w:sz w:val="32"/>
-                    <w:szCs w:val="32"/>
-                  </w:rPr>
-                </w:rPrChange>
               </w:rPr>
             </w:pPr>
           </w:p>
@@ -7383,14 +7148,6 @@
               <w:outlineLvl w:val="2"/>
               <w:rPr>
                 <w:color w:val="D9D9D9" w:themeColor="background1" w:themeShade="D9"/>
-                <w:rPrChange w:id="40" w:author="tanzhaobo" w:date="2016-03-11T14:37:00Z">
-                  <w:rPr>
-                    <w:b/>
-                    <w:bCs/>
-                    <w:sz w:val="32"/>
-                    <w:szCs w:val="32"/>
-                  </w:rPr>
-                </w:rPrChange>
               </w:rPr>
             </w:pPr>
           </w:p>
@@ -7412,14 +7169,6 @@
               <w:outlineLvl w:val="2"/>
               <w:rPr>
                 <w:color w:val="D9D9D9" w:themeColor="background1" w:themeShade="D9"/>
-                <w:rPrChange w:id="41" w:author="tanzhaobo" w:date="2016-03-11T14:37:00Z">
-                  <w:rPr>
-                    <w:b/>
-                    <w:bCs/>
-                    <w:sz w:val="32"/>
-                    <w:szCs w:val="32"/>
-                  </w:rPr>
-                </w:rPrChange>
               </w:rPr>
             </w:pPr>
           </w:p>
@@ -7467,13 +7216,6 @@
               <w:rPr>
                 <w:rFonts w:hint="eastAsia"/>
                 <w:color w:val="D9D9D9" w:themeColor="background1" w:themeShade="D9"/>
-                <w:rPrChange w:id="42" w:author="tanzhaobo" w:date="2016-03-11T14:37:00Z">
-                  <w:rPr>
-                    <w:rFonts w:hint="eastAsia"/>
-                    <w:color w:val="FF0000"/>
-                    <w:u w:val="single"/>
-                  </w:rPr>
-                </w:rPrChange>
               </w:rPr>
               <w:t>后台线程</w:t>
             </w:r>
@@ -7495,13 +7237,6 @@
               <w:rPr>
                 <w:rFonts w:hint="eastAsia"/>
                 <w:color w:val="D9D9D9" w:themeColor="background1" w:themeShade="D9"/>
-                <w:rPrChange w:id="43" w:author="tanzhaobo" w:date="2016-03-11T14:37:00Z">
-                  <w:rPr>
-                    <w:rFonts w:hint="eastAsia"/>
-                    <w:color w:val="FF0000"/>
-                    <w:u w:val="single"/>
-                  </w:rPr>
-                </w:rPrChange>
               </w:rPr>
               <w:t>功能描述</w:t>
             </w:r>
@@ -7523,12 +7258,6 @@
             <w:r>
               <w:rPr>
                 <w:color w:val="D9D9D9" w:themeColor="background1" w:themeShade="D9"/>
-                <w:rPrChange w:id="44" w:author="tanzhaobo" w:date="2016-03-11T14:37:00Z">
-                  <w:rPr>
-                    <w:color w:val="0000FF" w:themeColor="hyperlink"/>
-                    <w:u w:val="single"/>
-                  </w:rPr>
-                </w:rPrChange>
               </w:rPr>
               <w:t>CleanConnectionTask</w:t>
             </w:r>
@@ -7550,25 +7279,12 @@
               <w:rPr>
                 <w:rFonts w:hint="eastAsia"/>
                 <w:color w:val="D9D9D9" w:themeColor="background1" w:themeShade="D9"/>
-                <w:rPrChange w:id="45" w:author="tanzhaobo" w:date="2016-03-11T14:37:00Z">
-                  <w:rPr>
-                    <w:rFonts w:hint="eastAsia"/>
-                    <w:color w:val="0000FF" w:themeColor="hyperlink"/>
-                    <w:u w:val="single"/>
-                  </w:rPr>
-                </w:rPrChange>
               </w:rPr>
               <w:t>回调</w:t>
             </w:r>
             <w:r>
               <w:rPr>
                 <w:color w:val="D9D9D9" w:themeColor="background1" w:themeShade="D9"/>
-                <w:rPrChange w:id="46" w:author="tanzhaobo" w:date="2016-03-11T14:37:00Z">
-                  <w:rPr>
-                    <w:color w:val="0000FF" w:themeColor="hyperlink"/>
-                    <w:u w:val="single"/>
-                  </w:rPr>
-                </w:rPrChange>
               </w:rPr>
               <w:t>SequoiadbDatasource:: cleanAbandonConnection</w:t>
             </w:r>
@@ -7590,12 +7306,6 @@
             <w:r>
               <w:rPr>
                 <w:color w:val="D9D9D9" w:themeColor="background1" w:themeShade="D9"/>
-                <w:rPrChange w:id="47" w:author="tanzhaobo" w:date="2016-03-11T14:37:00Z">
-                  <w:rPr>
-                    <w:color w:val="0000FF" w:themeColor="hyperlink"/>
-                    <w:u w:val="single"/>
-                  </w:rPr>
-                </w:rPrChange>
               </w:rPr>
               <w:t>CreateConnectionTask</w:t>
             </w:r>
@@ -7620,25 +7330,12 @@
               <w:rPr>
                 <w:rFonts w:hint="eastAsia"/>
                 <w:color w:val="D9D9D9" w:themeColor="background1" w:themeShade="D9"/>
-                <w:rPrChange w:id="48" w:author="tanzhaobo" w:date="2016-03-11T14:37:00Z">
-                  <w:rPr>
-                    <w:rFonts w:hint="eastAsia"/>
-                    <w:color w:val="0000FF" w:themeColor="hyperlink"/>
-                    <w:u w:val="single"/>
-                  </w:rPr>
-                </w:rPrChange>
               </w:rPr>
               <w:t>回调</w:t>
             </w:r>
             <w:r>
               <w:rPr>
                 <w:color w:val="D9D9D9" w:themeColor="background1" w:themeShade="D9"/>
-                <w:rPrChange w:id="49" w:author="tanzhaobo" w:date="2016-03-11T14:37:00Z">
-                  <w:rPr>
-                    <w:color w:val="0000FF" w:themeColor="hyperlink"/>
-                    <w:u w:val="single"/>
-                  </w:rPr>
-                </w:rPrChange>
               </w:rPr>
               <w:t>SequoiadbDatasource:: increaseConnetions</w:t>
             </w:r>
@@ -7660,12 +7357,6 @@
             <w:r>
               <w:rPr>
                 <w:color w:val="D9D9D9" w:themeColor="background1" w:themeShade="D9"/>
-                <w:rPrChange w:id="50" w:author="tanzhaobo" w:date="2016-03-11T14:37:00Z">
-                  <w:rPr>
-                    <w:color w:val="0000FF" w:themeColor="hyperlink"/>
-                    <w:u w:val="single"/>
-                  </w:rPr>
-                </w:rPrChange>
               </w:rPr>
               <w:t>RecaptureCoordAddrTask</w:t>
             </w:r>
@@ -7687,25 +7378,12 @@
               <w:rPr>
                 <w:rFonts w:hint="eastAsia"/>
                 <w:color w:val="D9D9D9" w:themeColor="background1" w:themeShade="D9"/>
-                <w:rPrChange w:id="51" w:author="tanzhaobo" w:date="2016-03-11T14:37:00Z">
-                  <w:rPr>
-                    <w:rFonts w:hint="eastAsia"/>
-                    <w:color w:val="0000FF" w:themeColor="hyperlink"/>
-                    <w:u w:val="single"/>
-                  </w:rPr>
-                </w:rPrChange>
               </w:rPr>
               <w:t>回调</w:t>
             </w:r>
             <w:r>
               <w:rPr>
                 <w:color w:val="D9D9D9" w:themeColor="background1" w:themeShade="D9"/>
-                <w:rPrChange w:id="52" w:author="tanzhaobo" w:date="2016-03-11T14:37:00Z">
-                  <w:rPr>
-                    <w:color w:val="0000FF" w:themeColor="hyperlink"/>
-                    <w:u w:val="single"/>
-                  </w:rPr>
-                </w:rPrChange>
               </w:rPr>
               <w:t>SequoiadbDatasource:: getBackCoordAddr</w:t>
             </w:r>
@@ -7722,20 +7400,11 @@
               <w:ind w:left="0"/>
               <w:rPr>
                 <w:color w:val="D9D9D9" w:themeColor="background1" w:themeShade="D9"/>
-                <w:rPrChange w:id="53" w:author="tanzhaobo" w:date="2016-03-11T14:37:00Z">
-                  <w:rPr/>
-                </w:rPrChange>
-              </w:rPr>
-            </w:pPr>
-            <w:r>
-              <w:rPr>
-                <w:color w:val="D9D9D9" w:themeColor="background1" w:themeShade="D9"/>
-                <w:rPrChange w:id="54" w:author="tanzhaobo" w:date="2016-03-11T14:37:00Z">
-                  <w:rPr>
-                    <w:color w:val="0000FF" w:themeColor="hyperlink"/>
-                    <w:u w:val="single"/>
-                  </w:rPr>
-                </w:rPrChange>
+              </w:rPr>
+            </w:pPr>
+            <w:r>
+              <w:rPr>
+                <w:color w:val="D9D9D9" w:themeColor="background1" w:themeShade="D9"/>
               </w:rPr>
               <w:t>SDBExitThread</w:t>
             </w:r>
@@ -7751,9 +7420,6 @@
               <w:ind w:left="0"/>
               <w:rPr>
                 <w:color w:val="D9D9D9" w:themeColor="background1" w:themeShade="D9"/>
-                <w:rPrChange w:id="55" w:author="tanzhaobo" w:date="2016-03-11T14:37:00Z">
-                  <w:rPr/>
-                </w:rPrChange>
               </w:rPr>
             </w:pPr>
             <w:r>
@@ -7859,11 +7525,93 @@
       </w:r>
     </w:p>
     <w:p>
+      <w:pPr>
+        <w:rPr>
+          <w:rFonts w:hint="eastAsia"/>
+        </w:rPr>
+      </w:pPr>
+      <w:r>
+        <w:rPr>
+          <w:rFonts w:hint="eastAsia"/>
+        </w:rPr>
+        <w:t>1</w:t>
+      </w:r>
+      <w:r>
+        <w:rPr>
+          <w:rFonts w:hint="eastAsia"/>
+        </w:rPr>
+        <w:t>、</w:t>
+      </w:r>
       <w:r>
         <w:rPr>
           <w:rFonts w:hint="eastAsia"/>
         </w:rPr>
         <w:t>一个客户端只应该使用一个连接池对象</w:t>
+      </w:r>
+    </w:p>
+    <w:p>
+      <w:r>
+        <w:rPr>
+          <w:rFonts w:hint="eastAsia"/>
+        </w:rPr>
+        <w:t>2</w:t>
+      </w:r>
+      <w:r>
+        <w:rPr>
+          <w:rFonts w:hint="eastAsia"/>
+        </w:rPr>
+        <w:t>、</w:t>
+      </w:r>
+      <w:r>
+        <w:rPr>
+          <w:rFonts w:hint="eastAsia"/>
+        </w:rPr>
+        <w:t>需要</w:t>
+      </w:r>
+      <w:r>
+        <w:rPr>
+          <w:rFonts w:hint="eastAsia"/>
+        </w:rPr>
+        <w:t>Sequoiadb.java</w:t>
+      </w:r>
+      <w:r>
+        <w:rPr>
+          <w:rFonts w:hint="eastAsia"/>
+        </w:rPr>
+        <w:t>提供</w:t>
+      </w:r>
+      <w:r>
+        <w:rPr>
+          <w:rFonts w:hint="eastAsia"/>
+        </w:rPr>
+        <w:t xml:space="preserve">public </w:t>
+      </w:r>
+      <w:r>
+        <w:t>releaseResource</w:t>
+      </w:r>
+      <w:r>
+        <w:rPr>
+          <w:rFonts w:hint="eastAsia"/>
+        </w:rPr>
+        <w:t xml:space="preserve">() </w:t>
+      </w:r>
+      <w:r>
+        <w:rPr>
+          <w:rFonts w:hint="eastAsia"/>
+        </w:rPr>
+        <w:t>及</w:t>
+      </w:r>
+      <w:r>
+        <w:rPr>
+          <w:rFonts w:hint="eastAsia"/>
+        </w:rPr>
+        <w:t xml:space="preserve"> public isClosed()</w:t>
+      </w:r>
+      <w:r>
+        <w:rPr>
+          <w:rFonts w:hint="eastAsia"/>
+        </w:rPr>
+        <w:t>接口。</w:t>
       </w:r>
     </w:p>
     <w:p>
@@ -10412,20 +10160,18 @@
             <w:pPr>
               <w:ind w:left="0"/>
             </w:pPr>
-            <w:ins w:id="56" w:author="tanzhaobo" w:date="2016-03-15T16:33:00Z">
-              <w:r>
-                <w:rPr>
-                  <w:rFonts w:hint="eastAsia"/>
-                </w:rPr>
-                <w:t>3.15</w:t>
-              </w:r>
-              <w:r>
-                <w:rPr>
-                  <w:rFonts w:hint="eastAsia"/>
-                </w:rPr>
-                <w:t>放到销毁队列之前，应该先从忙队列剔除（对属于连接池的连接）</w:t>
-              </w:r>
-            </w:ins>
+            <w:r>
+              <w:rPr>
+                <w:rFonts w:hint="eastAsia"/>
+              </w:rPr>
+              <w:t>3.15</w:t>
+            </w:r>
+            <w:r>
+              <w:rPr>
+                <w:rFonts w:hint="eastAsia"/>
+              </w:rPr>
+              <w:t>放到销毁队列之前，应该先从忙队列剔除（对属于连接池的连接）</w:t>
+            </w:r>
           </w:p>
         </w:tc>
       </w:tr>
@@ -10677,14 +10423,12 @@
               </w:rPr>
               <w:t>连接池选项先临时保存到本地，然后再对这个临时的变量做检测，防止在检测过程，选项被用户修改。</w:t>
             </w:r>
-            <w:ins w:id="57" w:author="tanzhaobo" w:date="2016-03-15T16:42:00Z">
-              <w:r>
-                <w:rPr>
-                  <w:rFonts w:hint="eastAsia"/>
-                </w:rPr>
-                <w:t>（参数检测，放在锁外边）</w:t>
-              </w:r>
-            </w:ins>
+            <w:r>
+              <w:rPr>
+                <w:rFonts w:hint="eastAsia"/>
+              </w:rPr>
+              <w:t>（参数检测，放在锁外边）</w:t>
+            </w:r>
           </w:p>
         </w:tc>
       </w:tr>
@@ -11259,9 +11003,6 @@
         </w:tc>
       </w:tr>
       <w:tr>
-        <w:trPr>
-          <w:ins w:id="58" w:author="tanzhaobo" w:date="2016-03-15T19:42:00Z"/>
-        </w:trPr>
         <w:tc>
           <w:tcPr>
             <w:tcW w:w="2840" w:type="dxa"/>
@@ -11269,9 +11010,6 @@
           <w:p>
             <w:pPr>
               <w:ind w:left="0"/>
-              <w:rPr>
-                <w:ins w:id="59" w:author="tanzhaobo" w:date="2016-03-15T19:42:00Z"/>
-              </w:rPr>
             </w:pPr>
             <w:r>
               <w:rPr>
@@ -11289,9 +11027,6 @@
           <w:p>
             <w:pPr>
               <w:ind w:left="0"/>
-              <w:rPr>
-                <w:ins w:id="60" w:author="tanzhaobo" w:date="2016-03-15T19:42:00Z"/>
-              </w:rPr>
             </w:pPr>
           </w:p>
         </w:tc>
@@ -11302,9 +11037,6 @@
           <w:p>
             <w:pPr>
               <w:ind w:left="0"/>
-              <w:rPr>
-                <w:ins w:id="61" w:author="tanzhaobo" w:date="2016-03-15T19:42:00Z"/>
-              </w:rPr>
             </w:pPr>
             <w:r>
               <w:rPr>
@@ -11906,46 +11638,408 @@
       </w:r>
     </w:p>
     <w:p>
+      <w:r>
+        <w:rPr>
+          <w:rFonts w:hint="eastAsia"/>
+        </w:rPr>
+        <w:t>读写锁使用情况</w:t>
+      </w:r>
+      <w:r>
+        <w:rPr>
+          <w:rFonts w:hint="eastAsia"/>
+        </w:rPr>
+        <w:t>：</w:t>
+      </w:r>
+    </w:p>
+    <w:tbl>
+      <w:tblPr>
+        <w:tblStyle w:val="TableGrid"/>
+        <w:tblW w:w="0" w:type="auto"/>
+        <w:tblInd w:w="357" w:type="dxa"/>
+        <w:tblLook w:val="04A0"/>
+      </w:tblPr>
+      <w:tblGrid>
+        <w:gridCol w:w="2747"/>
+        <w:gridCol w:w="2746"/>
+        <w:gridCol w:w="2672"/>
+      </w:tblGrid>
+      <w:tr>
+        <w:tc>
+          <w:tcPr>
+            <w:tcW w:w="2747" w:type="dxa"/>
+          </w:tcPr>
+          <w:p>
+            <w:pPr>
+              <w:ind w:left="0"/>
+            </w:pPr>
+            <w:r>
+              <w:rPr>
+                <w:rFonts w:hint="eastAsia"/>
+              </w:rPr>
+              <w:t>读锁</w:t>
+            </w:r>
+          </w:p>
+        </w:tc>
+        <w:tc>
+          <w:tcPr>
+            <w:tcW w:w="2746" w:type="dxa"/>
+          </w:tcPr>
+          <w:p>
+            <w:pPr>
+              <w:ind w:left="0"/>
+            </w:pPr>
+            <w:r>
+              <w:rPr>
+                <w:rFonts w:hint="eastAsia"/>
+              </w:rPr>
+              <w:t>写锁</w:t>
+            </w:r>
+          </w:p>
+        </w:tc>
+        <w:tc>
+          <w:tcPr>
+            <w:tcW w:w="2672" w:type="dxa"/>
+          </w:tcPr>
+          <w:p>
+            <w:pPr>
+              <w:ind w:left="0"/>
+            </w:pPr>
+            <w:r>
+              <w:rPr>
+                <w:rFonts w:hint="eastAsia"/>
+              </w:rPr>
+              <w:t>无锁</w:t>
+            </w:r>
+          </w:p>
+        </w:tc>
+      </w:tr>
+      <w:tr>
+        <w:tc>
+          <w:tcPr>
+            <w:tcW w:w="2747" w:type="dxa"/>
+          </w:tcPr>
+          <w:p>
+            <w:pPr>
+              <w:ind w:left="0"/>
+            </w:pPr>
+            <w:r>
+              <w:t>CreateConnectionTask</w:t>
+            </w:r>
+          </w:p>
+        </w:tc>
+        <w:tc>
+          <w:tcPr>
+            <w:tcW w:w="2746" w:type="dxa"/>
+          </w:tcPr>
+          <w:p>
+            <w:pPr>
+              <w:ind w:left="0"/>
+            </w:pPr>
+            <w:r>
+              <w:t>CheckConnectionTask</w:t>
+            </w:r>
+          </w:p>
+        </w:tc>
+        <w:tc>
+          <w:tcPr>
+            <w:tcW w:w="2672" w:type="dxa"/>
+          </w:tcPr>
+          <w:p>
+            <w:pPr>
+              <w:ind w:left="0"/>
+            </w:pPr>
+            <w:r>
+              <w:t>ExitClearUpTask</w:t>
+            </w:r>
+          </w:p>
+        </w:tc>
+      </w:tr>
+      <w:tr>
+        <w:tc>
+          <w:tcPr>
+            <w:tcW w:w="2747" w:type="dxa"/>
+          </w:tcPr>
+          <w:p>
+            <w:pPr>
+              <w:ind w:left="0"/>
+            </w:pPr>
+            <w:r>
+              <w:t>RetrieveAddressTask</w:t>
+            </w:r>
+          </w:p>
+        </w:tc>
+        <w:tc>
+          <w:tcPr>
+            <w:tcW w:w="2746" w:type="dxa"/>
+          </w:tcPr>
+          <w:p>
+            <w:pPr>
+              <w:ind w:left="0"/>
+            </w:pPr>
+            <w:r>
+              <w:t>Synchronize</w:t>
+            </w:r>
+            <w:r>
+              <w:t>AddressTask</w:t>
+            </w:r>
+          </w:p>
+        </w:tc>
+        <w:tc>
+          <w:tcPr>
+            <w:tcW w:w="2672" w:type="dxa"/>
+          </w:tcPr>
+          <w:p>
+            <w:pPr>
+              <w:ind w:left="0"/>
+            </w:pPr>
+            <w:r>
+              <w:t>DestroyConnectionTask</w:t>
+            </w:r>
+          </w:p>
+        </w:tc>
+      </w:tr>
+      <w:tr>
+        <w:tc>
+          <w:tcPr>
+            <w:tcW w:w="2747" w:type="dxa"/>
+          </w:tcPr>
+          <w:p>
+            <w:pPr>
+              <w:ind w:left="0"/>
+            </w:pPr>
+            <w:r>
+              <w:t>addCoord</w:t>
+            </w:r>
+          </w:p>
+        </w:tc>
+        <w:tc>
+          <w:tcPr>
+            <w:tcW w:w="2746" w:type="dxa"/>
+          </w:tcPr>
+          <w:p>
+            <w:pPr>
+              <w:ind w:left="0"/>
+            </w:pPr>
+            <w:r>
+              <w:t>updateDatasourceOptions</w:t>
+            </w:r>
+          </w:p>
+        </w:tc>
+        <w:tc>
+          <w:tcPr>
+            <w:tcW w:w="2672" w:type="dxa"/>
+          </w:tcPr>
+          <w:p>
+            <w:pPr>
+              <w:ind w:left="0"/>
+            </w:pPr>
+            <w:r>
+              <w:t>getIdleConnNum</w:t>
+            </w:r>
+          </w:p>
+        </w:tc>
+      </w:tr>
+      <w:tr>
+        <w:tc>
+          <w:tcPr>
+            <w:tcW w:w="2747" w:type="dxa"/>
+          </w:tcPr>
+          <w:p>
+            <w:pPr>
+              <w:ind w:left="0"/>
+            </w:pPr>
+            <w:r>
+              <w:t>removeCoord</w:t>
+            </w:r>
+          </w:p>
+        </w:tc>
+        <w:tc>
+          <w:tcPr>
+            <w:tcW w:w="2746" w:type="dxa"/>
+          </w:tcPr>
+          <w:p>
+            <w:pPr>
+              <w:ind w:left="0"/>
+            </w:pPr>
+            <w:r>
+              <w:t>enableDatasource</w:t>
+            </w:r>
+          </w:p>
+        </w:tc>
+        <w:tc>
+          <w:tcPr>
+            <w:tcW w:w="2672" w:type="dxa"/>
+          </w:tcPr>
+          <w:p>
+            <w:pPr>
+              <w:ind w:left="0"/>
+            </w:pPr>
+            <w:r>
+              <w:t>getUsedConnNum</w:t>
+            </w:r>
+          </w:p>
+        </w:tc>
+      </w:tr>
+      <w:tr>
+        <w:tc>
+          <w:tcPr>
+            <w:tcW w:w="2747" w:type="dxa"/>
+          </w:tcPr>
+          <w:p>
+            <w:pPr>
+              <w:ind w:left="0"/>
+            </w:pPr>
+            <w:r>
+              <w:t>getDatasourceOptions</w:t>
+            </w:r>
+          </w:p>
+        </w:tc>
+        <w:tc>
+          <w:tcPr>
+            <w:tcW w:w="2746" w:type="dxa"/>
+          </w:tcPr>
+          <w:p>
+            <w:pPr>
+              <w:ind w:left="0"/>
+            </w:pPr>
+            <w:r>
+              <w:t>dis</w:t>
+            </w:r>
+            <w:r>
+              <w:t>ableDatasource</w:t>
+            </w:r>
+          </w:p>
+        </w:tc>
+        <w:tc>
+          <w:tcPr>
+            <w:tcW w:w="2672" w:type="dxa"/>
+          </w:tcPr>
+          <w:p>
+            <w:pPr>
+              <w:ind w:left="0"/>
+            </w:pPr>
+            <w:r>
+              <w:t>getNormalAddrNum</w:t>
+            </w:r>
+          </w:p>
+        </w:tc>
+      </w:tr>
+      <w:tr>
+        <w:tc>
+          <w:tcPr>
+            <w:tcW w:w="2747" w:type="dxa"/>
+          </w:tcPr>
+          <w:p>
+            <w:pPr>
+              <w:ind w:left="0"/>
+            </w:pPr>
+            <w:r>
+              <w:t>getConnection</w:t>
+            </w:r>
+          </w:p>
+        </w:tc>
+        <w:tc>
+          <w:tcPr>
+            <w:tcW w:w="2746" w:type="dxa"/>
+          </w:tcPr>
+          <w:p>
+            <w:pPr>
+              <w:ind w:left="0"/>
+            </w:pPr>
+            <w:r>
+              <w:t>close</w:t>
+            </w:r>
+          </w:p>
+        </w:tc>
+        <w:tc>
+          <w:tcPr>
+            <w:tcW w:w="2672" w:type="dxa"/>
+          </w:tcPr>
+          <w:p>
+            <w:pPr>
+              <w:ind w:left="0"/>
+            </w:pPr>
+            <w:r>
+              <w:t>getAbnormalAddrNum</w:t>
+            </w:r>
+          </w:p>
+        </w:tc>
+      </w:tr>
+      <w:tr>
+        <w:tc>
+          <w:tcPr>
+            <w:tcW w:w="2747" w:type="dxa"/>
+          </w:tcPr>
+          <w:p>
+            <w:pPr>
+              <w:ind w:left="0"/>
+            </w:pPr>
+            <w:r>
+              <w:t>releaseConnection</w:t>
+            </w:r>
+          </w:p>
+        </w:tc>
+        <w:tc>
+          <w:tcPr>
+            <w:tcW w:w="2746" w:type="dxa"/>
+          </w:tcPr>
+          <w:p>
+            <w:pPr>
+              <w:ind w:left="0"/>
+            </w:pPr>
+          </w:p>
+        </w:tc>
+        <w:tc>
+          <w:tcPr>
+            <w:tcW w:w="2672" w:type="dxa"/>
+          </w:tcPr>
+          <w:p>
+            <w:pPr>
+              <w:ind w:left="0"/>
+            </w:pPr>
+            <w:r>
+              <w:t>getLocalAddrNum</w:t>
+            </w:r>
+          </w:p>
+        </w:tc>
+      </w:tr>
+      <w:tr>
+        <w:tc>
+          <w:tcPr>
+            <w:tcW w:w="2747" w:type="dxa"/>
+          </w:tcPr>
+          <w:p>
+            <w:pPr>
+              <w:ind w:left="0"/>
+            </w:pPr>
+          </w:p>
+        </w:tc>
+        <w:tc>
+          <w:tcPr>
+            <w:tcW w:w="2746" w:type="dxa"/>
+          </w:tcPr>
+          <w:p>
+            <w:pPr>
+              <w:ind w:left="0"/>
+            </w:pPr>
+          </w:p>
+        </w:tc>
+        <w:tc>
+          <w:tcPr>
+            <w:tcW w:w="2672" w:type="dxa"/>
+          </w:tcPr>
+          <w:p>
+            <w:pPr>
+              <w:ind w:left="0"/>
+            </w:pPr>
+          </w:p>
+        </w:tc>
+      </w:tr>
+    </w:tbl>
+    <w:p>
       <w:pPr>
-        <w:pStyle w:val="ListParagraph"/>
-        <w:numPr>
-          <w:ilvl w:val="0"/>
-          <w:numId w:val="11"/>
-        </w:numPr>
-        <w:ind w:firstLineChars="0"/>
+        <w:ind w:left="0"/>
       </w:pPr>
-      <w:r>
-        <w:rPr>
-          <w:rFonts w:hint="eastAsia"/>
-        </w:rPr>
-        <w:t>全局对象锁</w:t>
-      </w:r>
-    </w:p>
-    <w:p>
-      <w:r>
-        <w:rPr>
-          <w:rFonts w:hint="eastAsia"/>
-        </w:rPr>
-        <w:t>连接池需要使用全局对象锁。在</w:t>
-      </w:r>
-      <w:r>
-        <w:rPr>
-          <w:rFonts w:hint="eastAsia"/>
-        </w:rPr>
-        <w:t>线</w:t>
-      </w:r>
-      <w:r>
-        <w:rPr>
-          <w:rFonts w:hint="eastAsia"/>
-        </w:rPr>
-        <w:t>程间</w:t>
-      </w:r>
-      <w:r>
-        <w:rPr>
-          <w:rFonts w:hint="eastAsia"/>
-        </w:rPr>
-        <w:t>通过信号通信时，需要先获得同一把全局对象锁。</w:t>
-      </w:r>
     </w:p>
     <w:p>
       <w:pPr>
@@ -11960,7 +12054,7 @@
         <w:rPr>
           <w:rFonts w:hint="eastAsia"/>
         </w:rPr>
-        <w:t>互斥锁</w:t>
+        <w:t>全局对象锁</w:t>
       </w:r>
     </w:p>
     <w:p>
@@ -11968,462 +12062,25 @@
         <w:rPr>
           <w:rFonts w:hint="eastAsia"/>
         </w:rPr>
-        <w:t>连接池需要使用</w:t>
-      </w:r>
-      <w:r>
-        <w:rPr>
-          <w:rFonts w:hint="eastAsia"/>
-        </w:rPr>
-        <w:t>互斥锁。</w:t>
-      </w:r>
-      <w:r>
-        <w:rPr>
-          <w:rFonts w:hint="eastAsia"/>
-        </w:rPr>
-        <w:t>在“取”与“还”</w:t>
-      </w:r>
-      <w:r>
-        <w:rPr>
-          <w:rFonts w:hint="eastAsia"/>
-        </w:rPr>
-        <w:t>连接过程，需要对存放内容</w:t>
-      </w:r>
-      <w:r>
-        <w:rPr>
-          <w:rFonts w:hint="eastAsia"/>
-        </w:rPr>
-        <w:t>的容器</w:t>
-      </w:r>
-      <w:r>
-        <w:rPr>
-          <w:rFonts w:hint="eastAsia"/>
-        </w:rPr>
-        <w:t>（空闲队列、忙队列）</w:t>
-      </w:r>
-      <w:r>
-        <w:rPr>
-          <w:rFonts w:hint="eastAsia"/>
-        </w:rPr>
-        <w:t>进行保护。</w:t>
-      </w:r>
-    </w:p>
-    <w:p>
-      <w:pPr>
-        <w:ind w:left="0"/>
-      </w:pPr>
-      <w:r>
-        <w:rPr>
-          <w:rFonts w:hint="eastAsia"/>
-        </w:rPr>
-        <w:t>1.12.5</w:t>
-      </w:r>
-      <w:r>
-        <w:rPr>
-          <w:rFonts w:hint="eastAsia"/>
-        </w:rPr>
-        <w:t>及</w:t>
-      </w:r>
-      <w:r>
-        <w:rPr>
-          <w:rFonts w:hint="eastAsia"/>
-        </w:rPr>
-        <w:t>2.0</w:t>
-      </w:r>
-      <w:r>
-        <w:rPr>
-          <w:rFonts w:hint="eastAsia"/>
-        </w:rPr>
-        <w:t>的连接池只使用了全局对象锁，所以造成所以外部接口调用都是串行的。</w:t>
-      </w:r>
-      <w:r>
-        <w:rPr>
-          <w:rFonts w:hint="eastAsia"/>
-        </w:rPr>
-        <w:t>现把锁的细分，目标就是让连接池能并行操作。</w:t>
-      </w:r>
-    </w:p>
-    <w:p>
-      <w:pPr>
-        <w:ind w:left="0"/>
-      </w:pPr>
-      <w:r>
-        <w:rPr>
-          <w:rFonts w:hint="eastAsia"/>
-        </w:rPr>
-        <w:tab/>
-      </w:r>
-      <w:r>
-        <w:rPr>
-          <w:rFonts w:hint="eastAsia"/>
-        </w:rPr>
-        <w:t>另外，在使用互斥锁的时候，应该只在访问容器</w:t>
-      </w:r>
-      <w:r>
-        <w:rPr>
-          <w:rFonts w:hint="eastAsia"/>
-        </w:rPr>
-        <w:t>的时候，才进行加锁。</w:t>
-      </w:r>
-    </w:p>
-    <w:p>
-      <w:pPr>
-        <w:pStyle w:val="Heading5"/>
-      </w:pPr>
-      <w:r>
-        <w:rPr>
-          <w:rFonts w:hint="eastAsia"/>
-        </w:rPr>
-        <w:t>2.2.2</w:t>
-      </w:r>
-      <w:r>
-        <w:rPr>
-          <w:rFonts w:hint="eastAsia"/>
-        </w:rPr>
-        <w:t>连接策略方案</w:t>
-      </w:r>
-    </w:p>
-    <w:p>
-      <w:r>
-        <w:rPr>
-          <w:rFonts w:hint="eastAsia"/>
-        </w:rPr>
-        <w:t>从</w:t>
-      </w:r>
-      <w:r>
-        <w:rPr>
-          <w:rFonts w:hint="eastAsia"/>
-        </w:rPr>
-        <w:t>1.12.6&amp;2.6</w:t>
-      </w:r>
-      <w:r>
-        <w:rPr>
-          <w:rFonts w:hint="eastAsia"/>
-        </w:rPr>
-        <w:t>开始，</w:t>
-      </w:r>
-      <w:r>
-        <w:rPr>
-          <w:rFonts w:hint="eastAsia"/>
-        </w:rPr>
-        <w:t>连接池</w:t>
-      </w:r>
-      <w:r>
-        <w:rPr>
-          <w:rFonts w:hint="eastAsia"/>
-        </w:rPr>
-        <w:t>建连可选择策略。</w:t>
-      </w:r>
-      <w:r>
-        <w:rPr>
-          <w:rFonts w:hint="eastAsia"/>
-        </w:rPr>
-        <w:t>目前能够提供四种策略</w:t>
-      </w:r>
-      <w:r>
-        <w:rPr>
-          <w:rFonts w:hint="eastAsia"/>
-        </w:rPr>
-        <w:t>：随机（</w:t>
-      </w:r>
-      <w:r>
-        <w:rPr>
-          <w:rFonts w:hint="eastAsia"/>
-        </w:rPr>
-        <w:t>ConnectStrategy.</w:t>
-      </w:r>
-      <w:r>
-        <w:rPr>
-          <w:rFonts w:hint="eastAsia"/>
-        </w:rPr>
-        <w:t>RANDOM</w:t>
-      </w:r>
-      <w:r>
-        <w:rPr>
-          <w:rFonts w:hint="eastAsia"/>
-        </w:rPr>
-        <w:t>）、顺序</w:t>
-      </w:r>
-      <w:r>
-        <w:rPr>
-          <w:rFonts w:hint="eastAsia"/>
-        </w:rPr>
-        <w:t>（</w:t>
-      </w:r>
-      <w:r>
-        <w:rPr>
-          <w:rFonts w:hint="eastAsia"/>
-        </w:rPr>
-        <w:t>ConnectStrategy.SERIAL</w:t>
-      </w:r>
-      <w:r>
-        <w:rPr>
-          <w:rFonts w:hint="eastAsia"/>
-        </w:rPr>
-        <w:t>）</w:t>
-      </w:r>
-      <w:r>
-        <w:rPr>
-          <w:rFonts w:hint="eastAsia"/>
-        </w:rPr>
-        <w:t>、本地</w:t>
-      </w:r>
-      <w:r>
-        <w:rPr>
-          <w:rFonts w:hint="eastAsia"/>
-        </w:rPr>
-        <w:t>（</w:t>
-      </w:r>
-      <w:r>
-        <w:rPr>
-          <w:rFonts w:hint="eastAsia"/>
-        </w:rPr>
-        <w:t>ConnectStrategy.LOCAL</w:t>
-      </w:r>
-      <w:r>
-        <w:rPr>
-          <w:rFonts w:hint="eastAsia"/>
-        </w:rPr>
-        <w:t>、均衡（</w:t>
-      </w:r>
-      <w:r>
-        <w:rPr>
-          <w:rFonts w:hint="eastAsia"/>
-        </w:rPr>
-        <w:t>ConnectStrategy.BALANCE</w:t>
-      </w:r>
-      <w:r>
-        <w:rPr>
-          <w:rFonts w:hint="eastAsia"/>
-        </w:rPr>
-        <w:t>）</w:t>
-      </w:r>
-      <w:r>
-        <w:rPr>
-          <w:rFonts w:hint="eastAsia"/>
-        </w:rPr>
-        <w:t>。</w:t>
-      </w:r>
-      <w:r>
-        <w:rPr>
-          <w:rFonts w:hint="eastAsia"/>
-        </w:rPr>
-        <w:t>默认是均衡策略。</w:t>
-      </w:r>
-      <w:r>
-        <w:rPr>
-          <w:rFonts w:hint="eastAsia"/>
-        </w:rPr>
-        <w:t>连</w:t>
-      </w:r>
-      <w:r>
-        <w:rPr>
-          <w:rFonts w:hint="eastAsia"/>
-        </w:rPr>
-        <w:t>接池获取连接、创建连接、清除多余连接都根据</w:t>
-      </w:r>
-      <w:r>
-        <w:rPr>
-          <w:rFonts w:hint="eastAsia"/>
-        </w:rPr>
-        <w:t>策略对象提供的指示进行。一旦完成操作，连接池需要将执行结果更新到策略对象，方便连接池为下一个操作提供决策。</w:t>
-      </w:r>
-    </w:p>
-    <w:p/>
-    <w:p>
-      <w:pPr>
-        <w:pStyle w:val="Heading5"/>
-      </w:pPr>
-      <w:r>
-        <w:rPr>
-          <w:rFonts w:hint="eastAsia"/>
-        </w:rPr>
-        <w:t>2.2.3</w:t>
-      </w:r>
-      <w:r>
-        <w:rPr>
-          <w:rFonts w:hint="eastAsia"/>
-        </w:rPr>
-        <w:t>本地负载均衡方案</w:t>
-      </w:r>
-    </w:p>
-    <w:p>
-      <w:r>
-        <w:rPr>
-          <w:rFonts w:hint="eastAsia"/>
-        </w:rPr>
-        <w:t>默认情况下使用</w:t>
-      </w:r>
-      <w:r>
-        <w:rPr>
-          <w:rFonts w:hint="eastAsia"/>
-        </w:rPr>
-        <w:t>均衡策略（</w:t>
-      </w:r>
-      <w:r>
-        <w:rPr>
-          <w:rFonts w:hint="eastAsia"/>
-        </w:rPr>
-        <w:t>C</w:t>
-      </w:r>
-      <w:r>
-        <w:rPr>
-          <w:rFonts w:hint="eastAsia"/>
-        </w:rPr>
-        <w:t>onn</w:t>
-      </w:r>
-      <w:r>
-        <w:rPr>
-          <w:rFonts w:hint="eastAsia"/>
-        </w:rPr>
-        <w:t>ect</w:t>
-      </w:r>
-      <w:r>
-        <w:rPr>
-          <w:rFonts w:hint="eastAsia"/>
-        </w:rPr>
-        <w:t>Strategy.BALANCE</w:t>
-      </w:r>
-      <w:r>
-        <w:rPr>
-          <w:rFonts w:hint="eastAsia"/>
-        </w:rPr>
-        <w:t>）</w:t>
-      </w:r>
-      <w:r>
-        <w:rPr>
-          <w:rFonts w:hint="eastAsia"/>
-        </w:rPr>
-        <w:t>。</w:t>
-      </w:r>
-      <w:r>
-        <w:rPr>
-          <w:rFonts w:hint="eastAsia"/>
-        </w:rPr>
-        <w:t>负载均衡具体类类图如下：</w:t>
-      </w:r>
-    </w:p>
-    <w:p>
-      <w:pPr>
-        <w:ind w:left="0"/>
-      </w:pPr>
-      <w:r>
-        <w:rPr>
-          <w:rFonts w:hint="eastAsia"/>
-          <w:noProof/>
-        </w:rPr>
-        <w:lastRenderedPageBreak/>
-        <w:drawing>
-          <wp:inline distT="0" distB="0" distL="0" distR="0">
-            <wp:extent cx="5274310" cy="4754880"/>
-            <wp:effectExtent l="19050" t="0" r="2540" b="0"/>
-            <wp:docPr id="12" name="Picture 11" descr="Balance Strategy Class Model.png"/>
-            <wp:cNvGraphicFramePr>
-              <a:graphicFrameLocks xmlns:a="http://schemas.openxmlformats.org/drawingml/2006/main" noChangeAspect="1"/>
-            </wp:cNvGraphicFramePr>
-            <a:graphic xmlns:a="http://schemas.openxmlformats.org/drawingml/2006/main">
-              <a:graphicData uri="http://schemas.openxmlformats.org/drawingml/2006/picture">
-                <pic:pic xmlns:pic="http://schemas.openxmlformats.org/drawingml/2006/picture">
-                  <pic:nvPicPr>
-                    <pic:cNvPr id="0" name="Balance Strategy Class Model.png"/>
-                    <pic:cNvPicPr/>
-                  </pic:nvPicPr>
-                  <pic:blipFill>
-                    <a:blip r:embed="rId22"/>
-                    <a:stretch>
-                      <a:fillRect/>
-                    </a:stretch>
-                  </pic:blipFill>
-                  <pic:spPr>
-                    <a:xfrm>
-                      <a:off x="0" y="0"/>
-                      <a:ext cx="5274310" cy="4754880"/>
-                    </a:xfrm>
-                    <a:prstGeom prst="rect">
-                      <a:avLst/>
-                    </a:prstGeom>
-                  </pic:spPr>
-                </pic:pic>
-              </a:graphicData>
-            </a:graphic>
-          </wp:inline>
-        </w:drawing>
-      </w:r>
-    </w:p>
-    <w:p>
-      <w:pPr>
-        <w:ind w:left="0"/>
-      </w:pPr>
-      <w:r>
-        <w:rPr>
-          <w:rFonts w:hint="eastAsia"/>
-        </w:rPr>
-        <w:t>均衡具体类的实例中持有一个</w:t>
-      </w:r>
-      <w:r>
-        <w:rPr>
-          <w:rFonts w:hint="eastAsia"/>
-        </w:rPr>
-        <w:t>TreeSet&lt;AddrItem&gt;</w:t>
-      </w:r>
-      <w:r>
-        <w:rPr>
-          <w:rFonts w:hint="eastAsia"/>
-        </w:rPr>
-        <w:t>的实例</w:t>
-      </w:r>
-      <w:r>
-        <w:rPr>
-          <w:rFonts w:hint="eastAsia"/>
-        </w:rPr>
-        <w:t>_assist</w:t>
-      </w:r>
-      <w:r>
-        <w:rPr>
-          <w:rFonts w:hint="eastAsia"/>
-        </w:rPr>
-        <w:t>。</w:t>
-      </w:r>
-      <w:r>
-        <w:rPr>
-          <w:rFonts w:hint="eastAsia"/>
-        </w:rPr>
-        <w:t>_assist</w:t>
-      </w:r>
-      <w:r>
-        <w:rPr>
-          <w:rFonts w:hint="eastAsia"/>
-        </w:rPr>
-        <w:t>负责统计已使用连接（即</w:t>
-      </w:r>
-      <w:r>
-        <w:rPr>
-          <w:rFonts w:hint="eastAsia"/>
-        </w:rPr>
-        <w:t>_usedConnSet</w:t>
-      </w:r>
-      <w:r>
-        <w:rPr>
-          <w:rFonts w:hint="eastAsia"/>
-        </w:rPr>
-        <w:t>）</w:t>
-      </w:r>
-      <w:r>
-        <w:rPr>
-          <w:rFonts w:hint="eastAsia"/>
-        </w:rPr>
-        <w:t>的情况，并根据</w:t>
-      </w:r>
-      <w:r>
-        <w:rPr>
-          <w:rFonts w:hint="eastAsia"/>
-        </w:rPr>
-        <w:t>_weight</w:t>
-      </w:r>
-      <w:r>
-        <w:rPr>
-          <w:rFonts w:hint="eastAsia"/>
-        </w:rPr>
-        <w:t>的值由小到大自动排序。</w:t>
+        <w:t>连接池需要使用全局对象锁。在</w:t>
+      </w:r>
+      <w:r>
+        <w:rPr>
+          <w:rFonts w:hint="eastAsia"/>
+        </w:rPr>
+        <w:t>线</w:t>
+      </w:r>
+      <w:r>
+        <w:rPr>
+          <w:rFonts w:hint="eastAsia"/>
+        </w:rPr>
+        <w:t>程间</w:t>
+      </w:r>
+      <w:r>
+        <w:rPr>
+          <w:rFonts w:hint="eastAsia"/>
+        </w:rPr>
+        <w:t>通过信号通信时，需要先获得同一把全局对象锁。</w:t>
       </w:r>
     </w:p>
     <w:p>
@@ -12439,225 +12096,685 @@
         <w:rPr>
           <w:rFonts w:hint="eastAsia"/>
         </w:rPr>
-        <w:t>获取连接</w:t>
+        <w:t>互斥锁</w:t>
+      </w:r>
+    </w:p>
+    <w:p>
+      <w:r>
+        <w:rPr>
+          <w:rFonts w:hint="eastAsia"/>
+        </w:rPr>
+        <w:t>连接池需要使用</w:t>
+      </w:r>
+      <w:r>
+        <w:rPr>
+          <w:rFonts w:hint="eastAsia"/>
+        </w:rPr>
+        <w:t>互斥锁。</w:t>
+      </w:r>
+      <w:r>
+        <w:rPr>
+          <w:rFonts w:hint="eastAsia"/>
+        </w:rPr>
+        <w:t>在“取”与“还”</w:t>
+      </w:r>
+      <w:r>
+        <w:rPr>
+          <w:rFonts w:hint="eastAsia"/>
+        </w:rPr>
+        <w:t>连接过程，需要对存放内容</w:t>
+      </w:r>
+      <w:r>
+        <w:rPr>
+          <w:rFonts w:hint="eastAsia"/>
+        </w:rPr>
+        <w:t>的容器</w:t>
+      </w:r>
+      <w:r>
+        <w:rPr>
+          <w:rFonts w:hint="eastAsia"/>
+        </w:rPr>
+        <w:t>（空闲队列、忙队列）</w:t>
+      </w:r>
+      <w:r>
+        <w:rPr>
+          <w:rFonts w:hint="eastAsia"/>
+        </w:rPr>
+        <w:t>进行保护。</w:t>
       </w:r>
     </w:p>
     <w:p>
       <w:pPr>
-        <w:pStyle w:val="ListParagraph"/>
-        <w:ind w:left="777" w:firstLineChars="0" w:firstLine="0"/>
+        <w:ind w:left="0"/>
       </w:pPr>
       <w:r>
         <w:rPr>
           <w:rFonts w:hint="eastAsia"/>
         </w:rPr>
-        <w:t>当</w:t>
-      </w:r>
-      <w:r>
-        <w:rPr>
-          <w:rFonts w:hint="eastAsia"/>
-        </w:rPr>
-        <w:t>获取连接时，从</w:t>
-      </w:r>
-      <w:r>
-        <w:rPr>
-          <w:rFonts w:hint="eastAsia"/>
-        </w:rPr>
-        <w:t>_assist</w:t>
-      </w:r>
-      <w:r>
-        <w:rPr>
-          <w:rFonts w:hint="eastAsia"/>
-        </w:rPr>
-        <w:t>中弹出第一个元素，并根据其提供的地址从</w:t>
-      </w:r>
-      <w:r>
-        <w:rPr>
-          <w:rFonts w:hint="eastAsia"/>
-        </w:rPr>
-        <w:t>_idleConnMap</w:t>
-      </w:r>
-      <w:r>
-        <w:rPr>
-          <w:rFonts w:hint="eastAsia"/>
-        </w:rPr>
-        <w:t>中获取连接</w:t>
-      </w:r>
-      <w:r>
-        <w:rPr>
-          <w:rFonts w:hint="eastAsia"/>
-        </w:rPr>
-        <w:t>，然后修改</w:t>
-      </w:r>
-      <w:r>
-        <w:rPr>
-          <w:rFonts w:hint="eastAsia"/>
-        </w:rPr>
-        <w:t>_weight</w:t>
-      </w:r>
-      <w:r>
-        <w:rPr>
-          <w:rFonts w:hint="eastAsia"/>
-        </w:rPr>
-        <w:t>的值，然后再把取出的元素返回</w:t>
-      </w:r>
-      <w:r>
-        <w:rPr>
-          <w:rFonts w:hint="eastAsia"/>
-        </w:rPr>
-        <w:t>_assist</w:t>
-      </w:r>
-      <w:r>
-        <w:rPr>
-          <w:rFonts w:hint="eastAsia"/>
-        </w:rPr>
-        <w:t>中</w:t>
-      </w:r>
-      <w:r>
-        <w:rPr>
-          <w:rFonts w:hint="eastAsia"/>
-        </w:rPr>
-        <w:t>。若对应</w:t>
-      </w:r>
-      <w:r>
-        <w:rPr>
-          <w:rFonts w:hint="eastAsia"/>
-        </w:rPr>
-        <w:t>的地址已没有连接，在情况允许的条件下，直接</w:t>
-      </w:r>
-      <w:r>
-        <w:rPr>
-          <w:rFonts w:hint="eastAsia"/>
-        </w:rPr>
-        <w:t>new</w:t>
-      </w:r>
-      <w:r>
-        <w:rPr>
-          <w:rFonts w:hint="eastAsia"/>
-        </w:rPr>
-        <w:t>一个</w:t>
-      </w:r>
-      <w:r>
-        <w:rPr>
-          <w:rFonts w:hint="eastAsia"/>
-        </w:rPr>
-        <w:t>当前地址的</w:t>
-      </w:r>
-      <w:r>
-        <w:rPr>
-          <w:rFonts w:hint="eastAsia"/>
-        </w:rPr>
-        <w:t>连接返回，并触发后台线程创建若干该地址的连接。</w:t>
-      </w:r>
-      <w:r>
-        <w:rPr>
-          <w:rFonts w:hint="eastAsia"/>
-        </w:rPr>
-        <w:t>若产生的连接数已达到上限（默认为</w:t>
-      </w:r>
-      <w:r>
-        <w:rPr>
-          <w:rFonts w:hint="eastAsia"/>
-        </w:rPr>
-        <w:t>500</w:t>
-      </w:r>
-      <w:r>
-        <w:rPr>
-          <w:rFonts w:hint="eastAsia"/>
-        </w:rPr>
-        <w:t>），则尝试取其他</w:t>
-      </w:r>
-      <w:r>
-        <w:rPr>
-          <w:rFonts w:hint="eastAsia"/>
-        </w:rPr>
-        <w:t>_weight</w:t>
-      </w:r>
-      <w:r>
-        <w:rPr>
-          <w:rFonts w:hint="eastAsia"/>
-        </w:rPr>
-        <w:t>值较小的地址的连接。</w:t>
+        <w:t>1.12.5</w:t>
+      </w:r>
+      <w:r>
+        <w:rPr>
+          <w:rFonts w:hint="eastAsia"/>
+        </w:rPr>
+        <w:t>及</w:t>
+      </w:r>
+      <w:r>
+        <w:rPr>
+          <w:rFonts w:hint="eastAsia"/>
+        </w:rPr>
+        <w:t>2.0</w:t>
+      </w:r>
+      <w:r>
+        <w:rPr>
+          <w:rFonts w:hint="eastAsia"/>
+        </w:rPr>
+        <w:t>的连接池只使用了全局对象锁，所以造成所以外部接口调用都是串行的。</w:t>
+      </w:r>
+      <w:r>
+        <w:rPr>
+          <w:rFonts w:hint="eastAsia"/>
+        </w:rPr>
+        <w:t>现把锁的细分，目标就是让连接池能并行操作。</w:t>
       </w:r>
     </w:p>
     <w:p>
       <w:pPr>
-        <w:pStyle w:val="ListParagraph"/>
-        <w:numPr>
-          <w:ilvl w:val="0"/>
-          <w:numId w:val="11"/>
-        </w:numPr>
-        <w:ind w:firstLineChars="0"/>
+        <w:ind w:left="0"/>
       </w:pPr>
       <w:r>
         <w:rPr>
           <w:rFonts w:hint="eastAsia"/>
         </w:rPr>
-        <w:t>创建连接</w:t>
+        <w:tab/>
+      </w:r>
+      <w:r>
+        <w:rPr>
+          <w:rFonts w:hint="eastAsia"/>
+        </w:rPr>
+        <w:t>另外，在使用互斥锁的时候，应该只在访问容器</w:t>
+      </w:r>
+      <w:r>
+        <w:rPr>
+          <w:rFonts w:hint="eastAsia"/>
+        </w:rPr>
+        <w:t>的时候，才进行加锁。</w:t>
       </w:r>
     </w:p>
     <w:p>
       <w:pPr>
-        <w:pStyle w:val="ListParagraph"/>
-        <w:ind w:left="777" w:firstLineChars="0" w:firstLine="0"/>
+        <w:pStyle w:val="Heading5"/>
+        <w:rPr>
+          <w:rFonts w:hint="eastAsia"/>
+        </w:rPr>
       </w:pPr>
       <w:r>
         <w:rPr>
           <w:rFonts w:hint="eastAsia"/>
         </w:rPr>
-        <w:t>每次都是创建若干相同地址的连接。</w:t>
+        <w:t>2.2.2</w:t>
+      </w:r>
+      <w:r>
+        <w:rPr>
+          <w:rFonts w:hint="eastAsia"/>
+        </w:rPr>
+        <w:t>连接数量管理方案</w:t>
       </w:r>
     </w:p>
     <w:p>
       <w:pPr>
-        <w:pStyle w:val="ListParagraph"/>
-        <w:numPr>
-          <w:ilvl w:val="0"/>
-          <w:numId w:val="11"/>
-        </w:numPr>
-        <w:ind w:firstLineChars="0"/>
+        <w:rPr>
+          <w:rFonts w:hint="eastAsia"/>
+        </w:rPr>
       </w:pPr>
       <w:r>
         <w:rPr>
           <w:rFonts w:hint="eastAsia"/>
         </w:rPr>
-        <w:t>周期清除连接</w:t>
+        <w:t>连接池使用</w:t>
+      </w:r>
+      <w:r>
+        <w:t>ConnectionItemMgr</w:t>
+      </w:r>
+      <w:r>
+        <w:rPr>
+          <w:rFonts w:hint="eastAsia"/>
+        </w:rPr>
+        <w:t>类</w:t>
+      </w:r>
+      <w:r>
+        <w:rPr>
+          <w:rFonts w:hint="eastAsia"/>
+        </w:rPr>
+        <w:t>（简称</w:t>
+      </w:r>
+      <w:r>
+        <w:rPr>
+          <w:rFonts w:hint="eastAsia"/>
+        </w:rPr>
+        <w:t>Mgr</w:t>
+      </w:r>
+      <w:r>
+        <w:rPr>
+          <w:rFonts w:hint="eastAsia"/>
+        </w:rPr>
+        <w:t>类）</w:t>
+      </w:r>
+      <w:r>
+        <w:rPr>
+          <w:rFonts w:hint="eastAsia"/>
+        </w:rPr>
+        <w:t>来管理连接池连接的数量。</w:t>
+      </w:r>
+      <w:r>
+        <w:rPr>
+          <w:rFonts w:hint="eastAsia"/>
+        </w:rPr>
+        <w:t>连接池构建时，</w:t>
+      </w:r>
+      <w:r>
+        <w:rPr>
+          <w:rFonts w:hint="eastAsia"/>
+        </w:rPr>
+        <w:t>Mgr</w:t>
+      </w:r>
+      <w:r>
+        <w:rPr>
+          <w:rFonts w:hint="eastAsia"/>
+        </w:rPr>
+        <w:t>类初始化</w:t>
+      </w:r>
+      <w:r>
+        <w:rPr>
+          <w:rFonts w:hint="eastAsia"/>
+        </w:rPr>
+        <w:t>DatasourceOptions::maxCount</w:t>
+      </w:r>
+      <w:r>
+        <w:rPr>
+          <w:rFonts w:hint="eastAsia"/>
+        </w:rPr>
+        <w:t>个</w:t>
+      </w:r>
+      <w:r>
+        <w:rPr>
+          <w:rFonts w:hint="eastAsia"/>
+        </w:rPr>
+        <w:t>ConnItem</w:t>
+      </w:r>
+      <w:r>
+        <w:rPr>
+          <w:rFonts w:hint="eastAsia"/>
+        </w:rPr>
+        <w:t>实例。连接池每个连接都对应着一个</w:t>
+      </w:r>
+      <w:r>
+        <w:rPr>
+          <w:rFonts w:hint="eastAsia"/>
+        </w:rPr>
+        <w:t>ConnItem</w:t>
+      </w:r>
+      <w:r>
+        <w:rPr>
+          <w:rFonts w:hint="eastAsia"/>
+        </w:rPr>
+        <w:t>的实例。当连接池需要新建连接时，连接池便向</w:t>
+      </w:r>
+      <w:r>
+        <w:rPr>
+          <w:rFonts w:hint="eastAsia"/>
+        </w:rPr>
+        <w:t>Mgr</w:t>
+      </w:r>
+      <w:r>
+        <w:rPr>
+          <w:rFonts w:hint="eastAsia"/>
+        </w:rPr>
+        <w:t>类申请一</w:t>
+      </w:r>
+      <w:r>
+        <w:rPr>
+          <w:rFonts w:hint="eastAsia"/>
+        </w:rPr>
+        <w:lastRenderedPageBreak/>
+        <w:t>个</w:t>
+      </w:r>
+      <w:r>
+        <w:rPr>
+          <w:rFonts w:hint="eastAsia"/>
+        </w:rPr>
+        <w:t>ConnItem</w:t>
+      </w:r>
+      <w:r>
+        <w:rPr>
+          <w:rFonts w:hint="eastAsia"/>
+        </w:rPr>
+        <w:t>实例；当连接池销毁一个连接时，便把连接对应的</w:t>
+      </w:r>
+      <w:r>
+        <w:rPr>
+          <w:rFonts w:hint="eastAsia"/>
+        </w:rPr>
+        <w:t>ConnItem</w:t>
+      </w:r>
+      <w:r>
+        <w:rPr>
+          <w:rFonts w:hint="eastAsia"/>
+        </w:rPr>
+        <w:t>实例归还</w:t>
+      </w:r>
+      <w:r>
+        <w:rPr>
+          <w:rFonts w:hint="eastAsia"/>
+        </w:rPr>
+        <w:t>Mgr</w:t>
+      </w:r>
+      <w:r>
+        <w:rPr>
+          <w:rFonts w:hint="eastAsia"/>
+        </w:rPr>
+        <w:t>类。</w:t>
       </w:r>
     </w:p>
     <w:p>
       <w:pPr>
-        <w:pStyle w:val="ListParagraph"/>
-        <w:ind w:left="777" w:firstLineChars="0" w:firstLine="0"/>
+        <w:rPr>
+          <w:rFonts w:hint="eastAsia"/>
+        </w:rPr>
       </w:pPr>
       <w:r>
         <w:rPr>
           <w:rFonts w:hint="eastAsia"/>
         </w:rPr>
-        <w:t>若空闲队列连接数太多，则</w:t>
-      </w:r>
-      <w:r>
-        <w:rPr>
-          <w:rFonts w:hint="eastAsia"/>
-        </w:rPr>
-        <w:t>_assist</w:t>
-      </w:r>
-      <w:r>
-        <w:rPr>
-          <w:rFonts w:hint="eastAsia"/>
-        </w:rPr>
-        <w:t>从后往前取</w:t>
-      </w:r>
-      <w:r>
-        <w:rPr>
-          <w:rFonts w:hint="eastAsia"/>
-        </w:rPr>
-        <w:t>AddrItem</w:t>
-      </w:r>
-      <w:r>
-        <w:rPr>
-          <w:rFonts w:hint="eastAsia"/>
-        </w:rPr>
-        <w:t>的值，根据其提供的地址，不断删除空闲队列多余的连接。</w:t>
+        <w:t>ConnItem</w:t>
+      </w:r>
+      <w:r>
+        <w:rPr>
+          <w:rFonts w:hint="eastAsia"/>
+        </w:rPr>
+        <w:t>关键属性如下：</w:t>
+      </w:r>
+    </w:p>
+    <w:p>
+      <w:r>
+        <w:t>class ConnItem implements Comparable&lt;ConnItem&gt; {</w:t>
+      </w:r>
+    </w:p>
+    <w:p>
+      <w:r>
+        <w:tab/>
+        <w:t>private String _addr;</w:t>
+      </w:r>
+    </w:p>
+    <w:p>
+      <w:pPr>
+        <w:rPr>
+          <w:rFonts w:hint="eastAsia"/>
+        </w:rPr>
+      </w:pPr>
+      <w:r>
+        <w:tab/>
+        <w:t>private long _sequenceNumber;</w:t>
+      </w:r>
+    </w:p>
+    <w:p>
+      <w:pPr>
+        <w:ind w:leftChars="170" w:firstLineChars="50" w:firstLine="105"/>
+        <w:rPr>
+          <w:rFonts w:hint="eastAsia"/>
+        </w:rPr>
+      </w:pPr>
+      <w:r>
+        <w:t>…</w:t>
+      </w:r>
+    </w:p>
+    <w:p>
+      <w:pPr>
+        <w:rPr>
+          <w:rFonts w:hint="eastAsia"/>
+        </w:rPr>
+      </w:pPr>
+      <w:r>
+        <w:rPr>
+          <w:rFonts w:hint="eastAsia"/>
+        </w:rPr>
+        <w:t>}</w:t>
+      </w:r>
+    </w:p>
+    <w:p>
+      <w:pPr>
+        <w:rPr>
+          <w:rFonts w:hint="eastAsia"/>
+        </w:rPr>
+      </w:pPr>
+      <w:r>
+        <w:rPr>
+          <w:rFonts w:hint="eastAsia"/>
+        </w:rPr>
+        <w:t>_add</w:t>
+      </w:r>
+      <w:r>
+        <w:rPr>
+          <w:rFonts w:hint="eastAsia"/>
+        </w:rPr>
+        <w:t>：表示与连接相关联的地址。</w:t>
+      </w:r>
+    </w:p>
+    <w:p>
+      <w:pPr>
+        <w:rPr>
+          <w:rFonts w:hint="eastAsia"/>
+        </w:rPr>
+      </w:pPr>
+      <w:r>
+        <w:t>_sequenceNumber</w:t>
+      </w:r>
+      <w:r>
+        <w:rPr>
+          <w:rFonts w:hint="eastAsia"/>
+        </w:rPr>
+        <w:t>：表示该连接对应的序列号。</w:t>
+      </w:r>
+    </w:p>
+    <w:p>
+      <w:pPr>
+        <w:rPr>
+          <w:rFonts w:hint="eastAsia"/>
+        </w:rPr>
+      </w:pPr>
+      <w:r>
+        <w:rPr>
+          <w:rFonts w:hint="eastAsia"/>
+        </w:rPr>
+        <w:t>ConntionItemMgr</w:t>
+      </w:r>
+      <w:r>
+        <w:rPr>
+          <w:rFonts w:hint="eastAsia"/>
+        </w:rPr>
+        <w:t>关键属性如下：</w:t>
+      </w:r>
+    </w:p>
+    <w:p>
+      <w:r>
+        <w:t>public class ConnectionItemMgr {</w:t>
+      </w:r>
+    </w:p>
+    <w:p>
+      <w:r>
+        <w:tab/>
+        <w:t>private int _capacity ;</w:t>
+      </w:r>
+    </w:p>
+    <w:p>
+      <w:r>
+        <w:tab/>
+        <w:t>private static long _sequenceNumber = -1;</w:t>
+      </w:r>
+    </w:p>
+    <w:p>
+      <w:r>
+        <w:tab/>
+        <w:t>private TreeSet&lt;ConnItem&gt; _idleItem = null;</w:t>
+      </w:r>
+    </w:p>
+    <w:p>
+      <w:r>
+        <w:tab/>
+        <w:t>private TreeSet&lt;ConnItem&gt; _usedItem = null;</w:t>
+      </w:r>
+    </w:p>
+    <w:p>
+      <w:pPr>
+        <w:rPr>
+          <w:rFonts w:hint="eastAsia"/>
+        </w:rPr>
+      </w:pPr>
+      <w:r>
+        <w:tab/>
+        <w:t>private ReentrantLock _lock = new ReentrantLock();</w:t>
+      </w:r>
+    </w:p>
+    <w:p>
+      <w:pPr>
+        <w:ind w:leftChars="170" w:firstLineChars="50" w:firstLine="105"/>
+        <w:rPr>
+          <w:rFonts w:hint="eastAsia"/>
+        </w:rPr>
+      </w:pPr>
+      <w:r>
+        <w:t>…</w:t>
+      </w:r>
+      <w:r>
+        <w:rPr>
+          <w:rFonts w:hint="eastAsia"/>
+        </w:rPr>
+        <w:t>.</w:t>
+      </w:r>
+    </w:p>
+    <w:p>
+      <w:pPr>
+        <w:ind w:leftChars="170" w:firstLineChars="50" w:firstLine="105"/>
+        <w:rPr>
+          <w:rFonts w:hint="eastAsia"/>
+        </w:rPr>
+      </w:pPr>
+      <w:r>
+        <w:rPr>
+          <w:rFonts w:hint="eastAsia"/>
+        </w:rPr>
+        <w:t>}</w:t>
+      </w:r>
+    </w:p>
+    <w:p>
+      <w:pPr>
+        <w:ind w:leftChars="170" w:firstLineChars="50" w:firstLine="105"/>
+        <w:rPr>
+          <w:rFonts w:hint="eastAsia"/>
+        </w:rPr>
+      </w:pPr>
+      <w:r>
+        <w:rPr>
+          <w:rFonts w:hint="eastAsia"/>
+        </w:rPr>
+        <w:t>_capacity</w:t>
+      </w:r>
+      <w:r>
+        <w:rPr>
+          <w:rFonts w:hint="eastAsia"/>
+        </w:rPr>
+        <w:t>：</w:t>
+      </w:r>
+      <w:r>
+        <w:rPr>
+          <w:rFonts w:hint="eastAsia"/>
+        </w:rPr>
+        <w:t>表示连接池的容量。该值随着</w:t>
+      </w:r>
+      <w:r>
+        <w:rPr>
+          <w:rFonts w:hint="eastAsia"/>
+        </w:rPr>
+        <w:t>DatasourceOptions::maxCount</w:t>
+      </w:r>
+      <w:r>
+        <w:rPr>
+          <w:rFonts w:hint="eastAsia"/>
+        </w:rPr>
+        <w:t>变动而变动。</w:t>
+      </w:r>
+    </w:p>
+    <w:p>
+      <w:pPr>
+        <w:ind w:leftChars="170" w:firstLineChars="50" w:firstLine="105"/>
+        <w:rPr>
+          <w:rFonts w:hint="eastAsia"/>
+        </w:rPr>
+      </w:pPr>
+      <w:r>
+        <w:rPr>
+          <w:rFonts w:hint="eastAsia"/>
+        </w:rPr>
+        <w:t>_</w:t>
+      </w:r>
+      <w:r>
+        <w:t>sequenceNumber</w:t>
+      </w:r>
+      <w:r>
+        <w:rPr>
+          <w:rFonts w:hint="eastAsia"/>
+        </w:rPr>
+        <w:t>：为</w:t>
+      </w:r>
+      <w:r>
+        <w:rPr>
+          <w:rFonts w:hint="eastAsia"/>
+        </w:rPr>
+        <w:t>Mgr</w:t>
+      </w:r>
+      <w:r>
+        <w:rPr>
+          <w:rFonts w:hint="eastAsia"/>
+        </w:rPr>
+        <w:t>类维持的一个一直递增的序列号。</w:t>
+      </w:r>
+      <w:r>
+        <w:rPr>
+          <w:rFonts w:hint="eastAsia"/>
+        </w:rPr>
+        <w:t>当</w:t>
+      </w:r>
+      <w:r>
+        <w:rPr>
+          <w:rFonts w:hint="eastAsia"/>
+        </w:rPr>
+        <w:t>_capacity</w:t>
+      </w:r>
+      <w:r>
+        <w:rPr>
+          <w:rFonts w:hint="eastAsia"/>
+        </w:rPr>
+        <w:t>被设为更大值或者连接池更换策略时，</w:t>
+      </w:r>
+      <w:r>
+        <w:rPr>
+          <w:rFonts w:hint="eastAsia"/>
+        </w:rPr>
+        <w:t>_</w:t>
+      </w:r>
+      <w:r>
+        <w:t>sequenceNumber</w:t>
+      </w:r>
+      <w:r>
+        <w:rPr>
+          <w:rFonts w:hint="eastAsia"/>
+        </w:rPr>
+        <w:t>当前的值便被更新到连接池中，这样</w:t>
+      </w:r>
+      <w:r>
+        <w:rPr>
+          <w:rFonts w:hint="eastAsia"/>
+        </w:rPr>
+        <w:t>，当被取出去的连接回池时，当他们的对应的</w:t>
+      </w:r>
+      <w:r>
+        <w:rPr>
+          <w:rFonts w:hint="eastAsia"/>
+        </w:rPr>
+        <w:t>ConnItem</w:t>
+      </w:r>
+      <w:r>
+        <w:rPr>
+          <w:rFonts w:hint="eastAsia"/>
+        </w:rPr>
+        <w:t>实例的</w:t>
+      </w:r>
+      <w:r>
+        <w:rPr>
+          <w:rFonts w:hint="eastAsia"/>
+        </w:rPr>
+        <w:t>_</w:t>
+      </w:r>
+      <w:r>
+        <w:t>sequenceNumber</w:t>
+      </w:r>
+      <w:r>
+        <w:rPr>
+          <w:rFonts w:hint="eastAsia"/>
+        </w:rPr>
+        <w:t>比连接池中的小，那么这些回池的连接将被关闭，而其持有的</w:t>
+      </w:r>
+      <w:r>
+        <w:rPr>
+          <w:rFonts w:hint="eastAsia"/>
+        </w:rPr>
+        <w:t>ConnItem</w:t>
+      </w:r>
+      <w:r>
+        <w:rPr>
+          <w:rFonts w:hint="eastAsia"/>
+        </w:rPr>
+        <w:t>实例，也将被放回</w:t>
+      </w:r>
+      <w:r>
+        <w:rPr>
+          <w:rFonts w:hint="eastAsia"/>
+        </w:rPr>
+        <w:t>Mgr</w:t>
+      </w:r>
+      <w:r>
+        <w:rPr>
+          <w:rFonts w:hint="eastAsia"/>
+        </w:rPr>
+        <w:t>类中。</w:t>
+      </w:r>
+      <w:r>
+        <w:rPr>
+          <w:rFonts w:hint="eastAsia"/>
+        </w:rPr>
+        <w:t>Mgr</w:t>
+      </w:r>
+      <w:r>
+        <w:rPr>
+          <w:rFonts w:hint="eastAsia"/>
+        </w:rPr>
+        <w:t>类根据自身</w:t>
+      </w:r>
+      <w:r>
+        <w:rPr>
+          <w:rFonts w:hint="eastAsia"/>
+        </w:rPr>
+        <w:t>_usedItem.size()</w:t>
+      </w:r>
+      <w:r>
+        <w:rPr>
+          <w:rFonts w:hint="eastAsia"/>
+        </w:rPr>
+        <w:t>与</w:t>
+      </w:r>
+      <w:r>
+        <w:rPr>
+          <w:rFonts w:hint="eastAsia"/>
+        </w:rPr>
+        <w:t>_capacity</w:t>
+      </w:r>
+      <w:r>
+        <w:rPr>
+          <w:rFonts w:hint="eastAsia"/>
+        </w:rPr>
+        <w:t>的情况，决定是要回收这些</w:t>
+      </w:r>
+      <w:r>
+        <w:rPr>
+          <w:rFonts w:hint="eastAsia"/>
+        </w:rPr>
+        <w:t>Connitem</w:t>
+      </w:r>
+      <w:r>
+        <w:rPr>
+          <w:rFonts w:hint="eastAsia"/>
+        </w:rPr>
+        <w:t>实例，还是要丢弃它们。</w:t>
       </w:r>
     </w:p>
     <w:p>
@@ -12668,25 +12785,13 @@
         <w:rPr>
           <w:rFonts w:hint="eastAsia"/>
         </w:rPr>
-        <w:t>2.2.4</w:t>
-      </w:r>
-      <w:r>
-        <w:rPr>
-          <w:rFonts w:hint="eastAsia"/>
-        </w:rPr>
-        <w:t>周期同步</w:t>
-      </w:r>
-      <w:r>
-        <w:rPr>
-          <w:rFonts w:hint="eastAsia"/>
-        </w:rPr>
-        <w:t>coord</w:t>
-      </w:r>
-      <w:r>
-        <w:rPr>
-          <w:rFonts w:hint="eastAsia"/>
-        </w:rPr>
-        <w:t>地址方案</w:t>
+        <w:t>2.2.3</w:t>
+      </w:r>
+      <w:r>
+        <w:rPr>
+          <w:rFonts w:hint="eastAsia"/>
+        </w:rPr>
+        <w:t>连接策略方案</w:t>
       </w:r>
     </w:p>
     <w:p>
@@ -12694,7 +12799,163 @@
         <w:rPr>
           <w:rFonts w:hint="eastAsia"/>
         </w:rPr>
-        <w:t>在定期器中加入周期同步</w:t>
+        <w:t>从</w:t>
+      </w:r>
+      <w:r>
+        <w:rPr>
+          <w:rFonts w:hint="eastAsia"/>
+        </w:rPr>
+        <w:t>1.12.6&amp;2.6</w:t>
+      </w:r>
+      <w:r>
+        <w:rPr>
+          <w:rFonts w:hint="eastAsia"/>
+        </w:rPr>
+        <w:t>开始，</w:t>
+      </w:r>
+      <w:r>
+        <w:rPr>
+          <w:rFonts w:hint="eastAsia"/>
+        </w:rPr>
+        <w:t>连接池</w:t>
+      </w:r>
+      <w:r>
+        <w:rPr>
+          <w:rFonts w:hint="eastAsia"/>
+        </w:rPr>
+        <w:t>建连可选择策略。</w:t>
+      </w:r>
+      <w:r>
+        <w:rPr>
+          <w:rFonts w:hint="eastAsia"/>
+        </w:rPr>
+        <w:t>目前能够提供四种策略</w:t>
+      </w:r>
+      <w:r>
+        <w:rPr>
+          <w:rFonts w:hint="eastAsia"/>
+        </w:rPr>
+        <w:t>：随机（</w:t>
+      </w:r>
+      <w:r>
+        <w:rPr>
+          <w:rFonts w:hint="eastAsia"/>
+        </w:rPr>
+        <w:t>ConnectStrategy.</w:t>
+      </w:r>
+      <w:r>
+        <w:rPr>
+          <w:rFonts w:hint="eastAsia"/>
+        </w:rPr>
+        <w:t>RANDOM</w:t>
+      </w:r>
+      <w:r>
+        <w:rPr>
+          <w:rFonts w:hint="eastAsia"/>
+        </w:rPr>
+        <w:t>）、顺序</w:t>
+      </w:r>
+      <w:r>
+        <w:rPr>
+          <w:rFonts w:hint="eastAsia"/>
+        </w:rPr>
+        <w:t>（</w:t>
+      </w:r>
+      <w:r>
+        <w:rPr>
+          <w:rFonts w:hint="eastAsia"/>
+        </w:rPr>
+        <w:t>ConnectStrategy.SERIAL</w:t>
+      </w:r>
+      <w:r>
+        <w:rPr>
+          <w:rFonts w:hint="eastAsia"/>
+        </w:rPr>
+        <w:t>）</w:t>
+      </w:r>
+      <w:r>
+        <w:rPr>
+          <w:rFonts w:hint="eastAsia"/>
+        </w:rPr>
+        <w:t>、本地</w:t>
+      </w:r>
+      <w:r>
+        <w:rPr>
+          <w:rFonts w:hint="eastAsia"/>
+        </w:rPr>
+        <w:t>（</w:t>
+      </w:r>
+      <w:r>
+        <w:rPr>
+          <w:rFonts w:hint="eastAsia"/>
+        </w:rPr>
+        <w:t>ConnectStrategy.LOCAL</w:t>
+      </w:r>
+      <w:r>
+        <w:rPr>
+          <w:rFonts w:hint="eastAsia"/>
+        </w:rPr>
+        <w:t>、均衡（</w:t>
+      </w:r>
+      <w:r>
+        <w:rPr>
+          <w:rFonts w:hint="eastAsia"/>
+        </w:rPr>
+        <w:t>ConnectStrategy.BALANCE</w:t>
+      </w:r>
+      <w:r>
+        <w:rPr>
+          <w:rFonts w:hint="eastAsia"/>
+        </w:rPr>
+        <w:t>）</w:t>
+      </w:r>
+      <w:r>
+        <w:rPr>
+          <w:rFonts w:hint="eastAsia"/>
+        </w:rPr>
+        <w:t>。</w:t>
+      </w:r>
+      <w:r>
+        <w:rPr>
+          <w:rFonts w:hint="eastAsia"/>
+        </w:rPr>
+        <w:t>默认是均衡策略。</w:t>
+      </w:r>
+      <w:r>
+        <w:rPr>
+          <w:rFonts w:hint="eastAsia"/>
+        </w:rPr>
+        <w:t>连</w:t>
+      </w:r>
+      <w:r>
+        <w:rPr>
+          <w:rFonts w:hint="eastAsia"/>
+        </w:rPr>
+        <w:t>接池获取连接、创建连接、清除多余连接都根据</w:t>
+      </w:r>
+      <w:r>
+        <w:rPr>
+          <w:rFonts w:hint="eastAsia"/>
+        </w:rPr>
+        <w:t>策略对象提供的指示进行。一旦完成操作，连接池需要将执行结果更新到策略对象，方便连接池为下一个操作提供决策。</w:t>
+      </w:r>
+    </w:p>
+    <w:p/>
+    <w:p>
+      <w:pPr>
+        <w:pStyle w:val="Heading5"/>
+      </w:pPr>
+      <w:r>
+        <w:rPr>
+          <w:rFonts w:hint="eastAsia"/>
+        </w:rPr>
+        <w:t>2.2.3</w:t>
+      </w:r>
+      <w:r>
+        <w:rPr>
+          <w:rFonts w:hint="eastAsia"/>
+        </w:rPr>
+        <w:t>本地</w:t>
       </w:r>
       <w:r>
         <w:rPr>
@@ -12706,13 +12967,539 @@
         <w:rPr>
           <w:rFonts w:hint="eastAsia"/>
         </w:rPr>
-        <w:t>地址任务。</w:t>
-      </w:r>
-      <w:r>
-        <w:rPr>
-          <w:rFonts w:hint="eastAsia"/>
-        </w:rPr>
-        <w:t>目前，连接池</w:t>
+        <w:t>负载均衡</w:t>
+      </w:r>
+      <w:r>
+        <w:rPr>
+          <w:rFonts w:hint="eastAsia"/>
+        </w:rPr>
+        <w:t>策略</w:t>
+      </w:r>
+      <w:r>
+        <w:rPr>
+          <w:rFonts w:hint="eastAsia"/>
+        </w:rPr>
+        <w:t>方案</w:t>
+      </w:r>
+    </w:p>
+    <w:p>
+      <w:pPr>
+        <w:rPr>
+          <w:rFonts w:hint="eastAsia"/>
+        </w:rPr>
+      </w:pPr>
+      <w:r>
+        <w:rPr>
+          <w:rFonts w:hint="eastAsia"/>
+        </w:rPr>
+        <w:t>复制均衡策略</w:t>
+      </w:r>
+      <w:r>
+        <w:t>ConcreteBalanceStrateg</w:t>
+      </w:r>
+      <w:r>
+        <w:rPr>
+          <w:rFonts w:hint="eastAsia"/>
+        </w:rPr>
+        <w:t>关键属性如下所示：</w:t>
+      </w:r>
+    </w:p>
+    <w:p>
+      <w:r>
+        <w:t>public class ConcreteBalanceStrategy implements IConnectStrategy {</w:t>
+      </w:r>
+    </w:p>
+    <w:p>
+      <w:r>
+        <w:tab/>
+        <w:t>private HashMap&lt;String, LinkedList&lt;ConnItem&gt;&gt; _idleConnItemMap = new HashMap&lt;String, LinkedList&lt;ConnItem&gt;&gt;();</w:t>
+      </w:r>
+    </w:p>
+    <w:p>
+      <w:r>
+        <w:tab/>
+        <w:t>private HashMap&lt;String, CountInfo&gt; _countInfoMap = new HashMap&lt;String, CountInfo&gt;();</w:t>
+      </w:r>
+    </w:p>
+    <w:p>
+      <w:r>
+        <w:lastRenderedPageBreak/>
+        <w:tab/>
+        <w:t>private TreeSet&lt;CountInfo&gt; _countInfoSet = new TreeSet&lt;CountInfo&gt;();</w:t>
+      </w:r>
+    </w:p>
+    <w:p>
+      <w:pPr>
+        <w:ind w:left="0"/>
+      </w:pPr>
+      <w:r>
+        <w:tab/>
+        <w:t>private ReentrantLock _lock = new ReentrantLock();</w:t>
+      </w:r>
+    </w:p>
+    <w:p>
+      <w:pPr>
+        <w:rPr>
+          <w:rFonts w:hint="eastAsia"/>
+        </w:rPr>
+      </w:pPr>
+      <w:r>
+        <w:tab/>
+        <w:t>private static CountInfo _dumpCountInfo = new CountInfo("", 0, false);</w:t>
+      </w:r>
+    </w:p>
+    <w:p>
+      <w:pPr>
+        <w:rPr>
+          <w:rFonts w:hint="eastAsia"/>
+        </w:rPr>
+      </w:pPr>
+      <w:r>
+        <w:t>…</w:t>
+      </w:r>
+    </w:p>
+    <w:p>
+      <w:pPr>
+        <w:rPr>
+          <w:ins w:id="0" w:author="tanzhaobo" w:date="2016-04-11T14:56:00Z"/>
+          <w:rFonts w:hint="eastAsia"/>
+        </w:rPr>
+      </w:pPr>
+      <w:r>
+        <w:rPr>
+          <w:rFonts w:hint="eastAsia"/>
+        </w:rPr>
+        <w:t>}</w:t>
+      </w:r>
+    </w:p>
+    <w:p>
+      <w:pPr>
+        <w:rPr>
+          <w:rFonts w:hint="eastAsia"/>
+        </w:rPr>
+      </w:pPr>
+      <w:r>
+        <w:rPr>
+          <w:rFonts w:hint="eastAsia"/>
+        </w:rPr>
+        <w:t>其中，</w:t>
+      </w:r>
+    </w:p>
+    <w:p>
+      <w:pPr>
+        <w:rPr>
+          <w:rFonts w:hint="eastAsia"/>
+        </w:rPr>
+      </w:pPr>
+      <w:r>
+        <w:t>_idleConnItemMap</w:t>
+      </w:r>
+      <w:r>
+        <w:rPr>
+          <w:rFonts w:hint="eastAsia"/>
+        </w:rPr>
+        <w:t>：用于存放某个</w:t>
+      </w:r>
+      <w:r>
+        <w:rPr>
+          <w:rFonts w:hint="eastAsia"/>
+        </w:rPr>
+        <w:t>ip</w:t>
+      </w:r>
+      <w:r>
+        <w:rPr>
+          <w:rFonts w:hint="eastAsia"/>
+        </w:rPr>
+        <w:t>对应的</w:t>
+      </w:r>
+      <w:r>
+        <w:rPr>
+          <w:rFonts w:hint="eastAsia"/>
+        </w:rPr>
+        <w:t>ConnItem</w:t>
+      </w:r>
+      <w:r>
+        <w:rPr>
+          <w:rFonts w:hint="eastAsia"/>
+        </w:rPr>
+        <w:t>实例。通过这些实例，可以从</w:t>
+      </w:r>
+      <w:r>
+        <w:rPr>
+          <w:rFonts w:hint="eastAsia"/>
+        </w:rPr>
+        <w:t>idle connection pool</w:t>
+      </w:r>
+      <w:r>
+        <w:rPr>
+          <w:rFonts w:hint="eastAsia"/>
+        </w:rPr>
+        <w:t>找到相关的连接。</w:t>
+      </w:r>
+    </w:p>
+    <w:p>
+      <w:pPr>
+        <w:rPr>
+          <w:rFonts w:hint="eastAsia"/>
+        </w:rPr>
+      </w:pPr>
+      <w:r>
+        <w:t>_countInfoSet</w:t>
+      </w:r>
+      <w:r>
+        <w:rPr>
+          <w:rFonts w:hint="eastAsia"/>
+        </w:rPr>
+        <w:t>：用于存放已使用连接的情况。其中</w:t>
+      </w:r>
+      <w:r>
+        <w:rPr>
+          <w:rFonts w:hint="eastAsia"/>
+        </w:rPr>
+        <w:t>CountInfo</w:t>
+      </w:r>
+      <w:r>
+        <w:rPr>
+          <w:rFonts w:hint="eastAsia"/>
+        </w:rPr>
+        <w:t>结构如下</w:t>
+      </w:r>
+      <w:r>
+        <w:rPr>
+          <w:rFonts w:hint="eastAsia"/>
+        </w:rPr>
+        <w:t>:</w:t>
+      </w:r>
+    </w:p>
+    <w:p>
+      <w:r>
+        <w:t>class CountInfo implements Comparable&lt;CountInfo&gt;{</w:t>
+      </w:r>
+    </w:p>
+    <w:p>
+      <w:r>
+        <w:tab/>
+        <w:t>private String _addr;</w:t>
+      </w:r>
+    </w:p>
+    <w:p>
+      <w:r>
+        <w:tab/>
+        <w:t>private int _count;</w:t>
+      </w:r>
+    </w:p>
+    <w:p>
+      <w:pPr>
+        <w:rPr>
+          <w:rFonts w:hint="eastAsia"/>
+        </w:rPr>
+      </w:pPr>
+      <w:r>
+        <w:tab/>
+        <w:t>private boolean _available;</w:t>
+      </w:r>
+    </w:p>
+    <w:p>
+      <w:pPr>
+        <w:rPr>
+          <w:rFonts w:hint="eastAsia"/>
+        </w:rPr>
+      </w:pPr>
+      <w:r>
+        <w:t>…</w:t>
+      </w:r>
+    </w:p>
+    <w:p>
+      <w:pPr>
+        <w:rPr>
+          <w:rFonts w:hint="eastAsia"/>
+        </w:rPr>
+      </w:pPr>
+      <w:r>
+        <w:rPr>
+          <w:rFonts w:hint="eastAsia"/>
+        </w:rPr>
+        <w:t>}</w:t>
+      </w:r>
+    </w:p>
+    <w:p>
+      <w:pPr>
+        <w:rPr>
+          <w:rFonts w:hint="eastAsia"/>
+        </w:rPr>
+      </w:pPr>
+      <w:r>
+        <w:rPr>
+          <w:rFonts w:hint="eastAsia"/>
+        </w:rPr>
+        <w:t>其中</w:t>
+      </w:r>
+      <w:r>
+        <w:rPr>
+          <w:rFonts w:hint="eastAsia"/>
+        </w:rPr>
+        <w:t>_addr</w:t>
+      </w:r>
+      <w:r>
+        <w:rPr>
+          <w:rFonts w:hint="eastAsia"/>
+        </w:rPr>
+        <w:t>、</w:t>
+      </w:r>
+      <w:r>
+        <w:rPr>
+          <w:rFonts w:hint="eastAsia"/>
+        </w:rPr>
+        <w:t>_count</w:t>
+      </w:r>
+      <w:r>
+        <w:rPr>
+          <w:rFonts w:hint="eastAsia"/>
+        </w:rPr>
+        <w:t>、</w:t>
+      </w:r>
+      <w:r>
+        <w:rPr>
+          <w:rFonts w:hint="eastAsia"/>
+        </w:rPr>
+        <w:t>_available</w:t>
+      </w:r>
+      <w:r>
+        <w:rPr>
+          <w:rFonts w:hint="eastAsia"/>
+        </w:rPr>
+        <w:t>三个组合起来表示的意思是：</w:t>
+      </w:r>
+      <w:r>
+        <w:rPr>
+          <w:rFonts w:hint="eastAsia"/>
+        </w:rPr>
+        <w:t>_addr</w:t>
+      </w:r>
+      <w:r>
+        <w:rPr>
+          <w:rFonts w:hint="eastAsia"/>
+        </w:rPr>
+        <w:t>地址当前已经用了</w:t>
+      </w:r>
+      <w:r>
+        <w:rPr>
+          <w:rFonts w:hint="eastAsia"/>
+        </w:rPr>
+        <w:t>_count</w:t>
+      </w:r>
+      <w:r>
+        <w:rPr>
+          <w:rFonts w:hint="eastAsia"/>
+        </w:rPr>
+        <w:t>个连接。当</w:t>
+      </w:r>
+      <w:r>
+        <w:rPr>
+          <w:rFonts w:hint="eastAsia"/>
+        </w:rPr>
+        <w:t>_</w:t>
+      </w:r>
+      <w:r>
+        <w:t>idleConnItemMap</w:t>
+      </w:r>
+      <w:r>
+        <w:rPr>
+          <w:rFonts w:hint="eastAsia"/>
+        </w:rPr>
+        <w:t>中</w:t>
+      </w:r>
+      <w:r>
+        <w:rPr>
+          <w:rFonts w:hint="eastAsia"/>
+        </w:rPr>
+        <w:t>_addr</w:t>
+      </w:r>
+      <w:r>
+        <w:rPr>
+          <w:rFonts w:hint="eastAsia"/>
+        </w:rPr>
+        <w:t>对应的</w:t>
+      </w:r>
+      <w:r>
+        <w:rPr>
+          <w:rFonts w:hint="eastAsia"/>
+        </w:rPr>
+        <w:t>list</w:t>
+      </w:r>
+      <w:r>
+        <w:rPr>
+          <w:rFonts w:hint="eastAsia"/>
+        </w:rPr>
+        <w:t>中没有</w:t>
+      </w:r>
+      <w:r>
+        <w:rPr>
+          <w:rFonts w:hint="eastAsia"/>
+        </w:rPr>
+        <w:t>ConnItem</w:t>
+      </w:r>
+      <w:r>
+        <w:rPr>
+          <w:rFonts w:hint="eastAsia"/>
+        </w:rPr>
+        <w:t>实例时，</w:t>
+      </w:r>
+      <w:r>
+        <w:rPr>
+          <w:rFonts w:hint="eastAsia"/>
+        </w:rPr>
+        <w:t>_available</w:t>
+      </w:r>
+      <w:r>
+        <w:rPr>
+          <w:rFonts w:hint="eastAsia"/>
+        </w:rPr>
+        <w:t>为</w:t>
+      </w:r>
+      <w:r>
+        <w:rPr>
+          <w:rFonts w:hint="eastAsia"/>
+        </w:rPr>
+        <w:t>false</w:t>
+      </w:r>
+      <w:r>
+        <w:rPr>
+          <w:rFonts w:hint="eastAsia"/>
+        </w:rPr>
+        <w:t>，表示</w:t>
+      </w:r>
+      <w:r>
+        <w:rPr>
+          <w:rFonts w:hint="eastAsia"/>
+        </w:rPr>
+        <w:t>_addr</w:t>
+      </w:r>
+      <w:r>
+        <w:rPr>
+          <w:rFonts w:hint="eastAsia"/>
+        </w:rPr>
+        <w:t>不可用。</w:t>
+      </w:r>
+      <w:r>
+        <w:t>CountInfo</w:t>
+      </w:r>
+      <w:r>
+        <w:rPr>
+          <w:rFonts w:hint="eastAsia"/>
+        </w:rPr>
+        <w:t>实现了</w:t>
+      </w:r>
+      <w:r>
+        <w:rPr>
+          <w:rFonts w:hint="eastAsia"/>
+        </w:rPr>
+        <w:t>Comparable</w:t>
+      </w:r>
+      <w:r>
+        <w:rPr>
+          <w:rFonts w:hint="eastAsia"/>
+        </w:rPr>
+        <w:t>，在</w:t>
+      </w:r>
+      <w:r>
+        <w:t>_available</w:t>
+      </w:r>
+      <w:r>
+        <w:rPr>
+          <w:rFonts w:hint="eastAsia"/>
+        </w:rPr>
+        <w:t>为</w:t>
+      </w:r>
+      <w:r>
+        <w:rPr>
+          <w:rFonts w:hint="eastAsia"/>
+        </w:rPr>
+        <w:t>true</w:t>
+      </w:r>
+      <w:r>
+        <w:rPr>
+          <w:rFonts w:hint="eastAsia"/>
+        </w:rPr>
+        <w:t>时，它将根据</w:t>
+      </w:r>
+      <w:r>
+        <w:rPr>
+          <w:rFonts w:hint="eastAsia"/>
+        </w:rPr>
+        <w:t>_count</w:t>
+      </w:r>
+      <w:r>
+        <w:rPr>
+          <w:rFonts w:hint="eastAsia"/>
+        </w:rPr>
+        <w:t>的值由小到大排序。</w:t>
+      </w:r>
+      <w:r>
+        <w:rPr>
+          <w:rFonts w:hint="eastAsia"/>
+        </w:rPr>
+        <w:t>当</w:t>
+      </w:r>
+      <w:r>
+        <w:t>_available</w:t>
+      </w:r>
+      <w:r>
+        <w:rPr>
+          <w:rFonts w:hint="eastAsia"/>
+        </w:rPr>
+        <w:t>为</w:t>
+      </w:r>
+      <w:r>
+        <w:rPr>
+          <w:rFonts w:hint="eastAsia"/>
+        </w:rPr>
+        <w:t>false</w:t>
+      </w:r>
+      <w:r>
+        <w:rPr>
+          <w:rFonts w:hint="eastAsia"/>
+        </w:rPr>
+        <w:t>时，对应的</w:t>
+      </w:r>
+      <w:r>
+        <w:rPr>
+          <w:rFonts w:hint="eastAsia"/>
+        </w:rPr>
+        <w:t>CountInfo</w:t>
+      </w:r>
+      <w:r>
+        <w:rPr>
+          <w:rFonts w:hint="eastAsia"/>
+        </w:rPr>
+        <w:t>排在其它可用的</w:t>
+      </w:r>
+      <w:r>
+        <w:rPr>
+          <w:rFonts w:hint="eastAsia"/>
+        </w:rPr>
+        <w:t>CountInfo</w:t>
+      </w:r>
+      <w:r>
+        <w:rPr>
+          <w:rFonts w:hint="eastAsia"/>
+        </w:rPr>
+        <w:t>实例之后。</w:t>
+      </w:r>
+      <w:r>
+        <w:rPr>
+          <w:rFonts w:hint="eastAsia"/>
+        </w:rPr>
+        <w:t>这样，当连接池需要取空闲连接时，</w:t>
+      </w:r>
+      <w:r>
+        <w:t>_countInfoSet</w:t>
+      </w:r>
+      <w:r>
+        <w:rPr>
+          <w:rFonts w:hint="eastAsia"/>
+        </w:rPr>
+        <w:t>弹出第一个元素，告诉连接池当前这个地址对应的</w:t>
       </w:r>
       <w:r>
         <w:rPr>
@@ -12724,86 +13511,248 @@
         <w:rPr>
           <w:rFonts w:hint="eastAsia"/>
         </w:rPr>
-        <w:t>地址有两种来源：</w:t>
-      </w:r>
-      <w:r>
-        <w:rPr>
-          <w:rFonts w:hint="eastAsia"/>
-        </w:rPr>
-        <w:t>1</w:t>
-      </w:r>
-      <w:r>
-        <w:rPr>
-          <w:rFonts w:hint="eastAsia"/>
-        </w:rPr>
-        <w:t>、从</w:t>
-      </w:r>
-      <w:r>
-        <w:rPr>
-          <w:rFonts w:hint="eastAsia"/>
-        </w:rPr>
-        <w:t>catalog</w:t>
-      </w:r>
-      <w:r>
-        <w:rPr>
-          <w:rFonts w:hint="eastAsia"/>
-        </w:rPr>
-        <w:t>上同步；</w:t>
-      </w:r>
-      <w:r>
-        <w:rPr>
-          <w:rFonts w:hint="eastAsia"/>
-        </w:rPr>
-        <w:t>2</w:t>
-      </w:r>
-      <w:r>
-        <w:rPr>
-          <w:rFonts w:hint="eastAsia"/>
-        </w:rPr>
-        <w:t>、用户手工添加。对于第一种情况，当</w:t>
-      </w:r>
-      <w:r>
-        <w:rPr>
-          <w:rFonts w:hint="eastAsia"/>
-        </w:rPr>
-        <w:t>catalog</w:t>
-      </w:r>
-      <w:r>
-        <w:rPr>
-          <w:rFonts w:hint="eastAsia"/>
-        </w:rPr>
-        <w:t>上已删除该地址，连接</w:t>
-      </w:r>
-      <w:r>
-        <w:rPr>
-          <w:rFonts w:hint="eastAsia"/>
-        </w:rPr>
-        <w:lastRenderedPageBreak/>
-        <w:t>池本地也要删除该地址，并且清空空闲队列中</w:t>
-      </w:r>
-      <w:r>
-        <w:rPr>
-          <w:rFonts w:hint="eastAsia"/>
-        </w:rPr>
-        <w:t>该</w:t>
-      </w:r>
-      <w:r>
-        <w:rPr>
-          <w:rFonts w:hint="eastAsia"/>
-        </w:rPr>
-        <w:t>地址的所有连接。</w:t>
-      </w:r>
-      <w:r>
-        <w:rPr>
-          <w:rFonts w:hint="eastAsia"/>
-        </w:rPr>
-        <w:t>对于第二种情况，除非用户手工删除，否则连接池不会删除</w:t>
-      </w:r>
-      <w:r>
-        <w:rPr>
-          <w:rFonts w:hint="eastAsia"/>
-        </w:rPr>
-        <w:t>地址</w:t>
+        <w:t>的负载是最小的；当连接池需要删除空闲连接，</w:t>
+      </w:r>
+      <w:r>
+        <w:t>_countInfoSet</w:t>
+      </w:r>
+      <w:r>
+        <w:rPr>
+          <w:rFonts w:hint="eastAsia"/>
+        </w:rPr>
+        <w:t>弹出最后一个</w:t>
+      </w:r>
+      <w:r>
+        <w:rPr>
+          <w:rFonts w:hint="eastAsia"/>
+        </w:rPr>
+        <w:t>_available</w:t>
+      </w:r>
+      <w:r>
+        <w:rPr>
+          <w:rFonts w:hint="eastAsia"/>
+        </w:rPr>
+        <w:t>为</w:t>
+      </w:r>
+      <w:r>
+        <w:rPr>
+          <w:rFonts w:hint="eastAsia"/>
+        </w:rPr>
+        <w:t>true</w:t>
+      </w:r>
+      <w:r>
+        <w:rPr>
+          <w:rFonts w:hint="eastAsia"/>
+        </w:rPr>
+        <w:t>的元素，告诉连接池该地址对应的</w:t>
+      </w:r>
+      <w:r>
+        <w:rPr>
+          <w:rFonts w:hint="eastAsia"/>
+        </w:rPr>
+        <w:t>coord</w:t>
+      </w:r>
+      <w:r>
+        <w:rPr>
+          <w:rFonts w:hint="eastAsia"/>
+        </w:rPr>
+        <w:t>负载是最大的，请取删除它对应的空闲连接，因为这些空闲连接被使用的概率是很低的。</w:t>
+      </w:r>
+    </w:p>
+    <w:p>
+      <w:pPr>
+        <w:rPr>
+          <w:rFonts w:hint="eastAsia"/>
+        </w:rPr>
+      </w:pPr>
+      <w:r>
+        <w:rPr>
+          <w:rFonts w:hint="eastAsia"/>
+        </w:rPr>
+        <w:t>_</w:t>
+      </w:r>
+      <w:r>
+        <w:t xml:space="preserve"> </w:t>
+      </w:r>
+      <w:r>
+        <w:t>idleConnItemMap</w:t>
+      </w:r>
+      <w:r>
+        <w:rPr>
+          <w:rFonts w:hint="eastAsia"/>
+        </w:rPr>
+        <w:t>和</w:t>
+      </w:r>
+      <w:r>
+        <w:t>_countInfoSet</w:t>
+      </w:r>
+      <w:r>
+        <w:rPr>
+          <w:rFonts w:hint="eastAsia"/>
+        </w:rPr>
+        <w:t>都是动态变化的。</w:t>
+      </w:r>
+      <w:r>
+        <w:rPr>
+          <w:rFonts w:hint="eastAsia"/>
+        </w:rPr>
+        <w:t>当一个新的连接</w:t>
+      </w:r>
+      <w:r>
+        <w:rPr>
+          <w:rFonts w:hint="eastAsia"/>
+        </w:rPr>
+        <w:t>创建</w:t>
+      </w:r>
+      <w:r>
+        <w:rPr>
+          <w:rFonts w:hint="eastAsia"/>
+        </w:rPr>
+        <w:t>并被放入到空闲队列中后</w:t>
+      </w:r>
+      <w:r>
+        <w:rPr>
+          <w:rFonts w:hint="eastAsia"/>
+        </w:rPr>
+        <w:t>，其对应的</w:t>
+      </w:r>
+      <w:r>
+        <w:rPr>
+          <w:rFonts w:hint="eastAsia"/>
+        </w:rPr>
+        <w:t>ConnItem</w:t>
+      </w:r>
+      <w:r>
+        <w:rPr>
+          <w:rFonts w:hint="eastAsia"/>
+        </w:rPr>
+        <w:t>实例将被放到</w:t>
+      </w:r>
+      <w:r>
+        <w:rPr>
+          <w:rFonts w:hint="eastAsia"/>
+        </w:rPr>
+        <w:t>_</w:t>
+      </w:r>
+      <w:r>
+        <w:t>idleConnItemMap</w:t>
+      </w:r>
+      <w:r>
+        <w:rPr>
+          <w:rFonts w:hint="eastAsia"/>
+        </w:rPr>
+        <w:t>中；当一个空闲连接</w:t>
+      </w:r>
+      <w:r>
+        <w:rPr>
+          <w:rFonts w:hint="eastAsia"/>
+        </w:rPr>
+        <w:t>从空闲队列中被取出</w:t>
+      </w:r>
+      <w:r>
+        <w:rPr>
+          <w:rFonts w:hint="eastAsia"/>
+        </w:rPr>
+        <w:t>，其对应的</w:t>
+      </w:r>
+      <w:r>
+        <w:rPr>
+          <w:rFonts w:hint="eastAsia"/>
+        </w:rPr>
+        <w:t>ConnItem</w:t>
+      </w:r>
+      <w:r>
+        <w:rPr>
+          <w:rFonts w:hint="eastAsia"/>
+        </w:rPr>
+        <w:t>被从</w:t>
+      </w:r>
+      <w:r>
+        <w:rPr>
+          <w:rFonts w:hint="eastAsia"/>
+        </w:rPr>
+        <w:t>_</w:t>
+      </w:r>
+      <w:r>
+        <w:t>idleConnItemMap</w:t>
+      </w:r>
+      <w:r>
+        <w:rPr>
+          <w:rFonts w:hint="eastAsia"/>
+        </w:rPr>
+        <w:t>中取走。</w:t>
+      </w:r>
+      <w:r>
+        <w:rPr>
+          <w:rFonts w:hint="eastAsia"/>
+        </w:rPr>
+        <w:t>当一个空闲连接被放到忙队列，</w:t>
+      </w:r>
+      <w:r>
+        <w:t>_countInfoSet</w:t>
+      </w:r>
+      <w:r>
+        <w:rPr>
+          <w:rFonts w:hint="eastAsia"/>
+        </w:rPr>
+        <w:t>对应</w:t>
+      </w:r>
+      <w:r>
+        <w:rPr>
+          <w:rFonts w:hint="eastAsia"/>
+        </w:rPr>
+        <w:t>_addr</w:t>
+      </w:r>
+      <w:r>
+        <w:rPr>
+          <w:rFonts w:hint="eastAsia"/>
+        </w:rPr>
+        <w:t>的</w:t>
+      </w:r>
+      <w:r>
+        <w:rPr>
+          <w:rFonts w:hint="eastAsia"/>
+        </w:rPr>
+        <w:t>_count</w:t>
+      </w:r>
+      <w:r>
+        <w:rPr>
+          <w:rFonts w:hint="eastAsia"/>
+        </w:rPr>
+        <w:t>加一；当一个连接从忙队列被取出，</w:t>
+      </w:r>
+      <w:r>
+        <w:t>_countInfoSet</w:t>
+      </w:r>
+      <w:r>
+        <w:rPr>
+          <w:rFonts w:hint="eastAsia"/>
+        </w:rPr>
+        <w:t>对应</w:t>
+      </w:r>
+      <w:r>
+        <w:rPr>
+          <w:rFonts w:hint="eastAsia"/>
+        </w:rPr>
+        <w:t>_addr</w:t>
+      </w:r>
+      <w:r>
+        <w:rPr>
+          <w:rFonts w:hint="eastAsia"/>
+        </w:rPr>
+        <w:t>的</w:t>
+      </w:r>
+      <w:r>
+        <w:rPr>
+          <w:rFonts w:hint="eastAsia"/>
+        </w:rPr>
+        <w:t>_count</w:t>
+      </w:r>
+      <w:r>
+        <w:rPr>
+          <w:rFonts w:hint="eastAsia"/>
+        </w:rPr>
+        <w:t>减一</w:t>
       </w:r>
       <w:r>
         <w:rPr>
@@ -12811,56 +13760,188 @@
         </w:rPr>
         <w:t>。</w:t>
       </w:r>
-      <w:r>
-        <w:rPr>
-          <w:rFonts w:hint="eastAsia"/>
-        </w:rPr>
-        <w:t>当一个</w:t>
-      </w:r>
-      <w:r>
-        <w:rPr>
-          <w:rFonts w:hint="eastAsia"/>
-        </w:rPr>
-        <w:t>coord</w:t>
-      </w:r>
-      <w:r>
-        <w:rPr>
-          <w:rFonts w:hint="eastAsia"/>
-        </w:rPr>
-        <w:t>地址即存在于</w:t>
-      </w:r>
-      <w:r>
-        <w:rPr>
-          <w:rFonts w:hint="eastAsia"/>
-        </w:rPr>
-        <w:t>catalog</w:t>
-      </w:r>
-      <w:r>
-        <w:rPr>
-          <w:rFonts w:hint="eastAsia"/>
-        </w:rPr>
-        <w:t>，又被用户显示添加进来，将标记该连接为用户指定的，即当该地址从</w:t>
-      </w:r>
-      <w:r>
-        <w:rPr>
-          <w:rFonts w:hint="eastAsia"/>
-        </w:rPr>
-        <w:t>catalog</w:t>
-      </w:r>
-      <w:r>
-        <w:rPr>
-          <w:rFonts w:hint="eastAsia"/>
-        </w:rPr>
-        <w:t>删除之后，该地址也不会从连接池上被取消。</w:t>
-      </w:r>
-      <w:ins w:id="62" w:author="tanzhaobo" w:date="2016-03-15T17:13:00Z">
-        <w:r>
-          <w:rPr>
-            <w:rFonts w:hint="eastAsia"/>
-          </w:rPr>
-          <w:t>（方案略简单）</w:t>
-        </w:r>
-      </w:ins>
+    </w:p>
+    <w:p>
+      <w:pPr>
+        <w:rPr>
+          <w:ins w:id="1" w:author="tanzhaobo" w:date="2016-04-11T14:56:00Z"/>
+          <w:rFonts w:hint="eastAsia"/>
+        </w:rPr>
+      </w:pPr>
+      <w:r>
+        <w:rPr>
+          <w:rFonts w:hint="eastAsia"/>
+        </w:rPr>
+        <w:t>另外，当更新</w:t>
+      </w:r>
+      <w:r>
+        <w:t>_countInfoSet</w:t>
+      </w:r>
+      <w:r>
+        <w:rPr>
+          <w:rFonts w:hint="eastAsia"/>
+        </w:rPr>
+        <w:t>中的元素时，为了避免遍历</w:t>
+      </w:r>
+      <w:r>
+        <w:t>_countInfoSet</w:t>
+      </w:r>
+      <w:r>
+        <w:rPr>
+          <w:rFonts w:hint="eastAsia"/>
+        </w:rPr>
+        <w:t>，我们将</w:t>
+      </w:r>
+      <w:r>
+        <w:t>_countInfoSet</w:t>
+      </w:r>
+      <w:r>
+        <w:rPr>
+          <w:rFonts w:hint="eastAsia"/>
+        </w:rPr>
+        <w:t>中的每一个元素都与地址映射起来。这也就是</w:t>
+      </w:r>
+      <w:r>
+        <w:rPr>
+          <w:rFonts w:hint="eastAsia"/>
+        </w:rPr>
+        <w:t>_countInfoMap</w:t>
+      </w:r>
+      <w:r>
+        <w:rPr>
+          <w:rFonts w:hint="eastAsia"/>
+        </w:rPr>
+        <w:t>的作用。</w:t>
+      </w:r>
+      <w:r>
+        <w:rPr>
+          <w:rFonts w:hint="eastAsia"/>
+        </w:rPr>
+        <w:t>它的</w:t>
+      </w:r>
+      <w:r>
+        <w:rPr>
+          <w:rFonts w:hint="eastAsia"/>
+        </w:rPr>
+        <w:t>key</w:t>
+      </w:r>
+      <w:r>
+        <w:rPr>
+          <w:rFonts w:hint="eastAsia"/>
+        </w:rPr>
+        <w:t>为</w:t>
+      </w:r>
+      <w:r>
+        <w:rPr>
+          <w:rFonts w:hint="eastAsia"/>
+        </w:rPr>
+        <w:t>_addr</w:t>
+      </w:r>
+      <w:r>
+        <w:rPr>
+          <w:rFonts w:hint="eastAsia"/>
+        </w:rPr>
+        <w:t>，</w:t>
+      </w:r>
+      <w:r>
+        <w:rPr>
+          <w:rFonts w:hint="eastAsia"/>
+        </w:rPr>
+        <w:t>value</w:t>
+      </w:r>
+      <w:r>
+        <w:rPr>
+          <w:rFonts w:hint="eastAsia"/>
+        </w:rPr>
+        <w:t>为</w:t>
+      </w:r>
+      <w:r>
+        <w:rPr>
+          <w:rFonts w:hint="eastAsia"/>
+        </w:rPr>
+        <w:t>_countInfo</w:t>
+      </w:r>
+      <w:r>
+        <w:rPr>
+          <w:rFonts w:hint="eastAsia"/>
+        </w:rPr>
+        <w:t>。每次我们要修改</w:t>
+      </w:r>
+      <w:r>
+        <w:t>_countInfoSet</w:t>
+      </w:r>
+      <w:r>
+        <w:rPr>
+          <w:rFonts w:hint="eastAsia"/>
+        </w:rPr>
+        <w:t>时，都是先把</w:t>
+      </w:r>
+      <w:r>
+        <w:rPr>
+          <w:rFonts w:hint="eastAsia"/>
+        </w:rPr>
+        <w:t>_countInfo</w:t>
+      </w:r>
+      <w:r>
+        <w:rPr>
+          <w:rFonts w:hint="eastAsia"/>
+        </w:rPr>
+        <w:t>从</w:t>
+      </w:r>
+      <w:r>
+        <w:t>_countInfoSet</w:t>
+      </w:r>
+      <w:r>
+        <w:rPr>
+          <w:rFonts w:hint="eastAsia"/>
+        </w:rPr>
+        <w:t>中删除，然后再去</w:t>
+      </w:r>
+      <w:r>
+        <w:t>_countInfo</w:t>
+      </w:r>
+      <w:r>
+        <w:rPr>
+          <w:rFonts w:hint="eastAsia"/>
+        </w:rPr>
+        <w:t>Map</w:t>
+      </w:r>
+      <w:r>
+        <w:rPr>
+          <w:rFonts w:hint="eastAsia"/>
+        </w:rPr>
+        <w:t>中修改</w:t>
+      </w:r>
+      <w:r>
+        <w:rPr>
+          <w:rFonts w:hint="eastAsia"/>
+        </w:rPr>
+        <w:t>_countInfo</w:t>
+      </w:r>
+      <w:r>
+        <w:rPr>
+          <w:rFonts w:hint="eastAsia"/>
+        </w:rPr>
+        <w:t>，然后再把</w:t>
+      </w:r>
+      <w:r>
+        <w:t>_countInfo</w:t>
+      </w:r>
+      <w:r>
+        <w:rPr>
+          <w:rFonts w:hint="eastAsia"/>
+        </w:rPr>
+        <w:t>插入到</w:t>
+      </w:r>
+      <w:r>
+        <w:t>_countInfoSet</w:t>
+      </w:r>
+      <w:r>
+        <w:rPr>
+          <w:rFonts w:hint="eastAsia"/>
+        </w:rPr>
+        <w:t>中。</w:t>
+      </w:r>
     </w:p>
     <w:p>
       <w:pPr>
@@ -12870,99 +13951,397 @@
         <w:rPr>
           <w:rFonts w:hint="eastAsia"/>
         </w:rPr>
-        <w:t>2.2.5</w:t>
-      </w:r>
-      <w:r>
-        <w:rPr>
-          <w:rFonts w:hint="eastAsia"/>
-        </w:rPr>
-        <w:t>周期</w:t>
-      </w:r>
-      <w:r>
-        <w:rPr>
-          <w:rFonts w:hint="eastAsia"/>
-        </w:rPr>
-        <w:t>检测</w:t>
-      </w:r>
-      <w:r>
-        <w:rPr>
-          <w:rFonts w:hint="eastAsia"/>
-        </w:rPr>
-        <w:t>连接方案</w:t>
+        <w:t>2.2.4</w:t>
+      </w:r>
+      <w:r>
+        <w:rPr>
+          <w:rFonts w:hint="eastAsia"/>
+        </w:rPr>
+        <w:t>周期同步</w:t>
+      </w:r>
+      <w:r>
+        <w:rPr>
+          <w:rFonts w:hint="eastAsia"/>
+        </w:rPr>
+        <w:t>coord</w:t>
+      </w:r>
+      <w:r>
+        <w:rPr>
+          <w:rFonts w:hint="eastAsia"/>
+        </w:rPr>
+        <w:t>地址方案</w:t>
       </w:r>
     </w:p>
     <w:p>
-      <w:r>
-        <w:rPr>
-          <w:rFonts w:hint="eastAsia"/>
-        </w:rPr>
-        <w:t>定时器周期性地</w:t>
-      </w:r>
-      <w:r>
-        <w:rPr>
-          <w:rFonts w:hint="eastAsia"/>
-        </w:rPr>
-        <w:t>检测空闲队列连接数是否过多，如果</w:t>
-      </w:r>
-      <w:r>
-        <w:rPr>
-          <w:rFonts w:hint="eastAsia"/>
-        </w:rPr>
-        <w:t>多于</w:t>
-      </w:r>
-      <w:r>
-        <w:rPr>
-          <w:rFonts w:hint="eastAsia"/>
-        </w:rPr>
-        <w:t>maxIdleCount</w:t>
-      </w:r>
-      <w:r>
-        <w:rPr>
-          <w:rFonts w:hint="eastAsia"/>
-        </w:rPr>
-        <w:t>，则将多余部分丢到废</w:t>
-      </w:r>
-      <w:r>
-        <w:rPr>
-          <w:rFonts w:hint="eastAsia"/>
-        </w:rPr>
-        <w:t>弃队列。</w:t>
-      </w:r>
-      <w:r>
-        <w:rPr>
-          <w:rFonts w:hint="eastAsia"/>
-        </w:rPr>
-        <w:t>当连接池连接检测有多余的连接时，它会询问</w:t>
-      </w:r>
-      <w:r>
-        <w:rPr>
-          <w:rFonts w:hint="eastAsia"/>
-        </w:rPr>
-        <w:t>策略</w:t>
-      </w:r>
-      <w:r>
-        <w:rPr>
-          <w:rFonts w:hint="eastAsia"/>
-        </w:rPr>
-        <w:t>对象</w:t>
-      </w:r>
-      <w:r>
-        <w:rPr>
-          <w:rFonts w:hint="eastAsia"/>
-        </w:rPr>
-        <w:t>，究竟要清除那些连接。</w:t>
-      </w:r>
-      <w:r>
-        <w:rPr>
-          <w:rFonts w:hint="eastAsia"/>
-        </w:rPr>
-        <w:t>下表列出了各种策略实现方式</w:t>
-      </w:r>
-      <w:r>
-        <w:rPr>
-          <w:rFonts w:hint="eastAsia"/>
-        </w:rPr>
-        <w:t>。</w:t>
+      <w:pPr>
+        <w:rPr>
+          <w:rFonts w:hint="eastAsia"/>
+        </w:rPr>
+      </w:pPr>
+      <w:r>
+        <w:rPr>
+          <w:rFonts w:hint="eastAsia"/>
+        </w:rPr>
+        <w:t>在定期器中加入周期同步</w:t>
+      </w:r>
+      <w:r>
+        <w:rPr>
+          <w:rFonts w:hint="eastAsia"/>
+        </w:rPr>
+        <w:t>coord</w:t>
+      </w:r>
+      <w:r>
+        <w:rPr>
+          <w:rFonts w:hint="eastAsia"/>
+        </w:rPr>
+        <w:t>地址任务。</w:t>
+      </w:r>
+      <w:r>
+        <w:rPr>
+          <w:rFonts w:hint="eastAsia"/>
+        </w:rPr>
+        <w:t>目前，连接池</w:t>
+      </w:r>
+      <w:r>
+        <w:rPr>
+          <w:rFonts w:hint="eastAsia"/>
+        </w:rPr>
+        <w:t>coord</w:t>
+      </w:r>
+      <w:r>
+        <w:rPr>
+          <w:rFonts w:hint="eastAsia"/>
+        </w:rPr>
+        <w:t>地址有两种来源：</w:t>
+      </w:r>
+      <w:r>
+        <w:rPr>
+          <w:rFonts w:hint="eastAsia"/>
+        </w:rPr>
+        <w:t>1</w:t>
+      </w:r>
+      <w:r>
+        <w:rPr>
+          <w:rFonts w:hint="eastAsia"/>
+        </w:rPr>
+        <w:t>、从</w:t>
+      </w:r>
+      <w:r>
+        <w:rPr>
+          <w:rFonts w:hint="eastAsia"/>
+        </w:rPr>
+        <w:t>catalog</w:t>
+      </w:r>
+      <w:r>
+        <w:rPr>
+          <w:rFonts w:hint="eastAsia"/>
+        </w:rPr>
+        <w:t>上同步；</w:t>
+      </w:r>
+      <w:r>
+        <w:rPr>
+          <w:rFonts w:hint="eastAsia"/>
+        </w:rPr>
+        <w:t>2</w:t>
+      </w:r>
+      <w:r>
+        <w:rPr>
+          <w:rFonts w:hint="eastAsia"/>
+        </w:rPr>
+        <w:t>、用户手工添加。</w:t>
+      </w:r>
+    </w:p>
+    <w:p>
+      <w:pPr>
+        <w:rPr>
+          <w:rFonts w:hint="eastAsia"/>
+        </w:rPr>
+      </w:pPr>
+      <w:r>
+        <w:rPr>
+          <w:rFonts w:hint="eastAsia"/>
+        </w:rPr>
+        <w:t>对于第一种情况，</w:t>
+      </w:r>
+      <w:r>
+        <w:rPr>
+          <w:rFonts w:hint="eastAsia"/>
+        </w:rPr>
+        <w:t>每次向</w:t>
+      </w:r>
+      <w:r>
+        <w:rPr>
+          <w:rFonts w:hint="eastAsia"/>
+        </w:rPr>
+        <w:t>catalog</w:t>
+      </w:r>
+      <w:r>
+        <w:rPr>
+          <w:rFonts w:hint="eastAsia"/>
+        </w:rPr>
+        <w:t>同步下来的</w:t>
+      </w:r>
+      <w:r>
+        <w:rPr>
+          <w:rFonts w:hint="eastAsia"/>
+        </w:rPr>
+        <w:t>coord</w:t>
+      </w:r>
+      <w:r>
+        <w:rPr>
+          <w:rFonts w:hint="eastAsia"/>
+        </w:rPr>
+        <w:t>地址都会覆盖原有的</w:t>
+      </w:r>
+      <w:r>
+        <w:rPr>
+          <w:rFonts w:hint="eastAsia"/>
+        </w:rPr>
+        <w:t>coord</w:t>
+      </w:r>
+      <w:r>
+        <w:rPr>
+          <w:rFonts w:hint="eastAsia"/>
+        </w:rPr>
+        <w:t>地址。其中，若本地与</w:t>
+      </w:r>
+      <w:r>
+        <w:rPr>
+          <w:rFonts w:hint="eastAsia"/>
+        </w:rPr>
+        <w:t>catalog</w:t>
+      </w:r>
+      <w:r>
+        <w:rPr>
+          <w:rFonts w:hint="eastAsia"/>
+        </w:rPr>
+        <w:t>上</w:t>
+      </w:r>
+      <w:r>
+        <w:rPr>
+          <w:rFonts w:hint="eastAsia"/>
+        </w:rPr>
+        <w:t>coord</w:t>
+      </w:r>
+      <w:r>
+        <w:rPr>
+          <w:rFonts w:hint="eastAsia"/>
+        </w:rPr>
+        <w:t>地址一致，那么本地的</w:t>
+      </w:r>
+      <w:r>
+        <w:rPr>
+          <w:rFonts w:hint="eastAsia"/>
+        </w:rPr>
+        <w:t>coord</w:t>
+      </w:r>
+      <w:r>
+        <w:rPr>
+          <w:rFonts w:hint="eastAsia"/>
+        </w:rPr>
+        <w:t>地址及其已建好的空闲连接</w:t>
+      </w:r>
+      <w:r>
+        <w:rPr>
+          <w:rFonts w:hint="eastAsia"/>
+        </w:rPr>
+        <w:t>将不需要变动；</w:t>
+      </w:r>
+      <w:r>
+        <w:rPr>
+          <w:rFonts w:hint="eastAsia"/>
+        </w:rPr>
+        <w:t>若同步下来的</w:t>
+      </w:r>
+      <w:r>
+        <w:rPr>
+          <w:rFonts w:hint="eastAsia"/>
+        </w:rPr>
+        <w:t>coord</w:t>
+      </w:r>
+      <w:r>
+        <w:rPr>
+          <w:rFonts w:hint="eastAsia"/>
+        </w:rPr>
+        <w:t>地址没出现在本地，那么本地建为其在</w:t>
+      </w:r>
+      <w:r>
+        <w:rPr>
+          <w:rFonts w:hint="eastAsia"/>
+        </w:rPr>
+        <w:t>strategy</w:t>
+      </w:r>
+      <w:r>
+        <w:rPr>
+          <w:rFonts w:hint="eastAsia"/>
+        </w:rPr>
+        <w:t>中建立信息；若本地存在</w:t>
+      </w:r>
+      <w:r>
+        <w:rPr>
+          <w:rFonts w:hint="eastAsia"/>
+        </w:rPr>
+        <w:t>catalog</w:t>
+      </w:r>
+      <w:r>
+        <w:rPr>
+          <w:rFonts w:hint="eastAsia"/>
+        </w:rPr>
+        <w:t>上没有的</w:t>
+      </w:r>
+      <w:r>
+        <w:rPr>
+          <w:rFonts w:hint="eastAsia"/>
+        </w:rPr>
+        <w:t>coord</w:t>
+      </w:r>
+      <w:r>
+        <w:rPr>
+          <w:rFonts w:hint="eastAsia"/>
+        </w:rPr>
+        <w:t>地址，那么这些</w:t>
+      </w:r>
+      <w:r>
+        <w:rPr>
+          <w:rFonts w:hint="eastAsia"/>
+        </w:rPr>
+        <w:t>coord</w:t>
+      </w:r>
+      <w:r>
+        <w:rPr>
+          <w:rFonts w:hint="eastAsia"/>
+        </w:rPr>
+        <w:t>地址及它建好的空</w:t>
+      </w:r>
+      <w:r>
+        <w:rPr>
+          <w:rFonts w:hint="eastAsia"/>
+        </w:rPr>
+        <w:lastRenderedPageBreak/>
+        <w:t>闲连接及这些地址在</w:t>
+      </w:r>
+      <w:r>
+        <w:rPr>
+          <w:rFonts w:hint="eastAsia"/>
+        </w:rPr>
+        <w:t>strategy</w:t>
+      </w:r>
+      <w:r>
+        <w:rPr>
+          <w:rFonts w:hint="eastAsia"/>
+        </w:rPr>
+        <w:t>上的信息将被删除。</w:t>
+      </w:r>
+    </w:p>
+    <w:p>
+      <w:r>
+        <w:rPr>
+          <w:rFonts w:hint="eastAsia"/>
+        </w:rPr>
+        <w:t>对于第二种情况，</w:t>
+      </w:r>
+      <w:r>
+        <w:rPr>
+          <w:rFonts w:hint="eastAsia"/>
+        </w:rPr>
+        <w:t>若用户没有开启同步</w:t>
+      </w:r>
+      <w:r>
+        <w:rPr>
+          <w:rFonts w:hint="eastAsia"/>
+        </w:rPr>
+        <w:t>coord</w:t>
+      </w:r>
+      <w:r>
+        <w:rPr>
+          <w:rFonts w:hint="eastAsia"/>
+        </w:rPr>
+        <w:t>地址功能，那么用户添加的地址将有用户管理。</w:t>
+      </w:r>
+      <w:r>
+        <w:rPr>
+          <w:rFonts w:hint="eastAsia"/>
+        </w:rPr>
+        <w:t>在启用连接池的情况下，当用户添加一个新的地址时，连接池将为该地址在</w:t>
+      </w:r>
+      <w:r>
+        <w:rPr>
+          <w:rFonts w:hint="eastAsia"/>
+        </w:rPr>
+        <w:t>strategy</w:t>
+      </w:r>
+      <w:r>
+        <w:rPr>
+          <w:rFonts w:hint="eastAsia"/>
+        </w:rPr>
+        <w:t>中建立信息；当用户删除一个地址时，连接池将删除该地址对应的空闲连接，并在</w:t>
+      </w:r>
+      <w:r>
+        <w:rPr>
+          <w:rFonts w:hint="eastAsia"/>
+        </w:rPr>
+        <w:t>strategy</w:t>
+      </w:r>
+      <w:r>
+        <w:rPr>
+          <w:rFonts w:hint="eastAsia"/>
+        </w:rPr>
+        <w:t>中删除该地址对应的信息。</w:t>
+      </w:r>
+    </w:p>
+    <w:p>
+      <w:pPr>
+        <w:pStyle w:val="Heading5"/>
+        <w:rPr>
+          <w:rFonts w:hint="eastAsia"/>
+        </w:rPr>
+      </w:pPr>
+      <w:r>
+        <w:rPr>
+          <w:rFonts w:hint="eastAsia"/>
+        </w:rPr>
+        <w:t>2.2.5</w:t>
+      </w:r>
+      <w:r>
+        <w:rPr>
+          <w:rFonts w:hint="eastAsia"/>
+        </w:rPr>
+        <w:t>周期</w:t>
+      </w:r>
+      <w:r>
+        <w:rPr>
+          <w:rFonts w:hint="eastAsia"/>
+        </w:rPr>
+        <w:t>检测</w:t>
+      </w:r>
+      <w:r>
+        <w:rPr>
+          <w:rFonts w:hint="eastAsia"/>
+        </w:rPr>
+        <w:t>连接方案</w:t>
+      </w:r>
+    </w:p>
+    <w:p>
+      <w:pPr>
+        <w:ind w:left="0" w:firstLine="420"/>
+      </w:pPr>
+      <w:r>
+        <w:rPr>
+          <w:rFonts w:hint="eastAsia"/>
+        </w:rPr>
+        <w:t>如果需要检测连接</w:t>
+      </w:r>
+      <w:r>
+        <w:rPr>
+          <w:rFonts w:hint="eastAsia"/>
+        </w:rPr>
+        <w:t>keepAliveTimeOut</w:t>
+      </w:r>
+      <w:r>
+        <w:rPr>
+          <w:rFonts w:hint="eastAsia"/>
+        </w:rPr>
+        <w:t>时间。各种策略的实现如下表：</w:t>
       </w:r>
     </w:p>
     <w:tbl>
@@ -13020,7 +14399,6 @@
           <w:p>
             <w:pPr>
               <w:ind w:left="0"/>
-              <w:jc w:val="center"/>
             </w:pPr>
             <w:r>
               <w:rPr>
@@ -13037,73 +14415,12 @@
           <w:p>
             <w:pPr>
               <w:ind w:left="0"/>
-              <w:jc w:val="center"/>
-            </w:pPr>
-            <w:r>
-              <w:rPr>
-                <w:rFonts w:hint="eastAsia"/>
-              </w:rPr>
-              <w:t>鉴于目前所有策略都使用</w:t>
-            </w:r>
-            <w:r>
-              <w:rPr>
-                <w:rFonts w:hint="eastAsia"/>
-              </w:rPr>
-              <w:t>Map&lt;addr,List&lt;</w:t>
-            </w:r>
-            <w:r>
-              <w:rPr>
-                <w:rFonts w:hint="eastAsia"/>
-              </w:rPr>
-              <w:t>ConnItem</w:t>
-            </w:r>
-            <w:r>
-              <w:rPr>
-                <w:rFonts w:hint="eastAsia"/>
-              </w:rPr>
-              <w:t>&gt;&gt;</w:t>
-            </w:r>
-            <w:r>
-              <w:rPr>
-                <w:rFonts w:hint="eastAsia"/>
-              </w:rPr>
-              <w:t>结构存放空闲连接信息。</w:t>
-            </w:r>
-            <w:r>
-              <w:rPr>
-                <w:rFonts w:hint="eastAsia"/>
-              </w:rPr>
-              <w:t>当要删除多余</w:t>
-            </w:r>
-            <w:r>
-              <w:rPr>
-                <w:rFonts w:hint="eastAsia"/>
-              </w:rPr>
-              <w:t>连接时，直接</w:t>
-            </w:r>
-            <w:r>
-              <w:rPr>
-                <w:rFonts w:hint="eastAsia"/>
-              </w:rPr>
-              <w:t>循环删除每个地址的中第一个</w:t>
-            </w:r>
-            <w:r>
-              <w:rPr>
-                <w:rFonts w:hint="eastAsia"/>
-              </w:rPr>
-              <w:t>ConnItem</w:t>
-            </w:r>
-            <w:r>
-              <w:rPr>
-                <w:rFonts w:hint="eastAsia"/>
-              </w:rPr>
-              <w:t>指向的元素。因为这些元素是最旧</w:t>
-            </w:r>
-            <w:r>
-              <w:rPr>
-                <w:rFonts w:hint="eastAsia"/>
-              </w:rPr>
-              <w:t>的。</w:t>
+            </w:pPr>
+            <w:r>
+              <w:rPr>
+                <w:rFonts w:hint="eastAsia"/>
+              </w:rPr>
+              <w:t>遍历扫描空闲队列，检测每一个空闲连接。</w:t>
             </w:r>
           </w:p>
         </w:tc>
@@ -13125,7 +14442,7 @@
                 <w:rFonts w:hint="eastAsia"/>
                 <w:color w:val="D9D9D9" w:themeColor="background1" w:themeShade="D9"/>
               </w:rPr>
-              <w:t>均衡</w:t>
+              <w:t>所有策略</w:t>
             </w:r>
           </w:p>
         </w:tc>
@@ -13145,161 +14462,49 @@
                 <w:rFonts w:hint="eastAsia"/>
                 <w:color w:val="D9D9D9" w:themeColor="background1" w:themeShade="D9"/>
               </w:rPr>
-              <w:t>均衡</w:t>
-            </w:r>
-            <w:r>
-              <w:rPr>
-                <w:rFonts w:hint="eastAsia"/>
-                <w:color w:val="D9D9D9" w:themeColor="background1" w:themeShade="D9"/>
-              </w:rPr>
-              <w:t>策略对象维持着每个地址的负载情况。</w:t>
-            </w:r>
-            <w:r>
-              <w:rPr>
-                <w:rFonts w:hint="eastAsia"/>
-                <w:color w:val="D9D9D9" w:themeColor="background1" w:themeShade="D9"/>
-              </w:rPr>
-              <w:t>根据这些情况，优先删除负载较重地址的连接。</w:t>
-            </w:r>
-            <w:r>
-              <w:rPr>
-                <w:rFonts w:hint="eastAsia"/>
-                <w:color w:val="D9D9D9" w:themeColor="background1" w:themeShade="D9"/>
-              </w:rPr>
-              <w:t>如：</w:t>
-            </w:r>
-            <w:r>
-              <w:rPr>
-                <w:rFonts w:hint="eastAsia"/>
-                <w:color w:val="D9D9D9" w:themeColor="background1" w:themeShade="D9"/>
-              </w:rPr>
-              <w:t>addr1</w:t>
-            </w:r>
-            <w:r>
-              <w:rPr>
-                <w:rFonts w:hint="eastAsia"/>
-                <w:color w:val="D9D9D9" w:themeColor="background1" w:themeShade="D9"/>
-              </w:rPr>
-              <w:t>已有</w:t>
-            </w:r>
-            <w:r>
-              <w:rPr>
-                <w:rFonts w:hint="eastAsia"/>
-                <w:color w:val="D9D9D9" w:themeColor="background1" w:themeShade="D9"/>
-              </w:rPr>
-              <w:t>50</w:t>
-            </w:r>
-            <w:r>
-              <w:rPr>
-                <w:rFonts w:hint="eastAsia"/>
-                <w:color w:val="D9D9D9" w:themeColor="background1" w:themeShade="D9"/>
-              </w:rPr>
-              <w:t>个</w:t>
-            </w:r>
-            <w:r>
-              <w:rPr>
-                <w:rFonts w:hint="eastAsia"/>
-                <w:color w:val="D9D9D9" w:themeColor="background1" w:themeShade="D9"/>
-              </w:rPr>
-              <w:t>连接，</w:t>
-            </w:r>
-            <w:r>
-              <w:rPr>
-                <w:rFonts w:hint="eastAsia"/>
-                <w:color w:val="D9D9D9" w:themeColor="background1" w:themeShade="D9"/>
-              </w:rPr>
-              <w:t>addr2</w:t>
-            </w:r>
-            <w:r>
-              <w:rPr>
-                <w:rFonts w:hint="eastAsia"/>
-                <w:color w:val="D9D9D9" w:themeColor="background1" w:themeShade="D9"/>
-              </w:rPr>
-              <w:t>已有</w:t>
-            </w:r>
-            <w:r>
-              <w:rPr>
-                <w:rFonts w:hint="eastAsia"/>
-                <w:color w:val="D9D9D9" w:themeColor="background1" w:themeShade="D9"/>
-              </w:rPr>
-              <w:t>6</w:t>
-            </w:r>
-            <w:r>
-              <w:rPr>
-                <w:rFonts w:hint="eastAsia"/>
-                <w:color w:val="D9D9D9" w:themeColor="background1" w:themeShade="D9"/>
-              </w:rPr>
-              <w:t>0</w:t>
-            </w:r>
-            <w:r>
-              <w:rPr>
-                <w:rFonts w:hint="eastAsia"/>
-                <w:color w:val="D9D9D9" w:themeColor="background1" w:themeShade="D9"/>
-              </w:rPr>
-              <w:t>个连接，</w:t>
-            </w:r>
-            <w:r>
-              <w:rPr>
-                <w:rFonts w:hint="eastAsia"/>
-                <w:color w:val="D9D9D9" w:themeColor="background1" w:themeShade="D9"/>
-              </w:rPr>
-              <w:t>addr3</w:t>
-            </w:r>
-            <w:r>
-              <w:rPr>
-                <w:rFonts w:hint="eastAsia"/>
-                <w:color w:val="D9D9D9" w:themeColor="background1" w:themeShade="D9"/>
-              </w:rPr>
-              <w:t>已有</w:t>
-            </w:r>
-            <w:r>
-              <w:rPr>
-                <w:rFonts w:hint="eastAsia"/>
-                <w:color w:val="D9D9D9" w:themeColor="background1" w:themeShade="D9"/>
-              </w:rPr>
-              <w:t>70</w:t>
-            </w:r>
-            <w:r>
-              <w:rPr>
-                <w:rFonts w:hint="eastAsia"/>
-                <w:color w:val="D9D9D9" w:themeColor="background1" w:themeShade="D9"/>
-              </w:rPr>
-              <w:t>个连接。</w:t>
-            </w:r>
-            <w:r>
-              <w:rPr>
-                <w:rFonts w:hint="eastAsia"/>
-                <w:color w:val="D9D9D9" w:themeColor="background1" w:themeShade="D9"/>
-              </w:rPr>
-              <w:t>则</w:t>
-            </w:r>
-            <w:r>
-              <w:rPr>
-                <w:rFonts w:hint="eastAsia"/>
-                <w:color w:val="D9D9D9" w:themeColor="background1" w:themeShade="D9"/>
-              </w:rPr>
-              <w:t>优先从空闲队列中，把</w:t>
-            </w:r>
-            <w:r>
-              <w:rPr>
-                <w:rFonts w:hint="eastAsia"/>
-                <w:color w:val="D9D9D9" w:themeColor="background1" w:themeShade="D9"/>
-              </w:rPr>
-              <w:t>addr3</w:t>
-            </w:r>
-            <w:r>
-              <w:rPr>
-                <w:rFonts w:hint="eastAsia"/>
-                <w:color w:val="D9D9D9" w:themeColor="background1" w:themeShade="D9"/>
-              </w:rPr>
-              <w:t>的空闲连接删除，因为它的地址是最不可能被获取的</w:t>
-            </w:r>
-            <w:r>
-              <w:rPr>
-                <w:rFonts w:hint="eastAsia"/>
-                <w:color w:val="D9D9D9" w:themeColor="background1" w:themeShade="D9"/>
-              </w:rPr>
-              <w:t>。</w:t>
+              <w:t>目前所有策略在保存连接信息时，采用了</w:t>
+            </w:r>
+            <w:r>
+              <w:rPr>
+                <w:rFonts w:hint="eastAsia"/>
+                <w:color w:val="D9D9D9" w:themeColor="background1" w:themeShade="D9"/>
+              </w:rPr>
+              <w:t>Map&lt;addr,List&lt; ConnItem &gt;&gt;</w:t>
+            </w:r>
+            <w:r>
+              <w:rPr>
+                <w:rFonts w:hint="eastAsia"/>
+                <w:color w:val="D9D9D9" w:themeColor="background1" w:themeShade="D9"/>
+              </w:rPr>
+              <w:t>的方式保存。在清除连接的时候，若某</w:t>
+            </w:r>
+            <w:r>
+              <w:rPr>
+                <w:rFonts w:hint="eastAsia"/>
+                <w:color w:val="D9D9D9" w:themeColor="background1" w:themeShade="D9"/>
+              </w:rPr>
+              <w:t>addr</w:t>
+            </w:r>
+            <w:r>
+              <w:rPr>
+                <w:rFonts w:hint="eastAsia"/>
+                <w:color w:val="D9D9D9" w:themeColor="background1" w:themeShade="D9"/>
+              </w:rPr>
+              <w:t>取到的</w:t>
+            </w:r>
+            <w:r>
+              <w:rPr>
+                <w:rFonts w:hint="eastAsia"/>
+                <w:color w:val="D9D9D9" w:themeColor="background1" w:themeShade="D9"/>
+              </w:rPr>
+              <w:t>ConnItem</w:t>
+            </w:r>
+            <w:r>
+              <w:rPr>
+                <w:rFonts w:hint="eastAsia"/>
+                <w:color w:val="D9D9D9" w:themeColor="background1" w:themeShade="D9"/>
+              </w:rPr>
+              <w:t>所指向的连接没有过期，则停止对该地址的检测，而转向检测下一个地址。</w:t>
             </w:r>
           </w:p>
         </w:tc>
@@ -13321,7 +14526,7 @@
                 <w:rFonts w:hint="eastAsia"/>
                 <w:color w:val="D9D9D9" w:themeColor="background1" w:themeShade="D9"/>
               </w:rPr>
-              <w:t>顺序</w:t>
+              <w:t>均衡</w:t>
             </w:r>
           </w:p>
         </w:tc>
@@ -13336,160 +14541,6 @@
                 <w:color w:val="D9D9D9" w:themeColor="background1" w:themeShade="D9"/>
               </w:rPr>
             </w:pPr>
-            <w:r>
-              <w:rPr>
-                <w:rFonts w:hint="eastAsia"/>
-                <w:color w:val="D9D9D9" w:themeColor="background1" w:themeShade="D9"/>
-              </w:rPr>
-              <w:t>删除地址中空闲连接较多的地址的连接。</w:t>
-            </w:r>
-            <w:r>
-              <w:rPr>
-                <w:rFonts w:hint="eastAsia"/>
-                <w:color w:val="D9D9D9" w:themeColor="background1" w:themeShade="D9"/>
-              </w:rPr>
-              <w:t>如：</w:t>
-            </w:r>
-            <w:r>
-              <w:rPr>
-                <w:rFonts w:hint="eastAsia"/>
-                <w:color w:val="D9D9D9" w:themeColor="background1" w:themeShade="D9"/>
-              </w:rPr>
-              <w:t>addr1</w:t>
-            </w:r>
-            <w:r>
-              <w:rPr>
-                <w:rFonts w:hint="eastAsia"/>
-                <w:color w:val="D9D9D9" w:themeColor="background1" w:themeShade="D9"/>
-              </w:rPr>
-              <w:t>有</w:t>
-            </w:r>
-            <w:r>
-              <w:rPr>
-                <w:rFonts w:hint="eastAsia"/>
-                <w:color w:val="D9D9D9" w:themeColor="background1" w:themeShade="D9"/>
-              </w:rPr>
-              <w:t>5</w:t>
-            </w:r>
-            <w:r>
-              <w:rPr>
-                <w:rFonts w:hint="eastAsia"/>
-                <w:color w:val="D9D9D9" w:themeColor="background1" w:themeShade="D9"/>
-              </w:rPr>
-              <w:t>个空闲连接，</w:t>
-            </w:r>
-            <w:r>
-              <w:rPr>
-                <w:rFonts w:hint="eastAsia"/>
-                <w:color w:val="D9D9D9" w:themeColor="background1" w:themeShade="D9"/>
-              </w:rPr>
-              <w:t>addr2</w:t>
-            </w:r>
-            <w:r>
-              <w:rPr>
-                <w:rFonts w:hint="eastAsia"/>
-                <w:color w:val="D9D9D9" w:themeColor="background1" w:themeShade="D9"/>
-              </w:rPr>
-              <w:t>有</w:t>
-            </w:r>
-            <w:r>
-              <w:rPr>
-                <w:rFonts w:hint="eastAsia"/>
-                <w:color w:val="D9D9D9" w:themeColor="background1" w:themeShade="D9"/>
-              </w:rPr>
-              <w:t>6</w:t>
-            </w:r>
-            <w:r>
-              <w:rPr>
-                <w:rFonts w:hint="eastAsia"/>
-                <w:color w:val="D9D9D9" w:themeColor="background1" w:themeShade="D9"/>
-              </w:rPr>
-              <w:t>个空闲连接，</w:t>
-            </w:r>
-            <w:r>
-              <w:rPr>
-                <w:rFonts w:hint="eastAsia"/>
-                <w:color w:val="D9D9D9" w:themeColor="background1" w:themeShade="D9"/>
-              </w:rPr>
-              <w:t>addr3</w:t>
-            </w:r>
-            <w:r>
-              <w:rPr>
-                <w:rFonts w:hint="eastAsia"/>
-                <w:color w:val="D9D9D9" w:themeColor="background1" w:themeShade="D9"/>
-              </w:rPr>
-              <w:t>有</w:t>
-            </w:r>
-            <w:r>
-              <w:rPr>
-                <w:rFonts w:hint="eastAsia"/>
-                <w:color w:val="D9D9D9" w:themeColor="background1" w:themeShade="D9"/>
-              </w:rPr>
-              <w:t>6</w:t>
-            </w:r>
-            <w:r>
-              <w:rPr>
-                <w:rFonts w:hint="eastAsia"/>
-                <w:color w:val="D9D9D9" w:themeColor="background1" w:themeShade="D9"/>
-              </w:rPr>
-              <w:t>个空闲连接，而</w:t>
-            </w:r>
-            <w:r>
-              <w:rPr>
-                <w:rFonts w:hint="eastAsia"/>
-                <w:color w:val="D9D9D9" w:themeColor="background1" w:themeShade="D9"/>
-              </w:rPr>
-              <w:t>maxIdleCount</w:t>
-            </w:r>
-            <w:r>
-              <w:rPr>
-                <w:rFonts w:hint="eastAsia"/>
-                <w:color w:val="D9D9D9" w:themeColor="background1" w:themeShade="D9"/>
-              </w:rPr>
-              <w:t>为</w:t>
-            </w:r>
-            <w:r>
-              <w:rPr>
-                <w:rFonts w:hint="eastAsia"/>
-                <w:color w:val="D9D9D9" w:themeColor="background1" w:themeShade="D9"/>
-              </w:rPr>
-              <w:t>15</w:t>
-            </w:r>
-            <w:r>
-              <w:rPr>
-                <w:rFonts w:hint="eastAsia"/>
-                <w:color w:val="D9D9D9" w:themeColor="background1" w:themeShade="D9"/>
-              </w:rPr>
-              <w:t>，则分别从</w:t>
-            </w:r>
-            <w:r>
-              <w:rPr>
-                <w:rFonts w:hint="eastAsia"/>
-                <w:color w:val="D9D9D9" w:themeColor="background1" w:themeShade="D9"/>
-              </w:rPr>
-              <w:t>addr2</w:t>
-            </w:r>
-            <w:r>
-              <w:rPr>
-                <w:rFonts w:hint="eastAsia"/>
-                <w:color w:val="D9D9D9" w:themeColor="background1" w:themeShade="D9"/>
-              </w:rPr>
-              <w:t>及</w:t>
-            </w:r>
-            <w:r>
-              <w:rPr>
-                <w:rFonts w:hint="eastAsia"/>
-                <w:color w:val="D9D9D9" w:themeColor="background1" w:themeShade="D9"/>
-              </w:rPr>
-              <w:t>addr3</w:t>
-            </w:r>
-            <w:r>
-              <w:rPr>
-                <w:rFonts w:hint="eastAsia"/>
-                <w:color w:val="D9D9D9" w:themeColor="background1" w:themeShade="D9"/>
-              </w:rPr>
-              <w:t>中各删除一个连接。</w:t>
-            </w:r>
           </w:p>
         </w:tc>
       </w:tr>
@@ -13510,7 +14561,7 @@
                 <w:rFonts w:hint="eastAsia"/>
                 <w:color w:val="D9D9D9" w:themeColor="background1" w:themeShade="D9"/>
               </w:rPr>
-              <w:t>随机</w:t>
+              <w:t>顺序</w:t>
             </w:r>
           </w:p>
         </w:tc>
@@ -13525,13 +14576,6 @@
                 <w:color w:val="D9D9D9" w:themeColor="background1" w:themeShade="D9"/>
               </w:rPr>
             </w:pPr>
-            <w:r>
-              <w:rPr>
-                <w:rFonts w:hint="eastAsia"/>
-                <w:color w:val="D9D9D9" w:themeColor="background1" w:themeShade="D9"/>
-              </w:rPr>
-              <w:t>同顺序的一样</w:t>
-            </w:r>
           </w:p>
         </w:tc>
       </w:tr>
@@ -13552,6 +14596,41 @@
                 <w:rFonts w:hint="eastAsia"/>
                 <w:color w:val="D9D9D9" w:themeColor="background1" w:themeShade="D9"/>
               </w:rPr>
+              <w:t>随机</w:t>
+            </w:r>
+          </w:p>
+        </w:tc>
+        <w:tc>
+          <w:tcPr>
+            <w:tcW w:w="6996" w:type="dxa"/>
+          </w:tcPr>
+          <w:p>
+            <w:pPr>
+              <w:ind w:left="0"/>
+              <w:rPr>
+                <w:color w:val="D9D9D9" w:themeColor="background1" w:themeShade="D9"/>
+              </w:rPr>
+            </w:pPr>
+          </w:p>
+        </w:tc>
+      </w:tr>
+      <w:tr>
+        <w:tc>
+          <w:tcPr>
+            <w:tcW w:w="1169" w:type="dxa"/>
+          </w:tcPr>
+          <w:p>
+            <w:pPr>
+              <w:ind w:left="0"/>
+              <w:rPr>
+                <w:color w:val="D9D9D9" w:themeColor="background1" w:themeShade="D9"/>
+              </w:rPr>
+            </w:pPr>
+            <w:r>
+              <w:rPr>
+                <w:rFonts w:hint="eastAsia"/>
+                <w:color w:val="D9D9D9" w:themeColor="background1" w:themeShade="D9"/>
+              </w:rPr>
               <w:t>本地</w:t>
             </w:r>
           </w:p>
@@ -13567,13 +14646,6 @@
                 <w:color w:val="D9D9D9" w:themeColor="background1" w:themeShade="D9"/>
               </w:rPr>
             </w:pPr>
-            <w:r>
-              <w:rPr>
-                <w:rFonts w:hint="eastAsia"/>
-                <w:color w:val="D9D9D9" w:themeColor="background1" w:themeShade="D9"/>
-              </w:rPr>
-              <w:t>同顺序的一样</w:t>
-            </w:r>
           </w:p>
         </w:tc>
       </w:tr>
@@ -13583,7 +14655,7 @@
         <w:rPr>
           <w:rFonts w:hint="eastAsia"/>
         </w:rPr>
-        <w:t>检测完连接数量之后，若需要检测连接</w:t>
+        <w:t>检测完</w:t>
       </w:r>
       <w:r>
         <w:rPr>
@@ -13595,19 +14667,79 @@
         <w:rPr>
           <w:rFonts w:hint="eastAsia"/>
         </w:rPr>
-        <w:t>时间，则继续检测</w:t>
+        <w:t>之后，</w:t>
+      </w:r>
+      <w:r>
+        <w:rPr>
+          <w:rFonts w:hint="eastAsia"/>
+        </w:rPr>
+        <w:t>定时器周期性地</w:t>
+      </w:r>
+      <w:r>
+        <w:rPr>
+          <w:rFonts w:hint="eastAsia"/>
+        </w:rPr>
+        <w:t>检测空闲队列连接数是否过多，如果</w:t>
+      </w:r>
+      <w:r>
+        <w:rPr>
+          <w:rFonts w:hint="eastAsia"/>
+        </w:rPr>
+        <w:t>多于</w:t>
+      </w:r>
+      <w:r>
+        <w:rPr>
+          <w:rFonts w:hint="eastAsia"/>
+        </w:rPr>
+        <w:t>maxIdleCount</w:t>
+      </w:r>
+      <w:r>
+        <w:rPr>
+          <w:rFonts w:hint="eastAsia"/>
+        </w:rPr>
+        <w:t>，则将多余部分丢到废</w:t>
+      </w:r>
+      <w:r>
+        <w:rPr>
+          <w:rFonts w:hint="eastAsia"/>
+        </w:rPr>
+        <w:t>弃队列。</w:t>
+      </w:r>
+      <w:r>
+        <w:rPr>
+          <w:rFonts w:hint="eastAsia"/>
+        </w:rPr>
+        <w:t>当连接池连接检测有多余的连接时，它会询问</w:t>
+      </w:r>
+      <w:r>
+        <w:rPr>
+          <w:rFonts w:hint="eastAsia"/>
+        </w:rPr>
+        <w:t>策略</w:t>
+      </w:r>
+      <w:r>
+        <w:rPr>
+          <w:rFonts w:hint="eastAsia"/>
+        </w:rPr>
+        <w:t>对象</w:t>
+      </w:r>
+      <w:r>
+        <w:rPr>
+          <w:rFonts w:hint="eastAsia"/>
+        </w:rPr>
+        <w:t>，究竟要清除那些连接。</w:t>
+      </w:r>
+      <w:r>
+        <w:rPr>
+          <w:rFonts w:hint="eastAsia"/>
+        </w:rPr>
+        <w:t>下表列出了各种策略实现方式</w:t>
       </w:r>
       <w:r>
         <w:rPr>
           <w:rFonts w:hint="eastAsia"/>
         </w:rPr>
         <w:t>。</w:t>
-      </w:r>
-      <w:r>
-        <w:rPr>
-          <w:rFonts w:hint="eastAsia"/>
-        </w:rPr>
-        <w:t>各种策略的实现如下表：</w:t>
       </w:r>
     </w:p>
     <w:tbl>
@@ -13665,6 +14797,10 @@
           <w:p>
             <w:pPr>
               <w:ind w:left="0"/>
+              <w:jc w:val="center"/>
+              <w:rPr>
+                <w:rFonts w:hint="eastAsia"/>
+              </w:rPr>
             </w:pPr>
             <w:r>
               <w:rPr>
@@ -13681,72 +14817,15 @@
           <w:p>
             <w:pPr>
               <w:ind w:left="0"/>
-            </w:pPr>
-            <w:r>
-              <w:rPr>
-                <w:rFonts w:hint="eastAsia"/>
-              </w:rPr>
-              <w:t>目前所有策略</w:t>
-            </w:r>
-            <w:r>
-              <w:rPr>
-                <w:rFonts w:hint="eastAsia"/>
-              </w:rPr>
-              <w:t>在保存连接信息时，采用了</w:t>
-            </w:r>
-            <w:r>
-              <w:rPr>
-                <w:rFonts w:hint="eastAsia"/>
-              </w:rPr>
-              <w:t>Map&lt;</w:t>
-            </w:r>
-            <w:r>
-              <w:rPr>
-                <w:rFonts w:hint="eastAsia"/>
-              </w:rPr>
-              <w:t>addr</w:t>
-            </w:r>
-            <w:r>
-              <w:rPr>
-                <w:rFonts w:hint="eastAsia"/>
-              </w:rPr>
-              <w:t>,List&lt;</w:t>
-            </w:r>
-            <w:r>
-              <w:rPr>
-                <w:rFonts w:hint="eastAsia"/>
-              </w:rPr>
-              <w:t xml:space="preserve"> ConnItem </w:t>
-            </w:r>
-            <w:r>
-              <w:rPr>
-                <w:rFonts w:hint="eastAsia"/>
-              </w:rPr>
-              <w:t>&gt;&gt;</w:t>
-            </w:r>
-            <w:r>
-              <w:rPr>
-                <w:rFonts w:hint="eastAsia"/>
-              </w:rPr>
-              <w:t>的方式保存。在清除连接</w:t>
-            </w:r>
-            <w:r>
-              <w:rPr>
-                <w:rFonts w:hint="eastAsia"/>
-              </w:rPr>
-              <w:t>的时候，若某</w:t>
-            </w:r>
-            <w:r>
-              <w:rPr>
-                <w:rFonts w:hint="eastAsia"/>
-              </w:rPr>
-              <w:t>addr</w:t>
-            </w:r>
-            <w:r>
-              <w:rPr>
-                <w:rFonts w:hint="eastAsia"/>
-              </w:rPr>
-              <w:t>取到的</w:t>
+              <w:rPr>
+                <w:rFonts w:hint="eastAsia"/>
+              </w:rPr>
+            </w:pPr>
+            <w:r>
+              <w:rPr>
+                <w:rFonts w:hint="eastAsia"/>
+              </w:rPr>
+              <w:t>根据策略提供的</w:t>
             </w:r>
             <w:r>
               <w:rPr>
@@ -13758,19 +14837,7 @@
               <w:rPr>
                 <w:rFonts w:hint="eastAsia"/>
               </w:rPr>
-              <w:t>所指向的连接没有</w:t>
-            </w:r>
-            <w:r>
-              <w:rPr>
-                <w:rFonts w:hint="eastAsia"/>
-              </w:rPr>
-              <w:t>过期，则停止对该地址的检测，而转向检测下一个地址</w:t>
-            </w:r>
-            <w:r>
-              <w:rPr>
-                <w:rFonts w:hint="eastAsia"/>
-              </w:rPr>
-              <w:t>。</w:t>
+              <w:t>实例删除空闲队列的多余的连接。</w:t>
             </w:r>
           </w:p>
         </w:tc>
@@ -13783,16 +14850,17 @@
           <w:p>
             <w:pPr>
               <w:ind w:left="0"/>
-              <w:rPr>
-                <w:color w:val="D9D9D9" w:themeColor="background1" w:themeShade="D9"/>
-              </w:rPr>
-            </w:pPr>
-            <w:r>
-              <w:rPr>
-                <w:rFonts w:hint="eastAsia"/>
-                <w:color w:val="D9D9D9" w:themeColor="background1" w:themeShade="D9"/>
-              </w:rPr>
-              <w:t>均衡</w:t>
+              <w:jc w:val="center"/>
+              <w:rPr>
+                <w:color w:val="D9D9D9" w:themeColor="background1" w:themeShade="D9"/>
+              </w:rPr>
+            </w:pPr>
+            <w:r>
+              <w:rPr>
+                <w:rFonts w:hint="eastAsia"/>
+                <w:color w:val="D9D9D9" w:themeColor="background1" w:themeShade="D9"/>
+              </w:rPr>
+              <w:t>所有策略</w:t>
             </w:r>
           </w:p>
         </w:tc>
@@ -13803,10 +14871,88 @@
           <w:p>
             <w:pPr>
               <w:ind w:left="0"/>
-              <w:rPr>
-                <w:color w:val="D9D9D9" w:themeColor="background1" w:themeShade="D9"/>
-              </w:rPr>
-            </w:pPr>
+              <w:jc w:val="center"/>
+              <w:rPr>
+                <w:color w:val="D9D9D9" w:themeColor="background1" w:themeShade="D9"/>
+              </w:rPr>
+            </w:pPr>
+            <w:r>
+              <w:rPr>
+                <w:rFonts w:hint="eastAsia"/>
+                <w:color w:val="D9D9D9" w:themeColor="background1" w:themeShade="D9"/>
+              </w:rPr>
+              <w:t>鉴于目前所有策略都使用</w:t>
+            </w:r>
+            <w:r>
+              <w:rPr>
+                <w:rFonts w:hint="eastAsia"/>
+                <w:color w:val="D9D9D9" w:themeColor="background1" w:themeShade="D9"/>
+              </w:rPr>
+              <w:t>Map&lt;addr,List&lt;</w:t>
+            </w:r>
+            <w:r>
+              <w:rPr>
+                <w:rFonts w:hint="eastAsia"/>
+                <w:color w:val="D9D9D9" w:themeColor="background1" w:themeShade="D9"/>
+              </w:rPr>
+              <w:t>ConnItem</w:t>
+            </w:r>
+            <w:r>
+              <w:rPr>
+                <w:rFonts w:hint="eastAsia"/>
+                <w:color w:val="D9D9D9" w:themeColor="background1" w:themeShade="D9"/>
+              </w:rPr>
+              <w:t>&gt;&gt;</w:t>
+            </w:r>
+            <w:r>
+              <w:rPr>
+                <w:rFonts w:hint="eastAsia"/>
+                <w:color w:val="D9D9D9" w:themeColor="background1" w:themeShade="D9"/>
+              </w:rPr>
+              <w:t>结构存放空闲连接信息。</w:t>
+            </w:r>
+            <w:r>
+              <w:rPr>
+                <w:rFonts w:hint="eastAsia"/>
+                <w:color w:val="D9D9D9" w:themeColor="background1" w:themeShade="D9"/>
+              </w:rPr>
+              <w:t>当要删除多余</w:t>
+            </w:r>
+            <w:r>
+              <w:rPr>
+                <w:rFonts w:hint="eastAsia"/>
+                <w:color w:val="D9D9D9" w:themeColor="background1" w:themeShade="D9"/>
+              </w:rPr>
+              <w:t>连接时，直接</w:t>
+            </w:r>
+            <w:r>
+              <w:rPr>
+                <w:rFonts w:hint="eastAsia"/>
+                <w:color w:val="D9D9D9" w:themeColor="background1" w:themeShade="D9"/>
+              </w:rPr>
+              <w:t>循环删除每个地址的中第一个</w:t>
+            </w:r>
+            <w:r>
+              <w:rPr>
+                <w:rFonts w:hint="eastAsia"/>
+                <w:color w:val="D9D9D9" w:themeColor="background1" w:themeShade="D9"/>
+              </w:rPr>
+              <w:t>ConnItem</w:t>
+            </w:r>
+            <w:r>
+              <w:rPr>
+                <w:rFonts w:hint="eastAsia"/>
+                <w:color w:val="D9D9D9" w:themeColor="background1" w:themeShade="D9"/>
+              </w:rPr>
+              <w:t>指向的元素。因为这些元素是最旧</w:t>
+            </w:r>
+            <w:r>
+              <w:rPr>
+                <w:rFonts w:hint="eastAsia"/>
+                <w:color w:val="D9D9D9" w:themeColor="background1" w:themeShade="D9"/>
+              </w:rPr>
+              <w:t>的。</w:t>
+            </w:r>
           </w:p>
         </w:tc>
       </w:tr>
@@ -13827,7 +14973,7 @@
                 <w:rFonts w:hint="eastAsia"/>
                 <w:color w:val="D9D9D9" w:themeColor="background1" w:themeShade="D9"/>
               </w:rPr>
-              <w:t>顺序</w:t>
+              <w:t>均衡</w:t>
             </w:r>
           </w:p>
         </w:tc>
@@ -13842,6 +14988,167 @@
                 <w:color w:val="D9D9D9" w:themeColor="background1" w:themeShade="D9"/>
               </w:rPr>
             </w:pPr>
+            <w:r>
+              <w:rPr>
+                <w:rFonts w:hint="eastAsia"/>
+                <w:color w:val="D9D9D9" w:themeColor="background1" w:themeShade="D9"/>
+              </w:rPr>
+              <w:t>均衡</w:t>
+            </w:r>
+            <w:r>
+              <w:rPr>
+                <w:rFonts w:hint="eastAsia"/>
+                <w:color w:val="D9D9D9" w:themeColor="background1" w:themeShade="D9"/>
+              </w:rPr>
+              <w:t>策略对象维持着每个地址的负载情况。</w:t>
+            </w:r>
+            <w:r>
+              <w:rPr>
+                <w:rFonts w:hint="eastAsia"/>
+                <w:color w:val="D9D9D9" w:themeColor="background1" w:themeShade="D9"/>
+              </w:rPr>
+              <w:t>根据这些情况，优先删除负载较重地址的连接。</w:t>
+            </w:r>
+            <w:r>
+              <w:rPr>
+                <w:rFonts w:hint="eastAsia"/>
+                <w:color w:val="D9D9D9" w:themeColor="background1" w:themeShade="D9"/>
+              </w:rPr>
+              <w:t>如：</w:t>
+            </w:r>
+            <w:r>
+              <w:rPr>
+                <w:rFonts w:hint="eastAsia"/>
+                <w:color w:val="D9D9D9" w:themeColor="background1" w:themeShade="D9"/>
+              </w:rPr>
+              <w:t>addr1</w:t>
+            </w:r>
+            <w:r>
+              <w:rPr>
+                <w:rFonts w:hint="eastAsia"/>
+                <w:color w:val="D9D9D9" w:themeColor="background1" w:themeShade="D9"/>
+              </w:rPr>
+              <w:t>已有</w:t>
+            </w:r>
+            <w:r>
+              <w:rPr>
+                <w:rFonts w:hint="eastAsia"/>
+                <w:color w:val="D9D9D9" w:themeColor="background1" w:themeShade="D9"/>
+              </w:rPr>
+              <w:t>50</w:t>
+            </w:r>
+            <w:r>
+              <w:rPr>
+                <w:rFonts w:hint="eastAsia"/>
+                <w:color w:val="D9D9D9" w:themeColor="background1" w:themeShade="D9"/>
+              </w:rPr>
+              <w:t>个</w:t>
+            </w:r>
+            <w:r>
+              <w:rPr>
+                <w:rFonts w:hint="eastAsia"/>
+                <w:color w:val="D9D9D9" w:themeColor="background1" w:themeShade="D9"/>
+              </w:rPr>
+              <w:t>连接，</w:t>
+            </w:r>
+            <w:r>
+              <w:rPr>
+                <w:rFonts w:hint="eastAsia"/>
+                <w:color w:val="D9D9D9" w:themeColor="background1" w:themeShade="D9"/>
+              </w:rPr>
+              <w:t>addr2</w:t>
+            </w:r>
+            <w:r>
+              <w:rPr>
+                <w:rFonts w:hint="eastAsia"/>
+                <w:color w:val="D9D9D9" w:themeColor="background1" w:themeShade="D9"/>
+              </w:rPr>
+              <w:t>已有</w:t>
+            </w:r>
+            <w:r>
+              <w:rPr>
+                <w:rFonts w:hint="eastAsia"/>
+                <w:color w:val="D9D9D9" w:themeColor="background1" w:themeShade="D9"/>
+              </w:rPr>
+              <w:t>6</w:t>
+            </w:r>
+            <w:r>
+              <w:rPr>
+                <w:rFonts w:hint="eastAsia"/>
+                <w:color w:val="D9D9D9" w:themeColor="background1" w:themeShade="D9"/>
+              </w:rPr>
+              <w:t>0</w:t>
+            </w:r>
+            <w:r>
+              <w:rPr>
+                <w:rFonts w:hint="eastAsia"/>
+                <w:color w:val="D9D9D9" w:themeColor="background1" w:themeShade="D9"/>
+              </w:rPr>
+              <w:t>个连接，</w:t>
+            </w:r>
+            <w:r>
+              <w:rPr>
+                <w:rFonts w:hint="eastAsia"/>
+                <w:color w:val="D9D9D9" w:themeColor="background1" w:themeShade="D9"/>
+              </w:rPr>
+              <w:t>addr3</w:t>
+            </w:r>
+            <w:r>
+              <w:rPr>
+                <w:rFonts w:hint="eastAsia"/>
+                <w:color w:val="D9D9D9" w:themeColor="background1" w:themeShade="D9"/>
+              </w:rPr>
+              <w:t>已有</w:t>
+            </w:r>
+            <w:r>
+              <w:rPr>
+                <w:rFonts w:hint="eastAsia"/>
+                <w:color w:val="D9D9D9" w:themeColor="background1" w:themeShade="D9"/>
+              </w:rPr>
+              <w:t>70</w:t>
+            </w:r>
+            <w:r>
+              <w:rPr>
+                <w:rFonts w:hint="eastAsia"/>
+                <w:color w:val="D9D9D9" w:themeColor="background1" w:themeShade="D9"/>
+              </w:rPr>
+              <w:t>个连接。</w:t>
+            </w:r>
+            <w:r>
+              <w:rPr>
+                <w:rFonts w:hint="eastAsia"/>
+                <w:color w:val="D9D9D9" w:themeColor="background1" w:themeShade="D9"/>
+              </w:rPr>
+              <w:t>则</w:t>
+            </w:r>
+            <w:r>
+              <w:rPr>
+                <w:rFonts w:hint="eastAsia"/>
+                <w:color w:val="D9D9D9" w:themeColor="background1" w:themeShade="D9"/>
+              </w:rPr>
+              <w:t>优先从空闲队列中，把</w:t>
+            </w:r>
+            <w:r>
+              <w:rPr>
+                <w:rFonts w:hint="eastAsia"/>
+                <w:color w:val="D9D9D9" w:themeColor="background1" w:themeShade="D9"/>
+              </w:rPr>
+              <w:t>addr3</w:t>
+            </w:r>
+            <w:r>
+              <w:rPr>
+                <w:rFonts w:hint="eastAsia"/>
+                <w:color w:val="D9D9D9" w:themeColor="background1" w:themeShade="D9"/>
+              </w:rPr>
+              <w:t>的空闲连接删除，因为它的地址是最不可能被获取的</w:t>
+            </w:r>
+            <w:r>
+              <w:rPr>
+                <w:rFonts w:hint="eastAsia"/>
+                <w:color w:val="D9D9D9" w:themeColor="background1" w:themeShade="D9"/>
+              </w:rPr>
+              <w:t>。</w:t>
+            </w:r>
           </w:p>
         </w:tc>
       </w:tr>
@@ -13862,7 +15169,7 @@
                 <w:rFonts w:hint="eastAsia"/>
                 <w:color w:val="D9D9D9" w:themeColor="background1" w:themeShade="D9"/>
               </w:rPr>
-              <w:t>随机</w:t>
+              <w:t>顺序</w:t>
             </w:r>
           </w:p>
         </w:tc>
@@ -13877,6 +15184,160 @@
                 <w:color w:val="D9D9D9" w:themeColor="background1" w:themeShade="D9"/>
               </w:rPr>
             </w:pPr>
+            <w:r>
+              <w:rPr>
+                <w:rFonts w:hint="eastAsia"/>
+                <w:color w:val="D9D9D9" w:themeColor="background1" w:themeShade="D9"/>
+              </w:rPr>
+              <w:t>删除地址中空闲连接较多的地址的连接。</w:t>
+            </w:r>
+            <w:r>
+              <w:rPr>
+                <w:rFonts w:hint="eastAsia"/>
+                <w:color w:val="D9D9D9" w:themeColor="background1" w:themeShade="D9"/>
+              </w:rPr>
+              <w:t>如：</w:t>
+            </w:r>
+            <w:r>
+              <w:rPr>
+                <w:rFonts w:hint="eastAsia"/>
+                <w:color w:val="D9D9D9" w:themeColor="background1" w:themeShade="D9"/>
+              </w:rPr>
+              <w:t>addr1</w:t>
+            </w:r>
+            <w:r>
+              <w:rPr>
+                <w:rFonts w:hint="eastAsia"/>
+                <w:color w:val="D9D9D9" w:themeColor="background1" w:themeShade="D9"/>
+              </w:rPr>
+              <w:t>有</w:t>
+            </w:r>
+            <w:r>
+              <w:rPr>
+                <w:rFonts w:hint="eastAsia"/>
+                <w:color w:val="D9D9D9" w:themeColor="background1" w:themeShade="D9"/>
+              </w:rPr>
+              <w:t>5</w:t>
+            </w:r>
+            <w:r>
+              <w:rPr>
+                <w:rFonts w:hint="eastAsia"/>
+                <w:color w:val="D9D9D9" w:themeColor="background1" w:themeShade="D9"/>
+              </w:rPr>
+              <w:t>个空闲连接，</w:t>
+            </w:r>
+            <w:r>
+              <w:rPr>
+                <w:rFonts w:hint="eastAsia"/>
+                <w:color w:val="D9D9D9" w:themeColor="background1" w:themeShade="D9"/>
+              </w:rPr>
+              <w:t>addr2</w:t>
+            </w:r>
+            <w:r>
+              <w:rPr>
+                <w:rFonts w:hint="eastAsia"/>
+                <w:color w:val="D9D9D9" w:themeColor="background1" w:themeShade="D9"/>
+              </w:rPr>
+              <w:t>有</w:t>
+            </w:r>
+            <w:r>
+              <w:rPr>
+                <w:rFonts w:hint="eastAsia"/>
+                <w:color w:val="D9D9D9" w:themeColor="background1" w:themeShade="D9"/>
+              </w:rPr>
+              <w:t>6</w:t>
+            </w:r>
+            <w:r>
+              <w:rPr>
+                <w:rFonts w:hint="eastAsia"/>
+                <w:color w:val="D9D9D9" w:themeColor="background1" w:themeShade="D9"/>
+              </w:rPr>
+              <w:t>个空闲连接，</w:t>
+            </w:r>
+            <w:r>
+              <w:rPr>
+                <w:rFonts w:hint="eastAsia"/>
+                <w:color w:val="D9D9D9" w:themeColor="background1" w:themeShade="D9"/>
+              </w:rPr>
+              <w:t>addr3</w:t>
+            </w:r>
+            <w:r>
+              <w:rPr>
+                <w:rFonts w:hint="eastAsia"/>
+                <w:color w:val="D9D9D9" w:themeColor="background1" w:themeShade="D9"/>
+              </w:rPr>
+              <w:t>有</w:t>
+            </w:r>
+            <w:r>
+              <w:rPr>
+                <w:rFonts w:hint="eastAsia"/>
+                <w:color w:val="D9D9D9" w:themeColor="background1" w:themeShade="D9"/>
+              </w:rPr>
+              <w:t>6</w:t>
+            </w:r>
+            <w:r>
+              <w:rPr>
+                <w:rFonts w:hint="eastAsia"/>
+                <w:color w:val="D9D9D9" w:themeColor="background1" w:themeShade="D9"/>
+              </w:rPr>
+              <w:t>个空闲连接，而</w:t>
+            </w:r>
+            <w:r>
+              <w:rPr>
+                <w:rFonts w:hint="eastAsia"/>
+                <w:color w:val="D9D9D9" w:themeColor="background1" w:themeShade="D9"/>
+              </w:rPr>
+              <w:t>maxIdleCount</w:t>
+            </w:r>
+            <w:r>
+              <w:rPr>
+                <w:rFonts w:hint="eastAsia"/>
+                <w:color w:val="D9D9D9" w:themeColor="background1" w:themeShade="D9"/>
+              </w:rPr>
+              <w:t>为</w:t>
+            </w:r>
+            <w:r>
+              <w:rPr>
+                <w:rFonts w:hint="eastAsia"/>
+                <w:color w:val="D9D9D9" w:themeColor="background1" w:themeShade="D9"/>
+              </w:rPr>
+              <w:t>15</w:t>
+            </w:r>
+            <w:r>
+              <w:rPr>
+                <w:rFonts w:hint="eastAsia"/>
+                <w:color w:val="D9D9D9" w:themeColor="background1" w:themeShade="D9"/>
+              </w:rPr>
+              <w:t>，则分别从</w:t>
+            </w:r>
+            <w:r>
+              <w:rPr>
+                <w:rFonts w:hint="eastAsia"/>
+                <w:color w:val="D9D9D9" w:themeColor="background1" w:themeShade="D9"/>
+              </w:rPr>
+              <w:t>addr2</w:t>
+            </w:r>
+            <w:r>
+              <w:rPr>
+                <w:rFonts w:hint="eastAsia"/>
+                <w:color w:val="D9D9D9" w:themeColor="background1" w:themeShade="D9"/>
+              </w:rPr>
+              <w:t>及</w:t>
+            </w:r>
+            <w:r>
+              <w:rPr>
+                <w:rFonts w:hint="eastAsia"/>
+                <w:color w:val="D9D9D9" w:themeColor="background1" w:themeShade="D9"/>
+              </w:rPr>
+              <w:t>addr3</w:t>
+            </w:r>
+            <w:r>
+              <w:rPr>
+                <w:rFonts w:hint="eastAsia"/>
+                <w:color w:val="D9D9D9" w:themeColor="background1" w:themeShade="D9"/>
+              </w:rPr>
+              <w:t>中各删除一个连接。</w:t>
+            </w:r>
           </w:p>
         </w:tc>
       </w:tr>
@@ -13897,6 +15358,48 @@
                 <w:rFonts w:hint="eastAsia"/>
                 <w:color w:val="D9D9D9" w:themeColor="background1" w:themeShade="D9"/>
               </w:rPr>
+              <w:t>随机</w:t>
+            </w:r>
+          </w:p>
+        </w:tc>
+        <w:tc>
+          <w:tcPr>
+            <w:tcW w:w="6996" w:type="dxa"/>
+          </w:tcPr>
+          <w:p>
+            <w:pPr>
+              <w:ind w:left="0"/>
+              <w:rPr>
+                <w:color w:val="D9D9D9" w:themeColor="background1" w:themeShade="D9"/>
+              </w:rPr>
+            </w:pPr>
+            <w:r>
+              <w:rPr>
+                <w:rFonts w:hint="eastAsia"/>
+                <w:color w:val="D9D9D9" w:themeColor="background1" w:themeShade="D9"/>
+              </w:rPr>
+              <w:t>同顺序的一样</w:t>
+            </w:r>
+          </w:p>
+        </w:tc>
+      </w:tr>
+      <w:tr>
+        <w:tc>
+          <w:tcPr>
+            <w:tcW w:w="1169" w:type="dxa"/>
+          </w:tcPr>
+          <w:p>
+            <w:pPr>
+              <w:ind w:left="0"/>
+              <w:rPr>
+                <w:color w:val="D9D9D9" w:themeColor="background1" w:themeShade="D9"/>
+              </w:rPr>
+            </w:pPr>
+            <w:r>
+              <w:rPr>
+                <w:rFonts w:hint="eastAsia"/>
+                <w:color w:val="D9D9D9" w:themeColor="background1" w:themeShade="D9"/>
+              </w:rPr>
               <w:t>本地</w:t>
             </w:r>
           </w:p>
@@ -13912,6 +15415,13 @@
                 <w:color w:val="D9D9D9" w:themeColor="background1" w:themeShade="D9"/>
               </w:rPr>
             </w:pPr>
+            <w:r>
+              <w:rPr>
+                <w:rFonts w:hint="eastAsia"/>
+                <w:color w:val="D9D9D9" w:themeColor="background1" w:themeShade="D9"/>
+              </w:rPr>
+              <w:t>同顺序的一样</w:t>
+            </w:r>
           </w:p>
         </w:tc>
       </w:tr>
@@ -13923,41 +15433,12 @@
     </w:p>
     <w:p>
       <w:pPr>
-        <w:pStyle w:val="Heading5"/>
-      </w:pPr>
-      <w:r>
-        <w:rPr>
-          <w:rFonts w:hint="eastAsia"/>
-        </w:rPr>
-        <w:t>2.2.6</w:t>
-      </w:r>
-    </w:p>
-    <w:p>
-      <w:pPr>
-        <w:pStyle w:val="Heading5"/>
-      </w:pPr>
-      <w:r>
-        <w:rPr>
-          <w:rFonts w:hint="eastAsia"/>
-        </w:rPr>
-        <w:t>2.2.7</w:t>
-      </w:r>
-    </w:p>
-    <w:p/>
-    <w:p>
-      <w:pPr>
-        <w:ind w:left="0"/>
-      </w:pPr>
-    </w:p>
-    <w:p>
-      <w:pPr>
         <w:pStyle w:val="Heading2"/>
       </w:pPr>
       <w:r>
         <w:rPr>
           <w:rFonts w:hint="eastAsia"/>
         </w:rPr>
-        <w:lastRenderedPageBreak/>
         <w:t>遗留问题</w:t>
       </w:r>
     </w:p>
@@ -13983,15 +15464,15 @@
         <w:tblLook w:val="04A0"/>
       </w:tblPr>
       <w:tblGrid>
-        <w:gridCol w:w="687"/>
-        <w:gridCol w:w="1510"/>
-        <w:gridCol w:w="3784"/>
-        <w:gridCol w:w="2184"/>
+        <w:gridCol w:w="649"/>
+        <w:gridCol w:w="1398"/>
+        <w:gridCol w:w="3675"/>
+        <w:gridCol w:w="2443"/>
       </w:tblGrid>
       <w:tr>
         <w:tc>
           <w:tcPr>
-            <w:tcW w:w="687" w:type="dxa"/>
+            <w:tcW w:w="649" w:type="dxa"/>
           </w:tcPr>
           <w:p>
             <w:pPr>
@@ -14011,7 +15492,7 @@
         </w:tc>
         <w:tc>
           <w:tcPr>
-            <w:tcW w:w="1510" w:type="dxa"/>
+            <w:tcW w:w="1398" w:type="dxa"/>
           </w:tcPr>
           <w:p>
             <w:pPr>
@@ -14031,7 +15512,7 @@
         </w:tc>
         <w:tc>
           <w:tcPr>
-            <w:tcW w:w="3784" w:type="dxa"/>
+            <w:tcW w:w="3675" w:type="dxa"/>
           </w:tcPr>
           <w:p>
             <w:pPr>
@@ -14051,7 +15532,7 @@
         </w:tc>
         <w:tc>
           <w:tcPr>
-            <w:tcW w:w="2184" w:type="dxa"/>
+            <w:tcW w:w="2443" w:type="dxa"/>
           </w:tcPr>
           <w:p>
             <w:pPr>
@@ -14073,7 +15554,7 @@
       <w:tr>
         <w:tc>
           <w:tcPr>
-            <w:tcW w:w="5981" w:type="dxa"/>
+            <w:tcW w:w="5722" w:type="dxa"/>
             <w:gridSpan w:val="3"/>
           </w:tcPr>
           <w:p>
@@ -14094,7 +15575,7 @@
         </w:tc>
         <w:tc>
           <w:tcPr>
-            <w:tcW w:w="2184" w:type="dxa"/>
+            <w:tcW w:w="2443" w:type="dxa"/>
           </w:tcPr>
           <w:p>
             <w:pPr>
@@ -14109,95 +15590,121 @@
       <w:tr>
         <w:tc>
           <w:tcPr>
-            <w:tcW w:w="687" w:type="dxa"/>
-          </w:tcPr>
-          <w:p>
-            <w:pPr>
-              <w:ind w:left="0"/>
-            </w:pPr>
-            <w:r>
-              <w:rPr>
-                <w:rFonts w:hint="eastAsia"/>
-              </w:rPr>
+            <w:tcW w:w="649" w:type="dxa"/>
+          </w:tcPr>
+          <w:p>
+            <w:pPr>
+              <w:ind w:left="0"/>
+              <w:rPr>
+                <w:color w:val="D9D9D9" w:themeColor="background1" w:themeShade="D9"/>
+              </w:rPr>
+            </w:pPr>
+            <w:r>
+              <w:rPr>
+                <w:rFonts w:hint="eastAsia"/>
+                <w:color w:val="D9D9D9" w:themeColor="background1" w:themeShade="D9"/>
+              </w:rPr>
+              <w:lastRenderedPageBreak/>
               <w:t>1</w:t>
             </w:r>
           </w:p>
         </w:tc>
         <w:tc>
           <w:tcPr>
-            <w:tcW w:w="1510" w:type="dxa"/>
-          </w:tcPr>
-          <w:p>
-            <w:pPr>
-              <w:ind w:left="0"/>
-            </w:pPr>
-          </w:p>
-        </w:tc>
-        <w:tc>
-          <w:tcPr>
-            <w:tcW w:w="3784" w:type="dxa"/>
-          </w:tcPr>
-          <w:p>
-            <w:pPr>
-              <w:ind w:left="0"/>
-            </w:pPr>
-            <w:r>
-              <w:rPr>
-                <w:rFonts w:hint="eastAsia"/>
+            <w:tcW w:w="1398" w:type="dxa"/>
+          </w:tcPr>
+          <w:p>
+            <w:pPr>
+              <w:ind w:left="0"/>
+              <w:rPr>
+                <w:color w:val="D9D9D9" w:themeColor="background1" w:themeShade="D9"/>
+              </w:rPr>
+            </w:pPr>
+          </w:p>
+        </w:tc>
+        <w:tc>
+          <w:tcPr>
+            <w:tcW w:w="3675" w:type="dxa"/>
+          </w:tcPr>
+          <w:p>
+            <w:pPr>
+              <w:ind w:left="0"/>
+              <w:rPr>
+                <w:color w:val="D9D9D9" w:themeColor="background1" w:themeShade="D9"/>
+              </w:rPr>
+            </w:pPr>
+            <w:r>
+              <w:rPr>
+                <w:rFonts w:hint="eastAsia"/>
+                <w:color w:val="D9D9D9" w:themeColor="background1" w:themeShade="D9"/>
               </w:rPr>
               <w:t>当输入地址为</w:t>
             </w:r>
             <w:r>
+              <w:rPr>
+                <w:color w:val="D9D9D9" w:themeColor="background1" w:themeShade="D9"/>
+              </w:rPr>
               <w:t>”</w:t>
             </w:r>
             <w:r>
               <w:rPr>
                 <w:rFonts w:hint="eastAsia"/>
+                <w:color w:val="D9D9D9" w:themeColor="background1" w:themeShade="D9"/>
               </w:rPr>
               <w:t>hostname:port</w:t>
             </w:r>
             <w:r>
+              <w:rPr>
+                <w:color w:val="D9D9D9" w:themeColor="background1" w:themeShade="D9"/>
+              </w:rPr>
               <w:t>”</w:t>
             </w:r>
             <w:r>
               <w:rPr>
                 <w:rFonts w:hint="eastAsia"/>
+                <w:color w:val="D9D9D9" w:themeColor="background1" w:themeShade="D9"/>
               </w:rPr>
               <w:t>而不是“</w:t>
             </w:r>
             <w:r>
               <w:rPr>
                 <w:rFonts w:hint="eastAsia"/>
+                <w:color w:val="D9D9D9" w:themeColor="background1" w:themeShade="D9"/>
               </w:rPr>
               <w:t>ip:port</w:t>
             </w:r>
             <w:r>
               <w:rPr>
                 <w:rFonts w:hint="eastAsia"/>
+                <w:color w:val="D9D9D9" w:themeColor="background1" w:themeShade="D9"/>
               </w:rPr>
               <w:t>”时</w:t>
             </w:r>
             <w:r>
               <w:rPr>
                 <w:rFonts w:hint="eastAsia"/>
+                <w:color w:val="D9D9D9" w:themeColor="background1" w:themeShade="D9"/>
               </w:rPr>
               <w:t>,</w:t>
             </w:r>
             <w:r>
               <w:rPr>
                 <w:rFonts w:hint="eastAsia"/>
+                <w:color w:val="D9D9D9" w:themeColor="background1" w:themeShade="D9"/>
               </w:rPr>
               <w:t>可能无法把该地址作为</w:t>
             </w:r>
             <w:r>
               <w:rPr>
                 <w:rFonts w:hint="eastAsia"/>
+                <w:color w:val="D9D9D9" w:themeColor="background1" w:themeShade="D9"/>
               </w:rPr>
               <w:t>local</w:t>
             </w:r>
             <w:r>
               <w:rPr>
                 <w:rFonts w:hint="eastAsia"/>
+                <w:color w:val="D9D9D9" w:themeColor="background1" w:themeShade="D9"/>
               </w:rPr>
               <w:t>地址存起来</w:t>
             </w:r>
@@ -14205,27 +15712,69 @@
         </w:tc>
         <w:tc>
           <w:tcPr>
-            <w:tcW w:w="2184" w:type="dxa"/>
-          </w:tcPr>
-          <w:p>
-            <w:pPr>
-              <w:ind w:left="0"/>
-            </w:pPr>
+            <w:tcW w:w="2443" w:type="dxa"/>
+          </w:tcPr>
+          <w:p>
+            <w:pPr>
+              <w:ind w:left="0"/>
+              <w:rPr>
+                <w:color w:val="D9D9D9" w:themeColor="background1" w:themeShade="D9"/>
+              </w:rPr>
+            </w:pPr>
+            <w:r>
+              <w:rPr>
+                <w:rFonts w:hint="eastAsia"/>
+                <w:color w:val="D9D9D9" w:themeColor="background1" w:themeShade="D9"/>
+              </w:rPr>
+              <w:t>已修改。连接池将输入的内容转化为</w:t>
+            </w:r>
+            <w:r>
+              <w:rPr>
+                <w:color w:val="D9D9D9" w:themeColor="background1" w:themeShade="D9"/>
+              </w:rPr>
+              <w:t>”</w:t>
+            </w:r>
+            <w:r>
+              <w:rPr>
+                <w:rFonts w:hint="eastAsia"/>
+                <w:color w:val="D9D9D9" w:themeColor="background1" w:themeShade="D9"/>
+              </w:rPr>
+              <w:t>ip:port</w:t>
+            </w:r>
+            <w:r>
+              <w:rPr>
+                <w:color w:val="D9D9D9" w:themeColor="background1" w:themeShade="D9"/>
+              </w:rPr>
+              <w:t>”</w:t>
+            </w:r>
+            <w:r>
+              <w:rPr>
+                <w:rFonts w:hint="eastAsia"/>
+                <w:color w:val="D9D9D9" w:themeColor="background1" w:themeShade="D9"/>
+              </w:rPr>
+              <w:t>格式存储。</w:t>
+            </w:r>
           </w:p>
         </w:tc>
       </w:tr>
       <w:tr>
         <w:tc>
           <w:tcPr>
-            <w:tcW w:w="687" w:type="dxa"/>
-          </w:tcPr>
-          <w:p>
-            <w:pPr>
-              <w:ind w:left="0"/>
-            </w:pPr>
-            <w:r>
-              <w:rPr>
-                <w:rFonts w:hint="eastAsia"/>
+            <w:tcW w:w="649" w:type="dxa"/>
+          </w:tcPr>
+          <w:p>
+            <w:pPr>
+              <w:ind w:left="0"/>
+              <w:rPr>
+                <w:strike/>
+                <w:color w:val="D9D9D9" w:themeColor="background1" w:themeShade="D9"/>
+              </w:rPr>
+            </w:pPr>
+            <w:r>
+              <w:rPr>
+                <w:rFonts w:hint="eastAsia"/>
+                <w:strike/>
+                <w:color w:val="D9D9D9" w:themeColor="background1" w:themeShade="D9"/>
               </w:rPr>
               <w:t>2</w:t>
             </w:r>
@@ -14233,55 +15782,75 @@
         </w:tc>
         <w:tc>
           <w:tcPr>
-            <w:tcW w:w="1510" w:type="dxa"/>
-          </w:tcPr>
-          <w:p>
-            <w:pPr>
-              <w:ind w:left="0"/>
-            </w:pPr>
-          </w:p>
-        </w:tc>
-        <w:tc>
-          <w:tcPr>
-            <w:tcW w:w="3784" w:type="dxa"/>
-          </w:tcPr>
-          <w:p>
-            <w:pPr>
-              <w:ind w:left="0"/>
-            </w:pPr>
-            <w:r>
-              <w:rPr>
-                <w:rFonts w:hint="eastAsia"/>
+            <w:tcW w:w="1398" w:type="dxa"/>
+          </w:tcPr>
+          <w:p>
+            <w:pPr>
+              <w:ind w:left="0"/>
+              <w:rPr>
+                <w:strike/>
+                <w:color w:val="D9D9D9" w:themeColor="background1" w:themeShade="D9"/>
+              </w:rPr>
+            </w:pPr>
+          </w:p>
+        </w:tc>
+        <w:tc>
+          <w:tcPr>
+            <w:tcW w:w="3675" w:type="dxa"/>
+          </w:tcPr>
+          <w:p>
+            <w:pPr>
+              <w:ind w:left="0"/>
+              <w:rPr>
+                <w:strike/>
+                <w:color w:val="D9D9D9" w:themeColor="background1" w:themeShade="D9"/>
+              </w:rPr>
+            </w:pPr>
+            <w:r>
+              <w:rPr>
+                <w:rFonts w:hint="eastAsia"/>
+                <w:strike/>
+                <w:color w:val="D9D9D9" w:themeColor="background1" w:themeShade="D9"/>
               </w:rPr>
               <w:t>forceToCheck</w:t>
             </w:r>
             <w:r>
               <w:rPr>
                 <w:rFonts w:hint="eastAsia"/>
+                <w:strike/>
+                <w:color w:val="D9D9D9" w:themeColor="background1" w:themeShade="D9"/>
               </w:rPr>
               <w:t>改由一个后台线程周期性地去检测，并且默认设为</w:t>
             </w:r>
             <w:r>
               <w:rPr>
                 <w:rFonts w:hint="eastAsia"/>
+                <w:strike/>
+                <w:color w:val="D9D9D9" w:themeColor="background1" w:themeShade="D9"/>
               </w:rPr>
               <w:t>false()</w:t>
             </w:r>
             <w:r>
               <w:rPr>
                 <w:rFonts w:hint="eastAsia"/>
+                <w:strike/>
+                <w:color w:val="D9D9D9" w:themeColor="background1" w:themeShade="D9"/>
               </w:rPr>
               <w:t>（</w:t>
             </w:r>
             <w:r>
               <w:rPr>
                 <w:rFonts w:hint="eastAsia"/>
+                <w:strike/>
+                <w:color w:val="D9D9D9" w:themeColor="background1" w:themeShade="D9"/>
               </w:rPr>
               <w:t>doubt it</w:t>
             </w:r>
             <w:r>
               <w:rPr>
                 <w:rFonts w:hint="eastAsia"/>
+                <w:strike/>
+                <w:color w:val="D9D9D9" w:themeColor="background1" w:themeShade="D9"/>
               </w:rPr>
               <w:t>）</w:t>
             </w:r>
@@ -14289,27 +15858,43 @@
         </w:tc>
         <w:tc>
           <w:tcPr>
-            <w:tcW w:w="2184" w:type="dxa"/>
-          </w:tcPr>
-          <w:p>
-            <w:pPr>
-              <w:ind w:left="0"/>
-            </w:pPr>
+            <w:tcW w:w="2443" w:type="dxa"/>
+          </w:tcPr>
+          <w:p>
+            <w:pPr>
+              <w:ind w:left="0"/>
+              <w:rPr>
+                <w:strike/>
+                <w:color w:val="D9D9D9" w:themeColor="background1" w:themeShade="D9"/>
+              </w:rPr>
+            </w:pPr>
+            <w:r>
+              <w:rPr>
+                <w:rFonts w:hint="eastAsia"/>
+                <w:strike/>
+                <w:color w:val="D9D9D9" w:themeColor="background1" w:themeShade="D9"/>
+              </w:rPr>
+              <w:t>否决此方案</w:t>
+            </w:r>
           </w:p>
         </w:tc>
       </w:tr>
       <w:tr>
         <w:tc>
           <w:tcPr>
-            <w:tcW w:w="687" w:type="dxa"/>
-          </w:tcPr>
-          <w:p>
-            <w:pPr>
-              <w:ind w:left="0"/>
-            </w:pPr>
-            <w:r>
-              <w:rPr>
-                <w:rFonts w:hint="eastAsia"/>
+            <w:tcW w:w="649" w:type="dxa"/>
+          </w:tcPr>
+          <w:p>
+            <w:pPr>
+              <w:ind w:left="0"/>
+              <w:rPr>
+                <w:color w:val="D9D9D9" w:themeColor="background1" w:themeShade="D9"/>
+              </w:rPr>
+            </w:pPr>
+            <w:r>
+              <w:rPr>
+                <w:rFonts w:hint="eastAsia"/>
+                <w:color w:val="D9D9D9" w:themeColor="background1" w:themeShade="D9"/>
               </w:rPr>
               <w:t>3</w:t>
             </w:r>
@@ -14317,49 +15902,60 @@
         </w:tc>
         <w:tc>
           <w:tcPr>
-            <w:tcW w:w="1510" w:type="dxa"/>
-          </w:tcPr>
-          <w:p>
-            <w:pPr>
-              <w:ind w:left="0"/>
-            </w:pPr>
-          </w:p>
-        </w:tc>
-        <w:tc>
-          <w:tcPr>
-            <w:tcW w:w="3784" w:type="dxa"/>
-          </w:tcPr>
-          <w:p>
-            <w:pPr>
-              <w:ind w:left="0"/>
-            </w:pPr>
-            <w:r>
-              <w:rPr>
-                <w:rFonts w:hint="eastAsia"/>
+            <w:tcW w:w="1398" w:type="dxa"/>
+          </w:tcPr>
+          <w:p>
+            <w:pPr>
+              <w:ind w:left="0"/>
+              <w:rPr>
+                <w:color w:val="D9D9D9" w:themeColor="background1" w:themeShade="D9"/>
+              </w:rPr>
+            </w:pPr>
+          </w:p>
+        </w:tc>
+        <w:tc>
+          <w:tcPr>
+            <w:tcW w:w="3675" w:type="dxa"/>
+          </w:tcPr>
+          <w:p>
+            <w:pPr>
+              <w:ind w:left="0"/>
+              <w:rPr>
+                <w:color w:val="D9D9D9" w:themeColor="background1" w:themeShade="D9"/>
+              </w:rPr>
+            </w:pPr>
+            <w:r>
+              <w:rPr>
+                <w:rFonts w:hint="eastAsia"/>
+                <w:color w:val="D9D9D9" w:themeColor="background1" w:themeShade="D9"/>
               </w:rPr>
               <w:t>启动并关闭连接池不再使用</w:t>
             </w:r>
             <w:r>
               <w:rPr>
                 <w:rFonts w:hint="eastAsia"/>
+                <w:color w:val="D9D9D9" w:themeColor="background1" w:themeShade="D9"/>
               </w:rPr>
               <w:t>maxConnectNum</w:t>
             </w:r>
             <w:r>
               <w:rPr>
                 <w:rFonts w:hint="eastAsia"/>
+                <w:color w:val="D9D9D9" w:themeColor="background1" w:themeShade="D9"/>
               </w:rPr>
               <w:t>表示，而是增加</w:t>
             </w:r>
             <w:r>
               <w:rPr>
                 <w:rFonts w:hint="eastAsia"/>
+                <w:color w:val="D9D9D9" w:themeColor="background1" w:themeShade="D9"/>
               </w:rPr>
               <w:t>enable/disable</w:t>
             </w:r>
             <w:r>
               <w:rPr>
                 <w:rFonts w:hint="eastAsia"/>
+                <w:color w:val="D9D9D9" w:themeColor="background1" w:themeShade="D9"/>
               </w:rPr>
               <w:t>接口</w:t>
             </w:r>
@@ -14367,27 +15963,55 @@
         </w:tc>
         <w:tc>
           <w:tcPr>
-            <w:tcW w:w="2184" w:type="dxa"/>
-          </w:tcPr>
-          <w:p>
-            <w:pPr>
-              <w:ind w:left="0"/>
-            </w:pPr>
+            <w:tcW w:w="2443" w:type="dxa"/>
+          </w:tcPr>
+          <w:p>
+            <w:pPr>
+              <w:ind w:left="0"/>
+              <w:rPr>
+                <w:color w:val="D9D9D9" w:themeColor="background1" w:themeShade="D9"/>
+              </w:rPr>
+            </w:pPr>
+            <w:r>
+              <w:rPr>
+                <w:rFonts w:hint="eastAsia"/>
+                <w:color w:val="D9D9D9" w:themeColor="background1" w:themeShade="D9"/>
+              </w:rPr>
+              <w:t>已添加</w:t>
+            </w:r>
+            <w:r>
+              <w:rPr>
+                <w:rFonts w:hint="eastAsia"/>
+                <w:color w:val="D9D9D9" w:themeColor="background1" w:themeShade="D9"/>
+              </w:rPr>
+              <w:t>enable/disableDatasource</w:t>
+            </w:r>
+            <w:r>
+              <w:rPr>
+                <w:rFonts w:hint="eastAsia"/>
+                <w:color w:val="D9D9D9" w:themeColor="background1" w:themeShade="D9"/>
+              </w:rPr>
+              <w:t>功能</w:t>
+            </w:r>
           </w:p>
         </w:tc>
       </w:tr>
       <w:tr>
         <w:tc>
           <w:tcPr>
-            <w:tcW w:w="687" w:type="dxa"/>
-          </w:tcPr>
-          <w:p>
-            <w:pPr>
-              <w:ind w:left="0"/>
-            </w:pPr>
-            <w:r>
-              <w:rPr>
-                <w:rFonts w:hint="eastAsia"/>
+            <w:tcW w:w="649" w:type="dxa"/>
+          </w:tcPr>
+          <w:p>
+            <w:pPr>
+              <w:ind w:left="0"/>
+              <w:rPr>
+                <w:color w:val="D9D9D9" w:themeColor="background1" w:themeShade="D9"/>
+              </w:rPr>
+            </w:pPr>
+            <w:r>
+              <w:rPr>
+                <w:rFonts w:hint="eastAsia"/>
+                <w:color w:val="D9D9D9" w:themeColor="background1" w:themeShade="D9"/>
               </w:rPr>
               <w:t>4</w:t>
             </w:r>
@@ -14395,25 +16019,32 @@
         </w:tc>
         <w:tc>
           <w:tcPr>
-            <w:tcW w:w="1510" w:type="dxa"/>
-          </w:tcPr>
-          <w:p>
-            <w:pPr>
-              <w:ind w:left="0"/>
-            </w:pPr>
-          </w:p>
-        </w:tc>
-        <w:tc>
-          <w:tcPr>
-            <w:tcW w:w="3784" w:type="dxa"/>
-          </w:tcPr>
-          <w:p>
-            <w:pPr>
-              <w:ind w:left="0"/>
-            </w:pPr>
-            <w:r>
-              <w:rPr>
-                <w:rFonts w:hint="eastAsia"/>
+            <w:tcW w:w="1398" w:type="dxa"/>
+          </w:tcPr>
+          <w:p>
+            <w:pPr>
+              <w:ind w:left="0"/>
+              <w:rPr>
+                <w:color w:val="D9D9D9" w:themeColor="background1" w:themeShade="D9"/>
+              </w:rPr>
+            </w:pPr>
+          </w:p>
+        </w:tc>
+        <w:tc>
+          <w:tcPr>
+            <w:tcW w:w="3675" w:type="dxa"/>
+          </w:tcPr>
+          <w:p>
+            <w:pPr>
+              <w:ind w:left="0"/>
+              <w:rPr>
+                <w:color w:val="D9D9D9" w:themeColor="background1" w:themeShade="D9"/>
+              </w:rPr>
+            </w:pPr>
+            <w:r>
+              <w:rPr>
+                <w:rFonts w:hint="eastAsia"/>
+                <w:color w:val="D9D9D9" w:themeColor="background1" w:themeShade="D9"/>
               </w:rPr>
               <w:t>最大连接数改为空闲连接与已使用连接的总和，取连接的流程需要改变</w:t>
             </w:r>
@@ -14421,27 +16052,41 @@
         </w:tc>
         <w:tc>
           <w:tcPr>
-            <w:tcW w:w="2184" w:type="dxa"/>
-          </w:tcPr>
-          <w:p>
-            <w:pPr>
-              <w:ind w:left="0"/>
-            </w:pPr>
+            <w:tcW w:w="2443" w:type="dxa"/>
+          </w:tcPr>
+          <w:p>
+            <w:pPr>
+              <w:ind w:left="0"/>
+              <w:rPr>
+                <w:color w:val="D9D9D9" w:themeColor="background1" w:themeShade="D9"/>
+              </w:rPr>
+            </w:pPr>
+            <w:r>
+              <w:rPr>
+                <w:rFonts w:hint="eastAsia"/>
+                <w:color w:val="D9D9D9" w:themeColor="background1" w:themeShade="D9"/>
+              </w:rPr>
+              <w:t>已修改。</w:t>
+            </w:r>
           </w:p>
         </w:tc>
       </w:tr>
       <w:tr>
         <w:tc>
           <w:tcPr>
-            <w:tcW w:w="687" w:type="dxa"/>
-          </w:tcPr>
-          <w:p>
-            <w:pPr>
-              <w:ind w:left="0"/>
-            </w:pPr>
-            <w:r>
-              <w:rPr>
-                <w:rFonts w:hint="eastAsia"/>
+            <w:tcW w:w="649" w:type="dxa"/>
+          </w:tcPr>
+          <w:p>
+            <w:pPr>
+              <w:ind w:left="0"/>
+              <w:rPr>
+                <w:color w:val="D9D9D9" w:themeColor="background1" w:themeShade="D9"/>
+              </w:rPr>
+            </w:pPr>
+            <w:r>
+              <w:rPr>
+                <w:rFonts w:hint="eastAsia"/>
+                <w:color w:val="D9D9D9" w:themeColor="background1" w:themeShade="D9"/>
               </w:rPr>
               <w:t>5</w:t>
             </w:r>
@@ -14449,49 +16094,60 @@
         </w:tc>
         <w:tc>
           <w:tcPr>
-            <w:tcW w:w="1510" w:type="dxa"/>
-          </w:tcPr>
-          <w:p>
-            <w:pPr>
-              <w:ind w:left="0"/>
-            </w:pPr>
-          </w:p>
-        </w:tc>
-        <w:tc>
-          <w:tcPr>
-            <w:tcW w:w="3784" w:type="dxa"/>
-          </w:tcPr>
-          <w:p>
-            <w:pPr>
-              <w:ind w:left="0"/>
-            </w:pPr>
-            <w:r>
-              <w:rPr>
-                <w:rFonts w:hint="eastAsia"/>
+            <w:tcW w:w="1398" w:type="dxa"/>
+          </w:tcPr>
+          <w:p>
+            <w:pPr>
+              <w:ind w:left="0"/>
+              <w:rPr>
+                <w:color w:val="D9D9D9" w:themeColor="background1" w:themeShade="D9"/>
+              </w:rPr>
+            </w:pPr>
+          </w:p>
+        </w:tc>
+        <w:tc>
+          <w:tcPr>
+            <w:tcW w:w="3675" w:type="dxa"/>
+          </w:tcPr>
+          <w:p>
+            <w:pPr>
+              <w:ind w:left="0"/>
+              <w:rPr>
+                <w:color w:val="D9D9D9" w:themeColor="background1" w:themeShade="D9"/>
+              </w:rPr>
+            </w:pPr>
+            <w:r>
+              <w:rPr>
+                <w:rFonts w:hint="eastAsia"/>
+                <w:color w:val="D9D9D9" w:themeColor="background1" w:themeShade="D9"/>
               </w:rPr>
               <w:t>废弃</w:t>
             </w:r>
             <w:r>
               <w:rPr>
                 <w:rFonts w:hint="eastAsia"/>
+                <w:color w:val="D9D9D9" w:themeColor="background1" w:themeShade="D9"/>
               </w:rPr>
               <w:t>close(sdb)</w:t>
             </w:r>
             <w:r>
               <w:rPr>
                 <w:rFonts w:hint="eastAsia"/>
+                <w:color w:val="D9D9D9" w:themeColor="background1" w:themeShade="D9"/>
               </w:rPr>
               <w:t>接口，使用一个全新的接口（</w:t>
             </w:r>
             <w:r>
               <w:rPr>
                 <w:rFonts w:hint="eastAsia"/>
+                <w:color w:val="D9D9D9" w:themeColor="background1" w:themeShade="D9"/>
               </w:rPr>
               <w:t>releaseConnection</w:t>
             </w:r>
             <w:r>
               <w:rPr>
                 <w:rFonts w:hint="eastAsia"/>
+                <w:color w:val="D9D9D9" w:themeColor="background1" w:themeShade="D9"/>
               </w:rPr>
               <w:t>）取代。原有的接口设置为废弃。</w:t>
             </w:r>
@@ -14499,27 +16155,41 @@
         </w:tc>
         <w:tc>
           <w:tcPr>
-            <w:tcW w:w="2184" w:type="dxa"/>
-          </w:tcPr>
-          <w:p>
-            <w:pPr>
-              <w:ind w:left="0"/>
-            </w:pPr>
+            <w:tcW w:w="2443" w:type="dxa"/>
+          </w:tcPr>
+          <w:p>
+            <w:pPr>
+              <w:ind w:left="0"/>
+              <w:rPr>
+                <w:color w:val="D9D9D9" w:themeColor="background1" w:themeShade="D9"/>
+              </w:rPr>
+            </w:pPr>
+            <w:r>
+              <w:rPr>
+                <w:rFonts w:hint="eastAsia"/>
+                <w:color w:val="D9D9D9" w:themeColor="background1" w:themeShade="D9"/>
+              </w:rPr>
+              <w:t>已修改。</w:t>
+            </w:r>
           </w:p>
         </w:tc>
       </w:tr>
       <w:tr>
         <w:tc>
           <w:tcPr>
-            <w:tcW w:w="687" w:type="dxa"/>
-          </w:tcPr>
-          <w:p>
-            <w:pPr>
-              <w:ind w:left="0"/>
-            </w:pPr>
-            <w:r>
-              <w:rPr>
-                <w:rFonts w:hint="eastAsia"/>
+            <w:tcW w:w="649" w:type="dxa"/>
+          </w:tcPr>
+          <w:p>
+            <w:pPr>
+              <w:ind w:left="0"/>
+              <w:rPr>
+                <w:color w:val="D9D9D9" w:themeColor="background1" w:themeShade="D9"/>
+              </w:rPr>
+            </w:pPr>
+            <w:r>
+              <w:rPr>
+                <w:rFonts w:hint="eastAsia"/>
+                <w:color w:val="D9D9D9" w:themeColor="background1" w:themeShade="D9"/>
               </w:rPr>
               <w:t>6</w:t>
             </w:r>
@@ -14527,83 +16197,102 @@
         </w:tc>
         <w:tc>
           <w:tcPr>
-            <w:tcW w:w="1510" w:type="dxa"/>
-          </w:tcPr>
-          <w:p>
-            <w:pPr>
-              <w:ind w:left="0"/>
-            </w:pPr>
-          </w:p>
-        </w:tc>
-        <w:tc>
-          <w:tcPr>
-            <w:tcW w:w="3784" w:type="dxa"/>
-          </w:tcPr>
-          <w:p>
-            <w:pPr>
-              <w:ind w:left="0"/>
-            </w:pPr>
-            <w:r>
-              <w:rPr>
-                <w:rFonts w:hint="eastAsia"/>
+            <w:tcW w:w="1398" w:type="dxa"/>
+          </w:tcPr>
+          <w:p>
+            <w:pPr>
+              <w:ind w:left="0"/>
+              <w:rPr>
+                <w:color w:val="D9D9D9" w:themeColor="background1" w:themeShade="D9"/>
+              </w:rPr>
+            </w:pPr>
+          </w:p>
+        </w:tc>
+        <w:tc>
+          <w:tcPr>
+            <w:tcW w:w="3675" w:type="dxa"/>
+          </w:tcPr>
+          <w:p>
+            <w:pPr>
+              <w:ind w:left="0"/>
+              <w:rPr>
+                <w:color w:val="D9D9D9" w:themeColor="background1" w:themeShade="D9"/>
+              </w:rPr>
+            </w:pPr>
+            <w:r>
+              <w:rPr>
+                <w:rFonts w:hint="eastAsia"/>
+                <w:color w:val="D9D9D9" w:themeColor="background1" w:themeShade="D9"/>
               </w:rPr>
               <w:t>SequoiadbOption</w:t>
             </w:r>
             <w:r>
               <w:rPr>
                 <w:rFonts w:hint="eastAsia"/>
+                <w:color w:val="D9D9D9" w:themeColor="background1" w:themeShade="D9"/>
               </w:rPr>
               <w:t>类由</w:t>
             </w:r>
             <w:r>
               <w:rPr>
                 <w:rFonts w:hint="eastAsia"/>
+                <w:color w:val="D9D9D9" w:themeColor="background1" w:themeShade="D9"/>
               </w:rPr>
               <w:t>DataSourceOptions</w:t>
             </w:r>
             <w:r>
               <w:rPr>
                 <w:rFonts w:hint="eastAsia"/>
-              </w:rPr>
-              <w:t>类替代（</w:t>
-            </w:r>
-            <w:r>
-              <w:rPr>
-                <w:rFonts w:hint="eastAsia"/>
-              </w:rPr>
-              <w:t>doubt it</w:t>
-            </w:r>
-            <w:r>
-              <w:rPr>
-                <w:rFonts w:hint="eastAsia"/>
-              </w:rPr>
-              <w:t>）</w:t>
-            </w:r>
-          </w:p>
-        </w:tc>
-        <w:tc>
-          <w:tcPr>
-            <w:tcW w:w="2184" w:type="dxa"/>
-          </w:tcPr>
-          <w:p>
-            <w:pPr>
-              <w:ind w:left="0"/>
-            </w:pPr>
+                <w:color w:val="D9D9D9" w:themeColor="background1" w:themeShade="D9"/>
+              </w:rPr>
+              <w:t>类替代</w:t>
+            </w:r>
+          </w:p>
+        </w:tc>
+        <w:tc>
+          <w:tcPr>
+            <w:tcW w:w="2443" w:type="dxa"/>
+          </w:tcPr>
+          <w:p>
+            <w:pPr>
+              <w:ind w:left="0"/>
+              <w:rPr>
+                <w:color w:val="D9D9D9" w:themeColor="background1" w:themeShade="D9"/>
+              </w:rPr>
+            </w:pPr>
+            <w:r>
+              <w:rPr>
+                <w:rFonts w:hint="eastAsia"/>
+                <w:color w:val="D9D9D9" w:themeColor="background1" w:themeShade="D9"/>
+              </w:rPr>
+              <w:t>已修改</w:t>
+            </w:r>
+            <w:r>
+              <w:rPr>
+                <w:rFonts w:hint="eastAsia"/>
+                <w:color w:val="D9D9D9" w:themeColor="background1" w:themeShade="D9"/>
+              </w:rPr>
+              <w:t>。</w:t>
+            </w:r>
           </w:p>
         </w:tc>
       </w:tr>
       <w:tr>
         <w:tc>
           <w:tcPr>
-            <w:tcW w:w="687" w:type="dxa"/>
-          </w:tcPr>
-          <w:p>
-            <w:pPr>
-              <w:ind w:left="0"/>
-            </w:pPr>
-            <w:r>
-              <w:rPr>
-                <w:rFonts w:hint="eastAsia"/>
+            <w:tcW w:w="649" w:type="dxa"/>
+          </w:tcPr>
+          <w:p>
+            <w:pPr>
+              <w:ind w:left="0"/>
+              <w:rPr>
+                <w:color w:val="D9D9D9" w:themeColor="background1" w:themeShade="D9"/>
+              </w:rPr>
+            </w:pPr>
+            <w:r>
+              <w:rPr>
+                <w:rFonts w:hint="eastAsia"/>
+                <w:color w:val="D9D9D9" w:themeColor="background1" w:themeShade="D9"/>
               </w:rPr>
               <w:t>7</w:t>
             </w:r>
@@ -14611,61 +16300,74 @@
         </w:tc>
         <w:tc>
           <w:tcPr>
-            <w:tcW w:w="1510" w:type="dxa"/>
-          </w:tcPr>
-          <w:p>
-            <w:pPr>
-              <w:ind w:left="0"/>
-            </w:pPr>
-          </w:p>
-        </w:tc>
-        <w:tc>
-          <w:tcPr>
-            <w:tcW w:w="3784" w:type="dxa"/>
-          </w:tcPr>
-          <w:p>
-            <w:pPr>
-              <w:ind w:left="0"/>
-            </w:pPr>
-            <w:r>
-              <w:rPr>
-                <w:rFonts w:hint="eastAsia"/>
+            <w:tcW w:w="1398" w:type="dxa"/>
+          </w:tcPr>
+          <w:p>
+            <w:pPr>
+              <w:ind w:left="0"/>
+              <w:rPr>
+                <w:color w:val="D9D9D9" w:themeColor="background1" w:themeShade="D9"/>
+              </w:rPr>
+            </w:pPr>
+          </w:p>
+        </w:tc>
+        <w:tc>
+          <w:tcPr>
+            <w:tcW w:w="3675" w:type="dxa"/>
+          </w:tcPr>
+          <w:p>
+            <w:pPr>
+              <w:ind w:left="0"/>
+              <w:rPr>
+                <w:color w:val="D9D9D9" w:themeColor="background1" w:themeShade="D9"/>
+              </w:rPr>
+            </w:pPr>
+            <w:r>
+              <w:rPr>
+                <w:rFonts w:hint="eastAsia"/>
+                <w:color w:val="D9D9D9" w:themeColor="background1" w:themeShade="D9"/>
               </w:rPr>
               <w:t>当策略为</w:t>
             </w:r>
             <w:r>
               <w:rPr>
                 <w:rFonts w:hint="eastAsia"/>
+                <w:color w:val="D9D9D9" w:themeColor="background1" w:themeShade="D9"/>
               </w:rPr>
               <w:t>SequoiadbConnStrategy.LOCAL</w:t>
             </w:r>
             <w:r>
               <w:rPr>
                 <w:rFonts w:hint="eastAsia"/>
+                <w:color w:val="D9D9D9" w:themeColor="background1" w:themeShade="D9"/>
               </w:rPr>
               <w:t>，调用</w:t>
             </w:r>
             <w:r>
               <w:rPr>
                 <w:rFonts w:hint="eastAsia"/>
+                <w:color w:val="D9D9D9" w:themeColor="background1" w:themeShade="D9"/>
               </w:rPr>
               <w:t>releaseConnection</w:t>
             </w:r>
             <w:r>
               <w:rPr>
                 <w:rFonts w:hint="eastAsia"/>
+                <w:color w:val="D9D9D9" w:themeColor="background1" w:themeShade="D9"/>
               </w:rPr>
               <w:t>不需要关闭非本地的地址，而是改由一个后台的线程周期性地去清理（</w:t>
             </w:r>
             <w:r>
               <w:rPr>
                 <w:rFonts w:hint="eastAsia"/>
+                <w:color w:val="D9D9D9" w:themeColor="background1" w:themeShade="D9"/>
               </w:rPr>
               <w:t>doubt it</w:t>
             </w:r>
             <w:r>
               <w:rPr>
                 <w:rFonts w:hint="eastAsia"/>
+                <w:color w:val="D9D9D9" w:themeColor="background1" w:themeShade="D9"/>
               </w:rPr>
               <w:t>）</w:t>
             </w:r>
@@ -14673,27 +16375,42 @@
         </w:tc>
         <w:tc>
           <w:tcPr>
-            <w:tcW w:w="2184" w:type="dxa"/>
-          </w:tcPr>
-          <w:p>
-            <w:pPr>
-              <w:ind w:left="0"/>
-            </w:pPr>
+            <w:tcW w:w="2443" w:type="dxa"/>
+          </w:tcPr>
+          <w:p>
+            <w:pPr>
+              <w:ind w:left="0"/>
+              <w:rPr>
+                <w:color w:val="D9D9D9" w:themeColor="background1" w:themeShade="D9"/>
+              </w:rPr>
+            </w:pPr>
+            <w:r>
+              <w:rPr>
+                <w:rFonts w:hint="eastAsia"/>
+                <w:strike/>
+                <w:color w:val="D9D9D9" w:themeColor="background1" w:themeShade="D9"/>
+              </w:rPr>
+              <w:t>否决此方案</w:t>
+            </w:r>
           </w:p>
         </w:tc>
       </w:tr>
       <w:tr>
         <w:tc>
           <w:tcPr>
-            <w:tcW w:w="687" w:type="dxa"/>
-          </w:tcPr>
-          <w:p>
-            <w:pPr>
-              <w:ind w:left="0"/>
-            </w:pPr>
-            <w:r>
-              <w:rPr>
-                <w:rFonts w:hint="eastAsia"/>
+            <w:tcW w:w="649" w:type="dxa"/>
+          </w:tcPr>
+          <w:p>
+            <w:pPr>
+              <w:ind w:left="0"/>
+              <w:rPr>
+                <w:color w:val="D9D9D9" w:themeColor="background1" w:themeShade="D9"/>
+              </w:rPr>
+            </w:pPr>
+            <w:r>
+              <w:rPr>
+                <w:rFonts w:hint="eastAsia"/>
+                <w:color w:val="D9D9D9" w:themeColor="background1" w:themeShade="D9"/>
               </w:rPr>
               <w:t>8</w:t>
             </w:r>
@@ -14701,25 +16418,32 @@
         </w:tc>
         <w:tc>
           <w:tcPr>
-            <w:tcW w:w="1510" w:type="dxa"/>
-          </w:tcPr>
-          <w:p>
-            <w:pPr>
-              <w:ind w:left="0"/>
-            </w:pPr>
-          </w:p>
-        </w:tc>
-        <w:tc>
-          <w:tcPr>
-            <w:tcW w:w="3784" w:type="dxa"/>
-          </w:tcPr>
-          <w:p>
-            <w:pPr>
-              <w:ind w:left="0"/>
-            </w:pPr>
-            <w:r>
-              <w:rPr>
-                <w:rFonts w:hint="eastAsia"/>
+            <w:tcW w:w="1398" w:type="dxa"/>
+          </w:tcPr>
+          <w:p>
+            <w:pPr>
+              <w:ind w:left="0"/>
+              <w:rPr>
+                <w:color w:val="D9D9D9" w:themeColor="background1" w:themeShade="D9"/>
+              </w:rPr>
+            </w:pPr>
+          </w:p>
+        </w:tc>
+        <w:tc>
+          <w:tcPr>
+            <w:tcW w:w="3675" w:type="dxa"/>
+          </w:tcPr>
+          <w:p>
+            <w:pPr>
+              <w:ind w:left="0"/>
+              <w:rPr>
+                <w:color w:val="D9D9D9" w:themeColor="background1" w:themeShade="D9"/>
+              </w:rPr>
+            </w:pPr>
+            <w:r>
+              <w:rPr>
+                <w:rFonts w:hint="eastAsia"/>
+                <w:color w:val="D9D9D9" w:themeColor="background1" w:themeShade="D9"/>
               </w:rPr>
               <w:t>同步控制块改为更细粒度的锁，只能在使用队列的时候加锁</w:t>
             </w:r>
@@ -14727,27 +16451,41 @@
         </w:tc>
         <w:tc>
           <w:tcPr>
-            <w:tcW w:w="2184" w:type="dxa"/>
-          </w:tcPr>
-          <w:p>
-            <w:pPr>
-              <w:ind w:left="0"/>
-            </w:pPr>
+            <w:tcW w:w="2443" w:type="dxa"/>
+          </w:tcPr>
+          <w:p>
+            <w:pPr>
+              <w:ind w:left="0"/>
+              <w:rPr>
+                <w:color w:val="D9D9D9" w:themeColor="background1" w:themeShade="D9"/>
+              </w:rPr>
+            </w:pPr>
+            <w:r>
+              <w:rPr>
+                <w:rFonts w:hint="eastAsia"/>
+                <w:color w:val="D9D9D9" w:themeColor="background1" w:themeShade="D9"/>
+              </w:rPr>
+              <w:t>已修改</w:t>
+            </w:r>
           </w:p>
         </w:tc>
       </w:tr>
       <w:tr>
         <w:tc>
           <w:tcPr>
-            <w:tcW w:w="687" w:type="dxa"/>
-          </w:tcPr>
-          <w:p>
-            <w:pPr>
-              <w:ind w:left="0"/>
-            </w:pPr>
-            <w:r>
-              <w:rPr>
-                <w:rFonts w:hint="eastAsia"/>
+            <w:tcW w:w="649" w:type="dxa"/>
+          </w:tcPr>
+          <w:p>
+            <w:pPr>
+              <w:ind w:left="0"/>
+              <w:rPr>
+                <w:color w:val="D9D9D9" w:themeColor="background1" w:themeShade="D9"/>
+              </w:rPr>
+            </w:pPr>
+            <w:r>
+              <w:rPr>
+                <w:rFonts w:hint="eastAsia"/>
+                <w:color w:val="D9D9D9" w:themeColor="background1" w:themeShade="D9"/>
               </w:rPr>
               <w:t>9</w:t>
             </w:r>
@@ -14755,49 +16493,67 @@
         </w:tc>
         <w:tc>
           <w:tcPr>
-            <w:tcW w:w="1510" w:type="dxa"/>
-          </w:tcPr>
-          <w:p>
-            <w:pPr>
-              <w:ind w:left="0"/>
-            </w:pPr>
-          </w:p>
-        </w:tc>
-        <w:tc>
-          <w:tcPr>
-            <w:tcW w:w="3784" w:type="dxa"/>
-          </w:tcPr>
-          <w:p>
-            <w:pPr>
-              <w:ind w:left="0"/>
-            </w:pPr>
-            <w:r>
-              <w:rPr>
-                <w:rFonts w:hint="eastAsia"/>
+            <w:tcW w:w="1398" w:type="dxa"/>
+          </w:tcPr>
+          <w:p>
+            <w:pPr>
+              <w:ind w:left="0"/>
+              <w:rPr>
+                <w:color w:val="D9D9D9" w:themeColor="background1" w:themeShade="D9"/>
+              </w:rPr>
+            </w:pPr>
+          </w:p>
+        </w:tc>
+        <w:tc>
+          <w:tcPr>
+            <w:tcW w:w="3675" w:type="dxa"/>
+          </w:tcPr>
+          <w:p>
+            <w:pPr>
+              <w:ind w:left="0"/>
+              <w:rPr>
+                <w:color w:val="D9D9D9" w:themeColor="background1" w:themeShade="D9"/>
+              </w:rPr>
+            </w:pPr>
+            <w:r>
+              <w:rPr>
+                <w:rFonts w:hint="eastAsia"/>
+                <w:color w:val="D9D9D9" w:themeColor="background1" w:themeShade="D9"/>
               </w:rPr>
               <w:t>updateOptions</w:t>
             </w:r>
             <w:r>
               <w:rPr>
                 <w:rFonts w:hint="eastAsia"/>
+                <w:color w:val="D9D9D9" w:themeColor="background1" w:themeShade="D9"/>
               </w:rPr>
               <w:t>不能设</w:t>
             </w:r>
             <w:r>
               <w:rPr>
                 <w:rFonts w:hint="eastAsia"/>
-              </w:rPr>
-              <w:t>maxCOnnNum</w:t>
-            </w:r>
-            <w:r>
-              <w:rPr>
-                <w:rFonts w:hint="eastAsia"/>
+                <w:color w:val="D9D9D9" w:themeColor="background1" w:themeShade="D9"/>
+              </w:rPr>
+              <w:t>maxCo</w:t>
+            </w:r>
+            <w:r>
+              <w:rPr>
+                <w:rFonts w:hint="eastAsia"/>
+                <w:color w:val="D9D9D9" w:themeColor="background1" w:themeShade="D9"/>
+              </w:rPr>
+              <w:t>nnNum</w:t>
+            </w:r>
+            <w:r>
+              <w:rPr>
+                <w:rFonts w:hint="eastAsia"/>
+                <w:color w:val="D9D9D9" w:themeColor="background1" w:themeShade="D9"/>
               </w:rPr>
               <w:t>为</w:t>
             </w:r>
             <w:r>
               <w:rPr>
                 <w:rFonts w:hint="eastAsia"/>
+                <w:color w:val="D9D9D9" w:themeColor="background1" w:themeShade="D9"/>
               </w:rPr>
               <w:t>0</w:t>
             </w:r>
@@ -14805,27 +16561,41 @@
         </w:tc>
         <w:tc>
           <w:tcPr>
-            <w:tcW w:w="2184" w:type="dxa"/>
-          </w:tcPr>
-          <w:p>
-            <w:pPr>
-              <w:ind w:left="0"/>
-            </w:pPr>
+            <w:tcW w:w="2443" w:type="dxa"/>
+          </w:tcPr>
+          <w:p>
+            <w:pPr>
+              <w:ind w:left="0"/>
+              <w:rPr>
+                <w:color w:val="D9D9D9" w:themeColor="background1" w:themeShade="D9"/>
+              </w:rPr>
+            </w:pPr>
+            <w:r>
+              <w:rPr>
+                <w:rFonts w:hint="eastAsia"/>
+                <w:color w:val="D9D9D9" w:themeColor="background1" w:themeShade="D9"/>
+              </w:rPr>
+              <w:t>已修改</w:t>
+            </w:r>
           </w:p>
         </w:tc>
       </w:tr>
       <w:tr>
         <w:tc>
           <w:tcPr>
-            <w:tcW w:w="687" w:type="dxa"/>
-          </w:tcPr>
-          <w:p>
-            <w:pPr>
-              <w:ind w:left="0"/>
-            </w:pPr>
-            <w:r>
-              <w:rPr>
-                <w:rFonts w:hint="eastAsia"/>
+            <w:tcW w:w="649" w:type="dxa"/>
+          </w:tcPr>
+          <w:p>
+            <w:pPr>
+              <w:ind w:left="0"/>
+              <w:rPr>
+                <w:color w:val="D9D9D9" w:themeColor="background1" w:themeShade="D9"/>
+              </w:rPr>
+            </w:pPr>
+            <w:r>
+              <w:rPr>
+                <w:rFonts w:hint="eastAsia"/>
+                <w:color w:val="D9D9D9" w:themeColor="background1" w:themeShade="D9"/>
               </w:rPr>
               <w:t>10</w:t>
             </w:r>
@@ -14833,37 +16603,46 @@
         </w:tc>
         <w:tc>
           <w:tcPr>
-            <w:tcW w:w="1510" w:type="dxa"/>
-          </w:tcPr>
-          <w:p>
-            <w:pPr>
-              <w:ind w:left="0"/>
-            </w:pPr>
-          </w:p>
-        </w:tc>
-        <w:tc>
-          <w:tcPr>
-            <w:tcW w:w="3784" w:type="dxa"/>
-          </w:tcPr>
-          <w:p>
-            <w:pPr>
-              <w:ind w:left="0"/>
-            </w:pPr>
-            <w:r>
-              <w:rPr>
-                <w:rFonts w:hint="eastAsia"/>
+            <w:tcW w:w="1398" w:type="dxa"/>
+          </w:tcPr>
+          <w:p>
+            <w:pPr>
+              <w:ind w:left="0"/>
+              <w:rPr>
+                <w:color w:val="D9D9D9" w:themeColor="background1" w:themeShade="D9"/>
+              </w:rPr>
+            </w:pPr>
+          </w:p>
+        </w:tc>
+        <w:tc>
+          <w:tcPr>
+            <w:tcW w:w="3675" w:type="dxa"/>
+          </w:tcPr>
+          <w:p>
+            <w:pPr>
+              <w:ind w:left="0"/>
+              <w:rPr>
+                <w:color w:val="D9D9D9" w:themeColor="background1" w:themeShade="D9"/>
+              </w:rPr>
+            </w:pPr>
+            <w:r>
+              <w:rPr>
+                <w:rFonts w:hint="eastAsia"/>
+                <w:color w:val="D9D9D9" w:themeColor="background1" w:themeShade="D9"/>
               </w:rPr>
               <w:t>生成</w:t>
             </w:r>
             <w:r>
               <w:rPr>
                 <w:rFonts w:hint="eastAsia"/>
+                <w:color w:val="D9D9D9" w:themeColor="background1" w:themeShade="D9"/>
               </w:rPr>
               <w:t>connection</w:t>
             </w:r>
             <w:r>
               <w:rPr>
                 <w:rFonts w:hint="eastAsia"/>
+                <w:color w:val="D9D9D9" w:themeColor="background1" w:themeShade="D9"/>
               </w:rPr>
               <w:t>只由一个线程生成</w:t>
             </w:r>
@@ -14871,27 +16650,41 @@
         </w:tc>
         <w:tc>
           <w:tcPr>
-            <w:tcW w:w="2184" w:type="dxa"/>
-          </w:tcPr>
-          <w:p>
-            <w:pPr>
-              <w:ind w:left="0"/>
-            </w:pPr>
+            <w:tcW w:w="2443" w:type="dxa"/>
+          </w:tcPr>
+          <w:p>
+            <w:pPr>
+              <w:ind w:left="0"/>
+              <w:rPr>
+                <w:color w:val="D9D9D9" w:themeColor="background1" w:themeShade="D9"/>
+              </w:rPr>
+            </w:pPr>
+            <w:r>
+              <w:rPr>
+                <w:rFonts w:hint="eastAsia"/>
+                <w:color w:val="D9D9D9" w:themeColor="background1" w:themeShade="D9"/>
+              </w:rPr>
+              <w:t>已修改</w:t>
+            </w:r>
           </w:p>
         </w:tc>
       </w:tr>
       <w:tr>
         <w:tc>
           <w:tcPr>
-            <w:tcW w:w="687" w:type="dxa"/>
-          </w:tcPr>
-          <w:p>
-            <w:pPr>
-              <w:ind w:left="0"/>
-            </w:pPr>
-            <w:r>
-              <w:rPr>
-                <w:rFonts w:hint="eastAsia"/>
+            <w:tcW w:w="649" w:type="dxa"/>
+          </w:tcPr>
+          <w:p>
+            <w:pPr>
+              <w:ind w:left="0"/>
+              <w:rPr>
+                <w:color w:val="D9D9D9" w:themeColor="background1" w:themeShade="D9"/>
+              </w:rPr>
+            </w:pPr>
+            <w:r>
+              <w:rPr>
+                <w:rFonts w:hint="eastAsia"/>
+                <w:color w:val="D9D9D9" w:themeColor="background1" w:themeShade="D9"/>
               </w:rPr>
               <w:t>11</w:t>
             </w:r>
@@ -14899,67 +16692,74 @@
         </w:tc>
         <w:tc>
           <w:tcPr>
-            <w:tcW w:w="1510" w:type="dxa"/>
-          </w:tcPr>
-          <w:p>
-            <w:pPr>
-              <w:ind w:left="0"/>
-            </w:pPr>
-          </w:p>
-        </w:tc>
-        <w:tc>
-          <w:tcPr>
-            <w:tcW w:w="3784" w:type="dxa"/>
-          </w:tcPr>
-          <w:p>
-            <w:pPr>
-              <w:ind w:left="0"/>
-            </w:pPr>
-            <w:r>
-              <w:rPr>
-                <w:rFonts w:hint="eastAsia"/>
+            <w:tcW w:w="1398" w:type="dxa"/>
+          </w:tcPr>
+          <w:p>
+            <w:pPr>
+              <w:ind w:left="0"/>
+              <w:rPr>
+                <w:color w:val="D9D9D9" w:themeColor="background1" w:themeShade="D9"/>
+              </w:rPr>
+            </w:pPr>
+          </w:p>
+        </w:tc>
+        <w:tc>
+          <w:tcPr>
+            <w:tcW w:w="3675" w:type="dxa"/>
+          </w:tcPr>
+          <w:p>
+            <w:pPr>
+              <w:ind w:left="0"/>
+              <w:rPr>
+                <w:color w:val="D9D9D9" w:themeColor="background1" w:themeShade="D9"/>
+              </w:rPr>
+            </w:pPr>
+            <w:r>
+              <w:rPr>
+                <w:rFonts w:hint="eastAsia"/>
+                <w:color w:val="D9D9D9" w:themeColor="background1" w:themeShade="D9"/>
               </w:rPr>
               <w:t>所有</w:t>
             </w:r>
             <w:r>
               <w:rPr>
                 <w:rFonts w:hint="eastAsia"/>
+                <w:color w:val="D9D9D9" w:themeColor="background1" w:themeShade="D9"/>
               </w:rPr>
               <w:t>connect</w:t>
             </w:r>
             <w:r>
               <w:rPr>
                 <w:rFonts w:hint="eastAsia"/>
+                <w:color w:val="D9D9D9" w:themeColor="background1" w:themeShade="D9"/>
               </w:rPr>
               <w:t>都应该有个唯一</w:t>
             </w:r>
             <w:r>
               <w:rPr>
                 <w:rFonts w:hint="eastAsia"/>
+                <w:color w:val="D9D9D9" w:themeColor="background1" w:themeShade="D9"/>
               </w:rPr>
               <w:t>id,</w:t>
             </w:r>
             <w:r>
               <w:rPr>
                 <w:rFonts w:hint="eastAsia"/>
-              </w:rPr>
-              <w:t>方便改变策略时，删除小于某个序列的连接</w:t>
-            </w:r>
-            <w:r>
-              <w:rPr>
-                <w:rFonts w:hint="eastAsia"/>
-              </w:rPr>
-              <w:t>（</w:t>
-            </w:r>
-            <w:r>
-              <w:rPr>
-                <w:rFonts w:hint="eastAsia"/>
+                <w:color w:val="D9D9D9" w:themeColor="background1" w:themeShade="D9"/>
+              </w:rPr>
+              <w:t>方便改变策略时，删除小于某个序列的连接（</w:t>
+            </w:r>
+            <w:r>
+              <w:rPr>
+                <w:rFonts w:hint="eastAsia"/>
+                <w:color w:val="D9D9D9" w:themeColor="background1" w:themeShade="D9"/>
               </w:rPr>
               <w:t>doubt it</w:t>
             </w:r>
             <w:r>
               <w:rPr>
                 <w:rFonts w:hint="eastAsia"/>
+                <w:color w:val="D9D9D9" w:themeColor="background1" w:themeShade="D9"/>
               </w:rPr>
               <w:t>）</w:t>
             </w:r>
@@ -14967,27 +16767,41 @@
         </w:tc>
         <w:tc>
           <w:tcPr>
-            <w:tcW w:w="2184" w:type="dxa"/>
-          </w:tcPr>
-          <w:p>
-            <w:pPr>
-              <w:ind w:left="0"/>
-            </w:pPr>
+            <w:tcW w:w="2443" w:type="dxa"/>
+          </w:tcPr>
+          <w:p>
+            <w:pPr>
+              <w:ind w:left="0"/>
+              <w:rPr>
+                <w:color w:val="D9D9D9" w:themeColor="background1" w:themeShade="D9"/>
+              </w:rPr>
+            </w:pPr>
+            <w:r>
+              <w:rPr>
+                <w:rFonts w:hint="eastAsia"/>
+                <w:color w:val="D9D9D9" w:themeColor="background1" w:themeShade="D9"/>
+              </w:rPr>
+              <w:t>已修改</w:t>
+            </w:r>
           </w:p>
         </w:tc>
       </w:tr>
       <w:tr>
         <w:tc>
           <w:tcPr>
-            <w:tcW w:w="687" w:type="dxa"/>
-          </w:tcPr>
-          <w:p>
-            <w:pPr>
-              <w:ind w:left="0"/>
-            </w:pPr>
-            <w:r>
-              <w:rPr>
-                <w:rFonts w:hint="eastAsia"/>
+            <w:tcW w:w="649" w:type="dxa"/>
+          </w:tcPr>
+          <w:p>
+            <w:pPr>
+              <w:ind w:left="0"/>
+              <w:rPr>
+                <w:color w:val="D9D9D9" w:themeColor="background1" w:themeShade="D9"/>
+              </w:rPr>
+            </w:pPr>
+            <w:r>
+              <w:rPr>
+                <w:rFonts w:hint="eastAsia"/>
+                <w:color w:val="D9D9D9" w:themeColor="background1" w:themeShade="D9"/>
               </w:rPr>
               <w:t>12</w:t>
             </w:r>
@@ -14995,25 +16809,32 @@
         </w:tc>
         <w:tc>
           <w:tcPr>
-            <w:tcW w:w="1510" w:type="dxa"/>
-          </w:tcPr>
-          <w:p>
-            <w:pPr>
-              <w:ind w:left="0"/>
-            </w:pPr>
-          </w:p>
-        </w:tc>
-        <w:tc>
-          <w:tcPr>
-            <w:tcW w:w="3784" w:type="dxa"/>
-          </w:tcPr>
-          <w:p>
-            <w:pPr>
-              <w:ind w:left="0"/>
-            </w:pPr>
-            <w:r>
-              <w:rPr>
-                <w:rFonts w:hint="eastAsia"/>
+            <w:tcW w:w="1398" w:type="dxa"/>
+          </w:tcPr>
+          <w:p>
+            <w:pPr>
+              <w:ind w:left="0"/>
+              <w:rPr>
+                <w:color w:val="D9D9D9" w:themeColor="background1" w:themeShade="D9"/>
+              </w:rPr>
+            </w:pPr>
+          </w:p>
+        </w:tc>
+        <w:tc>
+          <w:tcPr>
+            <w:tcW w:w="3675" w:type="dxa"/>
+          </w:tcPr>
+          <w:p>
+            <w:pPr>
+              <w:ind w:left="0"/>
+              <w:rPr>
+                <w:color w:val="D9D9D9" w:themeColor="background1" w:themeShade="D9"/>
+              </w:rPr>
+            </w:pPr>
+            <w:r>
+              <w:rPr>
+                <w:rFonts w:hint="eastAsia"/>
+                <w:color w:val="D9D9D9" w:themeColor="background1" w:themeShade="D9"/>
               </w:rPr>
               <w:t>策略、生成连接都从正常流程删除，改为后台运行，允许信号激活这些后台线程</w:t>
             </w:r>
@@ -15021,49 +16842,59 @@
         </w:tc>
         <w:tc>
           <w:tcPr>
-            <w:tcW w:w="2184" w:type="dxa"/>
-          </w:tcPr>
-          <w:p>
-            <w:pPr>
-              <w:ind w:left="0"/>
-            </w:pPr>
+            <w:tcW w:w="2443" w:type="dxa"/>
+          </w:tcPr>
+          <w:p>
+            <w:pPr>
+              <w:ind w:left="0"/>
+              <w:rPr>
+                <w:color w:val="D9D9D9" w:themeColor="background1" w:themeShade="D9"/>
+              </w:rPr>
+            </w:pPr>
+            <w:r>
+              <w:rPr>
+                <w:rFonts w:hint="eastAsia"/>
+                <w:color w:val="D9D9D9" w:themeColor="background1" w:themeShade="D9"/>
+              </w:rPr>
+              <w:t>已修改</w:t>
+            </w:r>
           </w:p>
         </w:tc>
       </w:tr>
       <w:tr>
         <w:tc>
           <w:tcPr>
-            <w:tcW w:w="687" w:type="dxa"/>
-          </w:tcPr>
-          <w:p>
-            <w:pPr>
-              <w:ind w:left="0"/>
-            </w:pPr>
-          </w:p>
-        </w:tc>
-        <w:tc>
-          <w:tcPr>
-            <w:tcW w:w="1510" w:type="dxa"/>
-          </w:tcPr>
-          <w:p>
-            <w:pPr>
-              <w:ind w:left="0"/>
-            </w:pPr>
-          </w:p>
-        </w:tc>
-        <w:tc>
-          <w:tcPr>
-            <w:tcW w:w="3784" w:type="dxa"/>
-          </w:tcPr>
-          <w:p>
-            <w:pPr>
-              <w:ind w:left="0"/>
-            </w:pPr>
-          </w:p>
-        </w:tc>
-        <w:tc>
-          <w:tcPr>
-            <w:tcW w:w="2184" w:type="dxa"/>
+            <w:tcW w:w="649" w:type="dxa"/>
+          </w:tcPr>
+          <w:p>
+            <w:pPr>
+              <w:ind w:left="0"/>
+            </w:pPr>
+          </w:p>
+        </w:tc>
+        <w:tc>
+          <w:tcPr>
+            <w:tcW w:w="1398" w:type="dxa"/>
+          </w:tcPr>
+          <w:p>
+            <w:pPr>
+              <w:ind w:left="0"/>
+            </w:pPr>
+          </w:p>
+        </w:tc>
+        <w:tc>
+          <w:tcPr>
+            <w:tcW w:w="3675" w:type="dxa"/>
+          </w:tcPr>
+          <w:p>
+            <w:pPr>
+              <w:ind w:left="0"/>
+            </w:pPr>
+          </w:p>
+        </w:tc>
+        <w:tc>
+          <w:tcPr>
+            <w:tcW w:w="2443" w:type="dxa"/>
           </w:tcPr>
           <w:p>
             <w:pPr>
@@ -15075,7 +16906,7 @@
       <w:tr>
         <w:tc>
           <w:tcPr>
-            <w:tcW w:w="5981" w:type="dxa"/>
+            <w:tcW w:w="5722" w:type="dxa"/>
             <w:gridSpan w:val="3"/>
           </w:tcPr>
           <w:p>
@@ -15096,7 +16927,7 @@
         </w:tc>
         <w:tc>
           <w:tcPr>
-            <w:tcW w:w="2184" w:type="dxa"/>
+            <w:tcW w:w="2443" w:type="dxa"/>
           </w:tcPr>
           <w:p>
             <w:pPr>
@@ -15111,15 +16942,19 @@
       <w:tr>
         <w:tc>
           <w:tcPr>
-            <w:tcW w:w="687" w:type="dxa"/>
-          </w:tcPr>
-          <w:p>
-            <w:pPr>
-              <w:ind w:left="0"/>
-            </w:pPr>
-            <w:r>
-              <w:rPr>
-                <w:rFonts w:hint="eastAsia"/>
+            <w:tcW w:w="649" w:type="dxa"/>
+          </w:tcPr>
+          <w:p>
+            <w:pPr>
+              <w:ind w:left="0"/>
+              <w:rPr>
+                <w:color w:val="D9D9D9" w:themeColor="background1" w:themeShade="D9"/>
+              </w:rPr>
+            </w:pPr>
+            <w:r>
+              <w:rPr>
+                <w:rFonts w:hint="eastAsia"/>
+                <w:color w:val="D9D9D9" w:themeColor="background1" w:themeShade="D9"/>
               </w:rPr>
               <w:t>1</w:t>
             </w:r>
@@ -15127,15 +16962,19 @@
         </w:tc>
         <w:tc>
           <w:tcPr>
-            <w:tcW w:w="1510" w:type="dxa"/>
-          </w:tcPr>
-          <w:p>
-            <w:pPr>
-              <w:ind w:left="0"/>
-            </w:pPr>
-            <w:r>
-              <w:rPr>
-                <w:rFonts w:hint="eastAsia"/>
+            <w:tcW w:w="1398" w:type="dxa"/>
+          </w:tcPr>
+          <w:p>
+            <w:pPr>
+              <w:ind w:left="0"/>
+              <w:rPr>
+                <w:color w:val="D9D9D9" w:themeColor="background1" w:themeShade="D9"/>
+              </w:rPr>
+            </w:pPr>
+            <w:r>
+              <w:rPr>
+                <w:rFonts w:hint="eastAsia"/>
+                <w:color w:val="D9D9D9" w:themeColor="background1" w:themeShade="D9"/>
               </w:rPr>
               <w:t>接口设置过于具体化</w:t>
             </w:r>
@@ -15143,15 +16982,19 @@
         </w:tc>
         <w:tc>
           <w:tcPr>
-            <w:tcW w:w="3784" w:type="dxa"/>
-          </w:tcPr>
-          <w:p>
-            <w:pPr>
-              <w:ind w:left="0"/>
-            </w:pPr>
-            <w:r>
-              <w:rPr>
-                <w:rFonts w:hint="eastAsia"/>
+            <w:tcW w:w="3675" w:type="dxa"/>
+          </w:tcPr>
+          <w:p>
+            <w:pPr>
+              <w:ind w:left="0"/>
+              <w:rPr>
+                <w:color w:val="D9D9D9" w:themeColor="background1" w:themeShade="D9"/>
+              </w:rPr>
+            </w:pPr>
+            <w:r>
+              <w:rPr>
+                <w:rFonts w:hint="eastAsia"/>
+                <w:color w:val="D9D9D9" w:themeColor="background1" w:themeShade="D9"/>
               </w:rPr>
               <w:t>对连接策略的接口抽象太多注重实现细节。没有从接口该有的特点来考虑问题。</w:t>
             </w:r>
@@ -15159,15 +17002,19 @@
         </w:tc>
         <w:tc>
           <w:tcPr>
-            <w:tcW w:w="2184" w:type="dxa"/>
-          </w:tcPr>
-          <w:p>
-            <w:pPr>
-              <w:ind w:left="0"/>
-            </w:pPr>
-            <w:r>
-              <w:rPr>
-                <w:rFonts w:hint="eastAsia"/>
+            <w:tcW w:w="2443" w:type="dxa"/>
+          </w:tcPr>
+          <w:p>
+            <w:pPr>
+              <w:ind w:left="0"/>
+              <w:rPr>
+                <w:color w:val="D9D9D9" w:themeColor="background1" w:themeShade="D9"/>
+              </w:rPr>
+            </w:pPr>
+            <w:r>
+              <w:rPr>
+                <w:rFonts w:hint="eastAsia"/>
+                <w:color w:val="D9D9D9" w:themeColor="background1" w:themeShade="D9"/>
               </w:rPr>
               <w:t>已重新设计</w:t>
             </w:r>
@@ -15177,15 +17024,19 @@
       <w:tr>
         <w:tc>
           <w:tcPr>
-            <w:tcW w:w="687" w:type="dxa"/>
-          </w:tcPr>
-          <w:p>
-            <w:pPr>
-              <w:ind w:left="0"/>
-            </w:pPr>
-            <w:r>
-              <w:rPr>
-                <w:rFonts w:hint="eastAsia"/>
+            <w:tcW w:w="649" w:type="dxa"/>
+          </w:tcPr>
+          <w:p>
+            <w:pPr>
+              <w:ind w:left="0"/>
+              <w:rPr>
+                <w:color w:val="D9D9D9" w:themeColor="background1" w:themeShade="D9"/>
+              </w:rPr>
+            </w:pPr>
+            <w:r>
+              <w:rPr>
+                <w:rFonts w:hint="eastAsia"/>
+                <w:color w:val="D9D9D9" w:themeColor="background1" w:themeShade="D9"/>
               </w:rPr>
               <w:t>2</w:t>
             </w:r>
@@ -15193,15 +17044,19 @@
         </w:tc>
         <w:tc>
           <w:tcPr>
-            <w:tcW w:w="1510" w:type="dxa"/>
-          </w:tcPr>
-          <w:p>
-            <w:pPr>
-              <w:ind w:left="0"/>
-            </w:pPr>
-            <w:r>
-              <w:rPr>
-                <w:rFonts w:hint="eastAsia"/>
+            <w:tcW w:w="1398" w:type="dxa"/>
+          </w:tcPr>
+          <w:p>
+            <w:pPr>
+              <w:ind w:left="0"/>
+              <w:rPr>
+                <w:color w:val="D9D9D9" w:themeColor="background1" w:themeShade="D9"/>
+              </w:rPr>
+            </w:pPr>
+            <w:r>
+              <w:rPr>
+                <w:rFonts w:hint="eastAsia"/>
+                <w:color w:val="D9D9D9" w:themeColor="background1" w:themeShade="D9"/>
               </w:rPr>
               <w:t>设计过多使用异步操作</w:t>
             </w:r>
@@ -15209,40 +17064,40 @@
         </w:tc>
         <w:tc>
           <w:tcPr>
-            <w:tcW w:w="3784" w:type="dxa"/>
-          </w:tcPr>
-          <w:p>
-            <w:pPr>
-              <w:ind w:left="0"/>
-            </w:pPr>
-            <w:r>
-              <w:rPr>
-                <w:rFonts w:hint="eastAsia"/>
-              </w:rPr>
-              <w:t>太过异步操作可能引入过多的潜在风险。另外，线程间切换的花销有可能抵</w:t>
-            </w:r>
-            <w:r>
-              <w:rPr>
-                <w:rFonts w:hint="eastAsia"/>
-              </w:rPr>
-              <w:lastRenderedPageBreak/>
-              <w:t>过异步操作换来的快速。</w:t>
-            </w:r>
-          </w:p>
-        </w:tc>
-        <w:tc>
-          <w:tcPr>
-            <w:tcW w:w="2184" w:type="dxa"/>
-          </w:tcPr>
-          <w:p>
-            <w:pPr>
-              <w:ind w:left="0"/>
-            </w:pPr>
-            <w:r>
-              <w:rPr>
-                <w:rFonts w:hint="eastAsia"/>
-              </w:rPr>
-              <w:lastRenderedPageBreak/>
+            <w:tcW w:w="3675" w:type="dxa"/>
+          </w:tcPr>
+          <w:p>
+            <w:pPr>
+              <w:ind w:left="0"/>
+              <w:rPr>
+                <w:color w:val="D9D9D9" w:themeColor="background1" w:themeShade="D9"/>
+              </w:rPr>
+            </w:pPr>
+            <w:r>
+              <w:rPr>
+                <w:rFonts w:hint="eastAsia"/>
+                <w:color w:val="D9D9D9" w:themeColor="background1" w:themeShade="D9"/>
+              </w:rPr>
+              <w:t>太过异步操作可能引入过多的潜在风险。另外，线程间切换的花销有可能抵过异步操作换来的快速。</w:t>
+            </w:r>
+          </w:p>
+        </w:tc>
+        <w:tc>
+          <w:tcPr>
+            <w:tcW w:w="2443" w:type="dxa"/>
+          </w:tcPr>
+          <w:p>
+            <w:pPr>
+              <w:ind w:left="0"/>
+              <w:rPr>
+                <w:color w:val="D9D9D9" w:themeColor="background1" w:themeShade="D9"/>
+              </w:rPr>
+            </w:pPr>
+            <w:r>
+              <w:rPr>
+                <w:rFonts w:hint="eastAsia"/>
+                <w:color w:val="D9D9D9" w:themeColor="background1" w:themeShade="D9"/>
+              </w:rPr>
               <w:t>已重新设计</w:t>
             </w:r>
           </w:p>
@@ -15251,90 +17106,121 @@
       <w:tr>
         <w:tc>
           <w:tcPr>
-            <w:tcW w:w="687" w:type="dxa"/>
-          </w:tcPr>
-          <w:p>
-            <w:pPr>
-              <w:ind w:left="0"/>
-            </w:pPr>
-            <w:r>
-              <w:rPr>
-                <w:rFonts w:hint="eastAsia"/>
+            <w:tcW w:w="649" w:type="dxa"/>
+          </w:tcPr>
+          <w:p>
+            <w:pPr>
+              <w:ind w:left="0"/>
+              <w:rPr>
+                <w:color w:val="D9D9D9" w:themeColor="background1" w:themeShade="D9"/>
+              </w:rPr>
+            </w:pPr>
+            <w:r>
+              <w:rPr>
+                <w:rFonts w:hint="eastAsia"/>
+                <w:color w:val="D9D9D9" w:themeColor="background1" w:themeShade="D9"/>
+              </w:rPr>
+              <w:t>3</w:t>
+            </w:r>
+          </w:p>
+        </w:tc>
+        <w:tc>
+          <w:tcPr>
+            <w:tcW w:w="1398" w:type="dxa"/>
+          </w:tcPr>
+          <w:p>
+            <w:pPr>
+              <w:ind w:left="0"/>
+              <w:rPr>
+                <w:color w:val="D9D9D9" w:themeColor="background1" w:themeShade="D9"/>
+              </w:rPr>
+            </w:pPr>
+            <w:r>
+              <w:rPr>
+                <w:rFonts w:hint="eastAsia"/>
+                <w:color w:val="D9D9D9" w:themeColor="background1" w:themeShade="D9"/>
+              </w:rPr>
+              <w:t>连接出池时，需要从</w:t>
+            </w:r>
+            <w:r>
+              <w:rPr>
+                <w:rFonts w:hint="eastAsia"/>
+                <w:color w:val="D9D9D9" w:themeColor="background1" w:themeShade="D9"/>
+              </w:rPr>
+              <w:t>socket</w:t>
+            </w:r>
+            <w:r>
+              <w:rPr>
+                <w:rFonts w:hint="eastAsia"/>
+                <w:color w:val="D9D9D9" w:themeColor="background1" w:themeShade="D9"/>
+              </w:rPr>
+              <w:t>层面验证连接的</w:t>
+            </w:r>
+            <w:r>
+              <w:rPr>
+                <w:rFonts w:hint="eastAsia"/>
+                <w:color w:val="D9D9D9" w:themeColor="background1" w:themeShade="D9"/>
               </w:rPr>
               <w:lastRenderedPageBreak/>
-              <w:t>3</w:t>
-            </w:r>
-          </w:p>
-        </w:tc>
-        <w:tc>
-          <w:tcPr>
-            <w:tcW w:w="1510" w:type="dxa"/>
-          </w:tcPr>
-          <w:p>
-            <w:pPr>
-              <w:ind w:left="0"/>
-            </w:pPr>
-            <w:r>
-              <w:rPr>
-                <w:rFonts w:hint="eastAsia"/>
-              </w:rPr>
-              <w:t>连接出池时，需要从</w:t>
-            </w:r>
-            <w:r>
-              <w:rPr>
-                <w:rFonts w:hint="eastAsia"/>
-              </w:rPr>
-              <w:t>socket</w:t>
-            </w:r>
-            <w:r>
-              <w:rPr>
-                <w:rFonts w:hint="eastAsia"/>
-              </w:rPr>
-              <w:t>层面验证连接的有效性</w:t>
-            </w:r>
-          </w:p>
-        </w:tc>
-        <w:tc>
-          <w:tcPr>
-            <w:tcW w:w="3784" w:type="dxa"/>
-          </w:tcPr>
-          <w:p>
-            <w:pPr>
-              <w:ind w:left="0"/>
-            </w:pPr>
-          </w:p>
-        </w:tc>
-        <w:tc>
-          <w:tcPr>
-            <w:tcW w:w="2184" w:type="dxa"/>
-          </w:tcPr>
-          <w:p>
-            <w:pPr>
-              <w:ind w:left="0"/>
-            </w:pPr>
+              <w:t>有效性</w:t>
+            </w:r>
+          </w:p>
+        </w:tc>
+        <w:tc>
+          <w:tcPr>
+            <w:tcW w:w="3675" w:type="dxa"/>
+          </w:tcPr>
+          <w:p>
+            <w:pPr>
+              <w:ind w:left="0"/>
+              <w:rPr>
+                <w:color w:val="D9D9D9" w:themeColor="background1" w:themeShade="D9"/>
+              </w:rPr>
+            </w:pPr>
+          </w:p>
+        </w:tc>
+        <w:tc>
+          <w:tcPr>
+            <w:tcW w:w="2443" w:type="dxa"/>
+          </w:tcPr>
+          <w:p>
+            <w:pPr>
+              <w:ind w:left="0"/>
+              <w:rPr>
+                <w:color w:val="D9D9D9" w:themeColor="background1" w:themeShade="D9"/>
+              </w:rPr>
+            </w:pPr>
+            <w:r>
+              <w:rPr>
+                <w:rFonts w:hint="eastAsia"/>
+                <w:color w:val="D9D9D9" w:themeColor="background1" w:themeShade="D9"/>
+              </w:rPr>
+              <w:t>已修改</w:t>
+            </w:r>
           </w:p>
         </w:tc>
       </w:tr>
       <w:tr>
         <w:tc>
           <w:tcPr>
-            <w:tcW w:w="687" w:type="dxa"/>
-          </w:tcPr>
-          <w:p>
-            <w:pPr>
-              <w:ind w:left="0"/>
-            </w:pPr>
-            <w:r>
-              <w:rPr>
-                <w:rFonts w:hint="eastAsia"/>
-              </w:rPr>
+            <w:tcW w:w="649" w:type="dxa"/>
+          </w:tcPr>
+          <w:p>
+            <w:pPr>
+              <w:ind w:left="0"/>
+            </w:pPr>
+            <w:r>
+              <w:rPr>
+                <w:rFonts w:hint="eastAsia"/>
+              </w:rPr>
+              <w:lastRenderedPageBreak/>
               <w:t>4</w:t>
             </w:r>
           </w:p>
         </w:tc>
         <w:tc>
           <w:tcPr>
-            <w:tcW w:w="1510" w:type="dxa"/>
+            <w:tcW w:w="1398" w:type="dxa"/>
           </w:tcPr>
           <w:p>
             <w:pPr>
@@ -15350,37 +17236,51 @@
         </w:tc>
         <w:tc>
           <w:tcPr>
-            <w:tcW w:w="3784" w:type="dxa"/>
-          </w:tcPr>
-          <w:p>
-            <w:pPr>
-              <w:ind w:left="0"/>
-            </w:pPr>
-          </w:p>
-        </w:tc>
-        <w:tc>
-          <w:tcPr>
-            <w:tcW w:w="2184" w:type="dxa"/>
-          </w:tcPr>
-          <w:p>
-            <w:pPr>
-              <w:ind w:left="0"/>
-            </w:pPr>
+            <w:tcW w:w="3675" w:type="dxa"/>
+          </w:tcPr>
+          <w:p>
+            <w:pPr>
+              <w:ind w:left="0"/>
+            </w:pPr>
+          </w:p>
+        </w:tc>
+        <w:tc>
+          <w:tcPr>
+            <w:tcW w:w="2443" w:type="dxa"/>
+          </w:tcPr>
+          <w:p>
+            <w:pPr>
+              <w:ind w:left="0"/>
+              <w:rPr>
+                <w:color w:val="FF0000"/>
+              </w:rPr>
+            </w:pPr>
+            <w:r>
+              <w:rPr>
+                <w:rFonts w:hint="eastAsia"/>
+                <w:color w:val="FF0000"/>
+              </w:rPr>
+              <w:t>没实现</w:t>
+            </w:r>
           </w:p>
         </w:tc>
       </w:tr>
       <w:tr>
         <w:tc>
           <w:tcPr>
-            <w:tcW w:w="687" w:type="dxa"/>
-          </w:tcPr>
-          <w:p>
-            <w:pPr>
-              <w:ind w:left="0"/>
-            </w:pPr>
-            <w:r>
-              <w:rPr>
-                <w:rFonts w:hint="eastAsia"/>
+            <w:tcW w:w="649" w:type="dxa"/>
+          </w:tcPr>
+          <w:p>
+            <w:pPr>
+              <w:ind w:left="0"/>
+              <w:rPr>
+                <w:color w:val="D9D9D9" w:themeColor="background1" w:themeShade="D9"/>
+              </w:rPr>
+            </w:pPr>
+            <w:r>
+              <w:rPr>
+                <w:rFonts w:hint="eastAsia"/>
+                <w:color w:val="D9D9D9" w:themeColor="background1" w:themeShade="D9"/>
               </w:rPr>
               <w:t>5</w:t>
             </w:r>
@@ -15388,27 +17288,33 @@
         </w:tc>
         <w:tc>
           <w:tcPr>
-            <w:tcW w:w="1510" w:type="dxa"/>
-          </w:tcPr>
-          <w:p>
-            <w:pPr>
-              <w:ind w:left="0"/>
-            </w:pPr>
-            <w:r>
-              <w:rPr>
-                <w:rFonts w:hint="eastAsia"/>
+            <w:tcW w:w="1398" w:type="dxa"/>
+          </w:tcPr>
+          <w:p>
+            <w:pPr>
+              <w:ind w:left="0"/>
+              <w:rPr>
+                <w:color w:val="D9D9D9" w:themeColor="background1" w:themeShade="D9"/>
+              </w:rPr>
+            </w:pPr>
+            <w:r>
+              <w:rPr>
+                <w:rFonts w:hint="eastAsia"/>
+                <w:color w:val="D9D9D9" w:themeColor="background1" w:themeShade="D9"/>
               </w:rPr>
               <w:t>取</w:t>
             </w:r>
             <w:r>
               <w:rPr>
                 <w:rFonts w:hint="eastAsia"/>
+                <w:color w:val="D9D9D9" w:themeColor="background1" w:themeShade="D9"/>
               </w:rPr>
               <w:t>连接超时等待应该要用满</w:t>
             </w:r>
             <w:r>
               <w:rPr>
                 <w:rFonts w:hint="eastAsia"/>
+                <w:color w:val="D9D9D9" w:themeColor="background1" w:themeShade="D9"/>
               </w:rPr>
               <w:t>其指定的时间</w:t>
             </w:r>
@@ -15416,59 +17322,72 @@
         </w:tc>
         <w:tc>
           <w:tcPr>
-            <w:tcW w:w="3784" w:type="dxa"/>
-          </w:tcPr>
-          <w:p>
-            <w:pPr>
-              <w:ind w:left="0"/>
-            </w:pPr>
-          </w:p>
-        </w:tc>
-        <w:tc>
-          <w:tcPr>
-            <w:tcW w:w="2184" w:type="dxa"/>
-          </w:tcPr>
-          <w:p>
-            <w:pPr>
-              <w:ind w:left="0"/>
-            </w:pPr>
+            <w:tcW w:w="3675" w:type="dxa"/>
+          </w:tcPr>
+          <w:p>
+            <w:pPr>
+              <w:ind w:left="0"/>
+              <w:rPr>
+                <w:color w:val="D9D9D9" w:themeColor="background1" w:themeShade="D9"/>
+              </w:rPr>
+            </w:pPr>
+          </w:p>
+        </w:tc>
+        <w:tc>
+          <w:tcPr>
+            <w:tcW w:w="2443" w:type="dxa"/>
+          </w:tcPr>
+          <w:p>
+            <w:pPr>
+              <w:ind w:left="0"/>
+              <w:rPr>
+                <w:color w:val="D9D9D9" w:themeColor="background1" w:themeShade="D9"/>
+              </w:rPr>
+            </w:pPr>
+            <w:r>
+              <w:rPr>
+                <w:rFonts w:hint="eastAsia"/>
+                <w:color w:val="D9D9D9" w:themeColor="background1" w:themeShade="D9"/>
+              </w:rPr>
+              <w:t>已实现</w:t>
+            </w:r>
           </w:p>
         </w:tc>
       </w:tr>
       <w:tr>
         <w:tc>
           <w:tcPr>
-            <w:tcW w:w="687" w:type="dxa"/>
-          </w:tcPr>
-          <w:p>
-            <w:pPr>
-              <w:ind w:left="0"/>
-            </w:pPr>
-          </w:p>
-        </w:tc>
-        <w:tc>
-          <w:tcPr>
-            <w:tcW w:w="1510" w:type="dxa"/>
-          </w:tcPr>
-          <w:p>
-            <w:pPr>
-              <w:ind w:left="0"/>
-            </w:pPr>
-          </w:p>
-        </w:tc>
-        <w:tc>
-          <w:tcPr>
-            <w:tcW w:w="3784" w:type="dxa"/>
-          </w:tcPr>
-          <w:p>
-            <w:pPr>
-              <w:ind w:left="0"/>
-            </w:pPr>
-          </w:p>
-        </w:tc>
-        <w:tc>
-          <w:tcPr>
-            <w:tcW w:w="2184" w:type="dxa"/>
+            <w:tcW w:w="649" w:type="dxa"/>
+          </w:tcPr>
+          <w:p>
+            <w:pPr>
+              <w:ind w:left="0"/>
+            </w:pPr>
+          </w:p>
+        </w:tc>
+        <w:tc>
+          <w:tcPr>
+            <w:tcW w:w="1398" w:type="dxa"/>
+          </w:tcPr>
+          <w:p>
+            <w:pPr>
+              <w:ind w:left="0"/>
+            </w:pPr>
+          </w:p>
+        </w:tc>
+        <w:tc>
+          <w:tcPr>
+            <w:tcW w:w="3675" w:type="dxa"/>
+          </w:tcPr>
+          <w:p>
+            <w:pPr>
+              <w:ind w:left="0"/>
+            </w:pPr>
+          </w:p>
+        </w:tc>
+        <w:tc>
+          <w:tcPr>
+            <w:tcW w:w="2443" w:type="dxa"/>
           </w:tcPr>
           <w:p>
             <w:pPr>
@@ -15480,37 +17399,37 @@
       <w:tr>
         <w:tc>
           <w:tcPr>
-            <w:tcW w:w="687" w:type="dxa"/>
-          </w:tcPr>
-          <w:p>
-            <w:pPr>
-              <w:ind w:left="0"/>
-            </w:pPr>
-          </w:p>
-        </w:tc>
-        <w:tc>
-          <w:tcPr>
-            <w:tcW w:w="1510" w:type="dxa"/>
-          </w:tcPr>
-          <w:p>
-            <w:pPr>
-              <w:ind w:left="0"/>
-            </w:pPr>
-          </w:p>
-        </w:tc>
-        <w:tc>
-          <w:tcPr>
-            <w:tcW w:w="3784" w:type="dxa"/>
-          </w:tcPr>
-          <w:p>
-            <w:pPr>
-              <w:ind w:left="0"/>
-            </w:pPr>
-          </w:p>
-        </w:tc>
-        <w:tc>
-          <w:tcPr>
-            <w:tcW w:w="2184" w:type="dxa"/>
+            <w:tcW w:w="649" w:type="dxa"/>
+          </w:tcPr>
+          <w:p>
+            <w:pPr>
+              <w:ind w:left="0"/>
+            </w:pPr>
+          </w:p>
+        </w:tc>
+        <w:tc>
+          <w:tcPr>
+            <w:tcW w:w="1398" w:type="dxa"/>
+          </w:tcPr>
+          <w:p>
+            <w:pPr>
+              <w:ind w:left="0"/>
+            </w:pPr>
+          </w:p>
+        </w:tc>
+        <w:tc>
+          <w:tcPr>
+            <w:tcW w:w="3675" w:type="dxa"/>
+          </w:tcPr>
+          <w:p>
+            <w:pPr>
+              <w:ind w:left="0"/>
+            </w:pPr>
+          </w:p>
+        </w:tc>
+        <w:tc>
+          <w:tcPr>
+            <w:tcW w:w="2443" w:type="dxa"/>
           </w:tcPr>
           <w:p>
             <w:pPr>
@@ -15522,611 +17441,37 @@
       <w:tr>
         <w:tc>
           <w:tcPr>
-            <w:tcW w:w="687" w:type="dxa"/>
-          </w:tcPr>
-          <w:p>
-            <w:pPr>
-              <w:ind w:left="0"/>
-            </w:pPr>
-          </w:p>
-        </w:tc>
-        <w:tc>
-          <w:tcPr>
-            <w:tcW w:w="1510" w:type="dxa"/>
-          </w:tcPr>
-          <w:p>
-            <w:pPr>
-              <w:ind w:left="0"/>
-            </w:pPr>
-          </w:p>
-        </w:tc>
-        <w:tc>
-          <w:tcPr>
-            <w:tcW w:w="3784" w:type="dxa"/>
-          </w:tcPr>
-          <w:p>
-            <w:pPr>
-              <w:ind w:left="0"/>
-            </w:pPr>
-          </w:p>
-        </w:tc>
-        <w:tc>
-          <w:tcPr>
-            <w:tcW w:w="2184" w:type="dxa"/>
-          </w:tcPr>
-          <w:p>
-            <w:pPr>
-              <w:ind w:left="0"/>
-            </w:pPr>
-          </w:p>
-        </w:tc>
-      </w:tr>
-      <w:tr>
-        <w:tc>
-          <w:tcPr>
-            <w:tcW w:w="5981" w:type="dxa"/>
-            <w:gridSpan w:val="3"/>
-          </w:tcPr>
-          <w:p>
-            <w:pPr>
-              <w:ind w:left="0"/>
-              <w:rPr>
-                <w:color w:val="FF0000"/>
-              </w:rPr>
-            </w:pPr>
-            <w:r>
-              <w:rPr>
-                <w:rFonts w:hint="eastAsia"/>
-                <w:color w:val="FF0000"/>
-              </w:rPr>
-              <w:t>设计遗留问题：</w:t>
-            </w:r>
-          </w:p>
-        </w:tc>
-        <w:tc>
-          <w:tcPr>
-            <w:tcW w:w="2184" w:type="dxa"/>
-          </w:tcPr>
-          <w:p>
-            <w:pPr>
-              <w:ind w:left="0"/>
-              <w:rPr>
-                <w:color w:val="FF0000"/>
-              </w:rPr>
-            </w:pPr>
-          </w:p>
-        </w:tc>
-      </w:tr>
-      <w:tr>
-        <w:tc>
-          <w:tcPr>
-            <w:tcW w:w="687" w:type="dxa"/>
-          </w:tcPr>
-          <w:p>
-            <w:pPr>
-              <w:ind w:left="0"/>
-            </w:pPr>
-          </w:p>
-        </w:tc>
-        <w:tc>
-          <w:tcPr>
-            <w:tcW w:w="1510" w:type="dxa"/>
-          </w:tcPr>
-          <w:p>
-            <w:pPr>
-              <w:ind w:left="0"/>
-              <w:rPr>
-                <w:strike/>
-              </w:rPr>
-            </w:pPr>
-            <w:r>
-              <w:rPr>
-                <w:rFonts w:hint="eastAsia"/>
-                <w:strike/>
-              </w:rPr>
-              <w:t>互斥锁是否应该使用自旋锁</w:t>
-            </w:r>
-          </w:p>
-        </w:tc>
-        <w:tc>
-          <w:tcPr>
-            <w:tcW w:w="3784" w:type="dxa"/>
-          </w:tcPr>
-          <w:p>
-            <w:pPr>
-              <w:ind w:left="0"/>
-              <w:rPr>
-                <w:strike/>
-              </w:rPr>
-            </w:pPr>
-            <w:r>
-              <w:rPr>
-                <w:rFonts w:hint="eastAsia"/>
-                <w:strike/>
-              </w:rPr>
-              <w:t>因为访问容器无非就是</w:t>
-            </w:r>
-            <w:r>
-              <w:rPr>
-                <w:rFonts w:hint="eastAsia"/>
-                <w:strike/>
-              </w:rPr>
-              <w:t>get/set</w:t>
-            </w:r>
-            <w:r>
-              <w:rPr>
-                <w:rFonts w:hint="eastAsia"/>
-                <w:strike/>
-              </w:rPr>
-              <w:t>操作，操作应该很快完成，所以有理由相信使用自旋锁会更使用。但是，担心高并发情况下，自旋锁占用</w:t>
-            </w:r>
-            <w:r>
-              <w:rPr>
-                <w:rFonts w:hint="eastAsia"/>
-                <w:strike/>
-              </w:rPr>
-              <w:t>cpu</w:t>
-            </w:r>
-            <w:r>
-              <w:rPr>
-                <w:rFonts w:hint="eastAsia"/>
-                <w:strike/>
-              </w:rPr>
-              <w:t>的情况。</w:t>
-            </w:r>
-          </w:p>
-        </w:tc>
-        <w:tc>
-          <w:tcPr>
-            <w:tcW w:w="2184" w:type="dxa"/>
-          </w:tcPr>
-          <w:p>
-            <w:pPr>
-              <w:ind w:left="0"/>
-            </w:pPr>
-            <w:r>
-              <w:rPr>
-                <w:rFonts w:hint="eastAsia"/>
-              </w:rPr>
-              <w:t>使用普通的互斥锁。</w:t>
-            </w:r>
-            <w:r>
-              <w:rPr>
-                <w:rFonts w:hint="eastAsia"/>
-              </w:rPr>
-              <w:t>因为普通的互斥锁就能够满足性能的需求。</w:t>
-            </w:r>
-          </w:p>
-        </w:tc>
-      </w:tr>
-      <w:tr>
-        <w:tc>
-          <w:tcPr>
-            <w:tcW w:w="687" w:type="dxa"/>
-          </w:tcPr>
-          <w:p>
-            <w:pPr>
-              <w:ind w:left="0"/>
-            </w:pPr>
-          </w:p>
-        </w:tc>
-        <w:tc>
-          <w:tcPr>
-            <w:tcW w:w="1510" w:type="dxa"/>
-          </w:tcPr>
-          <w:p>
-            <w:pPr>
-              <w:ind w:left="0"/>
-              <w:rPr>
-                <w:strike/>
-              </w:rPr>
-            </w:pPr>
-            <w:r>
-              <w:rPr>
-                <w:rFonts w:hint="eastAsia"/>
-                <w:strike/>
-              </w:rPr>
-              <w:t>更新</w:t>
-            </w:r>
-            <w:r>
-              <w:rPr>
-                <w:rFonts w:hint="eastAsia"/>
-                <w:strike/>
-              </w:rPr>
-              <w:t>coord</w:t>
-            </w:r>
-            <w:r>
-              <w:rPr>
-                <w:rFonts w:hint="eastAsia"/>
-                <w:strike/>
-              </w:rPr>
-              <w:t>地址处理方式存在疑问。</w:t>
-            </w:r>
-          </w:p>
-        </w:tc>
-        <w:tc>
-          <w:tcPr>
-            <w:tcW w:w="3784" w:type="dxa"/>
-          </w:tcPr>
-          <w:p>
-            <w:pPr>
-              <w:ind w:left="0"/>
-              <w:rPr>
-                <w:strike/>
-              </w:rPr>
-            </w:pPr>
-            <w:r>
-              <w:rPr>
-                <w:rFonts w:hint="eastAsia"/>
-                <w:strike/>
-              </w:rPr>
-              <w:t>当</w:t>
-            </w:r>
-            <w:r>
-              <w:rPr>
-                <w:rFonts w:hint="eastAsia"/>
-                <w:strike/>
-              </w:rPr>
-              <w:t>coord</w:t>
-            </w:r>
-            <w:r>
-              <w:rPr>
-                <w:rFonts w:hint="eastAsia"/>
-                <w:strike/>
-              </w:rPr>
-              <w:t>地址从</w:t>
-            </w:r>
-            <w:r>
-              <w:rPr>
-                <w:rFonts w:hint="eastAsia"/>
-                <w:strike/>
-              </w:rPr>
-              <w:t>catalog</w:t>
-            </w:r>
-            <w:r>
-              <w:rPr>
-                <w:rFonts w:hint="eastAsia"/>
-                <w:strike/>
-              </w:rPr>
-              <w:t>上删除后，用户添加的</w:t>
-            </w:r>
-            <w:r>
-              <w:rPr>
-                <w:rFonts w:hint="eastAsia"/>
-                <w:strike/>
-              </w:rPr>
-              <w:t>coord</w:t>
-            </w:r>
-            <w:r>
-              <w:rPr>
-                <w:rFonts w:hint="eastAsia"/>
-                <w:strike/>
-              </w:rPr>
-              <w:t>地址是否应该也删除。</w:t>
-            </w:r>
-          </w:p>
-        </w:tc>
-        <w:tc>
-          <w:tcPr>
-            <w:tcW w:w="2184" w:type="dxa"/>
-          </w:tcPr>
-          <w:p>
-            <w:pPr>
-              <w:ind w:left="0"/>
-            </w:pPr>
-            <w:r>
-              <w:rPr>
-                <w:rFonts w:hint="eastAsia"/>
-              </w:rPr>
-              <w:t>依照设计方案的做法。</w:t>
-            </w:r>
-          </w:p>
-        </w:tc>
-      </w:tr>
-      <w:tr>
-        <w:tc>
-          <w:tcPr>
-            <w:tcW w:w="687" w:type="dxa"/>
-          </w:tcPr>
-          <w:p>
-            <w:pPr>
-              <w:ind w:left="0"/>
-            </w:pPr>
-          </w:p>
-        </w:tc>
-        <w:tc>
-          <w:tcPr>
-            <w:tcW w:w="1510" w:type="dxa"/>
-          </w:tcPr>
-          <w:p>
-            <w:pPr>
-              <w:ind w:left="0"/>
-            </w:pPr>
-            <w:r>
-              <w:rPr>
-                <w:rFonts w:hint="eastAsia"/>
-              </w:rPr>
-              <w:t>周期检测异常</w:t>
-            </w:r>
-            <w:r>
-              <w:rPr>
-                <w:rFonts w:hint="eastAsia"/>
-              </w:rPr>
-              <w:t>coord</w:t>
-            </w:r>
-            <w:r>
-              <w:rPr>
-                <w:rFonts w:hint="eastAsia"/>
-              </w:rPr>
-              <w:t>地址的周期设置为</w:t>
-            </w:r>
-            <w:r>
-              <w:rPr>
-                <w:rFonts w:hint="eastAsia"/>
-              </w:rPr>
-              <w:t>30</w:t>
-            </w:r>
-            <w:r>
-              <w:rPr>
-                <w:rFonts w:hint="eastAsia"/>
-              </w:rPr>
-              <w:t>秒是否适当</w:t>
-            </w:r>
-          </w:p>
-        </w:tc>
-        <w:tc>
-          <w:tcPr>
-            <w:tcW w:w="3784" w:type="dxa"/>
-          </w:tcPr>
-          <w:p>
-            <w:pPr>
-              <w:ind w:left="0"/>
-            </w:pPr>
-            <w:r>
-              <w:rPr>
-                <w:rFonts w:hint="eastAsia"/>
-              </w:rPr>
-              <w:t>从</w:t>
-            </w:r>
-            <w:r>
-              <w:rPr>
-                <w:rFonts w:hint="eastAsia"/>
-              </w:rPr>
-              <w:t>1.12.6</w:t>
-            </w:r>
-            <w:r>
-              <w:rPr>
-                <w:rFonts w:hint="eastAsia"/>
-              </w:rPr>
-              <w:t>及</w:t>
-            </w:r>
-            <w:r>
-              <w:rPr>
-                <w:rFonts w:hint="eastAsia"/>
-              </w:rPr>
-              <w:t>2.1</w:t>
-            </w:r>
-            <w:r>
-              <w:rPr>
-                <w:rFonts w:hint="eastAsia"/>
-              </w:rPr>
-              <w:t>开始，用户已经不能手工设置周期检测异常</w:t>
-            </w:r>
-            <w:r>
-              <w:rPr>
-                <w:rFonts w:hint="eastAsia"/>
-              </w:rPr>
-              <w:t>coord</w:t>
-            </w:r>
-            <w:r>
-              <w:rPr>
-                <w:rFonts w:hint="eastAsia"/>
-              </w:rPr>
-              <w:t>地址的周期。改由连接池周期检测。目前，该周期检测时间为</w:t>
-            </w:r>
-            <w:r>
-              <w:rPr>
-                <w:rFonts w:hint="eastAsia"/>
-              </w:rPr>
-              <w:t>30</w:t>
-            </w:r>
-            <w:r>
-              <w:rPr>
-                <w:rFonts w:hint="eastAsia"/>
-              </w:rPr>
-              <w:t>秒。</w:t>
-            </w:r>
-            <w:r>
-              <w:rPr>
-                <w:rFonts w:hint="eastAsia"/>
-              </w:rPr>
-              <w:t>但是，当连接没有可用地址时，连接池会遍历</w:t>
-            </w:r>
-            <w:r>
-              <w:rPr>
-                <w:rFonts w:hint="eastAsia"/>
-              </w:rPr>
-              <w:t>abnormal</w:t>
-            </w:r>
-            <w:r>
-              <w:rPr>
-                <w:rFonts w:hint="eastAsia"/>
-              </w:rPr>
-              <w:t>地址列表。尝试取回可用地址列表。</w:t>
-            </w:r>
-            <w:r>
-              <w:rPr>
-                <w:rFonts w:hint="eastAsia"/>
-              </w:rPr>
-              <w:t>所以感觉周期时间</w:t>
-            </w:r>
-            <w:r>
-              <w:rPr>
-                <w:rFonts w:hint="eastAsia"/>
-              </w:rPr>
-              <w:t>30</w:t>
-            </w:r>
-            <w:r>
-              <w:rPr>
-                <w:rFonts w:hint="eastAsia"/>
-              </w:rPr>
-              <w:t>秒过于频繁。</w:t>
-            </w:r>
-            <w:r>
-              <w:rPr>
-                <w:rFonts w:hint="eastAsia"/>
-              </w:rPr>
-              <w:t>或者是否可以动态调整检测地址的频率。比如说，</w:t>
-            </w:r>
-            <w:r>
-              <w:rPr>
-                <w:rFonts w:hint="eastAsia"/>
-              </w:rPr>
-              <w:t>30</w:t>
-            </w:r>
-            <w:r>
-              <w:rPr>
-                <w:rFonts w:hint="eastAsia"/>
-              </w:rPr>
-              <w:t>秒一个周期，但在每个周期不一定所有的地址都去检测</w:t>
-            </w:r>
-            <w:r>
-              <w:rPr>
-                <w:rFonts w:hint="eastAsia"/>
-              </w:rPr>
-              <w:t>。对于那些</w:t>
-            </w:r>
-            <w:r>
-              <w:rPr>
-                <w:rFonts w:hint="eastAsia"/>
-              </w:rPr>
-              <w:t>检测多次仍连不通的地址可以缓后检测。</w:t>
-            </w:r>
-          </w:p>
-        </w:tc>
-        <w:tc>
-          <w:tcPr>
-            <w:tcW w:w="2184" w:type="dxa"/>
-          </w:tcPr>
-          <w:p>
-            <w:pPr>
-              <w:ind w:left="0"/>
-            </w:pPr>
-          </w:p>
-        </w:tc>
-      </w:tr>
-      <w:tr>
-        <w:tc>
-          <w:tcPr>
-            <w:tcW w:w="687" w:type="dxa"/>
-          </w:tcPr>
-          <w:p>
-            <w:pPr>
-              <w:ind w:left="0"/>
-            </w:pPr>
-          </w:p>
-        </w:tc>
-        <w:tc>
-          <w:tcPr>
-            <w:tcW w:w="1510" w:type="dxa"/>
-          </w:tcPr>
-          <w:p>
-            <w:pPr>
-              <w:ind w:left="0"/>
-            </w:pPr>
-          </w:p>
-        </w:tc>
-        <w:tc>
-          <w:tcPr>
-            <w:tcW w:w="3784" w:type="dxa"/>
-          </w:tcPr>
-          <w:p>
-            <w:pPr>
-              <w:ind w:left="0"/>
-            </w:pPr>
-          </w:p>
-        </w:tc>
-        <w:tc>
-          <w:tcPr>
-            <w:tcW w:w="2184" w:type="dxa"/>
-          </w:tcPr>
-          <w:p>
-            <w:pPr>
-              <w:ind w:left="0"/>
-            </w:pPr>
-          </w:p>
-        </w:tc>
-      </w:tr>
-      <w:tr>
-        <w:tc>
-          <w:tcPr>
-            <w:tcW w:w="687" w:type="dxa"/>
-          </w:tcPr>
-          <w:p>
-            <w:pPr>
-              <w:ind w:left="0"/>
-            </w:pPr>
-          </w:p>
-        </w:tc>
-        <w:tc>
-          <w:tcPr>
-            <w:tcW w:w="1510" w:type="dxa"/>
-          </w:tcPr>
-          <w:p>
-            <w:pPr>
-              <w:ind w:left="0"/>
-            </w:pPr>
-            <w:r>
-              <w:rPr>
-                <w:rFonts w:hint="eastAsia"/>
-              </w:rPr>
-              <w:t>在驱动中添加了</w:t>
-            </w:r>
-            <w:r>
-              <w:rPr>
-                <w:rFonts w:hint="eastAsia"/>
-              </w:rPr>
-              <w:t>getID</w:t>
-            </w:r>
-            <w:r>
-              <w:rPr>
-                <w:rFonts w:hint="eastAsia"/>
-              </w:rPr>
-              <w:t>及</w:t>
-            </w:r>
-            <w:r>
-              <w:rPr>
-                <w:rFonts w:hint="eastAsia"/>
-              </w:rPr>
-              <w:t>setID</w:t>
-            </w:r>
-            <w:r>
-              <w:rPr>
-                <w:rFonts w:hint="eastAsia"/>
-              </w:rPr>
-              <w:t>接口</w:t>
-            </w:r>
-          </w:p>
-        </w:tc>
-        <w:tc>
-          <w:tcPr>
-            <w:tcW w:w="3784" w:type="dxa"/>
-          </w:tcPr>
-          <w:p>
-            <w:pPr>
-              <w:ind w:left="0"/>
-            </w:pPr>
-            <w:r>
-              <w:rPr>
-                <w:rFonts w:hint="eastAsia"/>
-              </w:rPr>
-              <w:t>是否可添加？？</w:t>
-            </w:r>
-          </w:p>
-        </w:tc>
-        <w:tc>
-          <w:tcPr>
-            <w:tcW w:w="2184" w:type="dxa"/>
+            <w:tcW w:w="649" w:type="dxa"/>
+          </w:tcPr>
+          <w:p>
+            <w:pPr>
+              <w:ind w:left="0"/>
+            </w:pPr>
+          </w:p>
+        </w:tc>
+        <w:tc>
+          <w:tcPr>
+            <w:tcW w:w="1398" w:type="dxa"/>
+          </w:tcPr>
+          <w:p>
+            <w:pPr>
+              <w:ind w:left="0"/>
+            </w:pPr>
+          </w:p>
+        </w:tc>
+        <w:tc>
+          <w:tcPr>
+            <w:tcW w:w="3675" w:type="dxa"/>
+          </w:tcPr>
+          <w:p>
+            <w:pPr>
+              <w:ind w:left="0"/>
+            </w:pPr>
+          </w:p>
+        </w:tc>
+        <w:tc>
+          <w:tcPr>
+            <w:tcW w:w="2443" w:type="dxa"/>
           </w:tcPr>
           <w:p>
             <w:pPr>
@@ -16938,7 +18283,14 @@
               <w:rPr>
                 <w:rFonts w:hint="eastAsia"/>
               </w:rPr>
-              <w:t>是否生效</w:t>
+              <w:t>是否生</w:t>
+            </w:r>
+            <w:r>
+              <w:rPr>
+                <w:rFonts w:hint="eastAsia"/>
+              </w:rPr>
+              <w:lastRenderedPageBreak/>
+              <w:t>效</w:t>
             </w:r>
           </w:p>
         </w:tc>
@@ -17315,7 +18667,6 @@
         <w:rPr>
           <w:rFonts w:hint="eastAsia"/>
         </w:rPr>
-        <w:lastRenderedPageBreak/>
         <w:t>Checklist</w:t>
       </w:r>
     </w:p>
@@ -17439,6 +18790,12 @@
             <w:pPr>
               <w:ind w:left="0"/>
             </w:pPr>
+            <w:r>
+              <w:rPr>
+                <w:rFonts w:hint="eastAsia"/>
+              </w:rPr>
+              <w:t>Y</w:t>
+            </w:r>
           </w:p>
         </w:tc>
         <w:tc>
@@ -17483,6 +18840,12 @@
             <w:pPr>
               <w:ind w:left="0"/>
             </w:pPr>
+            <w:r>
+              <w:rPr>
+                <w:rFonts w:hint="eastAsia"/>
+              </w:rPr>
+              <w:t>Y</w:t>
+            </w:r>
           </w:p>
         </w:tc>
         <w:tc>
@@ -17521,6 +18884,12 @@
             <w:pPr>
               <w:ind w:left="0"/>
             </w:pPr>
+            <w:r>
+              <w:rPr>
+                <w:rFonts w:hint="eastAsia"/>
+              </w:rPr>
+              <w:t>Y</w:t>
+            </w:r>
           </w:p>
         </w:tc>
         <w:tc>
@@ -17559,6 +18928,12 @@
             <w:pPr>
               <w:ind w:left="0"/>
             </w:pPr>
+            <w:r>
+              <w:rPr>
+                <w:rFonts w:hint="eastAsia"/>
+              </w:rPr>
+              <w:t>Y</w:t>
+            </w:r>
           </w:p>
         </w:tc>
         <w:tc>
@@ -17597,6 +18972,12 @@
             <w:pPr>
               <w:ind w:left="0"/>
             </w:pPr>
+            <w:r>
+              <w:rPr>
+                <w:rFonts w:hint="eastAsia"/>
+              </w:rPr>
+              <w:t>Y</w:t>
+            </w:r>
           </w:p>
         </w:tc>
         <w:tc>
@@ -17607,6 +18988,66 @@
             <w:pPr>
               <w:ind w:left="0"/>
             </w:pPr>
+            <w:r>
+              <w:rPr>
+                <w:rFonts w:hint="eastAsia"/>
+              </w:rPr>
+              <w:t>在</w:t>
+            </w:r>
+            <w:r>
+              <w:rPr>
+                <w:rFonts w:hint="eastAsia"/>
+              </w:rPr>
+              <w:t>Sequoiadb.java</w:t>
+            </w:r>
+            <w:r>
+              <w:rPr>
+                <w:rFonts w:hint="eastAsia"/>
+              </w:rPr>
+              <w:t>中将两个</w:t>
+            </w:r>
+            <w:r>
+              <w:rPr>
+                <w:rFonts w:hint="eastAsia"/>
+              </w:rPr>
+              <w:t>private</w:t>
+            </w:r>
+            <w:r>
+              <w:rPr>
+                <w:rFonts w:hint="eastAsia"/>
+              </w:rPr>
+              <w:t>方法</w:t>
+            </w:r>
+            <w:r>
+              <w:rPr>
+                <w:rFonts w:hint="eastAsia"/>
+              </w:rPr>
+              <w:t>:isClosed</w:t>
+            </w:r>
+            <w:r>
+              <w:rPr>
+                <w:rFonts w:hint="eastAsia"/>
+              </w:rPr>
+              <w:t>（）及</w:t>
+            </w:r>
+            <w:r>
+              <w:rPr>
+                <w:rFonts w:hint="eastAsia"/>
+              </w:rPr>
+              <w:t>releaseResource</w:t>
+            </w:r>
+            <w:r>
+              <w:rPr>
+                <w:rFonts w:hint="eastAsia"/>
+              </w:rPr>
+              <w:t>（）更改为</w:t>
+            </w:r>
+            <w:r>
+              <w:rPr>
+                <w:rFonts w:hint="eastAsia"/>
+              </w:rPr>
+              <w:t>public</w:t>
+            </w:r>
           </w:p>
         </w:tc>
       </w:tr>
@@ -17635,6 +19076,12 @@
             <w:pPr>
               <w:ind w:left="0"/>
             </w:pPr>
+            <w:r>
+              <w:rPr>
+                <w:rFonts w:hint="eastAsia"/>
+              </w:rPr>
+              <w:t>NA</w:t>
+            </w:r>
           </w:p>
         </w:tc>
         <w:tc>
@@ -17679,6 +19126,12 @@
             <w:pPr>
               <w:ind w:left="0"/>
             </w:pPr>
+            <w:r>
+              <w:rPr>
+                <w:rFonts w:hint="eastAsia"/>
+              </w:rPr>
+              <w:t>NA</w:t>
+            </w:r>
           </w:p>
         </w:tc>
         <w:tc>
@@ -17693,418 +19146,11 @@
         </w:tc>
       </w:tr>
     </w:tbl>
-    <w:p/>
     <w:p>
       <w:pPr>
-        <w:pStyle w:val="Heading2"/>
-        <w:numPr>
-          <w:ilvl w:val="0"/>
-          <w:numId w:val="0"/>
-        </w:numPr>
-        <w:ind w:left="777" w:hanging="420"/>
+        <w:ind w:left="0"/>
       </w:pPr>
-      <w:r>
-        <w:rPr>
-          <w:rFonts w:hint="eastAsia"/>
-        </w:rPr>
-        <w:t>九、计划时间</w:t>
-      </w:r>
     </w:p>
-    <w:tbl>
-      <w:tblPr>
-        <w:tblStyle w:val="TableGrid"/>
-        <w:tblW w:w="0" w:type="auto"/>
-        <w:tblInd w:w="357" w:type="dxa"/>
-        <w:tblLook w:val="04A0"/>
-      </w:tblPr>
-      <w:tblGrid>
-        <w:gridCol w:w="2735"/>
-        <w:gridCol w:w="2715"/>
-      </w:tblGrid>
-      <w:tr>
-        <w:tc>
-          <w:tcPr>
-            <w:tcW w:w="2735" w:type="dxa"/>
-          </w:tcPr>
-          <w:p>
-            <w:pPr>
-              <w:ind w:left="0"/>
-            </w:pPr>
-            <w:r>
-              <w:t>S</w:t>
-            </w:r>
-            <w:r>
-              <w:rPr>
-                <w:rFonts w:hint="eastAsia"/>
-              </w:rPr>
-              <w:t>tory</w:t>
-            </w:r>
-            <w:r>
-              <w:rPr>
-                <w:rFonts w:hint="eastAsia"/>
-              </w:rPr>
-              <w:t>设计</w:t>
-            </w:r>
-          </w:p>
-        </w:tc>
-        <w:tc>
-          <w:tcPr>
-            <w:tcW w:w="2715" w:type="dxa"/>
-          </w:tcPr>
-          <w:p>
-            <w:pPr>
-              <w:ind w:left="0"/>
-            </w:pPr>
-          </w:p>
-        </w:tc>
-      </w:tr>
-      <w:tr>
-        <w:tc>
-          <w:tcPr>
-            <w:tcW w:w="2735" w:type="dxa"/>
-          </w:tcPr>
-          <w:p>
-            <w:pPr>
-              <w:ind w:left="0"/>
-            </w:pPr>
-            <w:r>
-              <w:t>S</w:t>
-            </w:r>
-            <w:r>
-              <w:rPr>
-                <w:rFonts w:hint="eastAsia"/>
-              </w:rPr>
-              <w:t>tory</w:t>
-            </w:r>
-            <w:r>
-              <w:rPr>
-                <w:rFonts w:hint="eastAsia"/>
-              </w:rPr>
-              <w:t>设计研讨会</w:t>
-            </w:r>
-          </w:p>
-        </w:tc>
-        <w:tc>
-          <w:tcPr>
-            <w:tcW w:w="2715" w:type="dxa"/>
-          </w:tcPr>
-          <w:p>
-            <w:pPr>
-              <w:ind w:left="0"/>
-            </w:pPr>
-            <w:r>
-              <w:rPr>
-                <w:rFonts w:hint="eastAsia"/>
-              </w:rPr>
-              <w:t>2015/3/15</w:t>
-            </w:r>
-          </w:p>
-        </w:tc>
-      </w:tr>
-      <w:tr>
-        <w:tc>
-          <w:tcPr>
-            <w:tcW w:w="2735" w:type="dxa"/>
-          </w:tcPr>
-          <w:p>
-            <w:pPr>
-              <w:ind w:left="0"/>
-            </w:pPr>
-            <w:r>
-              <w:t>S</w:t>
-            </w:r>
-            <w:r>
-              <w:rPr>
-                <w:rFonts w:hint="eastAsia"/>
-              </w:rPr>
-              <w:t>tory</w:t>
-            </w:r>
-            <w:r>
-              <w:rPr>
-                <w:rFonts w:hint="eastAsia"/>
-              </w:rPr>
-              <w:t>开发</w:t>
-            </w:r>
-          </w:p>
-        </w:tc>
-        <w:tc>
-          <w:tcPr>
-            <w:tcW w:w="2715" w:type="dxa"/>
-          </w:tcPr>
-          <w:p>
-            <w:pPr>
-              <w:ind w:left="0"/>
-            </w:pPr>
-            <w:r>
-              <w:rPr>
-                <w:rFonts w:hint="eastAsia"/>
-              </w:rPr>
-              <w:t>2015/3/16-2015/3/22</w:t>
-            </w:r>
-            <w:r>
-              <w:rPr>
-                <w:rFonts w:hint="eastAsia"/>
-              </w:rPr>
-              <w:t>(5</w:t>
-            </w:r>
-            <w:r>
-              <w:rPr>
-                <w:rFonts w:hint="eastAsia"/>
-              </w:rPr>
-              <w:t>天</w:t>
-            </w:r>
-            <w:r>
-              <w:rPr>
-                <w:rFonts w:hint="eastAsia"/>
-              </w:rPr>
-              <w:t>)</w:t>
-            </w:r>
-          </w:p>
-        </w:tc>
-      </w:tr>
-      <w:tr>
-        <w:tc>
-          <w:tcPr>
-            <w:tcW w:w="2735" w:type="dxa"/>
-          </w:tcPr>
-          <w:p>
-            <w:pPr>
-              <w:ind w:left="0"/>
-            </w:pPr>
-            <w:r>
-              <w:rPr>
-                <w:rFonts w:hint="eastAsia"/>
-              </w:rPr>
-              <w:t>代码讲解与检视</w:t>
-            </w:r>
-          </w:p>
-        </w:tc>
-        <w:tc>
-          <w:tcPr>
-            <w:tcW w:w="2715" w:type="dxa"/>
-          </w:tcPr>
-          <w:p>
-            <w:pPr>
-              <w:ind w:left="0"/>
-            </w:pPr>
-            <w:r>
-              <w:rPr>
-                <w:rFonts w:hint="eastAsia"/>
-              </w:rPr>
-              <w:t>2015/3/23-2015/3/2</w:t>
-            </w:r>
-            <w:r>
-              <w:rPr>
-                <w:rFonts w:hint="eastAsia"/>
-              </w:rPr>
-              <w:t>4</w:t>
-            </w:r>
-            <w:r>
-              <w:rPr>
-                <w:rFonts w:hint="eastAsia"/>
-              </w:rPr>
-              <w:t>（</w:t>
-            </w:r>
-            <w:r>
-              <w:rPr>
-                <w:rFonts w:hint="eastAsia"/>
-              </w:rPr>
-              <w:t>2</w:t>
-            </w:r>
-            <w:r>
-              <w:rPr>
-                <w:rFonts w:hint="eastAsia"/>
-              </w:rPr>
-              <w:t>天</w:t>
-            </w:r>
-            <w:r>
-              <w:rPr>
-                <w:rFonts w:hint="eastAsia"/>
-              </w:rPr>
-              <w:t>）</w:t>
-            </w:r>
-          </w:p>
-        </w:tc>
-      </w:tr>
-      <w:tr>
-        <w:tc>
-          <w:tcPr>
-            <w:tcW w:w="2735" w:type="dxa"/>
-          </w:tcPr>
-          <w:p>
-            <w:pPr>
-              <w:ind w:left="0"/>
-            </w:pPr>
-            <w:r>
-              <w:t>S</w:t>
-            </w:r>
-            <w:r>
-              <w:rPr>
-                <w:rFonts w:hint="eastAsia"/>
-              </w:rPr>
-              <w:t>tory</w:t>
-            </w:r>
-            <w:r>
-              <w:rPr>
-                <w:rFonts w:hint="eastAsia"/>
-              </w:rPr>
-              <w:t>验收</w:t>
-            </w:r>
-          </w:p>
-        </w:tc>
-        <w:tc>
-          <w:tcPr>
-            <w:tcW w:w="2715" w:type="dxa"/>
-          </w:tcPr>
-          <w:p>
-            <w:pPr>
-              <w:ind w:left="0"/>
-            </w:pPr>
-            <w:r>
-              <w:rPr>
-                <w:rFonts w:hint="eastAsia"/>
-              </w:rPr>
-              <w:t>2015/3/25</w:t>
-            </w:r>
-            <w:r>
-              <w:rPr>
-                <w:rFonts w:hint="eastAsia"/>
-              </w:rPr>
-              <w:t>（</w:t>
-            </w:r>
-            <w:r>
-              <w:rPr>
-                <w:rFonts w:hint="eastAsia"/>
-              </w:rPr>
-              <w:t>1</w:t>
-            </w:r>
-            <w:r>
-              <w:rPr>
-                <w:rFonts w:hint="eastAsia"/>
-              </w:rPr>
-              <w:t>天）</w:t>
-            </w:r>
-          </w:p>
-        </w:tc>
-      </w:tr>
-      <w:tr>
-        <w:tc>
-          <w:tcPr>
-            <w:tcW w:w="2735" w:type="dxa"/>
-          </w:tcPr>
-          <w:p>
-            <w:pPr>
-              <w:ind w:left="0"/>
-            </w:pPr>
-            <w:r>
-              <w:rPr>
-                <w:rFonts w:hint="eastAsia"/>
-              </w:rPr>
-              <w:t>Story</w:t>
-            </w:r>
-            <w:r>
-              <w:rPr>
-                <w:rFonts w:hint="eastAsia"/>
-              </w:rPr>
-              <w:t>关闭</w:t>
-            </w:r>
-          </w:p>
-        </w:tc>
-        <w:tc>
-          <w:tcPr>
-            <w:tcW w:w="2715" w:type="dxa"/>
-          </w:tcPr>
-          <w:p>
-            <w:pPr>
-              <w:ind w:left="0"/>
-            </w:pPr>
-            <w:r>
-              <w:rPr>
-                <w:rFonts w:hint="eastAsia"/>
-              </w:rPr>
-              <w:t>2015/3/2</w:t>
-            </w:r>
-            <w:r>
-              <w:rPr>
-                <w:rFonts w:hint="eastAsia"/>
-              </w:rPr>
-              <w:t>8</w:t>
-            </w:r>
-            <w:r>
-              <w:rPr>
-                <w:rFonts w:hint="eastAsia"/>
-              </w:rPr>
-              <w:t>-2015</w:t>
-            </w:r>
-            <w:r>
-              <w:rPr>
-                <w:rFonts w:hint="eastAsia"/>
-              </w:rPr>
-              <w:t>/3</w:t>
-            </w:r>
-            <w:r>
-              <w:rPr>
-                <w:rFonts w:hint="eastAsia"/>
-              </w:rPr>
-              <w:t>/</w:t>
-            </w:r>
-            <w:r>
-              <w:rPr>
-                <w:rFonts w:hint="eastAsia"/>
-              </w:rPr>
-              <w:t>30</w:t>
-            </w:r>
-            <w:r>
-              <w:rPr>
-                <w:rFonts w:hint="eastAsia"/>
-              </w:rPr>
-              <w:t>（</w:t>
-            </w:r>
-            <w:r>
-              <w:rPr>
-                <w:rFonts w:hint="eastAsia"/>
-              </w:rPr>
-              <w:t>3</w:t>
-            </w:r>
-            <w:r>
-              <w:rPr>
-                <w:rFonts w:hint="eastAsia"/>
-              </w:rPr>
-              <w:t>天</w:t>
-            </w:r>
-            <w:r>
-              <w:rPr>
-                <w:rFonts w:hint="eastAsia"/>
-              </w:rPr>
-              <w:t>）</w:t>
-            </w:r>
-          </w:p>
-        </w:tc>
-      </w:tr>
-      <w:tr>
-        <w:tc>
-          <w:tcPr>
-            <w:tcW w:w="2735" w:type="dxa"/>
-          </w:tcPr>
-          <w:p>
-            <w:pPr>
-              <w:ind w:left="0"/>
-            </w:pPr>
-          </w:p>
-        </w:tc>
-        <w:tc>
-          <w:tcPr>
-            <w:tcW w:w="2715" w:type="dxa"/>
-          </w:tcPr>
-          <w:p>
-            <w:pPr>
-              <w:ind w:left="0"/>
-            </w:pPr>
-          </w:p>
-        </w:tc>
-      </w:tr>
-    </w:tbl>
-    <w:p/>
     <w:sectPr>
       <w:pgSz w:w="11906" w:h="16838"/>
       <w:pgMar w:top="1440" w:right="1800" w:bottom="1440" w:left="1800" w:header="851" w:footer="992" w:gutter="0"/>
@@ -19965,7 +21011,7 @@
 </file>
 
 <file path=customXml/itemProps1.xml><?xml version="1.0" encoding="utf-8"?>
-<ds:datastoreItem xmlns:ds="http://schemas.openxmlformats.org/officeDocument/2006/customXml" ds:itemID="{8C32287D-8722-41C1-B634-F457AD0194D1}">
+<ds:datastoreItem xmlns:ds="http://schemas.openxmlformats.org/officeDocument/2006/customXml" ds:itemID="{426D27AA-674B-49AB-BB57-DAF6020A94BB}">
   <ds:schemaRefs>
     <ds:schemaRef ds:uri="http://schemas.openxmlformats.org/officeDocument/2006/bibliography"/>
   </ds:schemaRefs>

--- a/internal_doc/03.开发设计/Java连接池/Story_Java连接池.docx
+++ b/internal_doc/03.开发设计/Java连接池/Story_Java连接池.docx
@@ -138,6 +138,11 @@
       </w:r>
     </w:p>
     <w:p>
+      <w:pPr>
+        <w:rPr>
+          <w:rFonts w:hint="eastAsia"/>
+        </w:rPr>
+      </w:pPr>
       <w:r>
         <w:rPr>
           <w:rFonts w:hint="eastAsia"/>
@@ -161,6 +166,11 @@
           <w:rFonts w:hint="eastAsia"/>
         </w:rPr>
         <w:t>连接池设计</w:t>
+      </w:r>
+    </w:p>
+    <w:p>
+      <w:r>
+        <w:t>SEQUOIADBMAINSTREAM-1612</w:t>
       </w:r>
     </w:p>
     <w:p>
@@ -1117,6 +1127,7 @@
               <w:ind w:left="0"/>
             </w:pPr>
             <w:r>
+              <w:lastRenderedPageBreak/>
               <w:t>max</w:t>
             </w:r>
             <w:r>
@@ -1211,7 +1222,6 @@
                 <w:rFonts w:hint="eastAsia"/>
                 <w:color w:val="FF0000"/>
               </w:rPr>
-              <w:lastRenderedPageBreak/>
               <w:t>maxConnectionNum</w:t>
             </w:r>
           </w:p>
@@ -1233,7 +1243,6 @@
               <w:rPr>
                 <w:strike/>
               </w:rPr>
-              <w:lastRenderedPageBreak/>
               <w:t>timeout</w:t>
             </w:r>
           </w:p>
@@ -1823,13 +1832,21 @@
                 <w:rFonts w:hint="eastAsia"/>
                 <w:strike/>
               </w:rPr>
-              <w:t>的地址队列中，并周期性地检测该队列中是否存在已恢复可用的地址，若存在，则将这些可用的地址取回到</w:t>
+              <w:t>的地址队列中，并周期性地检测该队列中是否存在已恢复可用的地址，若存在，则将这些可用的地</w:t>
             </w:r>
             <w:r>
               <w:rPr>
                 <w:rFonts w:hint="eastAsia"/>
                 <w:strike/>
               </w:rPr>
+              <w:lastRenderedPageBreak/>
+              <w:t>址取回到</w:t>
+            </w:r>
+            <w:r>
+              <w:rPr>
+                <w:rFonts w:hint="eastAsia"/>
+                <w:strike/>
+              </w:rPr>
               <w:t>normal</w:t>
             </w:r>
             <w:r>
@@ -1844,138 +1861,143 @@
                 <w:rFonts w:hint="eastAsia"/>
                 <w:strike/>
               </w:rPr>
+              <w:t>recaptureConnPeriod</w:t>
+            </w:r>
+            <w:r>
+              <w:rPr>
+                <w:rFonts w:hint="eastAsia"/>
+                <w:strike/>
+              </w:rPr>
+              <w:t>参数指定连接池检测并取回已恢复正常的地址的周期。</w:t>
+            </w:r>
+          </w:p>
+        </w:tc>
+        <w:tc>
+          <w:tcPr>
+            <w:tcW w:w="756" w:type="dxa"/>
+          </w:tcPr>
+          <w:p>
+            <w:pPr>
+              <w:ind w:left="0"/>
+              <w:rPr>
+                <w:strike/>
+              </w:rPr>
+            </w:pPr>
+          </w:p>
+        </w:tc>
+        <w:tc>
+          <w:tcPr>
+            <w:tcW w:w="756" w:type="dxa"/>
+          </w:tcPr>
+          <w:p>
+            <w:pPr>
+              <w:ind w:left="0"/>
+              <w:rPr>
+                <w:strike/>
+              </w:rPr>
+            </w:pPr>
+            <w:r>
+              <w:rPr>
+                <w:rFonts w:hint="eastAsia"/>
+                <w:strike/>
+              </w:rPr>
+              <w:t>30</w:t>
+            </w:r>
+            <w:r>
+              <w:rPr>
+                <w:rFonts w:hint="eastAsia"/>
+                <w:strike/>
+              </w:rPr>
+              <w:t>秒</w:t>
+            </w:r>
+          </w:p>
+        </w:tc>
+        <w:tc>
+          <w:tcPr>
+            <w:tcW w:w="2113" w:type="dxa"/>
+          </w:tcPr>
+          <w:p>
+            <w:pPr>
+              <w:ind w:left="0"/>
+            </w:pPr>
+            <w:r>
+              <w:rPr>
+                <w:rFonts w:hint="eastAsia"/>
+              </w:rPr>
+              <w:t>于</w:t>
+            </w:r>
+            <w:r>
+              <w:rPr>
+                <w:rFonts w:hint="eastAsia"/>
+              </w:rPr>
+              <w:t>1.12.6&amp;2.1</w:t>
+            </w:r>
+            <w:r>
+              <w:rPr>
+                <w:rFonts w:hint="eastAsia"/>
+              </w:rPr>
+              <w:t>废弃。改由连接池内部的定时器周期性地自动检测。</w:t>
+            </w:r>
+            <w:r>
+              <w:rPr>
+                <w:rFonts w:hint="eastAsia"/>
+              </w:rPr>
+              <w:t>周期为</w:t>
+            </w:r>
+            <w:r>
+              <w:rPr>
+                <w:rFonts w:hint="eastAsia"/>
+              </w:rPr>
+              <w:t>30</w:t>
+            </w:r>
+            <w:r>
+              <w:rPr>
+                <w:rFonts w:hint="eastAsia"/>
+              </w:rPr>
+              <w:t>秒（</w:t>
+            </w:r>
+            <w:r>
+              <w:rPr>
+                <w:rFonts w:hint="eastAsia"/>
+                <w:color w:val="FF0000"/>
+              </w:rPr>
+              <w:t>？？？</w:t>
+            </w:r>
+            <w:r>
+              <w:rPr>
+                <w:rFonts w:hint="eastAsia"/>
+              </w:rPr>
+              <w:t>）</w:t>
+            </w:r>
+            <w:r>
+              <w:rPr>
+                <w:rFonts w:hint="eastAsia"/>
+              </w:rPr>
+              <w:t>。另外，当连接池无可用地址时，也将会遍历</w:t>
+            </w:r>
+            <w:r>
+              <w:rPr>
+                <w:rFonts w:hint="eastAsia"/>
+              </w:rPr>
+              <w:t>abnormal</w:t>
+            </w:r>
+            <w:r>
+              <w:rPr>
+                <w:rFonts w:hint="eastAsia"/>
+              </w:rPr>
+              <w:t>地址列表，</w:t>
+            </w:r>
+            <w:r>
+              <w:rPr>
+                <w:rFonts w:hint="eastAsia"/>
+              </w:rPr>
               <w:lastRenderedPageBreak/>
-              <w:t>recaptureConnPeriod</w:t>
-            </w:r>
-            <w:r>
-              <w:rPr>
-                <w:rFonts w:hint="eastAsia"/>
-                <w:strike/>
-              </w:rPr>
-              <w:t>参数指定连接池检测并取回已恢复正常的地址的周期。</w:t>
-            </w:r>
-          </w:p>
-        </w:tc>
-        <w:tc>
-          <w:tcPr>
-            <w:tcW w:w="756" w:type="dxa"/>
-          </w:tcPr>
-          <w:p>
-            <w:pPr>
-              <w:ind w:left="0"/>
-              <w:rPr>
-                <w:strike/>
-              </w:rPr>
-            </w:pPr>
-          </w:p>
-        </w:tc>
-        <w:tc>
-          <w:tcPr>
-            <w:tcW w:w="756" w:type="dxa"/>
-          </w:tcPr>
-          <w:p>
-            <w:pPr>
-              <w:ind w:left="0"/>
-              <w:rPr>
-                <w:strike/>
-              </w:rPr>
-            </w:pPr>
-            <w:r>
-              <w:rPr>
-                <w:rFonts w:hint="eastAsia"/>
-                <w:strike/>
-              </w:rPr>
-              <w:t>30</w:t>
-            </w:r>
-            <w:r>
-              <w:rPr>
-                <w:rFonts w:hint="eastAsia"/>
-                <w:strike/>
-              </w:rPr>
-              <w:t>秒</w:t>
-            </w:r>
-          </w:p>
-        </w:tc>
-        <w:tc>
-          <w:tcPr>
-            <w:tcW w:w="2113" w:type="dxa"/>
-          </w:tcPr>
-          <w:p>
-            <w:pPr>
-              <w:ind w:left="0"/>
-            </w:pPr>
-            <w:r>
-              <w:rPr>
-                <w:rFonts w:hint="eastAsia"/>
-              </w:rPr>
-              <w:t>于</w:t>
-            </w:r>
-            <w:r>
-              <w:rPr>
-                <w:rFonts w:hint="eastAsia"/>
-              </w:rPr>
-              <w:t>1.12.6&amp;2.1</w:t>
-            </w:r>
-            <w:r>
-              <w:rPr>
-                <w:rFonts w:hint="eastAsia"/>
-              </w:rPr>
-              <w:t>废弃。改由连接池内部的定时器周期性地自动检测。</w:t>
-            </w:r>
-            <w:r>
-              <w:rPr>
-                <w:rFonts w:hint="eastAsia"/>
-              </w:rPr>
-              <w:t>周期为</w:t>
-            </w:r>
-            <w:r>
-              <w:rPr>
-                <w:rFonts w:hint="eastAsia"/>
-              </w:rPr>
-              <w:t>30</w:t>
-            </w:r>
-            <w:r>
-              <w:rPr>
-                <w:rFonts w:hint="eastAsia"/>
-              </w:rPr>
-              <w:t>秒（</w:t>
-            </w:r>
-            <w:r>
-              <w:rPr>
-                <w:rFonts w:hint="eastAsia"/>
-                <w:color w:val="FF0000"/>
-              </w:rPr>
-              <w:t>？？？</w:t>
-            </w:r>
-            <w:r>
-              <w:rPr>
-                <w:rFonts w:hint="eastAsia"/>
-              </w:rPr>
-              <w:t>）</w:t>
-            </w:r>
-            <w:r>
-              <w:rPr>
-                <w:rFonts w:hint="eastAsia"/>
-              </w:rPr>
-              <w:t>。另外，当连接池无可用地址时，也将会遍历</w:t>
-            </w:r>
-            <w:r>
-              <w:rPr>
-                <w:rFonts w:hint="eastAsia"/>
-              </w:rPr>
-              <w:t>abnormal</w:t>
-            </w:r>
-            <w:r>
-              <w:rPr>
-                <w:rFonts w:hint="eastAsia"/>
-              </w:rPr>
-              <w:t>地址列表，尝试寻找可用的</w:t>
-            </w:r>
-            <w:r>
-              <w:rPr>
-                <w:rFonts w:hint="eastAsia"/>
-              </w:rPr>
-              <w:lastRenderedPageBreak/>
+              <w:t>尝试寻找可用的</w:t>
+            </w:r>
+            <w:r>
+              <w:rPr>
+                <w:rFonts w:hint="eastAsia"/>
+              </w:rPr>
               <w:t>coord</w:t>
             </w:r>
             <w:r>
@@ -2154,7 +2176,7 @@
               <w:rPr>
                 <w:rFonts w:hint="eastAsia"/>
               </w:rPr>
-              <w:t>10min</w:t>
+              <w:t>0ms</w:t>
             </w:r>
           </w:p>
         </w:tc>
@@ -2165,7 +2187,87 @@
           <w:p>
             <w:pPr>
               <w:ind w:left="0"/>
-            </w:pPr>
+              <w:rPr>
+                <w:color w:val="FF0000"/>
+              </w:rPr>
+            </w:pPr>
+            <w:r>
+              <w:rPr>
+                <w:rFonts w:hint="eastAsia"/>
+                <w:color w:val="FF0000"/>
+              </w:rPr>
+              <w:t>目前从</w:t>
+            </w:r>
+            <w:r>
+              <w:rPr>
+                <w:rFonts w:hint="eastAsia"/>
+                <w:color w:val="FF0000"/>
+              </w:rPr>
+              <w:t>catalog</w:t>
+            </w:r>
+            <w:r>
+              <w:rPr>
+                <w:rFonts w:hint="eastAsia"/>
+                <w:color w:val="FF0000"/>
+              </w:rPr>
+              <w:t>同步下来的地址都是“</w:t>
+            </w:r>
+            <w:r>
+              <w:rPr>
+                <w:rFonts w:hint="eastAsia"/>
+                <w:color w:val="FF0000"/>
+              </w:rPr>
+              <w:t>hostname:port</w:t>
+            </w:r>
+            <w:r>
+              <w:rPr>
+                <w:rFonts w:hint="eastAsia"/>
+                <w:color w:val="FF0000"/>
+              </w:rPr>
+              <w:t>”这种格式。本地可能没有建立</w:t>
+            </w:r>
+            <w:r>
+              <w:rPr>
+                <w:rFonts w:hint="eastAsia"/>
+                <w:color w:val="FF0000"/>
+              </w:rPr>
+              <w:t>hostname</w:t>
+            </w:r>
+            <w:r>
+              <w:rPr>
+                <w:rFonts w:hint="eastAsia"/>
+                <w:color w:val="FF0000"/>
+              </w:rPr>
+              <w:t>于</w:t>
+            </w:r>
+            <w:r>
+              <w:rPr>
+                <w:rFonts w:hint="eastAsia"/>
+                <w:color w:val="FF0000"/>
+              </w:rPr>
+              <w:t>ip</w:t>
+            </w:r>
+            <w:r>
+              <w:rPr>
+                <w:rFonts w:hint="eastAsia"/>
+                <w:color w:val="FF0000"/>
+              </w:rPr>
+              <w:t>的映射。这会导致同步下来的地址不可用，所以，在</w:t>
+            </w:r>
+            <w:r>
+              <w:rPr>
+                <w:rFonts w:hint="eastAsia"/>
+                <w:color w:val="FF0000"/>
+              </w:rPr>
+              <w:t>2.2</w:t>
+            </w:r>
+            <w:r>
+              <w:rPr>
+                <w:rFonts w:hint="eastAsia"/>
+                <w:color w:val="FF0000"/>
+              </w:rPr>
+              <w:t>版本先默认关闭同步功能。</w:t>
+            </w:r>
           </w:p>
         </w:tc>
       </w:tr>
@@ -3029,6 +3131,7 @@
               <w:ind w:left="0"/>
             </w:pPr>
             <w:r>
+              <w:lastRenderedPageBreak/>
               <w:t>getIdleConnNum()</w:t>
             </w:r>
           </w:p>
@@ -3067,14 +3170,7 @@
               <w:rPr>
                 <w:rFonts w:hint="eastAsia"/>
               </w:rPr>
-              <w:t>空闲连接数</w:t>
-            </w:r>
-            <w:r>
-              <w:rPr>
-                <w:rFonts w:hint="eastAsia"/>
-              </w:rPr>
-              <w:lastRenderedPageBreak/>
-              <w:t>量</w:t>
+              <w:t>空闲连接数量</w:t>
             </w:r>
           </w:p>
         </w:tc>
@@ -3099,7 +3195,6 @@
               <w:ind w:left="0"/>
             </w:pPr>
             <w:r>
-              <w:lastRenderedPageBreak/>
               <w:t>getUsedConnNum()</w:t>
             </w:r>
           </w:p>
@@ -4273,7 +4368,11 @@
               <w:ind w:left="0"/>
             </w:pPr>
             <w:r>
-              <w:t>Sequoiadb getConnection()</w:t>
+              <w:t xml:space="preserve">Sequoiadb </w:t>
+            </w:r>
+            <w:r>
+              <w:lastRenderedPageBreak/>
+              <w:t>getConnection()</w:t>
             </w:r>
           </w:p>
           <w:p>
@@ -4315,6 +4414,7 @@
               <w:rPr>
                 <w:rFonts w:hint="eastAsia"/>
               </w:rPr>
+              <w:lastRenderedPageBreak/>
               <w:t>timeout:int</w:t>
             </w:r>
             <w:r>
@@ -4327,7 +4427,14 @@
               <w:rPr>
                 <w:rFonts w:hint="eastAsia"/>
               </w:rPr>
-              <w:t>获取连接最多等待的时间</w:t>
+              <w:t>获取连接</w:t>
+            </w:r>
+            <w:r>
+              <w:rPr>
+                <w:rFonts w:hint="eastAsia"/>
+              </w:rPr>
+              <w:lastRenderedPageBreak/>
+              <w:t>最多等待的时间</w:t>
             </w:r>
             <w:r>
               <w:rPr>
@@ -4349,7 +4456,15 @@
               <w:rPr>
                 <w:rFonts w:hint="eastAsia"/>
               </w:rPr>
-              <w:t>Sequoiadb</w:t>
+              <w:lastRenderedPageBreak/>
+              <w:t>Sequoia</w:t>
+            </w:r>
+            <w:r>
+              <w:rPr>
+                <w:rFonts w:hint="eastAsia"/>
+              </w:rPr>
+              <w:lastRenderedPageBreak/>
+              <w:t>db</w:t>
             </w:r>
             <w:r>
               <w:rPr>
@@ -4371,14 +4486,15 @@
               <w:rPr>
                 <w:rFonts w:hint="eastAsia"/>
               </w:rPr>
-              <w:t>从连接池中获取连接，但池可用连接到达上限时，该接口将阻塞等待若干时</w:t>
-            </w:r>
-            <w:r>
-              <w:rPr>
-                <w:rFonts w:hint="eastAsia"/>
-              </w:rPr>
               <w:lastRenderedPageBreak/>
-              <w:t>间。当超时时，仍无可以连接，该接口将抛出错误类型为“</w:t>
+              <w:t>从连接池中获取连接，但</w:t>
+            </w:r>
+            <w:r>
+              <w:rPr>
+                <w:rFonts w:hint="eastAsia"/>
+              </w:rPr>
+              <w:lastRenderedPageBreak/>
+              <w:t>池可用连接到达上限时，该接口将阻塞等待若干时间。当超时时，仍无可以连接，该接口将抛出错误类型为“</w:t>
             </w:r>
             <w:r>
               <w:t>SDB_DRIVER_DS_RUNOUT</w:t>
@@ -5352,6 +5468,7 @@
               <w:rPr>
                 <w:color w:val="D9D9D9" w:themeColor="background1" w:themeShade="D9"/>
               </w:rPr>
+              <w:lastRenderedPageBreak/>
               <w:t>dsOpt: SequoiadbOption</w:t>
             </w:r>
             <w:r>
@@ -5359,15 +5476,7 @@
                 <w:rFonts w:hint="eastAsia"/>
                 <w:color w:val="D9D9D9" w:themeColor="background1" w:themeShade="D9"/>
               </w:rPr>
-              <w:t>，连接</w:t>
-            </w:r>
-            <w:r>
-              <w:rPr>
-                <w:rFonts w:hint="eastAsia"/>
-                <w:color w:val="D9D9D9" w:themeColor="background1" w:themeShade="D9"/>
-              </w:rPr>
-              <w:lastRenderedPageBreak/>
-              <w:t>池设置参数</w:t>
+              <w:t>，连接池设置参数</w:t>
             </w:r>
           </w:p>
         </w:tc>
@@ -6899,6 +7008,7 @@
               <w:rPr>
                 <w:color w:val="D9D9D9" w:themeColor="background1" w:themeShade="D9"/>
               </w:rPr>
+              <w:lastRenderedPageBreak/>
               <w:t>getBackCoordAddr()</w:t>
             </w:r>
           </w:p>
@@ -6994,7 +7104,6 @@
               <w:rPr>
                 <w:color w:val="D9D9D9" w:themeColor="background1" w:themeShade="D9"/>
               </w:rPr>
-              <w:lastRenderedPageBreak/>
               <w:t>increaseConnetions()</w:t>
             </w:r>
           </w:p>
@@ -7525,11 +7634,6 @@
       </w:r>
     </w:p>
     <w:p>
-      <w:pPr>
-        <w:rPr>
-          <w:rFonts w:hint="eastAsia"/>
-        </w:rPr>
-      </w:pPr>
       <w:r>
         <w:rPr>
           <w:rFonts w:hint="eastAsia"/>
@@ -7778,6 +7882,7 @@
         <w:rPr>
           <w:rFonts w:hint="eastAsia"/>
         </w:rPr>
+        <w:lastRenderedPageBreak/>
         <w:t>2.1</w:t>
       </w:r>
       <w:r>
@@ -7803,7 +7908,6 @@
         <w:rPr>
           <w:noProof/>
         </w:rPr>
-        <w:lastRenderedPageBreak/>
         <w:drawing>
           <wp:inline distT="0" distB="0" distL="0" distR="0">
             <wp:extent cx="4876191" cy="3380953"/>
@@ -7983,6 +8087,7 @@
               <w:rPr>
                 <w:rFonts w:hint="eastAsia"/>
               </w:rPr>
+              <w:lastRenderedPageBreak/>
               <w:t>校验输入的</w:t>
             </w:r>
             <w:r>
@@ -8087,14 +8192,7 @@
               <w:rPr>
                 <w:rFonts w:hint="eastAsia"/>
               </w:rPr>
-              <w:t>，重连</w:t>
-            </w:r>
-            <w:r>
-              <w:rPr>
-                <w:rFonts w:hint="eastAsia"/>
-              </w:rPr>
-              <w:lastRenderedPageBreak/>
-              <w:t>次数为</w:t>
+              <w:t>，重连次数为</w:t>
             </w:r>
             <w:r>
               <w:rPr>
@@ -8124,7 +8222,6 @@
               <w:rPr>
                 <w:rFonts w:hint="eastAsia"/>
               </w:rPr>
-              <w:lastRenderedPageBreak/>
               <w:t>通过</w:t>
             </w:r>
             <w:r>
@@ -8699,6 +8796,7 @@
               <w:rPr>
                 <w:rFonts w:hint="eastAsia"/>
               </w:rPr>
+              <w:lastRenderedPageBreak/>
               <w:t>子</w:t>
             </w:r>
             <w:r>
@@ -12204,9 +12302,6 @@
     <w:p>
       <w:pPr>
         <w:pStyle w:val="Heading5"/>
-        <w:rPr>
-          <w:rFonts w:hint="eastAsia"/>
-        </w:rPr>
       </w:pPr>
       <w:r>
         <w:rPr>
@@ -12222,11 +12317,6 @@
       </w:r>
     </w:p>
     <w:p>
-      <w:pPr>
-        <w:rPr>
-          <w:rFonts w:hint="eastAsia"/>
-        </w:rPr>
-      </w:pPr>
       <w:r>
         <w:rPr>
           <w:rFonts w:hint="eastAsia"/>
@@ -12377,11 +12467,6 @@
       </w:r>
     </w:p>
     <w:p>
-      <w:pPr>
-        <w:rPr>
-          <w:rFonts w:hint="eastAsia"/>
-        </w:rPr>
-      </w:pPr>
       <w:r>
         <w:rPr>
           <w:rFonts w:hint="eastAsia"/>
@@ -12407,11 +12492,6 @@
       </w:r>
     </w:p>
     <w:p>
-      <w:pPr>
-        <w:rPr>
-          <w:rFonts w:hint="eastAsia"/>
-        </w:rPr>
-      </w:pPr>
       <w:r>
         <w:tab/>
         <w:t>private long _sequenceNumber;</w:t>
@@ -12420,20 +12500,12 @@
     <w:p>
       <w:pPr>
         <w:ind w:leftChars="170" w:firstLineChars="50" w:firstLine="105"/>
-        <w:rPr>
-          <w:rFonts w:hint="eastAsia"/>
-        </w:rPr>
       </w:pPr>
       <w:r>
         <w:t>…</w:t>
       </w:r>
     </w:p>
     <w:p>
-      <w:pPr>
-        <w:rPr>
-          <w:rFonts w:hint="eastAsia"/>
-        </w:rPr>
-      </w:pPr>
       <w:r>
         <w:rPr>
           <w:rFonts w:hint="eastAsia"/>
@@ -12442,11 +12514,6 @@
       </w:r>
     </w:p>
     <w:p>
-      <w:pPr>
-        <w:rPr>
-          <w:rFonts w:hint="eastAsia"/>
-        </w:rPr>
-      </w:pPr>
       <w:r>
         <w:rPr>
           <w:rFonts w:hint="eastAsia"/>
@@ -12461,11 +12528,6 @@
       </w:r>
     </w:p>
     <w:p>
-      <w:pPr>
-        <w:rPr>
-          <w:rFonts w:hint="eastAsia"/>
-        </w:rPr>
-      </w:pPr>
       <w:r>
         <w:t>_sequenceNumber</w:t>
       </w:r>
@@ -12477,11 +12539,6 @@
       </w:r>
     </w:p>
     <w:p>
-      <w:pPr>
-        <w:rPr>
-          <w:rFonts w:hint="eastAsia"/>
-        </w:rPr>
-      </w:pPr>
       <w:r>
         <w:rPr>
           <w:rFonts w:hint="eastAsia"/>
@@ -12525,11 +12582,6 @@
       </w:r>
     </w:p>
     <w:p>
-      <w:pPr>
-        <w:rPr>
-          <w:rFonts w:hint="eastAsia"/>
-        </w:rPr>
-      </w:pPr>
       <w:r>
         <w:tab/>
         <w:t>private ReentrantLock _lock = new ReentrantLock();</w:t>
@@ -12538,9 +12590,6 @@
     <w:p>
       <w:pPr>
         <w:ind w:leftChars="170" w:firstLineChars="50" w:firstLine="105"/>
-        <w:rPr>
-          <w:rFonts w:hint="eastAsia"/>
-        </w:rPr>
       </w:pPr>
       <w:r>
         <w:t>…</w:t>
@@ -12555,9 +12604,6 @@
     <w:p>
       <w:pPr>
         <w:ind w:leftChars="170" w:firstLineChars="50" w:firstLine="105"/>
-        <w:rPr>
-          <w:rFonts w:hint="eastAsia"/>
-        </w:rPr>
       </w:pPr>
       <w:r>
         <w:rPr>
@@ -12569,9 +12615,6 @@
     <w:p>
       <w:pPr>
         <w:ind w:leftChars="170" w:firstLineChars="50" w:firstLine="105"/>
-        <w:rPr>
-          <w:rFonts w:hint="eastAsia"/>
-        </w:rPr>
       </w:pPr>
       <w:r>
         <w:rPr>
@@ -12607,9 +12650,6 @@
     <w:p>
       <w:pPr>
         <w:ind w:leftChars="170" w:firstLineChars="50" w:firstLine="105"/>
-        <w:rPr>
-          <w:rFonts w:hint="eastAsia"/>
-        </w:rPr>
       </w:pPr>
       <w:r>
         <w:rPr>
@@ -12983,11 +13023,6 @@
       </w:r>
     </w:p>
     <w:p>
-      <w:pPr>
-        <w:rPr>
-          <w:rFonts w:hint="eastAsia"/>
-        </w:rPr>
-      </w:pPr>
       <w:r>
         <w:rPr>
           <w:rFonts w:hint="eastAsia"/>
@@ -13038,33 +13073,17 @@
       </w:r>
     </w:p>
     <w:p>
-      <w:pPr>
-        <w:rPr>
-          <w:rFonts w:hint="eastAsia"/>
-        </w:rPr>
-      </w:pPr>
       <w:r>
         <w:tab/>
         <w:t>private static CountInfo _dumpCountInfo = new CountInfo("", 0, false);</w:t>
       </w:r>
     </w:p>
     <w:p>
-      <w:pPr>
-        <w:rPr>
-          <w:rFonts w:hint="eastAsia"/>
-        </w:rPr>
-      </w:pPr>
       <w:r>
         <w:t>…</w:t>
       </w:r>
     </w:p>
     <w:p>
-      <w:pPr>
-        <w:rPr>
-          <w:ins w:id="0" w:author="tanzhaobo" w:date="2016-04-11T14:56:00Z"/>
-          <w:rFonts w:hint="eastAsia"/>
-        </w:rPr>
-      </w:pPr>
       <w:r>
         <w:rPr>
           <w:rFonts w:hint="eastAsia"/>
@@ -13073,11 +13092,6 @@
       </w:r>
     </w:p>
     <w:p>
-      <w:pPr>
-        <w:rPr>
-          <w:rFonts w:hint="eastAsia"/>
-        </w:rPr>
-      </w:pPr>
       <w:r>
         <w:rPr>
           <w:rFonts w:hint="eastAsia"/>
@@ -13086,11 +13100,6 @@
       </w:r>
     </w:p>
     <w:p>
-      <w:pPr>
-        <w:rPr>
-          <w:rFonts w:hint="eastAsia"/>
-        </w:rPr>
-      </w:pPr>
       <w:r>
         <w:t>_idleConnItemMap</w:t>
       </w:r>
@@ -13138,11 +13147,6 @@
       </w:r>
     </w:p>
     <w:p>
-      <w:pPr>
-        <w:rPr>
-          <w:rFonts w:hint="eastAsia"/>
-        </w:rPr>
-      </w:pPr>
       <w:r>
         <w:t>_countInfoSet</w:t>
       </w:r>
@@ -13189,32 +13193,17 @@
       </w:r>
     </w:p>
     <w:p>
-      <w:pPr>
-        <w:rPr>
-          <w:rFonts w:hint="eastAsia"/>
-        </w:rPr>
-      </w:pPr>
       <w:r>
         <w:tab/>
         <w:t>private boolean _available;</w:t>
       </w:r>
     </w:p>
     <w:p>
-      <w:pPr>
-        <w:rPr>
-          <w:rFonts w:hint="eastAsia"/>
-        </w:rPr>
-      </w:pPr>
       <w:r>
         <w:t>…</w:t>
       </w:r>
     </w:p>
     <w:p>
-      <w:pPr>
-        <w:rPr>
-          <w:rFonts w:hint="eastAsia"/>
-        </w:rPr>
-      </w:pPr>
       <w:r>
         <w:rPr>
           <w:rFonts w:hint="eastAsia"/>
@@ -13223,11 +13212,6 @@
       </w:r>
     </w:p>
     <w:p>
-      <w:pPr>
-        <w:rPr>
-          <w:rFonts w:hint="eastAsia"/>
-        </w:rPr>
-      </w:pPr>
       <w:r>
         <w:rPr>
           <w:rFonts w:hint="eastAsia"/>
@@ -13560,11 +13544,6 @@
       </w:r>
     </w:p>
     <w:p>
-      <w:pPr>
-        <w:rPr>
-          <w:rFonts w:hint="eastAsia"/>
-        </w:rPr>
-      </w:pPr>
       <w:r>
         <w:rPr>
           <w:rFonts w:hint="eastAsia"/>
@@ -13762,12 +13741,6 @@
       </w:r>
     </w:p>
     <w:p>
-      <w:pPr>
-        <w:rPr>
-          <w:ins w:id="1" w:author="tanzhaobo" w:date="2016-04-11T14:56:00Z"/>
-          <w:rFonts w:hint="eastAsia"/>
-        </w:rPr>
-      </w:pPr>
       <w:r>
         <w:rPr>
           <w:rFonts w:hint="eastAsia"/>
@@ -13973,11 +13946,6 @@
       </w:r>
     </w:p>
     <w:p>
-      <w:pPr>
-        <w:rPr>
-          <w:rFonts w:hint="eastAsia"/>
-        </w:rPr>
-      </w:pPr>
       <w:r>
         <w:rPr>
           <w:rFonts w:hint="eastAsia"/>
@@ -14052,11 +14020,6 @@
       </w:r>
     </w:p>
     <w:p>
-      <w:pPr>
-        <w:rPr>
-          <w:rFonts w:hint="eastAsia"/>
-        </w:rPr>
-      </w:pPr>
       <w:r>
         <w:rPr>
           <w:rFonts w:hint="eastAsia"/>
@@ -14292,9 +14255,6 @@
     <w:p>
       <w:pPr>
         <w:pStyle w:val="Heading5"/>
-        <w:rPr>
-          <w:rFonts w:hint="eastAsia"/>
-        </w:rPr>
       </w:pPr>
       <w:r>
         <w:rPr>
@@ -14798,9 +14758,6 @@
             <w:pPr>
               <w:ind w:left="0"/>
               <w:jc w:val="center"/>
-              <w:rPr>
-                <w:rFonts w:hint="eastAsia"/>
-              </w:rPr>
             </w:pPr>
             <w:r>
               <w:rPr>
@@ -14817,9 +14774,6 @@
           <w:p>
             <w:pPr>
               <w:ind w:left="0"/>
-              <w:rPr>
-                <w:rFonts w:hint="eastAsia"/>
-              </w:rPr>
             </w:pPr>
             <w:r>
               <w:rPr>

--- a/internal_doc/03.开发设计/Java连接池/Story_Java连接池.docx
+++ b/internal_doc/03.开发设计/Java连接池/Story_Java连接池.docx
@@ -138,11 +138,6 @@
       </w:r>
     </w:p>
     <w:p>
-      <w:pPr>
-        <w:rPr>
-          <w:rFonts w:hint="eastAsia"/>
-        </w:rPr>
-      </w:pPr>
       <w:r>
         <w:rPr>
           <w:rFonts w:hint="eastAsia"/>
@@ -1954,21 +1949,29 @@
               <w:rPr>
                 <w:rFonts w:hint="eastAsia"/>
               </w:rPr>
-              <w:t>秒（</w:t>
-            </w:r>
-            <w:r>
-              <w:rPr>
-                <w:rFonts w:hint="eastAsia"/>
-                <w:color w:val="FF0000"/>
-              </w:rPr>
-              <w:t>？？？</w:t>
-            </w:r>
-            <w:r>
-              <w:rPr>
-                <w:rFonts w:hint="eastAsia"/>
-              </w:rPr>
-              <w:t>）</w:t>
-            </w:r>
+              <w:t>秒</w:t>
+            </w:r>
+            <w:del w:id="0" w:author="tanzhaobo" w:date="2016-04-27T12:43:00Z">
+              <w:r>
+                <w:rPr>
+                  <w:rFonts w:hint="eastAsia"/>
+                </w:rPr>
+                <w:delText>（</w:delText>
+              </w:r>
+              <w:r>
+                <w:rPr>
+                  <w:rFonts w:hint="eastAsia"/>
+                  <w:color w:val="FF0000"/>
+                </w:rPr>
+                <w:delText>？？？</w:delText>
+              </w:r>
+              <w:r>
+                <w:rPr>
+                  <w:rFonts w:hint="eastAsia"/>
+                </w:rPr>
+                <w:delText>）</w:delText>
+              </w:r>
+            </w:del>
             <w:r>
               <w:rPr>
                 <w:rFonts w:hint="eastAsia"/>
@@ -2362,32 +2365,34 @@
             <w:pPr>
               <w:ind w:left="0"/>
             </w:pPr>
-            <w:r>
-              <w:rPr>
-                <w:rFonts w:hint="eastAsia"/>
-              </w:rPr>
-              <w:t>该参数名称仍没有决定（</w:t>
-            </w:r>
-            <w:r>
-              <w:rPr>
-                <w:rFonts w:hint="eastAsia"/>
-                <w:color w:val="FF0000"/>
-              </w:rPr>
-              <w:t>？？？</w:t>
-            </w:r>
-            <w:r>
-              <w:rPr>
-                <w:rFonts w:hint="eastAsia"/>
-                <w:color w:val="FF0000"/>
-              </w:rPr>
-              <w:t>validateConnection</w:t>
-            </w:r>
-            <w:r>
-              <w:rPr>
-                <w:rFonts w:hint="eastAsia"/>
-              </w:rPr>
-              <w:t>）</w:t>
-            </w:r>
+            <w:del w:id="1" w:author="tanzhaobo" w:date="2016-04-27T12:43:00Z">
+              <w:r>
+                <w:rPr>
+                  <w:rFonts w:hint="eastAsia"/>
+                </w:rPr>
+                <w:delText>该参数名称仍没有决定（</w:delText>
+              </w:r>
+              <w:r>
+                <w:rPr>
+                  <w:rFonts w:hint="eastAsia"/>
+                  <w:color w:val="FF0000"/>
+                </w:rPr>
+                <w:delText>？？？</w:delText>
+              </w:r>
+              <w:r>
+                <w:rPr>
+                  <w:rFonts w:hint="eastAsia"/>
+                  <w:color w:val="FF0000"/>
+                </w:rPr>
+                <w:delText>validateConnection</w:delText>
+              </w:r>
+              <w:r>
+                <w:rPr>
+                  <w:rFonts w:hint="eastAsia"/>
+                </w:rPr>
+                <w:delText>）</w:delText>
+              </w:r>
+            </w:del>
           </w:p>
         </w:tc>
       </w:tr>
@@ -4602,8 +4607,96 @@
               <w:rPr>
                 <w:rFonts w:hint="eastAsia"/>
               </w:rPr>
-              <w:t>把连接放回连接池。若一个连接不属于该连接池，连接池直接将其关闭并丢弃。若一个空闲已久的连接回池，连接池也直接将其关闭并丢弃。</w:t>
-            </w:r>
+              <w:t>把连接放回连接池。</w:t>
+            </w:r>
+            <w:del w:id="2" w:author="tanzhaobo" w:date="2016-04-27T12:44:00Z">
+              <w:r>
+                <w:rPr>
+                  <w:rFonts w:hint="eastAsia"/>
+                </w:rPr>
+                <w:delText>若一个连接不属于该连接池，连接池直接将其关闭并丢弃。若一个空闲已久的连接回池，连接池也直接将其关闭并丢弃。</w:delText>
+              </w:r>
+            </w:del>
+            <w:ins w:id="3" w:author="tanzhaobo" w:date="2016-04-27T12:44:00Z">
+              <w:r>
+                <w:rPr>
+                  <w:rFonts w:hint="eastAsia"/>
+                </w:rPr>
+                <w:t>当连接池其哟时</w:t>
+              </w:r>
+            </w:ins>
+            <w:ins w:id="4" w:author="tanzhaobo" w:date="2016-04-27T12:45:00Z">
+              <w:r>
+                <w:rPr>
+                  <w:rFonts w:hint="eastAsia"/>
+                </w:rPr>
+                <w:t>有两点限制：</w:t>
+              </w:r>
+              <w:r>
+                <w:rPr>
+                  <w:rFonts w:hint="eastAsia"/>
+                </w:rPr>
+                <w:t>1</w:t>
+              </w:r>
+              <w:r>
+                <w:rPr>
+                  <w:rFonts w:hint="eastAsia"/>
+                </w:rPr>
+                <w:t>、</w:t>
+              </w:r>
+            </w:ins>
+            <w:ins w:id="5" w:author="tanzhaobo" w:date="2016-04-27T12:44:00Z">
+              <w:r>
+                <w:rPr>
+                  <w:rFonts w:hint="eastAsia"/>
+                </w:rPr>
+                <w:t>不能调用该接口两次释放同一个连接</w:t>
+              </w:r>
+            </w:ins>
+            <w:ins w:id="6" w:author="tanzhaobo" w:date="2016-04-27T12:45:00Z">
+              <w:r>
+                <w:rPr>
+                  <w:rFonts w:hint="eastAsia"/>
+                </w:rPr>
+                <w:t>；</w:t>
+              </w:r>
+              <w:r>
+                <w:rPr>
+                  <w:rFonts w:hint="eastAsia"/>
+                </w:rPr>
+                <w:t>2</w:t>
+              </w:r>
+              <w:r>
+                <w:rPr>
+                  <w:rFonts w:hint="eastAsia"/>
+                </w:rPr>
+                <w:t>、</w:t>
+              </w:r>
+            </w:ins>
+            <w:ins w:id="7" w:author="tanzhaobo" w:date="2016-04-27T12:44:00Z">
+              <w:r>
+                <w:rPr>
+                  <w:rFonts w:hint="eastAsia"/>
+                </w:rPr>
+                <w:t>不能将不</w:t>
+              </w:r>
+            </w:ins>
+            <w:ins w:id="8" w:author="tanzhaobo" w:date="2016-04-27T12:45:00Z">
+              <w:r>
+                <w:rPr>
+                  <w:rFonts w:hint="eastAsia"/>
+                </w:rPr>
+                <w:t>属于连接池的连接归还到连接池。当连接池禁用</w:t>
+              </w:r>
+            </w:ins>
+            <w:ins w:id="9" w:author="tanzhaobo" w:date="2016-04-27T12:46:00Z">
+              <w:r>
+                <w:rPr>
+                  <w:rFonts w:hint="eastAsia"/>
+                </w:rPr>
+                <w:t>时，没有以上两点限制。</w:t>
+              </w:r>
+            </w:ins>
           </w:p>
         </w:tc>
       </w:tr>
@@ -5405,6 +5498,7 @@
               <w:rPr>
                 <w:color w:val="D9D9D9" w:themeColor="background1" w:themeShade="D9"/>
               </w:rPr>
+              <w:lastRenderedPageBreak/>
               <w:t>username:String</w:t>
             </w:r>
             <w:r>
@@ -5468,7 +5562,6 @@
               <w:rPr>
                 <w:color w:val="D9D9D9" w:themeColor="background1" w:themeShade="D9"/>
               </w:rPr>
-              <w:lastRenderedPageBreak/>
               <w:t>dsOpt: SequoiadbOption</w:t>
             </w:r>
             <w:r>
@@ -5534,7 +5627,15 @@
                 <w:rFonts w:hint="eastAsia"/>
                 <w:color w:val="D9D9D9" w:themeColor="background1" w:themeShade="D9"/>
               </w:rPr>
-              <w:t>校验连接池参数的合法性</w:t>
+              <w:t>校验连接池参数的合</w:t>
+            </w:r>
+            <w:r>
+              <w:rPr>
+                <w:rFonts w:hint="eastAsia"/>
+                <w:color w:val="D9D9D9" w:themeColor="background1" w:themeShade="D9"/>
+              </w:rPr>
+              <w:lastRenderedPageBreak/>
+              <w:t>法性</w:t>
             </w:r>
           </w:p>
           <w:p>
@@ -7008,7 +7109,6 @@
               <w:rPr>
                 <w:color w:val="D9D9D9" w:themeColor="background1" w:themeShade="D9"/>
               </w:rPr>
-              <w:lastRenderedPageBreak/>
               <w:t>getBackCoordAddr()</w:t>
             </w:r>
           </w:p>
@@ -7816,6 +7916,7 @@
         <w:rPr>
           <w:rFonts w:hint="eastAsia"/>
         </w:rPr>
+        <w:lastRenderedPageBreak/>
         <w:t>无</w:t>
       </w:r>
     </w:p>
@@ -7882,7 +7983,6 @@
         <w:rPr>
           <w:rFonts w:hint="eastAsia"/>
         </w:rPr>
-        <w:lastRenderedPageBreak/>
         <w:t>2.1</w:t>
       </w:r>
       <w:r>
@@ -7953,6 +8053,7 @@
         <w:rPr>
           <w:rFonts w:hint="eastAsia"/>
         </w:rPr>
+        <w:lastRenderedPageBreak/>
         <w:t>2.1.1</w:t>
       </w:r>
       <w:r>
@@ -8087,7 +8188,6 @@
               <w:rPr>
                 <w:rFonts w:hint="eastAsia"/>
               </w:rPr>
-              <w:lastRenderedPageBreak/>
               <w:t>校验输入的</w:t>
             </w:r>
             <w:r>
@@ -8796,7 +8896,6 @@
               <w:rPr>
                 <w:rFonts w:hint="eastAsia"/>
               </w:rPr>
-              <w:lastRenderedPageBreak/>
               <w:t>子</w:t>
             </w:r>
             <w:r>
@@ -8957,6 +9056,7 @@
           <w:rFonts w:hint="eastAsia"/>
           <w:noProof/>
         </w:rPr>
+        <w:lastRenderedPageBreak/>
         <w:drawing>
           <wp:inline distT="0" distB="0" distL="0" distR="0">
             <wp:extent cx="5274310" cy="3286760"/>

--- a/internal_doc/03.开发设计/Java连接池/Story_Java连接池.docx
+++ b/internal_doc/03.开发设计/Java连接池/Story_Java连接池.docx
@@ -1036,7 +1036,29 @@
               <w:rPr>
                 <w:rFonts w:hint="eastAsia"/>
               </w:rPr>
-              <w:t>当连接池处于空闲状态时，连接池应保留连接的数量</w:t>
+              <w:t>当连接池处于空闲状态时，连接池</w:t>
+            </w:r>
+            <w:ins w:id="0" w:author="tanzhaobo" w:date="2016-04-27T12:49:00Z">
+              <w:r>
+                <w:rPr>
+                  <w:rFonts w:hint="eastAsia"/>
+                </w:rPr>
+                <w:t>最多能</w:t>
+              </w:r>
+            </w:ins>
+            <w:del w:id="1" w:author="tanzhaobo" w:date="2016-04-27T12:49:00Z">
+              <w:r>
+                <w:rPr>
+                  <w:rFonts w:hint="eastAsia"/>
+                </w:rPr>
+                <w:delText>应</w:delText>
+              </w:r>
+            </w:del>
+            <w:r>
+              <w:rPr>
+                <w:rFonts w:hint="eastAsia"/>
+              </w:rPr>
+              <w:t>保留连接的数量</w:t>
             </w:r>
           </w:p>
         </w:tc>
@@ -1951,7 +1973,7 @@
               </w:rPr>
               <w:t>秒</w:t>
             </w:r>
-            <w:del w:id="0" w:author="tanzhaobo" w:date="2016-04-27T12:43:00Z">
+            <w:del w:id="2" w:author="tanzhaobo" w:date="2016-04-27T12:43:00Z">
               <w:r>
                 <w:rPr>
                   <w:rFonts w:hint="eastAsia"/>
@@ -2365,7 +2387,7 @@
             <w:pPr>
               <w:ind w:left="0"/>
             </w:pPr>
-            <w:del w:id="1" w:author="tanzhaobo" w:date="2016-04-27T12:43:00Z">
+            <w:del w:id="3" w:author="tanzhaobo" w:date="2016-04-27T12:43:00Z">
               <w:r>
                 <w:rPr>
                   <w:rFonts w:hint="eastAsia"/>
@@ -4609,7 +4631,7 @@
               </w:rPr>
               <w:t>把连接放回连接池。</w:t>
             </w:r>
-            <w:del w:id="2" w:author="tanzhaobo" w:date="2016-04-27T12:44:00Z">
+            <w:del w:id="4" w:author="tanzhaobo" w:date="2016-04-27T12:44:00Z">
               <w:r>
                 <w:rPr>
                   <w:rFonts w:hint="eastAsia"/>
@@ -4617,7 +4639,7 @@
                 <w:delText>若一个连接不属于该连接池，连接池直接将其关闭并丢弃。若一个空闲已久的连接回池，连接池也直接将其关闭并丢弃。</w:delText>
               </w:r>
             </w:del>
-            <w:ins w:id="3" w:author="tanzhaobo" w:date="2016-04-27T12:44:00Z">
+            <w:ins w:id="5" w:author="tanzhaobo" w:date="2016-04-27T12:44:00Z">
               <w:r>
                 <w:rPr>
                   <w:rFonts w:hint="eastAsia"/>
@@ -4625,7 +4647,7 @@
                 <w:t>当连接池其哟时</w:t>
               </w:r>
             </w:ins>
-            <w:ins w:id="4" w:author="tanzhaobo" w:date="2016-04-27T12:45:00Z">
+            <w:ins w:id="6" w:author="tanzhaobo" w:date="2016-04-27T12:45:00Z">
               <w:r>
                 <w:rPr>
                   <w:rFonts w:hint="eastAsia"/>
@@ -4645,7 +4667,7 @@
                 <w:t>、</w:t>
               </w:r>
             </w:ins>
-            <w:ins w:id="5" w:author="tanzhaobo" w:date="2016-04-27T12:44:00Z">
+            <w:ins w:id="7" w:author="tanzhaobo" w:date="2016-04-27T12:44:00Z">
               <w:r>
                 <w:rPr>
                   <w:rFonts w:hint="eastAsia"/>
@@ -4653,7 +4675,7 @@
                 <w:t>不能调用该接口两次释放同一个连接</w:t>
               </w:r>
             </w:ins>
-            <w:ins w:id="6" w:author="tanzhaobo" w:date="2016-04-27T12:45:00Z">
+            <w:ins w:id="8" w:author="tanzhaobo" w:date="2016-04-27T12:45:00Z">
               <w:r>
                 <w:rPr>
                   <w:rFonts w:hint="eastAsia"/>
@@ -4673,7 +4695,7 @@
                 <w:t>、</w:t>
               </w:r>
             </w:ins>
-            <w:ins w:id="7" w:author="tanzhaobo" w:date="2016-04-27T12:44:00Z">
+            <w:ins w:id="9" w:author="tanzhaobo" w:date="2016-04-27T12:44:00Z">
               <w:r>
                 <w:rPr>
                   <w:rFonts w:hint="eastAsia"/>
@@ -4681,7 +4703,7 @@
                 <w:t>不能将不</w:t>
               </w:r>
             </w:ins>
-            <w:ins w:id="8" w:author="tanzhaobo" w:date="2016-04-27T12:45:00Z">
+            <w:ins w:id="10" w:author="tanzhaobo" w:date="2016-04-27T12:45:00Z">
               <w:r>
                 <w:rPr>
                   <w:rFonts w:hint="eastAsia"/>
@@ -4689,7 +4711,7 @@
                 <w:t>属于连接池的连接归还到连接池。当连接池禁用</w:t>
               </w:r>
             </w:ins>
-            <w:ins w:id="9" w:author="tanzhaobo" w:date="2016-04-27T12:46:00Z">
+            <w:ins w:id="11" w:author="tanzhaobo" w:date="2016-04-27T12:46:00Z">
               <w:r>
                 <w:rPr>
                   <w:rFonts w:hint="eastAsia"/>
